--- a/插件详细手册/15.对话框/关于对话框变形器.docx
+++ b/插件详细手册/15.对话框/关于对话框变形器.docx
@@ -1,10 +1,13 @@
 
 <file path=word/document.xml><?xml version="1.0" encoding="utf-8"?>
-<w:document xmlns:wpc="http://schemas.microsoft.com/office/word/2010/wordprocessingCanvas" xmlns:cx="http://schemas.microsoft.com/office/drawing/2014/chartex" xmlns:cx1="http://schemas.microsoft.com/office/drawing/2015/9/8/chartex" xmlns:cx2="http://schemas.microsoft.com/office/drawing/2015/10/21/chartex" xmlns:cx3="http://schemas.microsoft.com/office/drawing/2016/5/9/chartex" xmlns:cx4="http://schemas.microsoft.com/office/drawing/2016/5/10/chartex" xmlns:cx5="http://schemas.microsoft.com/office/drawing/2016/5/11/chartex" xmlns:cx6="http://schemas.microsoft.com/office/drawing/2016/5/12/chartex" xmlns:cx7="http://schemas.microsoft.com/office/drawing/2016/5/13/chartex" xmlns:cx8="http://schemas.microsoft.com/office/drawing/2016/5/14/chartex" xmlns:mc="http://schemas.openxmlformats.org/markup-compatibility/2006" xmlns:aink="http://schemas.microsoft.com/office/drawing/2016/ink" xmlns:am3d="http://schemas.microsoft.com/office/drawing/2017/model3d" xmlns:o="urn:schemas-microsoft-com:office:office" xmlns:oel="http://schemas.microsoft.com/office/2019/extlst" xmlns:r="http://schemas.openxmlformats.org/officeDocument/2006/relationships" xmlns:m="http://schemas.openxmlformats.org/officeDocument/2006/math" xmlns:v="urn:schemas-microsoft-com:vml" xmlns:wp14="http://schemas.microsoft.com/office/word/2010/wordprocessingDrawing" xmlns:wp="http://schemas.openxmlformats.org/drawingml/2006/wordprocessingDrawing" xmlns:w10="urn:schemas-microsoft-com:office:word" xmlns:w="http://schemas.openxmlformats.org/wordprocessingml/2006/main" xmlns:w14="http://schemas.microsoft.com/office/word/2010/wordml" xmlns:w15="http://schemas.microsoft.com/office/word/2012/wordml" xmlns:w16cex="http://schemas.microsoft.com/office/word/2018/wordml/cex" xmlns:w16cid="http://schemas.microsoft.com/office/word/2016/wordml/cid" xmlns:w16="http://schemas.microsoft.com/office/word/2018/wordml" xmlns:w16sdtdh="http://schemas.microsoft.com/office/word/2020/wordml/sdtdatahash" xmlns:w16se="http://schemas.microsoft.com/office/word/2015/wordml/symex" xmlns:wpg="http://schemas.microsoft.com/office/word/2010/wordprocessingGroup" xmlns:wpi="http://schemas.microsoft.com/office/word/2010/wordprocessingInk" xmlns:wne="http://schemas.microsoft.com/office/word/2006/wordml" xmlns:wps="http://schemas.microsoft.com/office/word/2010/wordprocessingShape" mc:Ignorable="w14 w15 w16se w16cid w16 w16cex w16sdtdh wp14">
+<w:document xmlns:wpc="http://schemas.microsoft.com/office/word/2010/wordprocessingCanvas" xmlns:cx="http://schemas.microsoft.com/office/drawing/2014/chartex" xmlns:cx1="http://schemas.microsoft.com/office/drawing/2015/9/8/chartex" xmlns:cx2="http://schemas.microsoft.com/office/drawing/2015/10/21/chartex" xmlns:cx3="http://schemas.microsoft.com/office/drawing/2016/5/9/chartex" xmlns:cx4="http://schemas.microsoft.com/office/drawing/2016/5/10/chartex" xmlns:cx5="http://schemas.microsoft.com/office/drawing/2016/5/11/chartex" xmlns:cx6="http://schemas.microsoft.com/office/drawing/2016/5/12/chartex" xmlns:cx7="http://schemas.microsoft.com/office/drawing/2016/5/13/chartex" xmlns:cx8="http://schemas.microsoft.com/office/drawing/2016/5/14/chartex" xmlns:mc="http://schemas.openxmlformats.org/markup-compatibility/2006" xmlns:aink="http://schemas.microsoft.com/office/drawing/2016/ink" xmlns:am3d="http://schemas.microsoft.com/office/drawing/2017/model3d" xmlns:o="urn:schemas-microsoft-com:office:office" xmlns:oel="http://schemas.microsoft.com/office/2019/extlst" xmlns:r="http://schemas.openxmlformats.org/officeDocument/2006/relationships" xmlns:m="http://schemas.openxmlformats.org/officeDocument/2006/math" xmlns:v="urn:schemas-microsoft-com:vml" xmlns:wp14="http://schemas.microsoft.com/office/word/2010/wordprocessingDrawing" xmlns:wp="http://schemas.openxmlformats.org/drawingml/2006/wordprocessingDrawing" xmlns:w10="urn:schemas-microsoft-com:office:word" xmlns:w="http://schemas.openxmlformats.org/wordprocessingml/2006/main" xmlns:w14="http://schemas.microsoft.com/office/word/2010/wordml" xmlns:w15="http://schemas.microsoft.com/office/word/2012/wordml" xmlns:w16cex="http://schemas.microsoft.com/office/word/2018/wordml/cex" xmlns:w16cid="http://schemas.microsoft.com/office/word/2016/wordml/cid" xmlns:w16="http://schemas.microsoft.com/office/word/2018/wordml" xmlns:w16du="http://schemas.microsoft.com/office/word/2023/wordml/word16du" xmlns:w16sdtdh="http://schemas.microsoft.com/office/word/2020/wordml/sdtdatahash" xmlns:w16sdtfl="http://schemas.microsoft.com/office/word/2024/wordml/sdtformatlock" xmlns:w16se="http://schemas.microsoft.com/office/word/2015/wordml/symex" xmlns:wpg="http://schemas.microsoft.com/office/word/2010/wordprocessingGroup" xmlns:wpi="http://schemas.microsoft.com/office/word/2010/wordprocessingInk" xmlns:wne="http://schemas.microsoft.com/office/word/2006/wordml" xmlns:wps="http://schemas.microsoft.com/office/word/2010/wordprocessingShape" mc:Ignorable="w14 w15 w16se w16cid w16 w16cex w16sdtdh w16sdtfl w16du wp14">
   <w:body>
     <w:p>
       <w:pPr>
         <w:pStyle w:val="2"/>
+        <w:rPr>
+          <w:rFonts w:hint="eastAsia"/>
+        </w:rPr>
       </w:pPr>
       <w:r>
         <w:rPr>
@@ -16,6 +19,9 @@
     <w:p>
       <w:pPr>
         <w:pStyle w:val="3"/>
+        <w:rPr>
+          <w:rFonts w:hint="eastAsia"/>
+        </w:rPr>
       </w:pPr>
       <w:r>
         <w:rPr>
@@ -41,23 +47,7 @@
           <w:kern w:val="0"/>
           <w:sz w:val="22"/>
         </w:rPr>
-        <w:t>基于</w:t>
-      </w:r>
-      <w:r>
-        <w:rPr>
-          <w:rFonts w:ascii="Tahoma" w:eastAsia="微软雅黑" w:hAnsi="Tahoma" w:hint="eastAsia"/>
-          <w:kern w:val="0"/>
-          <w:sz w:val="22"/>
-        </w:rPr>
-        <w:t>核心</w:t>
-      </w:r>
-      <w:r>
-        <w:rPr>
-          <w:rFonts w:ascii="Tahoma" w:eastAsia="微软雅黑" w:hAnsi="Tahoma" w:hint="eastAsia"/>
-          <w:kern w:val="0"/>
-          <w:sz w:val="22"/>
-        </w:rPr>
-        <w:t>：</w:t>
+        <w:t>插件本体：</w:t>
       </w:r>
     </w:p>
     <w:p>
@@ -90,18 +80,18 @@
       </w:r>
       <w:r>
         <w:rPr>
-          <w:rFonts w:ascii="Tahoma" w:eastAsia="微软雅黑" w:hAnsi="Tahoma" w:hint="eastAsia"/>
-          <w:kern w:val="0"/>
-          <w:sz w:val="22"/>
-        </w:rPr>
-        <w:t>Drill_CoreOfWindowAuxiliary</w:t>
-      </w:r>
-      <w:r>
-        <w:rPr>
           <w:rFonts w:ascii="Tahoma" w:eastAsia="微软雅黑" w:hAnsi="Tahoma"/>
           <w:kern w:val="0"/>
           <w:sz w:val="22"/>
         </w:rPr>
+        <w:t>Drill_DialogOperator</w:t>
+      </w:r>
+      <w:r>
+        <w:rPr>
+          <w:rFonts w:ascii="Tahoma" w:eastAsia="微软雅黑" w:hAnsi="Tahoma"/>
+          <w:kern w:val="0"/>
+          <w:sz w:val="22"/>
+        </w:rPr>
         <w:tab/>
       </w:r>
       <w:r>
@@ -122,43 +112,43 @@
       </w:r>
       <w:r>
         <w:rPr>
-          <w:rFonts w:ascii="Tahoma" w:eastAsia="微软雅黑" w:hAnsi="Tahoma" w:hint="eastAsia"/>
-          <w:kern w:val="0"/>
-          <w:sz w:val="22"/>
-        </w:rPr>
-        <w:t>系统</w:t>
-      </w:r>
-      <w:r>
-        <w:rPr>
-          <w:rFonts w:ascii="Tahoma" w:eastAsia="微软雅黑" w:hAnsi="Tahoma" w:hint="eastAsia"/>
-          <w:kern w:val="0"/>
-          <w:sz w:val="22"/>
-        </w:rPr>
-        <w:t xml:space="preserve"> </w:t>
-      </w:r>
-      <w:r>
-        <w:rPr>
-          <w:rFonts w:ascii="Tahoma" w:eastAsia="微软雅黑" w:hAnsi="Tahoma" w:hint="eastAsia"/>
-          <w:kern w:val="0"/>
-          <w:sz w:val="22"/>
-        </w:rPr>
-        <w:t>-</w:t>
-      </w:r>
-      <w:r>
-        <w:rPr>
           <w:rFonts w:ascii="Tahoma" w:eastAsia="微软雅黑" w:hAnsi="Tahoma"/>
           <w:kern w:val="0"/>
           <w:sz w:val="22"/>
         </w:rPr>
-        <w:t xml:space="preserve"> </w:t>
-      </w:r>
-      <w:r>
-        <w:rPr>
-          <w:rFonts w:ascii="Tahoma" w:eastAsia="微软雅黑" w:hAnsi="Tahoma" w:hint="eastAsia"/>
-          <w:kern w:val="0"/>
-          <w:sz w:val="22"/>
-        </w:rPr>
-        <w:t>窗口辅助核心</w:t>
+        <w:tab/>
+      </w:r>
+      <w:r>
+        <w:rPr>
+          <w:rFonts w:ascii="Tahoma" w:eastAsia="微软雅黑" w:hAnsi="Tahoma"/>
+          <w:kern w:val="0"/>
+          <w:sz w:val="22"/>
+        </w:rPr>
+        <w:tab/>
+      </w:r>
+      <w:r>
+        <w:rPr>
+          <w:rFonts w:ascii="Tahoma" w:eastAsia="微软雅黑" w:hAnsi="Tahoma" w:hint="eastAsia"/>
+          <w:kern w:val="0"/>
+          <w:sz w:val="22"/>
+        </w:rPr>
+        <w:t>对话框</w:t>
+      </w:r>
+      <w:r>
+        <w:rPr>
+          <w:rFonts w:ascii="Tahoma" w:eastAsia="微软雅黑" w:hAnsi="Tahoma"/>
+          <w:kern w:val="0"/>
+          <w:sz w:val="22"/>
+        </w:rPr>
+        <w:t xml:space="preserve"> - </w:t>
+      </w:r>
+      <w:r>
+        <w:rPr>
+          <w:rFonts w:ascii="Tahoma" w:eastAsia="微软雅黑" w:hAnsi="Tahoma"/>
+          <w:kern w:val="0"/>
+          <w:sz w:val="22"/>
+        </w:rPr>
+        <w:t>对话框变形器</w:t>
       </w:r>
     </w:p>
     <w:p>
@@ -178,146 +168,25 @@
           <w:kern w:val="0"/>
           <w:sz w:val="22"/>
         </w:rPr>
-        <w:t>插件本体：</w:t>
-      </w:r>
-    </w:p>
-    <w:p>
-      <w:pPr>
-        <w:widowControl/>
-        <w:adjustRightInd w:val="0"/>
-        <w:snapToGrid w:val="0"/>
-        <w:jc w:val="left"/>
-        <w:rPr>
-          <w:rFonts w:ascii="Tahoma" w:eastAsia="微软雅黑" w:hAnsi="Tahoma"/>
-          <w:kern w:val="0"/>
-          <w:sz w:val="22"/>
-        </w:rPr>
-      </w:pPr>
-      <w:r>
-        <w:rPr>
-          <w:rFonts w:ascii="Tahoma" w:eastAsia="微软雅黑" w:hAnsi="Tahoma"/>
-          <w:kern w:val="0"/>
-          <w:sz w:val="22"/>
-        </w:rPr>
-        <w:tab/>
-      </w:r>
-      <w:r>
-        <w:rPr>
-          <w:rFonts w:ascii="Tahoma" w:eastAsia="微软雅黑" w:hAnsi="Tahoma" w:hint="eastAsia"/>
-          <w:kern w:val="0"/>
-          <w:sz w:val="22"/>
-        </w:rPr>
-        <w:t>◆</w:t>
-      </w:r>
-      <w:r>
-        <w:rPr>
-          <w:rFonts w:ascii="Tahoma" w:eastAsia="微软雅黑" w:hAnsi="Tahoma"/>
-          <w:kern w:val="0"/>
-          <w:sz w:val="22"/>
-        </w:rPr>
-        <w:t>Drill_DialogOperator</w:t>
-      </w:r>
-      <w:r>
-        <w:rPr>
-          <w:rFonts w:ascii="Tahoma" w:eastAsia="微软雅黑" w:hAnsi="Tahoma"/>
-          <w:kern w:val="0"/>
-          <w:sz w:val="22"/>
-        </w:rPr>
-        <w:tab/>
-      </w:r>
-      <w:r>
-        <w:rPr>
-          <w:rFonts w:ascii="Tahoma" w:eastAsia="微软雅黑" w:hAnsi="Tahoma"/>
-          <w:kern w:val="0"/>
-          <w:sz w:val="22"/>
-        </w:rPr>
-        <w:tab/>
-      </w:r>
-      <w:r>
-        <w:rPr>
-          <w:rFonts w:ascii="Tahoma" w:eastAsia="微软雅黑" w:hAnsi="Tahoma"/>
-          <w:kern w:val="0"/>
-          <w:sz w:val="22"/>
-        </w:rPr>
-        <w:tab/>
-      </w:r>
-      <w:r>
-        <w:rPr>
-          <w:rFonts w:ascii="Tahoma" w:eastAsia="微软雅黑" w:hAnsi="Tahoma"/>
-          <w:kern w:val="0"/>
-          <w:sz w:val="22"/>
-        </w:rPr>
-        <w:tab/>
-      </w:r>
-      <w:r>
-        <w:rPr>
-          <w:rFonts w:ascii="Tahoma" w:eastAsia="微软雅黑" w:hAnsi="Tahoma"/>
-          <w:kern w:val="0"/>
-          <w:sz w:val="22"/>
-        </w:rPr>
-        <w:tab/>
-      </w:r>
-      <w:r>
-        <w:rPr>
-          <w:rFonts w:ascii="Tahoma" w:eastAsia="微软雅黑" w:hAnsi="Tahoma" w:hint="eastAsia"/>
-          <w:kern w:val="0"/>
-          <w:sz w:val="22"/>
-        </w:rPr>
         <w:t>对话框</w:t>
       </w:r>
-      <w:r>
-        <w:rPr>
-          <w:rFonts w:ascii="Tahoma" w:eastAsia="微软雅黑" w:hAnsi="Tahoma"/>
-          <w:kern w:val="0"/>
-          <w:sz w:val="22"/>
-        </w:rPr>
-        <w:t xml:space="preserve"> - </w:t>
-      </w:r>
-      <w:r>
-        <w:rPr>
-          <w:rFonts w:ascii="Tahoma" w:eastAsia="微软雅黑" w:hAnsi="Tahoma"/>
-          <w:kern w:val="0"/>
-          <w:sz w:val="22"/>
-        </w:rPr>
-        <w:t>对话框变形器</w:t>
-      </w:r>
-    </w:p>
-    <w:p>
-      <w:pPr>
-        <w:widowControl/>
-        <w:adjustRightInd w:val="0"/>
-        <w:snapToGrid w:val="0"/>
-        <w:spacing w:before="200"/>
-        <w:jc w:val="left"/>
-        <w:rPr>
-          <w:rFonts w:ascii="Tahoma" w:eastAsia="微软雅黑" w:hAnsi="Tahoma"/>
-          <w:kern w:val="0"/>
-          <w:sz w:val="22"/>
-        </w:rPr>
-      </w:pPr>
-      <w:r>
-        <w:rPr>
-          <w:rFonts w:ascii="Tahoma" w:eastAsia="微软雅黑" w:hAnsi="Tahoma" w:hint="eastAsia"/>
-          <w:kern w:val="0"/>
-          <w:sz w:val="22"/>
-        </w:rPr>
-        <w:t>对话框变形器</w:t>
-      </w:r>
-      <w:r>
-        <w:rPr>
-          <w:rFonts w:ascii="Tahoma" w:eastAsia="微软雅黑" w:hAnsi="Tahoma" w:hint="eastAsia"/>
-          <w:kern w:val="0"/>
-          <w:sz w:val="22"/>
-        </w:rPr>
-        <w:t>指对对话框的固有属性进行修改</w:t>
-      </w:r>
-      <w:r>
-        <w:rPr>
-          <w:rFonts w:ascii="Tahoma" w:eastAsia="微软雅黑" w:hAnsi="Tahoma" w:hint="eastAsia"/>
-          <w:kern w:val="0"/>
-          <w:sz w:val="22"/>
-        </w:rPr>
-        <w:t>，能够</w:t>
+      <w:proofErr w:type="gramStart"/>
+      <w:r>
+        <w:rPr>
+          <w:rFonts w:ascii="Tahoma" w:eastAsia="微软雅黑" w:hAnsi="Tahoma" w:hint="eastAsia"/>
+          <w:kern w:val="0"/>
+          <w:sz w:val="22"/>
+        </w:rPr>
+        <w:t>变形器</w:t>
+      </w:r>
+      <w:proofErr w:type="gramEnd"/>
+      <w:r>
+        <w:rPr>
+          <w:rFonts w:ascii="Tahoma" w:eastAsia="微软雅黑" w:hAnsi="Tahoma" w:hint="eastAsia"/>
+          <w:kern w:val="0"/>
+          <w:sz w:val="22"/>
+        </w:rPr>
+        <w:t>能够</w:t>
       </w:r>
       <w:r>
         <w:rPr>
@@ -413,7 +282,7 @@
           <w:kern w:val="0"/>
           <w:sz w:val="22"/>
         </w:rPr>
-        <w:t>切换</w:t>
+        <w:t>修改的</w:t>
       </w:r>
       <w:r>
         <w:rPr>
@@ -460,13 +329,23 @@
                 <w:sz w:val="22"/>
               </w:rPr>
             </w:pPr>
-            <w:r>
-              <w:rPr>
-                <w:rFonts w:ascii="Tahoma" w:eastAsia="微软雅黑" w:hAnsi="Tahoma" w:hint="eastAsia"/>
-                <w:kern w:val="0"/>
-                <w:sz w:val="22"/>
-              </w:rPr>
-              <w:t>注意，变形器只改变</w:t>
+            <w:proofErr w:type="gramStart"/>
+            <w:r>
+              <w:rPr>
+                <w:rFonts w:ascii="Tahoma" w:eastAsia="微软雅黑" w:hAnsi="Tahoma" w:hint="eastAsia"/>
+                <w:kern w:val="0"/>
+                <w:sz w:val="22"/>
+              </w:rPr>
+              <w:t>变形器只</w:t>
+            </w:r>
+            <w:proofErr w:type="gramEnd"/>
+            <w:r>
+              <w:rPr>
+                <w:rFonts w:ascii="Tahoma" w:eastAsia="微软雅黑" w:hAnsi="Tahoma" w:hint="eastAsia"/>
+                <w:kern w:val="0"/>
+                <w:sz w:val="22"/>
+              </w:rPr>
+              <w:t>改变</w:t>
             </w:r>
             <w:r>
               <w:rPr>
@@ -490,31 +369,23 @@
                 <w:kern w:val="0"/>
                 <w:sz w:val="22"/>
               </w:rPr>
-              <w:t>X</w:t>
-            </w:r>
-            <w:r>
-              <w:rPr>
-                <w:rFonts w:ascii="Tahoma" w:eastAsia="微软雅黑" w:hAnsi="Tahoma" w:hint="eastAsia"/>
-                <w:kern w:val="0"/>
-                <w:sz w:val="22"/>
-              </w:rPr>
-              <w:t>、坐标</w:t>
-            </w:r>
-            <w:r>
-              <w:rPr>
-                <w:rFonts w:ascii="Tahoma" w:eastAsia="微软雅黑" w:hAnsi="Tahoma" w:hint="eastAsia"/>
-                <w:kern w:val="0"/>
-                <w:sz w:val="22"/>
-              </w:rPr>
-              <w:t>Y</w:t>
-            </w:r>
-            <w:r>
-              <w:rPr>
-                <w:rFonts w:ascii="Tahoma" w:eastAsia="微软雅黑" w:hAnsi="Tahoma" w:hint="eastAsia"/>
-                <w:kern w:val="0"/>
-                <w:sz w:val="22"/>
-              </w:rPr>
-              <w:t>、高度、宽度</w:t>
+              <w:t>、</w:t>
+            </w:r>
+            <w:r>
+              <w:rPr>
+                <w:rFonts w:ascii="Tahoma" w:eastAsia="微软雅黑" w:hAnsi="Tahoma" w:hint="eastAsia"/>
+                <w:kern w:val="0"/>
+                <w:sz w:val="22"/>
+              </w:rPr>
+              <w:t>高度、宽度</w:t>
+            </w:r>
+            <w:r>
+              <w:rPr>
+                <w:rFonts w:ascii="Tahoma" w:eastAsia="微软雅黑" w:hAnsi="Tahoma" w:hint="eastAsia"/>
+                <w:kern w:val="0"/>
+                <w:sz w:val="22"/>
+              </w:rPr>
+              <w:t>、大小</w:t>
             </w:r>
             <w:r>
               <w:rPr>
@@ -530,47 +401,94 @@
                 <w:kern w:val="0"/>
                 <w:sz w:val="22"/>
               </w:rPr>
-              <w:t>这些属性</w:t>
-            </w:r>
-            <w:r>
-              <w:rPr>
-                <w:rFonts w:ascii="Tahoma" w:eastAsia="微软雅黑" w:hAnsi="Tahoma" w:hint="eastAsia"/>
-                <w:kern w:val="0"/>
-                <w:sz w:val="22"/>
-              </w:rPr>
-              <w:t>，</w:t>
-            </w:r>
-            <w:r>
-              <w:rPr>
-                <w:rFonts w:ascii="Tahoma" w:eastAsia="微软雅黑" w:hAnsi="Tahoma" w:hint="eastAsia"/>
-                <w:kern w:val="0"/>
-                <w:sz w:val="22"/>
-              </w:rPr>
-              <w:t>只对</w:t>
-            </w:r>
-            <w:r>
-              <w:rPr>
-                <w:rFonts w:ascii="Tahoma" w:eastAsia="微软雅黑" w:hAnsi="Tahoma" w:hint="eastAsia"/>
-                <w:kern w:val="0"/>
-                <w:sz w:val="22"/>
-              </w:rPr>
-              <w:t>窗口本身的固有属性做</w:t>
-            </w:r>
-            <w:r>
-              <w:rPr>
-                <w:rFonts w:ascii="Tahoma" w:eastAsia="微软雅黑" w:hAnsi="Tahoma" w:hint="eastAsia"/>
-                <w:kern w:val="0"/>
-                <w:sz w:val="22"/>
-              </w:rPr>
-              <w:t>修改</w:t>
-            </w:r>
-            <w:r>
-              <w:rPr>
-                <w:rFonts w:ascii="Tahoma" w:eastAsia="微软雅黑" w:hAnsi="Tahoma" w:hint="eastAsia"/>
-                <w:kern w:val="0"/>
-                <w:sz w:val="22"/>
-              </w:rPr>
-              <w:t>变化，不含美化部分。</w:t>
+              <w:t>这些</w:t>
+            </w:r>
+            <w:r>
+              <w:rPr>
+                <w:rFonts w:ascii="Tahoma" w:eastAsia="微软雅黑" w:hAnsi="Tahoma" w:hint="eastAsia"/>
+                <w:kern w:val="0"/>
+                <w:sz w:val="22"/>
+              </w:rPr>
+              <w:t>窗口固有属性</w:t>
+            </w:r>
+            <w:r>
+              <w:rPr>
+                <w:rFonts w:ascii="Tahoma" w:eastAsia="微软雅黑" w:hAnsi="Tahoma" w:hint="eastAsia"/>
+                <w:kern w:val="0"/>
+                <w:sz w:val="22"/>
+              </w:rPr>
+              <w:t>。</w:t>
+            </w:r>
+          </w:p>
+          <w:p>
+            <w:pPr>
+              <w:widowControl/>
+              <w:adjustRightInd w:val="0"/>
+              <w:snapToGrid w:val="0"/>
+              <w:jc w:val="left"/>
+              <w:rPr>
+                <w:rFonts w:ascii="Tahoma" w:eastAsia="微软雅黑" w:hAnsi="Tahoma"/>
+                <w:kern w:val="0"/>
+                <w:sz w:val="22"/>
+              </w:rPr>
+            </w:pPr>
+            <w:r>
+              <w:rPr>
+                <w:rFonts w:ascii="Tahoma" w:eastAsia="微软雅黑" w:hAnsi="Tahoma" w:hint="eastAsia"/>
+                <w:kern w:val="0"/>
+                <w:sz w:val="22"/>
+              </w:rPr>
+              <w:t>插件</w:t>
+            </w:r>
+            <w:r>
+              <w:rPr>
+                <w:rFonts w:ascii="Tahoma" w:eastAsia="微软雅黑" w:hAnsi="Tahoma" w:hint="eastAsia"/>
+                <w:kern w:val="0"/>
+                <w:sz w:val="22"/>
+              </w:rPr>
+              <w:t xml:space="preserve"> </w:t>
+            </w:r>
+            <w:r>
+              <w:rPr>
+                <w:rFonts w:ascii="Tahoma" w:eastAsia="微软雅黑" w:hAnsi="Tahoma" w:hint="eastAsia"/>
+                <w:b/>
+                <w:bCs/>
+                <w:kern w:val="0"/>
+                <w:sz w:val="22"/>
+              </w:rPr>
+              <w:t>不含</w:t>
+            </w:r>
+            <w:r>
+              <w:rPr>
+                <w:rFonts w:ascii="Tahoma" w:eastAsia="微软雅黑" w:hAnsi="Tahoma" w:hint="eastAsia"/>
+                <w:kern w:val="0"/>
+                <w:sz w:val="22"/>
+              </w:rPr>
+              <w:t xml:space="preserve"> </w:t>
+            </w:r>
+            <w:r>
+              <w:rPr>
+                <w:rFonts w:ascii="Tahoma" w:eastAsia="微软雅黑" w:hAnsi="Tahoma" w:hint="eastAsia"/>
+                <w:kern w:val="0"/>
+                <w:sz w:val="22"/>
+              </w:rPr>
+              <w:t>美化</w:t>
+            </w:r>
+            <w:r>
+              <w:rPr>
+                <w:rFonts w:ascii="Tahoma" w:eastAsia="微软雅黑" w:hAnsi="Tahoma" w:hint="eastAsia"/>
+                <w:kern w:val="0"/>
+                <w:sz w:val="22"/>
+              </w:rPr>
+              <w:t>、切换皮肤样式的功能</w:t>
+            </w:r>
+            <w:r>
+              <w:rPr>
+                <w:rFonts w:ascii="Tahoma" w:eastAsia="微软雅黑" w:hAnsi="Tahoma" w:hint="eastAsia"/>
+                <w:kern w:val="0"/>
+                <w:sz w:val="22"/>
+              </w:rPr>
+              <w:t>。</w:t>
             </w:r>
           </w:p>
           <w:p>
@@ -657,6 +575,125 @@
       <w:pPr>
         <w:widowControl/>
         <w:adjustRightInd w:val="0"/>
+        <w:jc w:val="left"/>
+        <w:rPr>
+          <w:rFonts w:ascii="Tahoma" w:eastAsia="微软雅黑" w:hAnsi="Tahoma"/>
+          <w:kern w:val="0"/>
+          <w:sz w:val="22"/>
+        </w:rPr>
+      </w:pPr>
+      <w:r>
+        <w:rPr>
+          <w:rFonts w:ascii="Tahoma" w:eastAsia="微软雅黑" w:hAnsi="Tahoma" w:hint="eastAsia"/>
+          <w:kern w:val="0"/>
+          <w:sz w:val="22"/>
+        </w:rPr>
+        <w:t>你可以去看看示例中</w:t>
+      </w:r>
+      <w:r>
+        <w:rPr>
+          <w:rFonts w:ascii="Tahoma" w:eastAsia="微软雅黑" w:hAnsi="Tahoma" w:hint="eastAsia"/>
+          <w:kern w:val="0"/>
+          <w:sz w:val="22"/>
+        </w:rPr>
+        <w:t xml:space="preserve"> </w:t>
+      </w:r>
+      <w:r>
+        <w:rPr>
+          <w:rFonts w:ascii="Tahoma" w:eastAsia="微软雅黑" w:hAnsi="Tahoma" w:hint="eastAsia"/>
+          <w:color w:val="00B050"/>
+          <w:kern w:val="0"/>
+          <w:sz w:val="22"/>
+        </w:rPr>
+        <w:t>对话框管理层</w:t>
+      </w:r>
+      <w:r>
+        <w:rPr>
+          <w:rFonts w:ascii="Tahoma" w:eastAsia="微软雅黑" w:hAnsi="Tahoma" w:hint="eastAsia"/>
+          <w:kern w:val="0"/>
+          <w:sz w:val="22"/>
+        </w:rPr>
+        <w:t xml:space="preserve"> </w:t>
+      </w:r>
+      <w:r>
+        <w:rPr>
+          <w:rFonts w:ascii="Tahoma" w:eastAsia="微软雅黑" w:hAnsi="Tahoma" w:hint="eastAsia"/>
+          <w:kern w:val="0"/>
+          <w:sz w:val="22"/>
+        </w:rPr>
+        <w:t>的相关介绍。</w:t>
+      </w:r>
+    </w:p>
+    <w:p>
+      <w:pPr>
+        <w:widowControl/>
+        <w:adjustRightInd w:val="0"/>
+        <w:snapToGrid w:val="0"/>
+        <w:jc w:val="center"/>
+        <w:rPr>
+          <w:rFonts w:ascii="Tahoma" w:eastAsia="微软雅黑" w:hAnsi="Tahoma"/>
+          <w:kern w:val="0"/>
+          <w:sz w:val="22"/>
+        </w:rPr>
+      </w:pPr>
+      <w:r>
+        <w:rPr>
+          <w:noProof/>
+        </w:rPr>
+        <w:drawing>
+          <wp:inline distT="0" distB="0" distL="0" distR="0" wp14:anchorId="61AE9A29" wp14:editId="587C2983">
+            <wp:extent cx="3444240" cy="2100742"/>
+            <wp:effectExtent l="0" t="0" r="3810" b="0"/>
+            <wp:docPr id="104558110" name="图片 1"/>
+            <wp:cNvGraphicFramePr>
+              <a:graphicFrameLocks xmlns:a="http://schemas.openxmlformats.org/drawingml/2006/main" noChangeAspect="1"/>
+            </wp:cNvGraphicFramePr>
+            <a:graphic xmlns:a="http://schemas.openxmlformats.org/drawingml/2006/main">
+              <a:graphicData uri="http://schemas.openxmlformats.org/drawingml/2006/picture">
+                <pic:pic xmlns:pic="http://schemas.openxmlformats.org/drawingml/2006/picture">
+                  <pic:nvPicPr>
+                    <pic:cNvPr id="0" name="Picture 2"/>
+                    <pic:cNvPicPr>
+                      <a:picLocks noChangeAspect="1" noChangeArrowheads="1"/>
+                    </pic:cNvPicPr>
+                  </pic:nvPicPr>
+                  <pic:blipFill>
+                    <a:blip r:embed="rId7">
+                      <a:extLst>
+                        <a:ext uri="{28A0092B-C50C-407E-A947-70E740481C1C}">
+                          <a14:useLocalDpi xmlns:a14="http://schemas.microsoft.com/office/drawing/2010/main" val="0"/>
+                        </a:ext>
+                      </a:extLst>
+                    </a:blip>
+                    <a:srcRect/>
+                    <a:stretch>
+                      <a:fillRect/>
+                    </a:stretch>
+                  </pic:blipFill>
+                  <pic:spPr bwMode="auto">
+                    <a:xfrm>
+                      <a:off x="0" y="0"/>
+                      <a:ext cx="3450510" cy="2104566"/>
+                    </a:xfrm>
+                    <a:prstGeom prst="rect">
+                      <a:avLst/>
+                    </a:prstGeom>
+                    <a:noFill/>
+                    <a:ln>
+                      <a:noFill/>
+                    </a:ln>
+                  </pic:spPr>
+                </pic:pic>
+              </a:graphicData>
+            </a:graphic>
+          </wp:inline>
+        </w:drawing>
+      </w:r>
+    </w:p>
+    <w:p>
+      <w:pPr>
+        <w:widowControl/>
+        <w:adjustRightInd w:val="0"/>
         <w:snapToGrid w:val="0"/>
         <w:jc w:val="left"/>
         <w:rPr>
@@ -677,7 +714,7 @@
           <w:sz w:val="22"/>
         </w:rPr>
         <w:sectPr>
-          <w:headerReference w:type="default" r:id="rId7"/>
+          <w:headerReference w:type="default" r:id="rId8"/>
           <w:pgSz w:w="11906" w:h="16838"/>
           <w:pgMar w:top="1440" w:right="1800" w:bottom="1440" w:left="1800" w:header="851" w:footer="992" w:gutter="0"/>
           <w:cols w:space="425"/>
@@ -697,6 +734,9 @@
     <w:p>
       <w:pPr>
         <w:pStyle w:val="3"/>
+        <w:rPr>
+          <w:rFonts w:hint="eastAsia"/>
+        </w:rPr>
       </w:pPr>
       <w:r>
         <w:rPr>
@@ -733,7 +773,25 @@
           <w:kern w:val="0"/>
           <w:sz w:val="22"/>
         </w:rPr>
-        <w:t>需要注意的是，对话框变形器与对话框皮肤</w:t>
+        <w:t>需要注意的是，对话框</w:t>
+      </w:r>
+      <w:proofErr w:type="gramStart"/>
+      <w:r>
+        <w:rPr>
+          <w:rFonts w:ascii="Tahoma" w:eastAsia="微软雅黑" w:hAnsi="Tahoma" w:hint="eastAsia"/>
+          <w:kern w:val="0"/>
+          <w:sz w:val="22"/>
+        </w:rPr>
+        <w:t>变形器</w:t>
+      </w:r>
+      <w:proofErr w:type="gramEnd"/>
+      <w:r>
+        <w:rPr>
+          <w:rFonts w:ascii="Tahoma" w:eastAsia="微软雅黑" w:hAnsi="Tahoma" w:hint="eastAsia"/>
+          <w:kern w:val="0"/>
+          <w:sz w:val="22"/>
+        </w:rPr>
+        <w:t>与对话框皮肤</w:t>
       </w:r>
       <w:r>
         <w:rPr>
@@ -769,7 +827,25 @@
           <w:kern w:val="0"/>
           <w:sz w:val="22"/>
         </w:rPr>
-        <w:t>（现在对话框变形器还没有衍生出子插件，后续会有更多功能）</w:t>
+        <w:t>（现在对话框</w:t>
+      </w:r>
+      <w:proofErr w:type="gramStart"/>
+      <w:r>
+        <w:rPr>
+          <w:rFonts w:ascii="Tahoma" w:eastAsia="微软雅黑" w:hAnsi="Tahoma" w:hint="eastAsia"/>
+          <w:kern w:val="0"/>
+          <w:sz w:val="22"/>
+        </w:rPr>
+        <w:t>变形器</w:t>
+      </w:r>
+      <w:proofErr w:type="gramEnd"/>
+      <w:r>
+        <w:rPr>
+          <w:rFonts w:ascii="Tahoma" w:eastAsia="微软雅黑" w:hAnsi="Tahoma" w:hint="eastAsia"/>
+          <w:kern w:val="0"/>
+          <w:sz w:val="22"/>
+        </w:rPr>
+        <w:t>还没有衍生出子插件，后续会有更多功能）</w:t>
       </w:r>
     </w:p>
     <w:p>
@@ -784,7 +860,7 @@
         </w:rPr>
       </w:pPr>
       <w:r>
-        <w:object w:dxaOrig="17569" w:dyaOrig="2581" w14:anchorId="2ED35FAF">
+        <w:object w:dxaOrig="17568" w:dyaOrig="2580" w14:anchorId="2ED35FAF">
           <v:shapetype id="_x0000_t75" coordsize="21600,21600" o:spt="75" o:preferrelative="t" path="m@4@5l@4@11@9@11@9@5xe" filled="f" stroked="f">
             <v:stroke joinstyle="miter"/>
             <v:formulas>
@@ -805,9 +881,9 @@
             <o:lock v:ext="edit" aspectratio="t"/>
           </v:shapetype>
           <v:shape id="_x0000_i1025" type="#_x0000_t75" style="width:697.2pt;height:102.6pt" o:ole="">
-            <v:imagedata r:id="rId8" o:title=""/>
+            <v:imagedata r:id="rId9" o:title=""/>
           </v:shape>
-          <o:OLEObject Type="Embed" ProgID="Visio.Drawing.15" ShapeID="_x0000_i1025" DrawAspect="Content" ObjectID="_1717663596" r:id="rId9"/>
+          <o:OLEObject Type="Embed" ProgID="Visio.Drawing.15" ShapeID="_x0000_i1025" DrawAspect="Content" ObjectID="_1805995918" r:id="rId10"/>
         </w:object>
       </w:r>
     </w:p>
@@ -853,6 +929,9 @@
     <w:p>
       <w:pPr>
         <w:pStyle w:val="2"/>
+        <w:rPr>
+          <w:rFonts w:hint="eastAsia"/>
+        </w:rPr>
       </w:pPr>
       <w:r>
         <w:rPr>
@@ -865,6 +944,9 @@
     <w:p>
       <w:pPr>
         <w:pStyle w:val="3"/>
+        <w:rPr>
+          <w:rFonts w:hint="eastAsia"/>
+        </w:rPr>
       </w:pPr>
       <w:r>
         <w:rPr>
@@ -891,13 +973,23 @@
           <w:sz w:val="22"/>
         </w:rPr>
       </w:pPr>
-      <w:r>
-        <w:rPr>
-          <w:rFonts w:ascii="Tahoma" w:eastAsia="微软雅黑" w:hAnsi="Tahoma" w:hint="eastAsia"/>
-          <w:kern w:val="0"/>
-          <w:sz w:val="22"/>
-        </w:rPr>
-        <w:t>变形器控制四个参数：</w:t>
+      <w:proofErr w:type="gramStart"/>
+      <w:r>
+        <w:rPr>
+          <w:rFonts w:ascii="Tahoma" w:eastAsia="微软雅黑" w:hAnsi="Tahoma" w:hint="eastAsia"/>
+          <w:kern w:val="0"/>
+          <w:sz w:val="22"/>
+        </w:rPr>
+        <w:t>变形器</w:t>
+      </w:r>
+      <w:proofErr w:type="gramEnd"/>
+      <w:r>
+        <w:rPr>
+          <w:rFonts w:ascii="Tahoma" w:eastAsia="微软雅黑" w:hAnsi="Tahoma" w:hint="eastAsia"/>
+          <w:kern w:val="0"/>
+          <w:sz w:val="22"/>
+        </w:rPr>
+        <w:t>控制四个参数：</w:t>
       </w:r>
       <w:r>
         <w:rPr>
@@ -1814,7 +1906,7 @@
         <w:snapToGrid w:val="0"/>
         <w:jc w:val="center"/>
         <w:rPr>
-          <w:rFonts w:ascii="宋体" w:eastAsia="宋体" w:hAnsi="宋体" w:cs="宋体"/>
+          <w:rFonts w:ascii="宋体" w:eastAsia="宋体" w:hAnsi="宋体" w:cs="宋体" w:hint="eastAsia"/>
           <w:kern w:val="0"/>
           <w:sz w:val="24"/>
           <w:szCs w:val="24"/>
@@ -1822,17 +1914,13 @@
       </w:pPr>
       <w:r>
         <w:rPr>
-          <w:rFonts w:ascii="宋体" w:eastAsia="宋体" w:hAnsi="宋体" w:cs="宋体"/>
           <w:noProof/>
-          <w:kern w:val="0"/>
-          <w:sz w:val="24"/>
-          <w:szCs w:val="24"/>
         </w:rPr>
         <w:drawing>
-          <wp:inline distT="0" distB="0" distL="0" distR="0" wp14:anchorId="68B7BD0F" wp14:editId="418C27A7">
-            <wp:extent cx="4137660" cy="598783"/>
-            <wp:effectExtent l="0" t="0" r="0" b="0"/>
-            <wp:docPr id="1" name="图片 1"/>
+          <wp:inline distT="0" distB="0" distL="0" distR="0" wp14:anchorId="25DB693D" wp14:editId="496AC2BF">
+            <wp:extent cx="4686300" cy="678180"/>
+            <wp:effectExtent l="0" t="0" r="0" b="7620"/>
+            <wp:docPr id="950524008" name="图片 2"/>
             <wp:cNvGraphicFramePr>
               <a:graphicFrameLocks xmlns:a="http://schemas.openxmlformats.org/drawingml/2006/main" noChangeAspect="1"/>
             </wp:cNvGraphicFramePr>
@@ -1840,114 +1928,7 @@
               <a:graphicData uri="http://schemas.openxmlformats.org/drawingml/2006/picture">
                 <pic:pic xmlns:pic="http://schemas.openxmlformats.org/drawingml/2006/picture">
                   <pic:nvPicPr>
-                    <pic:cNvPr id="0" name="Picture 1"/>
-                    <pic:cNvPicPr>
-                      <a:picLocks noChangeAspect="1" noChangeArrowheads="1"/>
-                    </pic:cNvPicPr>
-                  </pic:nvPicPr>
-                  <pic:blipFill>
-                    <a:blip r:embed="rId10">
-                      <a:extLst>
-                        <a:ext uri="{28A0092B-C50C-407E-A947-70E740481C1C}">
-                          <a14:useLocalDpi xmlns:a14="http://schemas.microsoft.com/office/drawing/2010/main" val="0"/>
-                        </a:ext>
-                      </a:extLst>
-                    </a:blip>
-                    <a:srcRect/>
-                    <a:stretch>
-                      <a:fillRect/>
-                    </a:stretch>
-                  </pic:blipFill>
-                  <pic:spPr bwMode="auto">
-                    <a:xfrm>
-                      <a:off x="0" y="0"/>
-                      <a:ext cx="4159103" cy="601886"/>
-                    </a:xfrm>
-                    <a:prstGeom prst="rect">
-                      <a:avLst/>
-                    </a:prstGeom>
-                    <a:noFill/>
-                    <a:ln>
-                      <a:noFill/>
-                    </a:ln>
-                  </pic:spPr>
-                </pic:pic>
-              </a:graphicData>
-            </a:graphic>
-          </wp:inline>
-        </w:drawing>
-      </w:r>
-    </w:p>
-    <w:p>
-      <w:pPr>
-        <w:widowControl/>
-        <w:adjustRightInd w:val="0"/>
-        <w:snapToGrid w:val="0"/>
-        <w:jc w:val="left"/>
-        <w:rPr>
-          <w:rFonts w:ascii="Tahoma" w:eastAsia="微软雅黑" w:hAnsi="Tahoma"/>
-          <w:kern w:val="0"/>
-          <w:sz w:val="22"/>
-        </w:rPr>
-      </w:pPr>
-      <w:r>
-        <w:rPr>
-          <w:rFonts w:ascii="Tahoma" w:eastAsia="微软雅黑" w:hAnsi="Tahoma" w:hint="eastAsia"/>
-          <w:kern w:val="0"/>
-          <w:sz w:val="22"/>
-        </w:rPr>
-        <w:t>需要注意的是，如果高度模式为：“</w:t>
-      </w:r>
-      <w:r>
-        <w:rPr>
-          <w:rFonts w:ascii="Tahoma" w:eastAsia="微软雅黑" w:hAnsi="Tahoma" w:hint="eastAsia"/>
-          <w:kern w:val="0"/>
-          <w:sz w:val="22"/>
-        </w:rPr>
-        <w:t>使用自定义行数的高度</w:t>
-      </w:r>
-      <w:r>
-        <w:rPr>
-          <w:rFonts w:ascii="Tahoma" w:eastAsia="微软雅黑" w:hAnsi="Tahoma" w:hint="eastAsia"/>
-          <w:kern w:val="0"/>
-          <w:sz w:val="22"/>
-        </w:rPr>
-        <w:t>”，则高度计算需要用行来做单位进行修改控制。</w:t>
-      </w:r>
-    </w:p>
-    <w:p>
-      <w:pPr>
-        <w:widowControl/>
-        <w:snapToGrid w:val="0"/>
-        <w:jc w:val="center"/>
-        <w:rPr>
-          <w:rFonts w:ascii="宋体" w:eastAsia="宋体" w:hAnsi="宋体" w:cs="宋体"/>
-          <w:kern w:val="0"/>
-          <w:sz w:val="24"/>
-          <w:szCs w:val="24"/>
-        </w:rPr>
-      </w:pPr>
-      <w:r>
-        <w:rPr>
-          <w:rFonts w:ascii="宋体" w:eastAsia="宋体" w:hAnsi="宋体" w:cs="宋体"/>
-          <w:noProof/>
-          <w:kern w:val="0"/>
-          <w:sz w:val="24"/>
-          <w:szCs w:val="24"/>
-        </w:rPr>
-        <w:drawing>
-          <wp:inline distT="0" distB="0" distL="0" distR="0" wp14:anchorId="60FA04F4" wp14:editId="548247EC">
-            <wp:extent cx="3009598" cy="1304925"/>
-            <wp:effectExtent l="0" t="0" r="635" b="0"/>
-            <wp:docPr id="2" name="图片 2"/>
-            <wp:cNvGraphicFramePr>
-              <a:graphicFrameLocks xmlns:a="http://schemas.openxmlformats.org/drawingml/2006/main" noChangeAspect="1"/>
-            </wp:cNvGraphicFramePr>
-            <a:graphic xmlns:a="http://schemas.openxmlformats.org/drawingml/2006/main">
-              <a:graphicData uri="http://schemas.openxmlformats.org/drawingml/2006/picture">
-                <pic:pic xmlns:pic="http://schemas.openxmlformats.org/drawingml/2006/picture">
-                  <pic:nvPicPr>
-                    <pic:cNvPr id="0" name="Picture 3"/>
+                    <pic:cNvPr id="0" name="Picture 4"/>
                     <pic:cNvPicPr>
                       <a:picLocks noChangeAspect="1" noChangeArrowheads="1"/>
                     </pic:cNvPicPr>
@@ -1968,7 +1949,7 @@
                   <pic:spPr bwMode="auto">
                     <a:xfrm>
                       <a:off x="0" y="0"/>
-                      <a:ext cx="3029409" cy="1313515"/>
+                      <a:ext cx="4686300" cy="678180"/>
                     </a:xfrm>
                     <a:prstGeom prst="rect">
                       <a:avLst/>
@@ -2003,31 +1984,32 @@
           <w:kern w:val="0"/>
           <w:sz w:val="22"/>
         </w:rPr>
-        <w:t>如果高度模式为：“</w:t>
-      </w:r>
-      <w:r>
-        <w:rPr>
-          <w:rFonts w:ascii="Tahoma" w:eastAsia="微软雅黑" w:hAnsi="Tahoma" w:hint="eastAsia"/>
-          <w:kern w:val="0"/>
-          <w:sz w:val="22"/>
-        </w:rPr>
-        <w:t>使用自定义值</w:t>
-      </w:r>
-      <w:r>
-        <w:rPr>
-          <w:rFonts w:ascii="Tahoma" w:eastAsia="微软雅黑" w:hAnsi="Tahoma" w:hint="eastAsia"/>
-          <w:kern w:val="0"/>
-          <w:sz w:val="22"/>
-        </w:rPr>
-        <w:t>”，则高度计算需要修改控制值所在的指令。</w:t>
+        <w:t>需要注意的是，如果高度模式为：“</w:t>
+      </w:r>
+      <w:r>
+        <w:rPr>
+          <w:rFonts w:ascii="Tahoma" w:eastAsia="微软雅黑" w:hAnsi="Tahoma" w:hint="eastAsia"/>
+          <w:kern w:val="0"/>
+          <w:sz w:val="22"/>
+        </w:rPr>
+        <w:t>使用自定义行数的高度</w:t>
+      </w:r>
+      <w:r>
+        <w:rPr>
+          <w:rFonts w:ascii="Tahoma" w:eastAsia="微软雅黑" w:hAnsi="Tahoma" w:hint="eastAsia"/>
+          <w:kern w:val="0"/>
+          <w:sz w:val="22"/>
+        </w:rPr>
+        <w:t>”，则高度计算需要用行来做单位进行修改控制。</w:t>
       </w:r>
     </w:p>
     <w:p>
       <w:pPr>
         <w:widowControl/>
+        <w:snapToGrid w:val="0"/>
         <w:jc w:val="center"/>
         <w:rPr>
-          <w:rFonts w:ascii="宋体" w:eastAsia="宋体" w:hAnsi="宋体" w:cs="宋体"/>
+          <w:rFonts w:ascii="宋体" w:eastAsia="宋体" w:hAnsi="宋体" w:cs="宋体" w:hint="eastAsia"/>
           <w:kern w:val="0"/>
           <w:sz w:val="24"/>
           <w:szCs w:val="24"/>
@@ -2035,17 +2017,13 @@
       </w:pPr>
       <w:r>
         <w:rPr>
-          <w:rFonts w:ascii="宋体" w:eastAsia="宋体" w:hAnsi="宋体" w:cs="宋体"/>
           <w:noProof/>
-          <w:kern w:val="0"/>
-          <w:sz w:val="24"/>
-          <w:szCs w:val="24"/>
         </w:rPr>
         <w:drawing>
-          <wp:inline distT="0" distB="0" distL="0" distR="0" wp14:anchorId="3E930372" wp14:editId="78CEC057">
-            <wp:extent cx="3476625" cy="383498"/>
-            <wp:effectExtent l="0" t="0" r="0" b="0"/>
-            <wp:docPr id="4" name="图片 4"/>
+          <wp:inline distT="0" distB="0" distL="0" distR="0" wp14:anchorId="78E9E4A7" wp14:editId="2B062D19">
+            <wp:extent cx="4380230" cy="1899214"/>
+            <wp:effectExtent l="0" t="0" r="1270" b="6350"/>
+            <wp:docPr id="871782260" name="图片 3"/>
             <wp:cNvGraphicFramePr>
               <a:graphicFrameLocks xmlns:a="http://schemas.openxmlformats.org/drawingml/2006/main" noChangeAspect="1"/>
             </wp:cNvGraphicFramePr>
@@ -2053,7 +2031,7 @@
               <a:graphicData uri="http://schemas.openxmlformats.org/drawingml/2006/picture">
                 <pic:pic xmlns:pic="http://schemas.openxmlformats.org/drawingml/2006/picture">
                   <pic:nvPicPr>
-                    <pic:cNvPr id="0" name="Picture 7"/>
+                    <pic:cNvPr id="0" name="Picture 6"/>
                     <pic:cNvPicPr>
                       <a:picLocks noChangeAspect="1" noChangeArrowheads="1"/>
                     </pic:cNvPicPr>
@@ -2074,7 +2052,7 @@
                   <pic:spPr bwMode="auto">
                     <a:xfrm>
                       <a:off x="0" y="0"/>
-                      <a:ext cx="3516966" cy="387948"/>
+                      <a:ext cx="4383840" cy="1900779"/>
                     </a:xfrm>
                     <a:prstGeom prst="rect">
                       <a:avLst/>
@@ -2093,184 +2071,81 @@
     </w:p>
     <w:p>
       <w:pPr>
-        <w:pStyle w:val="3"/>
+        <w:widowControl/>
+        <w:adjustRightInd w:val="0"/>
+        <w:snapToGrid w:val="0"/>
+        <w:jc w:val="left"/>
+        <w:rPr>
+          <w:rFonts w:ascii="Tahoma" w:eastAsia="微软雅黑" w:hAnsi="Tahoma"/>
+          <w:kern w:val="0"/>
+          <w:sz w:val="22"/>
+        </w:rPr>
       </w:pPr>
       <w:r>
+        <w:rPr>
+          <w:rFonts w:ascii="Tahoma" w:eastAsia="微软雅黑" w:hAnsi="Tahoma" w:hint="eastAsia"/>
+          <w:kern w:val="0"/>
+          <w:sz w:val="22"/>
+        </w:rPr>
         <w:lastRenderedPageBreak/>
-        <w:t>2</w:t>
-      </w:r>
-      <w:r>
-        <w:rPr>
-          <w:rFonts w:hint="eastAsia"/>
-        </w:rPr>
-        <w:t>）</w:t>
-      </w:r>
-      <w:r>
-        <w:rPr>
-          <w:rFonts w:hint="eastAsia"/>
-        </w:rPr>
-        <w:t>使用</w:t>
-      </w:r>
-      <w:r>
-        <w:rPr>
-          <w:rFonts w:hint="eastAsia"/>
-        </w:rPr>
-        <w:t>自定义</w:t>
-      </w:r>
-      <w:r>
-        <w:rPr>
-          <w:rFonts w:hint="eastAsia"/>
-        </w:rPr>
-        <w:t>值</w:t>
+        <w:t>如果高度模式为：“</w:t>
+      </w:r>
+      <w:r>
+        <w:rPr>
+          <w:rFonts w:ascii="Tahoma" w:eastAsia="微软雅黑" w:hAnsi="Tahoma" w:hint="eastAsia"/>
+          <w:kern w:val="0"/>
+          <w:sz w:val="22"/>
+        </w:rPr>
+        <w:t>使用自定义值</w:t>
+      </w:r>
+      <w:r>
+        <w:rPr>
+          <w:rFonts w:ascii="Tahoma" w:eastAsia="微软雅黑" w:hAnsi="Tahoma" w:hint="eastAsia"/>
+          <w:kern w:val="0"/>
+          <w:sz w:val="22"/>
+        </w:rPr>
+        <w:t>”，则高度计算需要修改控制</w:t>
+      </w:r>
+      <w:proofErr w:type="gramStart"/>
+      <w:r>
+        <w:rPr>
+          <w:rFonts w:ascii="Tahoma" w:eastAsia="微软雅黑" w:hAnsi="Tahoma" w:hint="eastAsia"/>
+          <w:kern w:val="0"/>
+          <w:sz w:val="22"/>
+        </w:rPr>
+        <w:t>值所在</w:t>
+      </w:r>
+      <w:proofErr w:type="gramEnd"/>
+      <w:r>
+        <w:rPr>
+          <w:rFonts w:ascii="Tahoma" w:eastAsia="微软雅黑" w:hAnsi="Tahoma" w:hint="eastAsia"/>
+          <w:kern w:val="0"/>
+          <w:sz w:val="22"/>
+        </w:rPr>
+        <w:t>的指令。</w:t>
       </w:r>
     </w:p>
     <w:p>
       <w:pPr>
         <w:widowControl/>
-        <w:jc w:val="left"/>
-        <w:rPr>
-          <w:rFonts w:ascii="Tahoma" w:eastAsia="微软雅黑" w:hAnsi="Tahoma"/>
+        <w:adjustRightInd w:val="0"/>
+        <w:snapToGrid w:val="0"/>
+        <w:jc w:val="center"/>
+        <w:rPr>
+          <w:rFonts w:ascii="Tahoma" w:eastAsia="微软雅黑" w:hAnsi="Tahoma" w:hint="eastAsia"/>
           <w:kern w:val="0"/>
           <w:sz w:val="22"/>
         </w:rPr>
       </w:pPr>
       <w:r>
         <w:rPr>
-          <w:rFonts w:ascii="Tahoma" w:eastAsia="微软雅黑" w:hAnsi="Tahoma" w:hint="eastAsia"/>
-          <w:kern w:val="0"/>
-          <w:sz w:val="22"/>
-        </w:rPr>
-        <w:t>模式中可以选择</w:t>
-      </w:r>
-      <w:r>
-        <w:rPr>
-          <w:rFonts w:ascii="Tahoma" w:eastAsia="微软雅黑" w:hAnsi="Tahoma"/>
-          <w:kern w:val="0"/>
-          <w:sz w:val="22"/>
-        </w:rPr>
-        <w:t>”</w:t>
-      </w:r>
-      <w:r>
-        <w:rPr>
-          <w:rFonts w:ascii="Tahoma" w:eastAsia="微软雅黑" w:hAnsi="Tahoma" w:hint="eastAsia"/>
-          <w:kern w:val="0"/>
-          <w:sz w:val="22"/>
-        </w:rPr>
-        <w:t>使用自定义值</w:t>
-      </w:r>
-      <w:r>
-        <w:rPr>
-          <w:rFonts w:ascii="Tahoma" w:eastAsia="微软雅黑" w:hAnsi="Tahoma"/>
-          <w:kern w:val="0"/>
-          <w:sz w:val="22"/>
-        </w:rPr>
-        <w:t>”</w:t>
-      </w:r>
-      <w:r>
-        <w:rPr>
-          <w:rFonts w:ascii="Tahoma" w:eastAsia="微软雅黑" w:hAnsi="Tahoma" w:hint="eastAsia"/>
-          <w:kern w:val="0"/>
-          <w:sz w:val="22"/>
-        </w:rPr>
-        <w:t>，只有选择此模式，你才能对参数进行灵活控制。</w:t>
-      </w:r>
-    </w:p>
-    <w:p>
-      <w:pPr>
-        <w:widowControl/>
-        <w:snapToGrid w:val="0"/>
-        <w:jc w:val="left"/>
-        <w:rPr>
-          <w:rFonts w:ascii="Tahoma" w:eastAsia="微软雅黑" w:hAnsi="Tahoma"/>
-          <w:kern w:val="0"/>
-          <w:sz w:val="22"/>
-        </w:rPr>
-      </w:pPr>
-      <w:r>
-        <w:rPr>
-          <w:rFonts w:ascii="Tahoma" w:eastAsia="微软雅黑" w:hAnsi="Tahoma" w:hint="eastAsia"/>
-          <w:kern w:val="0"/>
-          <w:sz w:val="22"/>
-        </w:rPr>
-        <w:t>比如，</w:t>
-      </w:r>
-      <w:r>
-        <w:rPr>
-          <w:rFonts w:ascii="Tahoma" w:eastAsia="微软雅黑" w:hAnsi="Tahoma" w:hint="eastAsia"/>
-          <w:kern w:val="0"/>
-          <w:sz w:val="22"/>
-        </w:rPr>
-        <w:t>x</w:t>
-      </w:r>
-      <w:r>
-        <w:rPr>
-          <w:rFonts w:ascii="Tahoma" w:eastAsia="微软雅黑" w:hAnsi="Tahoma" w:hint="eastAsia"/>
-          <w:kern w:val="0"/>
-          <w:sz w:val="22"/>
-        </w:rPr>
-        <w:t>和</w:t>
-      </w:r>
-      <w:r>
-        <w:rPr>
-          <w:rFonts w:ascii="Tahoma" w:eastAsia="微软雅黑" w:hAnsi="Tahoma" w:hint="eastAsia"/>
-          <w:kern w:val="0"/>
-          <w:sz w:val="22"/>
-        </w:rPr>
-        <w:t>y</w:t>
-      </w:r>
-      <w:r>
-        <w:rPr>
-          <w:rFonts w:ascii="Tahoma" w:eastAsia="微软雅黑" w:hAnsi="Tahoma" w:hint="eastAsia"/>
-          <w:kern w:val="0"/>
-          <w:sz w:val="22"/>
-        </w:rPr>
-        <w:t>属性设置了自定义值，高度和宽度都设为自适应。</w:t>
-      </w:r>
-    </w:p>
-    <w:p>
-      <w:pPr>
-        <w:widowControl/>
-        <w:snapToGrid w:val="0"/>
-        <w:jc w:val="left"/>
-        <w:rPr>
-          <w:rFonts w:ascii="Tahoma" w:eastAsia="微软雅黑" w:hAnsi="Tahoma"/>
-          <w:kern w:val="0"/>
-          <w:sz w:val="22"/>
-        </w:rPr>
-      </w:pPr>
-      <w:r>
-        <w:rPr>
-          <w:rFonts w:ascii="Tahoma" w:eastAsia="微软雅黑" w:hAnsi="Tahoma" w:hint="eastAsia"/>
-          <w:kern w:val="0"/>
-          <w:sz w:val="22"/>
-        </w:rPr>
-        <w:t>可以形成下图的小型对话框效果。</w:t>
-      </w:r>
-    </w:p>
-    <w:p>
-      <w:pPr>
-        <w:widowControl/>
-        <w:jc w:val="center"/>
-        <w:rPr>
-          <w:rFonts w:ascii="宋体" w:eastAsia="宋体" w:hAnsi="宋体" w:cs="宋体"/>
-          <w:kern w:val="0"/>
-          <w:sz w:val="24"/>
-          <w:szCs w:val="24"/>
-        </w:rPr>
-      </w:pPr>
-      <w:r>
-        <w:rPr>
-          <w:rFonts w:ascii="宋体" w:eastAsia="宋体" w:hAnsi="宋体" w:cs="宋体"/>
           <w:noProof/>
-          <w:kern w:val="0"/>
-          <w:sz w:val="24"/>
-          <w:szCs w:val="24"/>
         </w:rPr>
         <w:drawing>
-          <wp:inline distT="0" distB="0" distL="0" distR="0" wp14:anchorId="5AAFB594" wp14:editId="00E22DC3">
-            <wp:extent cx="2948940" cy="1434925"/>
-            <wp:effectExtent l="0" t="0" r="3810" b="0"/>
-            <wp:docPr id="5" name="图片 5"/>
+          <wp:inline distT="0" distB="0" distL="0" distR="0" wp14:anchorId="1CE9D467" wp14:editId="7FCE299F">
+            <wp:extent cx="4625340" cy="546286"/>
+            <wp:effectExtent l="0" t="0" r="3810" b="6350"/>
+            <wp:docPr id="705502464" name="图片 4"/>
             <wp:cNvGraphicFramePr>
               <a:graphicFrameLocks xmlns:a="http://schemas.openxmlformats.org/drawingml/2006/main" noChangeAspect="1"/>
             </wp:cNvGraphicFramePr>
@@ -2278,7 +2153,7 @@
               <a:graphicData uri="http://schemas.openxmlformats.org/drawingml/2006/picture">
                 <pic:pic xmlns:pic="http://schemas.openxmlformats.org/drawingml/2006/picture">
                   <pic:nvPicPr>
-                    <pic:cNvPr id="0" name="Picture 3"/>
+                    <pic:cNvPr id="0" name="Picture 8"/>
                     <pic:cNvPicPr>
                       <a:picLocks noChangeAspect="1" noChangeArrowheads="1"/>
                     </pic:cNvPicPr>
@@ -2299,7 +2174,7 @@
                   <pic:spPr bwMode="auto">
                     <a:xfrm>
                       <a:off x="0" y="0"/>
-                      <a:ext cx="2956711" cy="1438706"/>
+                      <a:ext cx="4659278" cy="550294"/>
                     </a:xfrm>
                     <a:prstGeom prst="rect">
                       <a:avLst/>
@@ -2319,27 +2194,197 @@
     <w:p>
       <w:pPr>
         <w:widowControl/>
-        <w:jc w:val="center"/>
-        <w:rPr>
-          <w:rFonts w:ascii="宋体" w:eastAsia="宋体" w:hAnsi="宋体" w:cs="宋体"/>
+        <w:rPr>
+          <w:rFonts w:ascii="宋体" w:eastAsia="宋体" w:hAnsi="宋体" w:cs="宋体" w:hint="eastAsia"/>
           <w:kern w:val="0"/>
           <w:sz w:val="24"/>
           <w:szCs w:val="24"/>
         </w:rPr>
       </w:pPr>
-      <w:r>
-        <w:rPr>
-          <w:rFonts w:ascii="宋体" w:eastAsia="宋体" w:hAnsi="宋体" w:cs="宋体"/>
-          <w:noProof/>
+    </w:p>
+    <w:p>
+      <w:pPr>
+        <w:pStyle w:val="3"/>
+        <w:rPr>
+          <w:rFonts w:hint="eastAsia"/>
+        </w:rPr>
+      </w:pPr>
+      <w:r>
+        <w:t>2</w:t>
+      </w:r>
+      <w:r>
+        <w:rPr>
+          <w:rFonts w:hint="eastAsia"/>
+        </w:rPr>
+        <w:t>）</w:t>
+      </w:r>
+      <w:r>
+        <w:rPr>
+          <w:rFonts w:hint="eastAsia"/>
+        </w:rPr>
+        <w:t>使用</w:t>
+      </w:r>
+      <w:r>
+        <w:rPr>
+          <w:rFonts w:hint="eastAsia"/>
+        </w:rPr>
+        <w:t>自定义</w:t>
+      </w:r>
+      <w:r>
+        <w:rPr>
+          <w:rFonts w:hint="eastAsia"/>
+        </w:rPr>
+        <w:t>值</w:t>
+      </w:r>
+    </w:p>
+    <w:p>
+      <w:pPr>
+        <w:widowControl/>
+        <w:jc w:val="left"/>
+        <w:rPr>
+          <w:rFonts w:ascii="Tahoma" w:eastAsia="微软雅黑" w:hAnsi="Tahoma"/>
+          <w:kern w:val="0"/>
+          <w:sz w:val="22"/>
+        </w:rPr>
+      </w:pPr>
+      <w:r>
+        <w:rPr>
+          <w:rFonts w:ascii="Tahoma" w:eastAsia="微软雅黑" w:hAnsi="Tahoma" w:hint="eastAsia"/>
+          <w:kern w:val="0"/>
+          <w:sz w:val="22"/>
+        </w:rPr>
+        <w:t>模式中可以选择</w:t>
+      </w:r>
+      <w:proofErr w:type="gramStart"/>
+      <w:r>
+        <w:rPr>
+          <w:rFonts w:ascii="Tahoma" w:eastAsia="微软雅黑" w:hAnsi="Tahoma"/>
+          <w:kern w:val="0"/>
+          <w:sz w:val="22"/>
+        </w:rPr>
+        <w:t>”</w:t>
+      </w:r>
+      <w:proofErr w:type="gramEnd"/>
+      <w:r>
+        <w:rPr>
+          <w:rFonts w:ascii="Tahoma" w:eastAsia="微软雅黑" w:hAnsi="Tahoma" w:hint="eastAsia"/>
+          <w:kern w:val="0"/>
+          <w:sz w:val="22"/>
+        </w:rPr>
+        <w:t>使用自定义值</w:t>
+      </w:r>
+      <w:proofErr w:type="gramStart"/>
+      <w:r>
+        <w:rPr>
+          <w:rFonts w:ascii="Tahoma" w:eastAsia="微软雅黑" w:hAnsi="Tahoma"/>
+          <w:kern w:val="0"/>
+          <w:sz w:val="22"/>
+        </w:rPr>
+        <w:t>”</w:t>
+      </w:r>
+      <w:proofErr w:type="gramEnd"/>
+      <w:r>
+        <w:rPr>
+          <w:rFonts w:ascii="Tahoma" w:eastAsia="微软雅黑" w:hAnsi="Tahoma" w:hint="eastAsia"/>
+          <w:kern w:val="0"/>
+          <w:sz w:val="22"/>
+        </w:rPr>
+        <w:t>，只有选择此模式，你才能对参数进行灵活控制。</w:t>
+      </w:r>
+    </w:p>
+    <w:p>
+      <w:pPr>
+        <w:widowControl/>
+        <w:snapToGrid w:val="0"/>
+        <w:jc w:val="left"/>
+        <w:rPr>
+          <w:rFonts w:ascii="Tahoma" w:eastAsia="微软雅黑" w:hAnsi="Tahoma"/>
+          <w:kern w:val="0"/>
+          <w:sz w:val="22"/>
+        </w:rPr>
+      </w:pPr>
+      <w:r>
+        <w:rPr>
+          <w:rFonts w:ascii="Tahoma" w:eastAsia="微软雅黑" w:hAnsi="Tahoma" w:hint="eastAsia"/>
+          <w:kern w:val="0"/>
+          <w:sz w:val="22"/>
+        </w:rPr>
+        <w:t>比如，</w:t>
+      </w:r>
+      <w:r>
+        <w:rPr>
+          <w:rFonts w:ascii="Tahoma" w:eastAsia="微软雅黑" w:hAnsi="Tahoma" w:hint="eastAsia"/>
+          <w:kern w:val="0"/>
+          <w:sz w:val="22"/>
+        </w:rPr>
+        <w:t>x</w:t>
+      </w:r>
+      <w:r>
+        <w:rPr>
+          <w:rFonts w:ascii="Tahoma" w:eastAsia="微软雅黑" w:hAnsi="Tahoma" w:hint="eastAsia"/>
+          <w:kern w:val="0"/>
+          <w:sz w:val="22"/>
+        </w:rPr>
+        <w:t>和</w:t>
+      </w:r>
+      <w:r>
+        <w:rPr>
+          <w:rFonts w:ascii="Tahoma" w:eastAsia="微软雅黑" w:hAnsi="Tahoma" w:hint="eastAsia"/>
+          <w:kern w:val="0"/>
+          <w:sz w:val="22"/>
+        </w:rPr>
+        <w:t>y</w:t>
+      </w:r>
+      <w:r>
+        <w:rPr>
+          <w:rFonts w:ascii="Tahoma" w:eastAsia="微软雅黑" w:hAnsi="Tahoma" w:hint="eastAsia"/>
+          <w:kern w:val="0"/>
+          <w:sz w:val="22"/>
+        </w:rPr>
+        <w:t>属性设置了自定义值，高度和宽度都设为自适应。</w:t>
+      </w:r>
+    </w:p>
+    <w:p>
+      <w:pPr>
+        <w:widowControl/>
+        <w:snapToGrid w:val="0"/>
+        <w:jc w:val="left"/>
+        <w:rPr>
+          <w:rFonts w:ascii="Tahoma" w:eastAsia="微软雅黑" w:hAnsi="Tahoma"/>
+          <w:kern w:val="0"/>
+          <w:sz w:val="22"/>
+        </w:rPr>
+      </w:pPr>
+      <w:r>
+        <w:rPr>
+          <w:rFonts w:ascii="Tahoma" w:eastAsia="微软雅黑" w:hAnsi="Tahoma" w:hint="eastAsia"/>
+          <w:kern w:val="0"/>
+          <w:sz w:val="22"/>
+        </w:rPr>
+        <w:t>可以形成下图的小型对话框效果。</w:t>
+      </w:r>
+    </w:p>
+    <w:p>
+      <w:pPr>
+        <w:widowControl/>
+        <w:snapToGrid w:val="0"/>
+        <w:jc w:val="center"/>
+        <w:rPr>
+          <w:rFonts w:ascii="宋体" w:eastAsia="宋体" w:hAnsi="宋体" w:cs="宋体" w:hint="eastAsia"/>
           <w:kern w:val="0"/>
           <w:sz w:val="24"/>
           <w:szCs w:val="24"/>
         </w:rPr>
+      </w:pPr>
+      <w:r>
+        <w:rPr>
+          <w:noProof/>
+        </w:rPr>
         <w:drawing>
-          <wp:inline distT="0" distB="0" distL="0" distR="0" wp14:anchorId="0FE1CA3A" wp14:editId="3B6713C6">
-            <wp:extent cx="3786308" cy="1958340"/>
-            <wp:effectExtent l="0" t="0" r="5080" b="3810"/>
-            <wp:docPr id="6" name="图片 6"/>
+          <wp:inline distT="0" distB="0" distL="0" distR="0" wp14:anchorId="73B31A02" wp14:editId="72E1F508">
+            <wp:extent cx="3421380" cy="1661626"/>
+            <wp:effectExtent l="0" t="0" r="7620" b="0"/>
+            <wp:docPr id="1240227157" name="图片 5"/>
             <wp:cNvGraphicFramePr>
               <a:graphicFrameLocks xmlns:a="http://schemas.openxmlformats.org/drawingml/2006/main" noChangeAspect="1"/>
             </wp:cNvGraphicFramePr>
@@ -2347,7 +2392,7 @@
               <a:graphicData uri="http://schemas.openxmlformats.org/drawingml/2006/picture">
                 <pic:pic xmlns:pic="http://schemas.openxmlformats.org/drawingml/2006/picture">
                   <pic:nvPicPr>
-                    <pic:cNvPr id="0" name="Picture 5"/>
+                    <pic:cNvPr id="0" name="Picture 10"/>
                     <pic:cNvPicPr>
                       <a:picLocks noChangeAspect="1" noChangeArrowheads="1"/>
                     </pic:cNvPicPr>
@@ -2368,7 +2413,7 @@
                   <pic:spPr bwMode="auto">
                     <a:xfrm>
                       <a:off x="0" y="0"/>
-                      <a:ext cx="3809190" cy="1970175"/>
+                      <a:ext cx="3427639" cy="1664666"/>
                     </a:xfrm>
                     <a:prstGeom prst="rect">
                       <a:avLst/>
@@ -2388,27 +2433,9 @@
     <w:p>
       <w:pPr>
         <w:widowControl/>
-        <w:rPr>
-          <w:rFonts w:ascii="Tahoma" w:eastAsia="微软雅黑" w:hAnsi="Tahoma"/>
-          <w:kern w:val="0"/>
-          <w:sz w:val="22"/>
-        </w:rPr>
-      </w:pPr>
-      <w:r>
-        <w:rPr>
-          <w:rFonts w:ascii="Tahoma" w:eastAsia="微软雅黑" w:hAnsi="Tahoma" w:hint="eastAsia"/>
-          <w:kern w:val="0"/>
-          <w:sz w:val="22"/>
-        </w:rPr>
-        <w:t>你还可以使用插件指令修改对话框在不同的位置。</w:t>
-      </w:r>
-    </w:p>
-    <w:p>
-      <w:pPr>
-        <w:widowControl/>
         <w:jc w:val="center"/>
         <w:rPr>
-          <w:rFonts w:ascii="宋体" w:eastAsia="宋体" w:hAnsi="宋体" w:cs="宋体"/>
+          <w:rFonts w:ascii="宋体" w:eastAsia="宋体" w:hAnsi="宋体" w:cs="宋体" w:hint="eastAsia"/>
           <w:kern w:val="0"/>
           <w:sz w:val="24"/>
           <w:szCs w:val="24"/>
@@ -2416,17 +2443,13 @@
       </w:pPr>
       <w:r>
         <w:rPr>
-          <w:rFonts w:ascii="宋体" w:eastAsia="宋体" w:hAnsi="宋体" w:cs="宋体"/>
           <w:noProof/>
-          <w:kern w:val="0"/>
-          <w:sz w:val="24"/>
-          <w:szCs w:val="24"/>
         </w:rPr>
         <w:drawing>
-          <wp:inline distT="0" distB="0" distL="0" distR="0" wp14:anchorId="67A65EE3" wp14:editId="1C86806D">
-            <wp:extent cx="3169920" cy="1303421"/>
+          <wp:inline distT="0" distB="0" distL="0" distR="0" wp14:anchorId="19DB367A" wp14:editId="20B3CA94">
+            <wp:extent cx="4137660" cy="2140066"/>
             <wp:effectExtent l="0" t="0" r="0" b="0"/>
-            <wp:docPr id="7" name="图片 7"/>
+            <wp:docPr id="1818505784" name="图片 6"/>
             <wp:cNvGraphicFramePr>
               <a:graphicFrameLocks xmlns:a="http://schemas.openxmlformats.org/drawingml/2006/main" noChangeAspect="1"/>
             </wp:cNvGraphicFramePr>
@@ -2434,7 +2457,7 @@
               <a:graphicData uri="http://schemas.openxmlformats.org/drawingml/2006/picture">
                 <pic:pic xmlns:pic="http://schemas.openxmlformats.org/drawingml/2006/picture">
                   <pic:nvPicPr>
-                    <pic:cNvPr id="0" name="Picture 7"/>
+                    <pic:cNvPr id="0" name="Picture 12"/>
                     <pic:cNvPicPr>
                       <a:picLocks noChangeAspect="1" noChangeArrowheads="1"/>
                     </pic:cNvPicPr>
@@ -2455,7 +2478,7 @@
                   <pic:spPr bwMode="auto">
                     <a:xfrm>
                       <a:off x="0" y="0"/>
-                      <a:ext cx="3185366" cy="1309772"/>
+                      <a:ext cx="4143743" cy="2143212"/>
                     </a:xfrm>
                     <a:prstGeom prst="rect">
                       <a:avLst/>
@@ -2481,6 +2504,24 @@
           <w:sz w:val="22"/>
         </w:rPr>
       </w:pPr>
+      <w:r>
+        <w:rPr>
+          <w:rFonts w:ascii="Tahoma" w:eastAsia="微软雅黑" w:hAnsi="Tahoma" w:hint="eastAsia"/>
+          <w:kern w:val="0"/>
+          <w:sz w:val="22"/>
+        </w:rPr>
+        <w:t>你还可以使用插件指令修改对话框在不同的位置。</w:t>
+      </w:r>
+    </w:p>
+    <w:p>
+      <w:pPr>
+        <w:widowControl/>
+        <w:rPr>
+          <w:rFonts w:ascii="Tahoma" w:eastAsia="微软雅黑" w:hAnsi="Tahoma" w:hint="eastAsia"/>
+          <w:kern w:val="0"/>
+          <w:sz w:val="22"/>
+        </w:rPr>
+      </w:pPr>
     </w:p>
     <w:p>
       <w:pPr>
@@ -2504,6 +2545,9 @@
     <w:p>
       <w:pPr>
         <w:pStyle w:val="2"/>
+        <w:rPr>
+          <w:rFonts w:hint="eastAsia"/>
+        </w:rPr>
       </w:pPr>
       <w:r>
         <w:rPr>
@@ -2522,6 +2566,9 @@
     <w:p>
       <w:pPr>
         <w:pStyle w:val="3"/>
+        <w:rPr>
+          <w:rFonts w:hint="eastAsia"/>
+        </w:rPr>
       </w:pPr>
       <w:r>
         <w:rPr>
@@ -2701,16 +2748,13 @@
             </w:pPr>
             <w:r>
               <w:rPr>
-                <w:rFonts w:ascii="Tahoma" w:eastAsia="微软雅黑" w:hAnsi="Tahoma"/>
                 <w:noProof/>
-                <w:kern w:val="0"/>
-                <w:sz w:val="22"/>
               </w:rPr>
               <w:drawing>
-                <wp:inline distT="0" distB="0" distL="0" distR="0" wp14:anchorId="75D35A6B" wp14:editId="38FE8A78">
-                  <wp:extent cx="3436620" cy="428684"/>
-                  <wp:effectExtent l="0" t="0" r="0" b="9525"/>
-                  <wp:docPr id="3" name="图片 3"/>
+                <wp:inline distT="0" distB="0" distL="0" distR="0" wp14:anchorId="2F924262" wp14:editId="0DED4BF9">
+                  <wp:extent cx="3505200" cy="437239"/>
+                  <wp:effectExtent l="0" t="0" r="0" b="1270"/>
+                  <wp:docPr id="1767812300" name="图片 7"/>
                   <wp:cNvGraphicFramePr>
                     <a:graphicFrameLocks xmlns:a="http://schemas.openxmlformats.org/drawingml/2006/main" noChangeAspect="1"/>
                   </wp:cNvGraphicFramePr>
@@ -2718,7 +2762,7 @@
                     <a:graphicData uri="http://schemas.openxmlformats.org/drawingml/2006/picture">
                       <pic:pic xmlns:pic="http://schemas.openxmlformats.org/drawingml/2006/picture">
                         <pic:nvPicPr>
-                          <pic:cNvPr id="0" name="Picture 1"/>
+                          <pic:cNvPr id="0" name="Picture 14"/>
                           <pic:cNvPicPr>
                             <a:picLocks noChangeAspect="1" noChangeArrowheads="1"/>
                           </pic:cNvPicPr>
@@ -2739,7 +2783,7 @@
                         <pic:spPr bwMode="auto">
                           <a:xfrm>
                             <a:off x="0" y="0"/>
-                            <a:ext cx="3479042" cy="433976"/>
+                            <a:ext cx="3513544" cy="438280"/>
                           </a:xfrm>
                           <a:prstGeom prst="rect">
                             <a:avLst/>
@@ -2762,7 +2806,7 @@
               <w:snapToGrid w:val="0"/>
               <w:jc w:val="left"/>
               <w:rPr>
-                <w:rFonts w:ascii="宋体" w:eastAsia="宋体" w:hAnsi="宋体" w:cs="宋体"/>
+                <w:rFonts w:ascii="宋体" w:eastAsia="宋体" w:hAnsi="宋体" w:cs="宋体" w:hint="eastAsia"/>
                 <w:kern w:val="0"/>
                 <w:sz w:val="24"/>
                 <w:szCs w:val="24"/>
@@ -2770,16 +2814,13 @@
             </w:pPr>
             <w:r>
               <w:rPr>
-                <w:rFonts w:ascii="Tahoma" w:eastAsia="微软雅黑" w:hAnsi="Tahoma"/>
                 <w:noProof/>
-                <w:kern w:val="0"/>
-                <w:sz w:val="22"/>
               </w:rPr>
               <w:drawing>
-                <wp:inline distT="0" distB="0" distL="0" distR="0" wp14:anchorId="0F8CB074" wp14:editId="65EF794D">
-                  <wp:extent cx="4123690" cy="1069895"/>
+                <wp:inline distT="0" distB="0" distL="0" distR="0" wp14:anchorId="3A481ABF" wp14:editId="5A4241BA">
+                  <wp:extent cx="4404360" cy="1049389"/>
                   <wp:effectExtent l="0" t="0" r="0" b="0"/>
-                  <wp:docPr id="8" name="图片 8"/>
+                  <wp:docPr id="957053508" name="图片 8"/>
                   <wp:cNvGraphicFramePr>
                     <a:graphicFrameLocks xmlns:a="http://schemas.openxmlformats.org/drawingml/2006/main" noChangeAspect="1"/>
                   </wp:cNvGraphicFramePr>
@@ -2787,7 +2828,7 @@
                     <a:graphicData uri="http://schemas.openxmlformats.org/drawingml/2006/picture">
                       <pic:pic xmlns:pic="http://schemas.openxmlformats.org/drawingml/2006/picture">
                         <pic:nvPicPr>
-                          <pic:cNvPr id="0" name="Picture 3"/>
+                          <pic:cNvPr id="0" name="Picture 16"/>
                           <pic:cNvPicPr>
                             <a:picLocks noChangeAspect="1" noChangeArrowheads="1"/>
                           </pic:cNvPicPr>
@@ -2808,7 +2849,7 @@
                         <pic:spPr bwMode="auto">
                           <a:xfrm>
                             <a:off x="0" y="0"/>
-                            <a:ext cx="4150113" cy="1076751"/>
+                            <a:ext cx="4420923" cy="1053335"/>
                           </a:xfrm>
                           <a:prstGeom prst="rect">
                             <a:avLst/>
@@ -2982,8 +3023,18 @@
                 <w:kern w:val="0"/>
                 <w:sz w:val="22"/>
               </w:rPr>
-              <w:t>对话框变形器</w:t>
-            </w:r>
+              <w:t>对话框</w:t>
+            </w:r>
+            <w:proofErr w:type="gramStart"/>
+            <w:r>
+              <w:rPr>
+                <w:rFonts w:ascii="Tahoma" w:eastAsia="微软雅黑" w:hAnsi="Tahoma" w:hint="eastAsia"/>
+                <w:kern w:val="0"/>
+                <w:sz w:val="22"/>
+              </w:rPr>
+              <w:t>变形器</w:t>
+            </w:r>
+            <w:proofErr w:type="gramEnd"/>
             <w:r>
               <w:rPr>
                 <w:rFonts w:ascii="Tahoma" w:eastAsia="微软雅黑" w:hAnsi="Tahoma" w:hint="eastAsia"/>
@@ -3022,7 +3073,7 @@
               <w:widowControl/>
               <w:jc w:val="left"/>
               <w:rPr>
-                <w:rFonts w:ascii="宋体" w:eastAsia="宋体" w:hAnsi="宋体" w:cs="宋体"/>
+                <w:rFonts w:ascii="宋体" w:eastAsia="宋体" w:hAnsi="宋体" w:cs="宋体" w:hint="eastAsia"/>
                 <w:kern w:val="0"/>
                 <w:sz w:val="24"/>
                 <w:szCs w:val="24"/>
@@ -3030,17 +3081,13 @@
             </w:pPr>
             <w:r>
               <w:rPr>
-                <w:rFonts w:ascii="宋体" w:eastAsia="宋体" w:hAnsi="宋体" w:cs="宋体"/>
                 <w:noProof/>
-                <w:kern w:val="0"/>
-                <w:sz w:val="24"/>
-                <w:szCs w:val="24"/>
               </w:rPr>
               <w:drawing>
-                <wp:inline distT="0" distB="0" distL="0" distR="0" wp14:anchorId="48D7869E" wp14:editId="4D252720">
-                  <wp:extent cx="3063240" cy="1065708"/>
-                  <wp:effectExtent l="0" t="0" r="3810" b="1270"/>
-                  <wp:docPr id="9" name="图片 9"/>
+                <wp:inline distT="0" distB="0" distL="0" distR="0" wp14:anchorId="3B9BCBE7" wp14:editId="1A8DE13D">
+                  <wp:extent cx="3726180" cy="1294083"/>
+                  <wp:effectExtent l="0" t="0" r="7620" b="1905"/>
+                  <wp:docPr id="2009236336" name="图片 9"/>
                   <wp:cNvGraphicFramePr>
                     <a:graphicFrameLocks xmlns:a="http://schemas.openxmlformats.org/drawingml/2006/main" noChangeAspect="1"/>
                   </wp:cNvGraphicFramePr>
@@ -3048,7 +3095,7 @@
                     <a:graphicData uri="http://schemas.openxmlformats.org/drawingml/2006/picture">
                       <pic:pic xmlns:pic="http://schemas.openxmlformats.org/drawingml/2006/picture">
                         <pic:nvPicPr>
-                          <pic:cNvPr id="0" name="Picture 5"/>
+                          <pic:cNvPr id="0" name="Picture 18"/>
                           <pic:cNvPicPr>
                             <a:picLocks noChangeAspect="1" noChangeArrowheads="1"/>
                           </pic:cNvPicPr>
@@ -3069,11 +3116,15 @@
                         <pic:spPr bwMode="auto">
                           <a:xfrm>
                             <a:off x="0" y="0"/>
-                            <a:ext cx="3079216" cy="1071266"/>
+                            <a:ext cx="3733537" cy="1296638"/>
                           </a:xfrm>
                           <a:prstGeom prst="rect">
                             <a:avLst/>
                           </a:prstGeom>
+                          <a:noFill/>
+                          <a:ln>
+                            <a:noFill/>
+                          </a:ln>
                         </pic:spPr>
                       </pic:pic>
                     </a:graphicData>
@@ -3237,9 +3288,14 @@
 </file>
 
 <file path=word/endnotes.xml><?xml version="1.0" encoding="utf-8"?>
-<w:endnotes xmlns:wpc="http://schemas.microsoft.com/office/word/2010/wordprocessingCanvas" xmlns:cx="http://schemas.microsoft.com/office/drawing/2014/chartex" xmlns:cx1="http://schemas.microsoft.com/office/drawing/2015/9/8/chartex" xmlns:cx2="http://schemas.microsoft.com/office/drawing/2015/10/21/chartex" xmlns:cx3="http://schemas.microsoft.com/office/drawing/2016/5/9/chartex" xmlns:cx4="http://schemas.microsoft.com/office/drawing/2016/5/10/chartex" xmlns:cx5="http://schemas.microsoft.com/office/drawing/2016/5/11/chartex" xmlns:cx6="http://schemas.microsoft.com/office/drawing/2016/5/12/chartex" xmlns:cx7="http://schemas.microsoft.com/office/drawing/2016/5/13/chartex" xmlns:cx8="http://schemas.microsoft.com/office/drawing/2016/5/14/chartex" xmlns:mc="http://schemas.openxmlformats.org/markup-compatibility/2006" xmlns:aink="http://schemas.microsoft.com/office/drawing/2016/ink" xmlns:am3d="http://schemas.microsoft.com/office/drawing/2017/model3d" xmlns:o="urn:schemas-microsoft-com:office:office" xmlns:oel="http://schemas.microsoft.com/office/2019/extlst" xmlns:r="http://schemas.openxmlformats.org/officeDocument/2006/relationships" xmlns:m="http://schemas.openxmlformats.org/officeDocument/2006/math" xmlns:v="urn:schemas-microsoft-com:vml" xmlns:wp14="http://schemas.microsoft.com/office/word/2010/wordprocessingDrawing" xmlns:wp="http://schemas.openxmlformats.org/drawingml/2006/wordprocessingDrawing" xmlns:w10="urn:schemas-microsoft-com:office:word" xmlns:w="http://schemas.openxmlformats.org/wordprocessingml/2006/main" xmlns:w14="http://schemas.microsoft.com/office/word/2010/wordml" xmlns:w15="http://schemas.microsoft.com/office/word/2012/wordml" xmlns:w16cex="http://schemas.microsoft.com/office/word/2018/wordml/cex" xmlns:w16cid="http://schemas.microsoft.com/office/word/2016/wordml/cid" xmlns:w16="http://schemas.microsoft.com/office/word/2018/wordml" xmlns:w16sdtdh="http://schemas.microsoft.com/office/word/2020/wordml/sdtdatahash" xmlns:w16se="http://schemas.microsoft.com/office/word/2015/wordml/symex" xmlns:wpg="http://schemas.microsoft.com/office/word/2010/wordprocessingGroup" xmlns:wpi="http://schemas.microsoft.com/office/word/2010/wordprocessingInk" xmlns:wne="http://schemas.microsoft.com/office/word/2006/wordml" xmlns:wps="http://schemas.microsoft.com/office/word/2010/wordprocessingShape" mc:Ignorable="w14 w15 w16se w16cid w16 w16cex w16sdtdh wp14">
+<w:endnotes xmlns:wpc="http://schemas.microsoft.com/office/word/2010/wordprocessingCanvas" xmlns:cx="http://schemas.microsoft.com/office/drawing/2014/chartex" xmlns:cx1="http://schemas.microsoft.com/office/drawing/2015/9/8/chartex" xmlns:cx2="http://schemas.microsoft.com/office/drawing/2015/10/21/chartex" xmlns:cx3="http://schemas.microsoft.com/office/drawing/2016/5/9/chartex" xmlns:cx4="http://schemas.microsoft.com/office/drawing/2016/5/10/chartex" xmlns:cx5="http://schemas.microsoft.com/office/drawing/2016/5/11/chartex" xmlns:cx6="http://schemas.microsoft.com/office/drawing/2016/5/12/chartex" xmlns:cx7="http://schemas.microsoft.com/office/drawing/2016/5/13/chartex" xmlns:cx8="http://schemas.microsoft.com/office/drawing/2016/5/14/chartex" xmlns:mc="http://schemas.openxmlformats.org/markup-compatibility/2006" xmlns:aink="http://schemas.microsoft.com/office/drawing/2016/ink" xmlns:am3d="http://schemas.microsoft.com/office/drawing/2017/model3d" xmlns:o="urn:schemas-microsoft-com:office:office" xmlns:oel="http://schemas.microsoft.com/office/2019/extlst" xmlns:r="http://schemas.openxmlformats.org/officeDocument/2006/relationships" xmlns:m="http://schemas.openxmlformats.org/officeDocument/2006/math" xmlns:v="urn:schemas-microsoft-com:vml" xmlns:wp14="http://schemas.microsoft.com/office/word/2010/wordprocessingDrawing" xmlns:wp="http://schemas.openxmlformats.org/drawingml/2006/wordprocessingDrawing" xmlns:w10="urn:schemas-microsoft-com:office:word" xmlns:w="http://schemas.openxmlformats.org/wordprocessingml/2006/main" xmlns:w14="http://schemas.microsoft.com/office/word/2010/wordml" xmlns:w15="http://schemas.microsoft.com/office/word/2012/wordml" xmlns:w16cex="http://schemas.microsoft.com/office/word/2018/wordml/cex" xmlns:w16cid="http://schemas.microsoft.com/office/word/2016/wordml/cid" xmlns:w16="http://schemas.microsoft.com/office/word/2018/wordml" xmlns:w16du="http://schemas.microsoft.com/office/word/2023/wordml/word16du" xmlns:w16sdtdh="http://schemas.microsoft.com/office/word/2020/wordml/sdtdatahash" xmlns:w16sdtfl="http://schemas.microsoft.com/office/word/2024/wordml/sdtformatlock" xmlns:w16se="http://schemas.microsoft.com/office/word/2015/wordml/symex" xmlns:wpg="http://schemas.microsoft.com/office/word/2010/wordprocessingGroup" xmlns:wpi="http://schemas.microsoft.com/office/word/2010/wordprocessingInk" xmlns:wne="http://schemas.microsoft.com/office/word/2006/wordml" xmlns:wps="http://schemas.microsoft.com/office/word/2010/wordprocessingShape" mc:Ignorable="w14 w15 w16se w16cid w16 w16cex w16sdtdh w16sdtfl w16du wp14">
   <w:endnote w:type="separator" w:id="-1">
     <w:p>
+      <w:pPr>
+        <w:rPr>
+          <w:rFonts w:hint="eastAsia"/>
+        </w:rPr>
+      </w:pPr>
       <w:r>
         <w:separator/>
       </w:r>
@@ -3247,6 +3303,11 @@
   </w:endnote>
   <w:endnote w:type="continuationSeparator" w:id="0">
     <w:p>
+      <w:pPr>
+        <w:rPr>
+          <w:rFonts w:hint="eastAsia"/>
+        </w:rPr>
+      </w:pPr>
       <w:r>
         <w:continuationSeparator/>
       </w:r>
@@ -3256,9 +3317,14 @@
 </file>
 
 <file path=word/footnotes.xml><?xml version="1.0" encoding="utf-8"?>
-<w:footnotes xmlns:wpc="http://schemas.microsoft.com/office/word/2010/wordprocessingCanvas" xmlns:cx="http://schemas.microsoft.com/office/drawing/2014/chartex" xmlns:cx1="http://schemas.microsoft.com/office/drawing/2015/9/8/chartex" xmlns:cx2="http://schemas.microsoft.com/office/drawing/2015/10/21/chartex" xmlns:cx3="http://schemas.microsoft.com/office/drawing/2016/5/9/chartex" xmlns:cx4="http://schemas.microsoft.com/office/drawing/2016/5/10/chartex" xmlns:cx5="http://schemas.microsoft.com/office/drawing/2016/5/11/chartex" xmlns:cx6="http://schemas.microsoft.com/office/drawing/2016/5/12/chartex" xmlns:cx7="http://schemas.microsoft.com/office/drawing/2016/5/13/chartex" xmlns:cx8="http://schemas.microsoft.com/office/drawing/2016/5/14/chartex" xmlns:mc="http://schemas.openxmlformats.org/markup-compatibility/2006" xmlns:aink="http://schemas.microsoft.com/office/drawing/2016/ink" xmlns:am3d="http://schemas.microsoft.com/office/drawing/2017/model3d" xmlns:o="urn:schemas-microsoft-com:office:office" xmlns:oel="http://schemas.microsoft.com/office/2019/extlst" xmlns:r="http://schemas.openxmlformats.org/officeDocument/2006/relationships" xmlns:m="http://schemas.openxmlformats.org/officeDocument/2006/math" xmlns:v="urn:schemas-microsoft-com:vml" xmlns:wp14="http://schemas.microsoft.com/office/word/2010/wordprocessingDrawing" xmlns:wp="http://schemas.openxmlformats.org/drawingml/2006/wordprocessingDrawing" xmlns:w10="urn:schemas-microsoft-com:office:word" xmlns:w="http://schemas.openxmlformats.org/wordprocessingml/2006/main" xmlns:w14="http://schemas.microsoft.com/office/word/2010/wordml" xmlns:w15="http://schemas.microsoft.com/office/word/2012/wordml" xmlns:w16cex="http://schemas.microsoft.com/office/word/2018/wordml/cex" xmlns:w16cid="http://schemas.microsoft.com/office/word/2016/wordml/cid" xmlns:w16="http://schemas.microsoft.com/office/word/2018/wordml" xmlns:w16sdtdh="http://schemas.microsoft.com/office/word/2020/wordml/sdtdatahash" xmlns:w16se="http://schemas.microsoft.com/office/word/2015/wordml/symex" xmlns:wpg="http://schemas.microsoft.com/office/word/2010/wordprocessingGroup" xmlns:wpi="http://schemas.microsoft.com/office/word/2010/wordprocessingInk" xmlns:wne="http://schemas.microsoft.com/office/word/2006/wordml" xmlns:wps="http://schemas.microsoft.com/office/word/2010/wordprocessingShape" mc:Ignorable="w14 w15 w16se w16cid w16 w16cex w16sdtdh wp14">
+<w:footnotes xmlns:wpc="http://schemas.microsoft.com/office/word/2010/wordprocessingCanvas" xmlns:cx="http://schemas.microsoft.com/office/drawing/2014/chartex" xmlns:cx1="http://schemas.microsoft.com/office/drawing/2015/9/8/chartex" xmlns:cx2="http://schemas.microsoft.com/office/drawing/2015/10/21/chartex" xmlns:cx3="http://schemas.microsoft.com/office/drawing/2016/5/9/chartex" xmlns:cx4="http://schemas.microsoft.com/office/drawing/2016/5/10/chartex" xmlns:cx5="http://schemas.microsoft.com/office/drawing/2016/5/11/chartex" xmlns:cx6="http://schemas.microsoft.com/office/drawing/2016/5/12/chartex" xmlns:cx7="http://schemas.microsoft.com/office/drawing/2016/5/13/chartex" xmlns:cx8="http://schemas.microsoft.com/office/drawing/2016/5/14/chartex" xmlns:mc="http://schemas.openxmlformats.org/markup-compatibility/2006" xmlns:aink="http://schemas.microsoft.com/office/drawing/2016/ink" xmlns:am3d="http://schemas.microsoft.com/office/drawing/2017/model3d" xmlns:o="urn:schemas-microsoft-com:office:office" xmlns:oel="http://schemas.microsoft.com/office/2019/extlst" xmlns:r="http://schemas.openxmlformats.org/officeDocument/2006/relationships" xmlns:m="http://schemas.openxmlformats.org/officeDocument/2006/math" xmlns:v="urn:schemas-microsoft-com:vml" xmlns:wp14="http://schemas.microsoft.com/office/word/2010/wordprocessingDrawing" xmlns:wp="http://schemas.openxmlformats.org/drawingml/2006/wordprocessingDrawing" xmlns:w10="urn:schemas-microsoft-com:office:word" xmlns:w="http://schemas.openxmlformats.org/wordprocessingml/2006/main" xmlns:w14="http://schemas.microsoft.com/office/word/2010/wordml" xmlns:w15="http://schemas.microsoft.com/office/word/2012/wordml" xmlns:w16cex="http://schemas.microsoft.com/office/word/2018/wordml/cex" xmlns:w16cid="http://schemas.microsoft.com/office/word/2016/wordml/cid" xmlns:w16="http://schemas.microsoft.com/office/word/2018/wordml" xmlns:w16du="http://schemas.microsoft.com/office/word/2023/wordml/word16du" xmlns:w16sdtdh="http://schemas.microsoft.com/office/word/2020/wordml/sdtdatahash" xmlns:w16sdtfl="http://schemas.microsoft.com/office/word/2024/wordml/sdtformatlock" xmlns:w16se="http://schemas.microsoft.com/office/word/2015/wordml/symex" xmlns:wpg="http://schemas.microsoft.com/office/word/2010/wordprocessingGroup" xmlns:wpi="http://schemas.microsoft.com/office/word/2010/wordprocessingInk" xmlns:wne="http://schemas.microsoft.com/office/word/2006/wordml" xmlns:wps="http://schemas.microsoft.com/office/word/2010/wordprocessingShape" mc:Ignorable="w14 w15 w16se w16cid w16 w16cex w16sdtdh w16sdtfl w16du wp14">
   <w:footnote w:type="separator" w:id="-1">
     <w:p>
+      <w:pPr>
+        <w:rPr>
+          <w:rFonts w:hint="eastAsia"/>
+        </w:rPr>
+      </w:pPr>
       <w:r>
         <w:separator/>
       </w:r>
@@ -3266,6 +3332,11 @@
   </w:footnote>
   <w:footnote w:type="continuationSeparator" w:id="0">
     <w:p>
+      <w:pPr>
+        <w:rPr>
+          <w:rFonts w:hint="eastAsia"/>
+        </w:rPr>
+      </w:pPr>
       <w:r>
         <w:continuationSeparator/>
       </w:r>
@@ -3275,12 +3346,12 @@
 </file>
 
 <file path=word/header1.xml><?xml version="1.0" encoding="utf-8"?>
-<w:hdr xmlns:wpc="http://schemas.microsoft.com/office/word/2010/wordprocessingCanvas" xmlns:cx="http://schemas.microsoft.com/office/drawing/2014/chartex" xmlns:cx1="http://schemas.microsoft.com/office/drawing/2015/9/8/chartex" xmlns:cx2="http://schemas.microsoft.com/office/drawing/2015/10/21/chartex" xmlns:cx3="http://schemas.microsoft.com/office/drawing/2016/5/9/chartex" xmlns:cx4="http://schemas.microsoft.com/office/drawing/2016/5/10/chartex" xmlns:cx5="http://schemas.microsoft.com/office/drawing/2016/5/11/chartex" xmlns:cx6="http://schemas.microsoft.com/office/drawing/2016/5/12/chartex" xmlns:cx7="http://schemas.microsoft.com/office/drawing/2016/5/13/chartex" xmlns:cx8="http://schemas.microsoft.com/office/drawing/2016/5/14/chartex" xmlns:mc="http://schemas.openxmlformats.org/markup-compatibility/2006" xmlns:aink="http://schemas.microsoft.com/office/drawing/2016/ink" xmlns:am3d="http://schemas.microsoft.com/office/drawing/2017/model3d" xmlns:o="urn:schemas-microsoft-com:office:office" xmlns:oel="http://schemas.microsoft.com/office/2019/extlst" xmlns:r="http://schemas.openxmlformats.org/officeDocument/2006/relationships" xmlns:m="http://schemas.openxmlformats.org/officeDocument/2006/math" xmlns:v="urn:schemas-microsoft-com:vml" xmlns:wp14="http://schemas.microsoft.com/office/word/2010/wordprocessingDrawing" xmlns:wp="http://schemas.openxmlformats.org/drawingml/2006/wordprocessingDrawing" xmlns:w10="urn:schemas-microsoft-com:office:word" xmlns:w="http://schemas.openxmlformats.org/wordprocessingml/2006/main" xmlns:w14="http://schemas.microsoft.com/office/word/2010/wordml" xmlns:w15="http://schemas.microsoft.com/office/word/2012/wordml" xmlns:w16cex="http://schemas.microsoft.com/office/word/2018/wordml/cex" xmlns:w16cid="http://schemas.microsoft.com/office/word/2016/wordml/cid" xmlns:w16="http://schemas.microsoft.com/office/word/2018/wordml" xmlns:w16sdtdh="http://schemas.microsoft.com/office/word/2020/wordml/sdtdatahash" xmlns:w16se="http://schemas.microsoft.com/office/word/2015/wordml/symex" xmlns:wpg="http://schemas.microsoft.com/office/word/2010/wordprocessingGroup" xmlns:wpi="http://schemas.microsoft.com/office/word/2010/wordprocessingInk" xmlns:wne="http://schemas.microsoft.com/office/word/2006/wordml" xmlns:wps="http://schemas.microsoft.com/office/word/2010/wordprocessingShape" mc:Ignorable="w14 w15 w16se w16cid w16 w16cex w16sdtdh wp14">
+<w:hdr xmlns:wpc="http://schemas.microsoft.com/office/word/2010/wordprocessingCanvas" xmlns:cx="http://schemas.microsoft.com/office/drawing/2014/chartex" xmlns:cx1="http://schemas.microsoft.com/office/drawing/2015/9/8/chartex" xmlns:cx2="http://schemas.microsoft.com/office/drawing/2015/10/21/chartex" xmlns:cx3="http://schemas.microsoft.com/office/drawing/2016/5/9/chartex" xmlns:cx4="http://schemas.microsoft.com/office/drawing/2016/5/10/chartex" xmlns:cx5="http://schemas.microsoft.com/office/drawing/2016/5/11/chartex" xmlns:cx6="http://schemas.microsoft.com/office/drawing/2016/5/12/chartex" xmlns:cx7="http://schemas.microsoft.com/office/drawing/2016/5/13/chartex" xmlns:cx8="http://schemas.microsoft.com/office/drawing/2016/5/14/chartex" xmlns:mc="http://schemas.openxmlformats.org/markup-compatibility/2006" xmlns:aink="http://schemas.microsoft.com/office/drawing/2016/ink" xmlns:am3d="http://schemas.microsoft.com/office/drawing/2017/model3d" xmlns:o="urn:schemas-microsoft-com:office:office" xmlns:oel="http://schemas.microsoft.com/office/2019/extlst" xmlns:r="http://schemas.openxmlformats.org/officeDocument/2006/relationships" xmlns:m="http://schemas.openxmlformats.org/officeDocument/2006/math" xmlns:v="urn:schemas-microsoft-com:vml" xmlns:wp14="http://schemas.microsoft.com/office/word/2010/wordprocessingDrawing" xmlns:wp="http://schemas.openxmlformats.org/drawingml/2006/wordprocessingDrawing" xmlns:w10="urn:schemas-microsoft-com:office:word" xmlns:w="http://schemas.openxmlformats.org/wordprocessingml/2006/main" xmlns:w14="http://schemas.microsoft.com/office/word/2010/wordml" xmlns:w15="http://schemas.microsoft.com/office/word/2012/wordml" xmlns:w16cex="http://schemas.microsoft.com/office/word/2018/wordml/cex" xmlns:w16cid="http://schemas.microsoft.com/office/word/2016/wordml/cid" xmlns:w16="http://schemas.microsoft.com/office/word/2018/wordml" xmlns:w16du="http://schemas.microsoft.com/office/word/2023/wordml/word16du" xmlns:w16sdtdh="http://schemas.microsoft.com/office/word/2020/wordml/sdtdatahash" xmlns:w16sdtfl="http://schemas.microsoft.com/office/word/2024/wordml/sdtformatlock" xmlns:w16se="http://schemas.microsoft.com/office/word/2015/wordml/symex" xmlns:wpg="http://schemas.microsoft.com/office/word/2010/wordprocessingGroup" xmlns:wpi="http://schemas.microsoft.com/office/word/2010/wordprocessingInk" xmlns:wne="http://schemas.microsoft.com/office/word/2006/wordml" xmlns:wps="http://schemas.microsoft.com/office/word/2010/wordprocessingShape" mc:Ignorable="w14 w15 w16se w16cid w16 w16cex w16sdtdh w16sdtfl w16du wp14">
   <w:p>
     <w:pPr>
       <w:jc w:val="center"/>
       <w:rPr>
-        <w:rFonts w:ascii="微软雅黑" w:eastAsia="微软雅黑" w:hAnsi="微软雅黑"/>
+        <w:rFonts w:ascii="微软雅黑" w:eastAsia="微软雅黑" w:hAnsi="微软雅黑" w:hint="eastAsia"/>
         <w:sz w:val="20"/>
       </w:rPr>
     </w:pPr>
@@ -3385,7 +3456,7 @@
 </file>
 
 <file path=word/styles.xml><?xml version="1.0" encoding="utf-8"?>
-<w:styles xmlns:mc="http://schemas.openxmlformats.org/markup-compatibility/2006" xmlns:r="http://schemas.openxmlformats.org/officeDocument/2006/relationships" xmlns:w="http://schemas.openxmlformats.org/wordprocessingml/2006/main" xmlns:w14="http://schemas.microsoft.com/office/word/2010/wordml" xmlns:w15="http://schemas.microsoft.com/office/word/2012/wordml" xmlns:w16cex="http://schemas.microsoft.com/office/word/2018/wordml/cex" xmlns:w16cid="http://schemas.microsoft.com/office/word/2016/wordml/cid" xmlns:w16="http://schemas.microsoft.com/office/word/2018/wordml" xmlns:w16sdtdh="http://schemas.microsoft.com/office/word/2020/wordml/sdtdatahash" xmlns:w16se="http://schemas.microsoft.com/office/word/2015/wordml/symex" mc:Ignorable="w14 w15 w16se w16cid w16 w16cex w16sdtdh">
+<w:styles xmlns:mc="http://schemas.openxmlformats.org/markup-compatibility/2006" xmlns:r="http://schemas.openxmlformats.org/officeDocument/2006/relationships" xmlns:w="http://schemas.openxmlformats.org/wordprocessingml/2006/main" xmlns:w14="http://schemas.microsoft.com/office/word/2010/wordml" xmlns:w15="http://schemas.microsoft.com/office/word/2012/wordml" xmlns:w16cex="http://schemas.microsoft.com/office/word/2018/wordml/cex" xmlns:w16cid="http://schemas.microsoft.com/office/word/2016/wordml/cid" xmlns:w16="http://schemas.microsoft.com/office/word/2018/wordml" xmlns:w16du="http://schemas.microsoft.com/office/word/2023/wordml/word16du" xmlns:w16sdtdh="http://schemas.microsoft.com/office/word/2020/wordml/sdtdatahash" xmlns:w16sdtfl="http://schemas.microsoft.com/office/word/2024/wordml/sdtformatlock" xmlns:w16se="http://schemas.microsoft.com/office/word/2015/wordml/symex" mc:Ignorable="w14 w15 w16se w16cid w16 w16cex w16sdtdh w16sdtfl w16du">
   <w:docDefaults>
     <w:rPrDefault>
       <w:rPr>

--- a/插件详细手册/15.对话框/关于对话框变形器.docx
+++ b/插件详细手册/15.对话框/关于对话框变形器.docx
@@ -301,334 +301,64 @@
         <w:t>。</w:t>
       </w:r>
     </w:p>
-    <w:tbl>
-      <w:tblPr>
-        <w:tblStyle w:val="af"/>
-        <w:tblW w:w="0" w:type="auto"/>
-        <w:shd w:val="clear" w:color="auto" w:fill="FFF2CC" w:themeFill="accent4" w:themeFillTint="33"/>
-        <w:tblLook w:val="04A0" w:firstRow="1" w:lastRow="0" w:firstColumn="1" w:lastColumn="0" w:noHBand="0" w:noVBand="1"/>
-      </w:tblPr>
-      <w:tblGrid>
-        <w:gridCol w:w="8522"/>
-      </w:tblGrid>
-      <w:tr>
-        <w:tc>
-          <w:tcPr>
-            <w:tcW w:w="8522" w:type="dxa"/>
-            <w:shd w:val="clear" w:color="auto" w:fill="FFF2CC" w:themeFill="accent4" w:themeFillTint="33"/>
-          </w:tcPr>
-          <w:p>
-            <w:pPr>
-              <w:widowControl/>
-              <w:adjustRightInd w:val="0"/>
-              <w:snapToGrid w:val="0"/>
-              <w:jc w:val="left"/>
-              <w:rPr>
-                <w:rFonts w:ascii="Tahoma" w:eastAsia="微软雅黑" w:hAnsi="Tahoma"/>
-                <w:kern w:val="0"/>
-                <w:sz w:val="22"/>
-              </w:rPr>
-            </w:pPr>
-            <w:proofErr w:type="gramStart"/>
-            <w:r>
-              <w:rPr>
-                <w:rFonts w:ascii="Tahoma" w:eastAsia="微软雅黑" w:hAnsi="Tahoma" w:hint="eastAsia"/>
-                <w:kern w:val="0"/>
-                <w:sz w:val="22"/>
-              </w:rPr>
-              <w:t>变形器只</w:t>
-            </w:r>
-            <w:proofErr w:type="gramEnd"/>
-            <w:r>
-              <w:rPr>
-                <w:rFonts w:ascii="Tahoma" w:eastAsia="微软雅黑" w:hAnsi="Tahoma" w:hint="eastAsia"/>
-                <w:kern w:val="0"/>
-                <w:sz w:val="22"/>
-              </w:rPr>
-              <w:t>改变</w:t>
-            </w:r>
-            <w:r>
-              <w:rPr>
-                <w:rFonts w:ascii="Tahoma" w:eastAsia="微软雅黑" w:hAnsi="Tahoma" w:hint="eastAsia"/>
-                <w:kern w:val="0"/>
-                <w:sz w:val="22"/>
-              </w:rPr>
-              <w:t xml:space="preserve"> </w:t>
-            </w:r>
-            <w:r>
-              <w:rPr>
-                <w:rFonts w:ascii="Tahoma" w:eastAsia="微软雅黑" w:hAnsi="Tahoma" w:hint="eastAsia"/>
-                <w:kern w:val="0"/>
-                <w:sz w:val="22"/>
-              </w:rPr>
-              <w:t>坐标</w:t>
-            </w:r>
-            <w:r>
-              <w:rPr>
-                <w:rFonts w:ascii="Tahoma" w:eastAsia="微软雅黑" w:hAnsi="Tahoma" w:hint="eastAsia"/>
-                <w:kern w:val="0"/>
-                <w:sz w:val="22"/>
-              </w:rPr>
-              <w:t>、</w:t>
-            </w:r>
-            <w:r>
-              <w:rPr>
-                <w:rFonts w:ascii="Tahoma" w:eastAsia="微软雅黑" w:hAnsi="Tahoma" w:hint="eastAsia"/>
-                <w:kern w:val="0"/>
-                <w:sz w:val="22"/>
-              </w:rPr>
-              <w:t>高度、宽度</w:t>
-            </w:r>
-            <w:r>
-              <w:rPr>
-                <w:rFonts w:ascii="Tahoma" w:eastAsia="微软雅黑" w:hAnsi="Tahoma" w:hint="eastAsia"/>
-                <w:kern w:val="0"/>
-                <w:sz w:val="22"/>
-              </w:rPr>
-              <w:t>、大小</w:t>
-            </w:r>
-            <w:r>
-              <w:rPr>
-                <w:rFonts w:ascii="Tahoma" w:eastAsia="微软雅黑" w:hAnsi="Tahoma" w:hint="eastAsia"/>
-                <w:kern w:val="0"/>
-                <w:sz w:val="22"/>
-              </w:rPr>
-              <w:t xml:space="preserve"> </w:t>
-            </w:r>
-            <w:r>
-              <w:rPr>
-                <w:rFonts w:ascii="Tahoma" w:eastAsia="微软雅黑" w:hAnsi="Tahoma" w:hint="eastAsia"/>
-                <w:kern w:val="0"/>
-                <w:sz w:val="22"/>
-              </w:rPr>
-              <w:t>这些</w:t>
-            </w:r>
-            <w:r>
-              <w:rPr>
-                <w:rFonts w:ascii="Tahoma" w:eastAsia="微软雅黑" w:hAnsi="Tahoma" w:hint="eastAsia"/>
-                <w:kern w:val="0"/>
-                <w:sz w:val="22"/>
-              </w:rPr>
-              <w:t>窗口固有属性</w:t>
-            </w:r>
-            <w:r>
-              <w:rPr>
-                <w:rFonts w:ascii="Tahoma" w:eastAsia="微软雅黑" w:hAnsi="Tahoma" w:hint="eastAsia"/>
-                <w:kern w:val="0"/>
-                <w:sz w:val="22"/>
-              </w:rPr>
-              <w:t>。</w:t>
-            </w:r>
-          </w:p>
-          <w:p>
-            <w:pPr>
-              <w:widowControl/>
-              <w:adjustRightInd w:val="0"/>
-              <w:snapToGrid w:val="0"/>
-              <w:jc w:val="left"/>
-              <w:rPr>
-                <w:rFonts w:ascii="Tahoma" w:eastAsia="微软雅黑" w:hAnsi="Tahoma"/>
-                <w:kern w:val="0"/>
-                <w:sz w:val="22"/>
-              </w:rPr>
-            </w:pPr>
-            <w:r>
-              <w:rPr>
-                <w:rFonts w:ascii="Tahoma" w:eastAsia="微软雅黑" w:hAnsi="Tahoma" w:hint="eastAsia"/>
-                <w:kern w:val="0"/>
-                <w:sz w:val="22"/>
-              </w:rPr>
-              <w:t>插件</w:t>
-            </w:r>
-            <w:r>
-              <w:rPr>
-                <w:rFonts w:ascii="Tahoma" w:eastAsia="微软雅黑" w:hAnsi="Tahoma" w:hint="eastAsia"/>
-                <w:kern w:val="0"/>
-                <w:sz w:val="22"/>
-              </w:rPr>
-              <w:t xml:space="preserve"> </w:t>
-            </w:r>
-            <w:r>
-              <w:rPr>
-                <w:rFonts w:ascii="Tahoma" w:eastAsia="微软雅黑" w:hAnsi="Tahoma" w:hint="eastAsia"/>
-                <w:b/>
-                <w:bCs/>
-                <w:kern w:val="0"/>
-                <w:sz w:val="22"/>
-              </w:rPr>
-              <w:t>不含</w:t>
-            </w:r>
-            <w:r>
-              <w:rPr>
-                <w:rFonts w:ascii="Tahoma" w:eastAsia="微软雅黑" w:hAnsi="Tahoma" w:hint="eastAsia"/>
-                <w:kern w:val="0"/>
-                <w:sz w:val="22"/>
-              </w:rPr>
-              <w:t xml:space="preserve"> </w:t>
-            </w:r>
-            <w:r>
-              <w:rPr>
-                <w:rFonts w:ascii="Tahoma" w:eastAsia="微软雅黑" w:hAnsi="Tahoma" w:hint="eastAsia"/>
-                <w:kern w:val="0"/>
-                <w:sz w:val="22"/>
-              </w:rPr>
-              <w:t>美化</w:t>
-            </w:r>
-            <w:r>
-              <w:rPr>
-                <w:rFonts w:ascii="Tahoma" w:eastAsia="微软雅黑" w:hAnsi="Tahoma" w:hint="eastAsia"/>
-                <w:kern w:val="0"/>
-                <w:sz w:val="22"/>
-              </w:rPr>
-              <w:t>、切换皮肤样式的功能</w:t>
-            </w:r>
-            <w:r>
-              <w:rPr>
-                <w:rFonts w:ascii="Tahoma" w:eastAsia="微软雅黑" w:hAnsi="Tahoma" w:hint="eastAsia"/>
-                <w:kern w:val="0"/>
-                <w:sz w:val="22"/>
-              </w:rPr>
-              <w:t>。</w:t>
-            </w:r>
-          </w:p>
-          <w:p>
-            <w:pPr>
-              <w:widowControl/>
-              <w:adjustRightInd w:val="0"/>
-              <w:snapToGrid w:val="0"/>
-              <w:jc w:val="left"/>
-              <w:rPr>
-                <w:rFonts w:ascii="Tahoma" w:eastAsia="微软雅黑" w:hAnsi="Tahoma"/>
-                <w:kern w:val="0"/>
-                <w:sz w:val="22"/>
-              </w:rPr>
-            </w:pPr>
-            <w:r>
-              <w:rPr>
-                <w:rFonts w:ascii="Tahoma" w:eastAsia="微软雅黑" w:hAnsi="Tahoma" w:hint="eastAsia"/>
-                <w:kern w:val="0"/>
-                <w:sz w:val="22"/>
-              </w:rPr>
-              <w:t>如果你想自定义</w:t>
-            </w:r>
-            <w:r>
-              <w:rPr>
-                <w:rFonts w:ascii="Tahoma" w:eastAsia="微软雅黑" w:hAnsi="Tahoma" w:hint="eastAsia"/>
-                <w:kern w:val="0"/>
-                <w:sz w:val="22"/>
-              </w:rPr>
-              <w:t>美化</w:t>
-            </w:r>
-            <w:r>
-              <w:rPr>
-                <w:rFonts w:ascii="Tahoma" w:eastAsia="微软雅黑" w:hAnsi="Tahoma" w:hint="eastAsia"/>
-                <w:kern w:val="0"/>
-                <w:sz w:val="22"/>
-              </w:rPr>
-              <w:t>对话框，</w:t>
-            </w:r>
-            <w:r>
-              <w:rPr>
-                <w:rFonts w:ascii="Tahoma" w:eastAsia="微软雅黑" w:hAnsi="Tahoma" w:hint="eastAsia"/>
-                <w:kern w:val="0"/>
-                <w:sz w:val="22"/>
-              </w:rPr>
-              <w:t>去看看</w:t>
-            </w:r>
-            <w:r>
-              <w:rPr>
-                <w:rFonts w:ascii="Tahoma" w:eastAsia="微软雅黑" w:hAnsi="Tahoma" w:hint="eastAsia"/>
-                <w:kern w:val="0"/>
-                <w:sz w:val="22"/>
-              </w:rPr>
-              <w:t>：</w:t>
-            </w:r>
-            <w:r>
-              <w:rPr>
-                <w:rFonts w:ascii="Tahoma" w:eastAsia="微软雅黑" w:hAnsi="Tahoma"/>
-                <w:kern w:val="0"/>
-                <w:sz w:val="22"/>
-              </w:rPr>
-              <w:t>Drill_DialogSkin</w:t>
-            </w:r>
-            <w:r>
-              <w:rPr>
-                <w:rFonts w:ascii="Tahoma" w:eastAsia="微软雅黑" w:hAnsi="Tahoma"/>
-                <w:kern w:val="0"/>
-                <w:sz w:val="22"/>
-              </w:rPr>
-              <w:t xml:space="preserve"> </w:t>
-            </w:r>
-            <w:r>
-              <w:rPr>
-                <w:rFonts w:ascii="Tahoma" w:eastAsia="微软雅黑" w:hAnsi="Tahoma" w:hint="eastAsia"/>
-                <w:kern w:val="0"/>
-                <w:sz w:val="22"/>
-              </w:rPr>
-              <w:t>对话框皮肤</w:t>
-            </w:r>
-          </w:p>
-        </w:tc>
-      </w:tr>
-    </w:tbl>
-    <w:p>
-      <w:pPr>
-        <w:widowControl/>
-        <w:adjustRightInd w:val="0"/>
-        <w:jc w:val="left"/>
-        <w:rPr>
-          <w:rFonts w:ascii="Tahoma" w:eastAsia="微软雅黑" w:hAnsi="Tahoma"/>
-          <w:kern w:val="0"/>
-          <w:sz w:val="22"/>
-        </w:rPr>
-      </w:pPr>
-      <w:r>
-        <w:rPr>
-          <w:rFonts w:ascii="Tahoma" w:eastAsia="微软雅黑" w:hAnsi="Tahoma" w:hint="eastAsia"/>
-          <w:kern w:val="0"/>
-          <w:sz w:val="22"/>
-        </w:rPr>
-        <w:t>你可以去看看示例中</w:t>
-      </w:r>
-      <w:r>
-        <w:rPr>
-          <w:rFonts w:ascii="Tahoma" w:eastAsia="微软雅黑" w:hAnsi="Tahoma" w:hint="eastAsia"/>
-          <w:kern w:val="0"/>
-          <w:sz w:val="22"/>
-        </w:rPr>
-        <w:t xml:space="preserve"> </w:t>
-      </w:r>
-      <w:r>
-        <w:rPr>
-          <w:rFonts w:ascii="Tahoma" w:eastAsia="微软雅黑" w:hAnsi="Tahoma" w:hint="eastAsia"/>
-          <w:color w:val="00B050"/>
-          <w:kern w:val="0"/>
-          <w:sz w:val="22"/>
-        </w:rPr>
-        <w:t>对话框管理层</w:t>
-      </w:r>
-      <w:r>
-        <w:rPr>
-          <w:rFonts w:ascii="Tahoma" w:eastAsia="微软雅黑" w:hAnsi="Tahoma" w:hint="eastAsia"/>
-          <w:kern w:val="0"/>
-          <w:sz w:val="22"/>
-        </w:rPr>
-        <w:t xml:space="preserve"> </w:t>
-      </w:r>
-      <w:r>
-        <w:rPr>
-          <w:rFonts w:ascii="Tahoma" w:eastAsia="微软雅黑" w:hAnsi="Tahoma" w:hint="eastAsia"/>
-          <w:kern w:val="0"/>
-          <w:sz w:val="22"/>
-        </w:rPr>
-        <w:t>的相关介绍。</w:t>
-      </w:r>
-    </w:p>
     <w:p>
       <w:pPr>
         <w:widowControl/>
         <w:adjustRightInd w:val="0"/>
         <w:snapToGrid w:val="0"/>
+        <w:jc w:val="left"/>
+        <w:rPr>
+          <w:rFonts w:ascii="Tahoma" w:eastAsia="微软雅黑" w:hAnsi="Tahoma"/>
+          <w:kern w:val="0"/>
+          <w:sz w:val="22"/>
+        </w:rPr>
+      </w:pPr>
+      <w:r>
+        <w:rPr>
+          <w:rFonts w:ascii="Tahoma" w:eastAsia="微软雅黑" w:hAnsi="Tahoma" w:hint="eastAsia"/>
+          <w:kern w:val="0"/>
+          <w:sz w:val="22"/>
+        </w:rPr>
+        <w:t>你可以去看看示例中</w:t>
+      </w:r>
+      <w:r>
+        <w:rPr>
+          <w:rFonts w:ascii="Tahoma" w:eastAsia="微软雅黑" w:hAnsi="Tahoma" w:hint="eastAsia"/>
+          <w:kern w:val="0"/>
+          <w:sz w:val="22"/>
+        </w:rPr>
+        <w:t xml:space="preserve"> </w:t>
+      </w:r>
+      <w:r>
+        <w:rPr>
+          <w:rFonts w:ascii="Tahoma" w:eastAsia="微软雅黑" w:hAnsi="Tahoma" w:hint="eastAsia"/>
+          <w:color w:val="00B050"/>
+          <w:kern w:val="0"/>
+          <w:sz w:val="22"/>
+        </w:rPr>
+        <w:t>对话框管理层</w:t>
+      </w:r>
+      <w:r>
+        <w:rPr>
+          <w:rFonts w:ascii="Tahoma" w:eastAsia="微软雅黑" w:hAnsi="Tahoma" w:hint="eastAsia"/>
+          <w:kern w:val="0"/>
+          <w:sz w:val="22"/>
+        </w:rPr>
+        <w:t xml:space="preserve"> </w:t>
+      </w:r>
+      <w:r>
+        <w:rPr>
+          <w:rFonts w:ascii="Tahoma" w:eastAsia="微软雅黑" w:hAnsi="Tahoma" w:hint="eastAsia"/>
+          <w:kern w:val="0"/>
+          <w:sz w:val="22"/>
+        </w:rPr>
+        <w:t>的相关介绍。</w:t>
+      </w:r>
+    </w:p>
+    <w:p>
+      <w:pPr>
+        <w:widowControl/>
+        <w:adjustRightInd w:val="0"/>
         <w:jc w:val="center"/>
         <w:rPr>
           <w:rFonts w:ascii="Tahoma" w:eastAsia="微软雅黑" w:hAnsi="Tahoma"/>
@@ -641,9 +371,9 @@
           <w:noProof/>
         </w:rPr>
         <w:drawing>
-          <wp:inline distT="0" distB="0" distL="0" distR="0" wp14:anchorId="61AE9A29" wp14:editId="587C2983">
-            <wp:extent cx="3444240" cy="2100742"/>
-            <wp:effectExtent l="0" t="0" r="3810" b="0"/>
+          <wp:inline distT="0" distB="0" distL="0" distR="0" wp14:anchorId="61AE9A29" wp14:editId="17B500AC">
+            <wp:extent cx="3286125" cy="2004303"/>
+            <wp:effectExtent l="0" t="0" r="0" b="0"/>
             <wp:docPr id="104558110" name="图片 1"/>
             <wp:cNvGraphicFramePr>
               <a:graphicFrameLocks xmlns:a="http://schemas.openxmlformats.org/drawingml/2006/main" noChangeAspect="1"/>
@@ -673,7 +403,7 @@
                   <pic:spPr bwMode="auto">
                     <a:xfrm>
                       <a:off x="0" y="0"/>
-                      <a:ext cx="3450510" cy="2104566"/>
+                      <a:ext cx="3293696" cy="2008921"/>
                     </a:xfrm>
                     <a:prstGeom prst="rect">
                       <a:avLst/>
@@ -690,6 +420,369 @@
         </w:drawing>
       </w:r>
     </w:p>
+    <w:tbl>
+      <w:tblPr>
+        <w:tblStyle w:val="af"/>
+        <w:tblW w:w="0" w:type="auto"/>
+        <w:shd w:val="clear" w:color="auto" w:fill="FFF2CC" w:themeFill="accent4" w:themeFillTint="33"/>
+        <w:tblLook w:val="04A0" w:firstRow="1" w:lastRow="0" w:firstColumn="1" w:lastColumn="0" w:noHBand="0" w:noVBand="1"/>
+      </w:tblPr>
+      <w:tblGrid>
+        <w:gridCol w:w="8522"/>
+      </w:tblGrid>
+      <w:tr>
+        <w:tc>
+          <w:tcPr>
+            <w:tcW w:w="8522" w:type="dxa"/>
+            <w:shd w:val="clear" w:color="auto" w:fill="FFF2CC" w:themeFill="accent4" w:themeFillTint="33"/>
+          </w:tcPr>
+          <w:p>
+            <w:pPr>
+              <w:widowControl/>
+              <w:adjustRightInd w:val="0"/>
+              <w:snapToGrid w:val="0"/>
+              <w:jc w:val="left"/>
+              <w:rPr>
+                <w:rFonts w:ascii="Tahoma" w:eastAsia="微软雅黑" w:hAnsi="Tahoma"/>
+                <w:kern w:val="0"/>
+                <w:sz w:val="22"/>
+              </w:rPr>
+            </w:pPr>
+            <w:proofErr w:type="gramStart"/>
+            <w:r>
+              <w:rPr>
+                <w:rFonts w:ascii="Tahoma" w:eastAsia="微软雅黑" w:hAnsi="Tahoma" w:hint="eastAsia"/>
+                <w:kern w:val="0"/>
+                <w:sz w:val="22"/>
+              </w:rPr>
+              <w:t>变形器只</w:t>
+            </w:r>
+            <w:proofErr w:type="gramEnd"/>
+            <w:r>
+              <w:rPr>
+                <w:rFonts w:ascii="Tahoma" w:eastAsia="微软雅黑" w:hAnsi="Tahoma" w:hint="eastAsia"/>
+                <w:kern w:val="0"/>
+                <w:sz w:val="22"/>
+              </w:rPr>
+              <w:t>改变</w:t>
+            </w:r>
+            <w:r>
+              <w:rPr>
+                <w:rFonts w:ascii="Tahoma" w:eastAsia="微软雅黑" w:hAnsi="Tahoma" w:hint="eastAsia"/>
+                <w:kern w:val="0"/>
+                <w:sz w:val="22"/>
+              </w:rPr>
+              <w:t xml:space="preserve"> </w:t>
+            </w:r>
+            <w:r>
+              <w:rPr>
+                <w:rFonts w:ascii="Tahoma" w:eastAsia="微软雅黑" w:hAnsi="Tahoma" w:hint="eastAsia"/>
+                <w:kern w:val="0"/>
+                <w:sz w:val="22"/>
+              </w:rPr>
+              <w:t>坐标</w:t>
+            </w:r>
+            <w:r>
+              <w:rPr>
+                <w:rFonts w:ascii="Tahoma" w:eastAsia="微软雅黑" w:hAnsi="Tahoma" w:hint="eastAsia"/>
+                <w:kern w:val="0"/>
+                <w:sz w:val="22"/>
+              </w:rPr>
+              <w:t>X</w:t>
+            </w:r>
+            <w:r>
+              <w:rPr>
+                <w:rFonts w:ascii="Tahoma" w:eastAsia="微软雅黑" w:hAnsi="Tahoma" w:hint="eastAsia"/>
+                <w:kern w:val="0"/>
+                <w:sz w:val="22"/>
+              </w:rPr>
+              <w:t>、坐标</w:t>
+            </w:r>
+            <w:r>
+              <w:rPr>
+                <w:rFonts w:ascii="Tahoma" w:eastAsia="微软雅黑" w:hAnsi="Tahoma" w:hint="eastAsia"/>
+                <w:kern w:val="0"/>
+                <w:sz w:val="22"/>
+              </w:rPr>
+              <w:t>Y</w:t>
+            </w:r>
+            <w:r>
+              <w:rPr>
+                <w:rFonts w:ascii="Tahoma" w:eastAsia="微软雅黑" w:hAnsi="Tahoma" w:hint="eastAsia"/>
+                <w:kern w:val="0"/>
+                <w:sz w:val="22"/>
+              </w:rPr>
+              <w:t>、</w:t>
+            </w:r>
+            <w:r>
+              <w:rPr>
+                <w:rFonts w:ascii="Tahoma" w:eastAsia="微软雅黑" w:hAnsi="Tahoma" w:hint="eastAsia"/>
+                <w:kern w:val="0"/>
+                <w:sz w:val="22"/>
+              </w:rPr>
+              <w:t>高度、宽度</w:t>
+            </w:r>
+            <w:r>
+              <w:rPr>
+                <w:rFonts w:ascii="Tahoma" w:eastAsia="微软雅黑" w:hAnsi="Tahoma" w:hint="eastAsia"/>
+                <w:kern w:val="0"/>
+                <w:sz w:val="22"/>
+              </w:rPr>
+              <w:t xml:space="preserve"> </w:t>
+            </w:r>
+            <w:r>
+              <w:rPr>
+                <w:rFonts w:ascii="Tahoma" w:eastAsia="微软雅黑" w:hAnsi="Tahoma" w:hint="eastAsia"/>
+                <w:kern w:val="0"/>
+                <w:sz w:val="22"/>
+              </w:rPr>
+              <w:t>这些窗口固有属性。</w:t>
+            </w:r>
+          </w:p>
+          <w:p>
+            <w:pPr>
+              <w:widowControl/>
+              <w:adjustRightInd w:val="0"/>
+              <w:snapToGrid w:val="0"/>
+              <w:jc w:val="left"/>
+              <w:rPr>
+                <w:rFonts w:ascii="Tahoma" w:eastAsia="微软雅黑" w:hAnsi="Tahoma"/>
+                <w:kern w:val="0"/>
+                <w:sz w:val="22"/>
+              </w:rPr>
+            </w:pPr>
+            <w:r>
+              <w:rPr>
+                <w:rFonts w:ascii="Tahoma" w:eastAsia="微软雅黑" w:hAnsi="Tahoma" w:hint="eastAsia"/>
+                <w:kern w:val="0"/>
+                <w:sz w:val="22"/>
+              </w:rPr>
+              <w:t>插件</w:t>
+            </w:r>
+            <w:r>
+              <w:rPr>
+                <w:rFonts w:ascii="Tahoma" w:eastAsia="微软雅黑" w:hAnsi="Tahoma" w:hint="eastAsia"/>
+                <w:kern w:val="0"/>
+                <w:sz w:val="22"/>
+              </w:rPr>
+              <w:t xml:space="preserve"> </w:t>
+            </w:r>
+            <w:r>
+              <w:rPr>
+                <w:rFonts w:ascii="Tahoma" w:eastAsia="微软雅黑" w:hAnsi="Tahoma" w:hint="eastAsia"/>
+                <w:b/>
+                <w:bCs/>
+                <w:kern w:val="0"/>
+                <w:sz w:val="22"/>
+              </w:rPr>
+              <w:t>不含</w:t>
+            </w:r>
+            <w:r>
+              <w:rPr>
+                <w:rFonts w:ascii="Tahoma" w:eastAsia="微软雅黑" w:hAnsi="Tahoma" w:hint="eastAsia"/>
+                <w:kern w:val="0"/>
+                <w:sz w:val="22"/>
+              </w:rPr>
+              <w:t xml:space="preserve"> </w:t>
+            </w:r>
+            <w:r>
+              <w:rPr>
+                <w:rFonts w:ascii="Tahoma" w:eastAsia="微软雅黑" w:hAnsi="Tahoma" w:hint="eastAsia"/>
+                <w:kern w:val="0"/>
+                <w:sz w:val="22"/>
+              </w:rPr>
+              <w:t>美化、切换皮肤样式的功能。</w:t>
+            </w:r>
+          </w:p>
+          <w:p>
+            <w:pPr>
+              <w:widowControl/>
+              <w:adjustRightInd w:val="0"/>
+              <w:snapToGrid w:val="0"/>
+              <w:jc w:val="left"/>
+              <w:rPr>
+                <w:rFonts w:ascii="Tahoma" w:eastAsia="微软雅黑" w:hAnsi="Tahoma"/>
+                <w:kern w:val="0"/>
+                <w:sz w:val="22"/>
+              </w:rPr>
+            </w:pPr>
+            <w:r>
+              <w:rPr>
+                <w:rFonts w:ascii="Tahoma" w:eastAsia="微软雅黑" w:hAnsi="Tahoma" w:hint="eastAsia"/>
+                <w:kern w:val="0"/>
+                <w:sz w:val="22"/>
+              </w:rPr>
+              <w:t>如果你想自定义美化对话框，去看看：</w:t>
+            </w:r>
+            <w:r>
+              <w:rPr>
+                <w:rFonts w:ascii="Tahoma" w:eastAsia="微软雅黑" w:hAnsi="Tahoma"/>
+                <w:kern w:val="0"/>
+                <w:sz w:val="22"/>
+              </w:rPr>
+              <w:t>Drill_DialogSkin</w:t>
+            </w:r>
+            <w:r>
+              <w:rPr>
+                <w:rFonts w:ascii="Tahoma" w:eastAsia="微软雅黑" w:hAnsi="Tahoma"/>
+                <w:kern w:val="0"/>
+                <w:sz w:val="22"/>
+              </w:rPr>
+              <w:t xml:space="preserve"> </w:t>
+            </w:r>
+            <w:r>
+              <w:rPr>
+                <w:rFonts w:ascii="Tahoma" w:eastAsia="微软雅黑" w:hAnsi="Tahoma" w:hint="eastAsia"/>
+                <w:kern w:val="0"/>
+                <w:sz w:val="22"/>
+              </w:rPr>
+              <w:t>对话框皮肤</w:t>
+            </w:r>
+          </w:p>
+          <w:p>
+            <w:pPr>
+              <w:widowControl/>
+              <w:adjustRightInd w:val="0"/>
+              <w:snapToGrid w:val="0"/>
+              <w:jc w:val="left"/>
+              <w:rPr>
+                <w:rFonts w:ascii="Tahoma" w:eastAsia="微软雅黑" w:hAnsi="Tahoma"/>
+                <w:kern w:val="0"/>
+                <w:sz w:val="22"/>
+              </w:rPr>
+            </w:pPr>
+            <w:r>
+              <w:rPr>
+                <w:rFonts w:ascii="Tahoma" w:eastAsia="微软雅黑" w:hAnsi="Tahoma" w:hint="eastAsia"/>
+                <w:kern w:val="0"/>
+                <w:sz w:val="22"/>
+              </w:rPr>
+              <w:t>（也可以看看</w:t>
+            </w:r>
+            <w:r>
+              <w:rPr>
+                <w:rFonts w:ascii="Tahoma" w:eastAsia="微软雅黑" w:hAnsi="Tahoma" w:hint="eastAsia"/>
+                <w:kern w:val="0"/>
+                <w:sz w:val="22"/>
+              </w:rPr>
+              <w:t xml:space="preserve"> </w:t>
+            </w:r>
+            <w:proofErr w:type="gramStart"/>
+            <w:r>
+              <w:rPr>
+                <w:rFonts w:ascii="Tahoma" w:eastAsia="微软雅黑" w:hAnsi="Tahoma"/>
+                <w:kern w:val="0"/>
+                <w:sz w:val="22"/>
+              </w:rPr>
+              <w:t>”</w:t>
+            </w:r>
+            <w:proofErr w:type="gramEnd"/>
+            <w:r>
+              <w:rPr>
+                <w:rFonts w:ascii="Tahoma" w:eastAsia="微软雅黑" w:hAnsi="Tahoma" w:hint="eastAsia"/>
+                <w:color w:val="0070C0"/>
+                <w:kern w:val="0"/>
+                <w:sz w:val="22"/>
+              </w:rPr>
+              <w:t>15.</w:t>
+            </w:r>
+            <w:r>
+              <w:rPr>
+                <w:rFonts w:ascii="Tahoma" w:eastAsia="微软雅黑" w:hAnsi="Tahoma" w:hint="eastAsia"/>
+                <w:color w:val="0070C0"/>
+                <w:kern w:val="0"/>
+                <w:sz w:val="22"/>
+              </w:rPr>
+              <w:t>对话框</w:t>
+            </w:r>
+            <w:r>
+              <w:rPr>
+                <w:rFonts w:ascii="Tahoma" w:eastAsia="微软雅黑" w:hAnsi="Tahoma" w:hint="eastAsia"/>
+                <w:color w:val="0070C0"/>
+                <w:kern w:val="0"/>
+                <w:sz w:val="22"/>
+              </w:rPr>
+              <w:t xml:space="preserve"> &gt; </w:t>
+            </w:r>
+            <w:r>
+              <w:rPr>
+                <w:rFonts w:ascii="Tahoma" w:eastAsia="微软雅黑" w:hAnsi="Tahoma" w:hint="eastAsia"/>
+                <w:color w:val="0070C0"/>
+                <w:kern w:val="0"/>
+                <w:sz w:val="22"/>
+              </w:rPr>
+              <w:t>对话框的全部</w:t>
+            </w:r>
+            <w:r>
+              <w:rPr>
+                <w:rFonts w:ascii="Tahoma" w:eastAsia="微软雅黑" w:hAnsi="Tahoma" w:hint="eastAsia"/>
+                <w:color w:val="0070C0"/>
+                <w:kern w:val="0"/>
+                <w:sz w:val="22"/>
+              </w:rPr>
+              <w:t>功能</w:t>
+            </w:r>
+            <w:r>
+              <w:rPr>
+                <w:rFonts w:ascii="Tahoma" w:eastAsia="微软雅黑" w:hAnsi="Tahoma" w:hint="eastAsia"/>
+                <w:color w:val="0070C0"/>
+                <w:kern w:val="0"/>
+                <w:sz w:val="22"/>
+              </w:rPr>
+              <w:t>结构</w:t>
+            </w:r>
+            <w:r>
+              <w:rPr>
+                <w:rFonts w:ascii="Tahoma" w:eastAsia="微软雅黑" w:hAnsi="Tahoma" w:hint="eastAsia"/>
+                <w:color w:val="0070C0"/>
+                <w:kern w:val="0"/>
+                <w:sz w:val="22"/>
+              </w:rPr>
+              <w:t>.png</w:t>
+            </w:r>
+            <w:proofErr w:type="gramStart"/>
+            <w:r>
+              <w:rPr>
+                <w:rFonts w:ascii="Tahoma" w:eastAsia="微软雅黑" w:hAnsi="Tahoma"/>
+                <w:kern w:val="0"/>
+                <w:sz w:val="22"/>
+              </w:rPr>
+              <w:t>”</w:t>
+            </w:r>
+            <w:proofErr w:type="gramEnd"/>
+            <w:r>
+              <w:rPr>
+                <w:rFonts w:ascii="Tahoma" w:eastAsia="微软雅黑" w:hAnsi="Tahoma" w:hint="eastAsia"/>
+                <w:kern w:val="0"/>
+                <w:sz w:val="22"/>
+              </w:rPr>
+              <w:t xml:space="preserve"> </w:t>
+            </w:r>
+            <w:r>
+              <w:rPr>
+                <w:rFonts w:ascii="Tahoma" w:eastAsia="微软雅黑" w:hAnsi="Tahoma" w:hint="eastAsia"/>
+                <w:kern w:val="0"/>
+                <w:sz w:val="22"/>
+              </w:rPr>
+              <w:t>了解插件的作用范围）</w:t>
+            </w:r>
+          </w:p>
+        </w:tc>
+      </w:tr>
+    </w:tbl>
+    <w:p>
+      <w:pPr>
+        <w:widowControl/>
+        <w:adjustRightInd w:val="0"/>
+        <w:snapToGrid w:val="0"/>
+        <w:jc w:val="left"/>
+        <w:rPr>
+          <w:rFonts w:ascii="Tahoma" w:eastAsia="微软雅黑" w:hAnsi="Tahoma"/>
+          <w:kern w:val="0"/>
+          <w:sz w:val="22"/>
+        </w:rPr>
+      </w:pPr>
+    </w:p>
     <w:p>
       <w:pPr>
         <w:widowControl/>
@@ -809,11 +902,20 @@
         </w:rPr>
         <w:t>是两个分开的独立分支：</w:t>
       </w:r>
+      <w:r>
+        <w:rPr>
+          <w:rFonts w:ascii="Tahoma" w:eastAsia="微软雅黑" w:hAnsi="Tahoma"/>
+          <w:kern w:val="0"/>
+          <w:sz w:val="22"/>
+        </w:rPr>
+        <w:t xml:space="preserve"> </w:t>
+      </w:r>
     </w:p>
     <w:p>
       <w:pPr>
         <w:widowControl/>
         <w:snapToGrid w:val="0"/>
+        <w:spacing w:after="200"/>
         <w:jc w:val="left"/>
         <w:rPr>
           <w:rFonts w:ascii="Tahoma" w:eastAsia="微软雅黑" w:hAnsi="Tahoma"/>
@@ -827,25 +929,87 @@
           <w:kern w:val="0"/>
           <w:sz w:val="22"/>
         </w:rPr>
-        <w:t>（现在对话框</w:t>
+        <w:t>（详细可以去看</w:t>
       </w:r>
       <w:proofErr w:type="gramStart"/>
       <w:r>
         <w:rPr>
-          <w:rFonts w:ascii="Tahoma" w:eastAsia="微软雅黑" w:hAnsi="Tahoma" w:hint="eastAsia"/>
-          <w:kern w:val="0"/>
-          <w:sz w:val="22"/>
-        </w:rPr>
-        <w:t>变形器</w:t>
+          <w:rFonts w:ascii="Tahoma" w:eastAsia="微软雅黑" w:hAnsi="Tahoma"/>
+          <w:kern w:val="0"/>
+          <w:sz w:val="22"/>
+        </w:rPr>
+        <w:t>”</w:t>
       </w:r>
       <w:proofErr w:type="gramEnd"/>
       <w:r>
         <w:rPr>
           <w:rFonts w:ascii="Tahoma" w:eastAsia="微软雅黑" w:hAnsi="Tahoma" w:hint="eastAsia"/>
-          <w:kern w:val="0"/>
-          <w:sz w:val="22"/>
-        </w:rPr>
-        <w:t>还没有衍生出子插件，后续会有更多功能）</w:t>
+          <w:color w:val="0070C0"/>
+          <w:kern w:val="0"/>
+          <w:sz w:val="22"/>
+        </w:rPr>
+        <w:t>15.</w:t>
+      </w:r>
+      <w:r>
+        <w:rPr>
+          <w:rFonts w:ascii="Tahoma" w:eastAsia="微软雅黑" w:hAnsi="Tahoma" w:hint="eastAsia"/>
+          <w:color w:val="0070C0"/>
+          <w:kern w:val="0"/>
+          <w:sz w:val="22"/>
+        </w:rPr>
+        <w:t>对话框</w:t>
+      </w:r>
+      <w:r>
+        <w:rPr>
+          <w:rFonts w:ascii="Tahoma" w:eastAsia="微软雅黑" w:hAnsi="Tahoma" w:hint="eastAsia"/>
+          <w:color w:val="0070C0"/>
+          <w:kern w:val="0"/>
+          <w:sz w:val="22"/>
+        </w:rPr>
+        <w:t xml:space="preserve"> &gt;</w:t>
+      </w:r>
+      <w:r>
+        <w:rPr>
+          <w:rFonts w:hint="eastAsia"/>
+          <w:color w:val="0070C0"/>
+        </w:rPr>
+        <w:t xml:space="preserve"> </w:t>
+      </w:r>
+      <w:r>
+        <w:rPr>
+          <w:rFonts w:ascii="Tahoma" w:eastAsia="微软雅黑" w:hAnsi="Tahoma" w:hint="eastAsia"/>
+          <w:color w:val="0070C0"/>
+          <w:kern w:val="0"/>
+          <w:sz w:val="22"/>
+        </w:rPr>
+        <w:t>对话框的全部功能结构</w:t>
+      </w:r>
+      <w:r>
+        <w:rPr>
+          <w:rFonts w:ascii="Tahoma" w:eastAsia="微软雅黑" w:hAnsi="Tahoma" w:hint="eastAsia"/>
+          <w:color w:val="0070C0"/>
+          <w:kern w:val="0"/>
+          <w:sz w:val="22"/>
+        </w:rPr>
+        <w:t>.png</w:t>
+      </w:r>
+      <w:proofErr w:type="gramStart"/>
+      <w:r>
+        <w:rPr>
+          <w:rFonts w:ascii="Tahoma" w:eastAsia="微软雅黑" w:hAnsi="Tahoma"/>
+          <w:kern w:val="0"/>
+          <w:sz w:val="22"/>
+        </w:rPr>
+        <w:t>”</w:t>
+      </w:r>
+      <w:proofErr w:type="gramEnd"/>
+      <w:r>
+        <w:rPr>
+          <w:rFonts w:ascii="Tahoma" w:eastAsia="微软雅黑" w:hAnsi="Tahoma" w:hint="eastAsia"/>
+          <w:kern w:val="0"/>
+          <w:sz w:val="22"/>
+        </w:rPr>
+        <w:t>）</w:t>
       </w:r>
     </w:p>
     <w:p>
@@ -860,7 +1024,10 @@
         </w:rPr>
       </w:pPr>
       <w:r>
-        <w:object w:dxaOrig="17568" w:dyaOrig="2580" w14:anchorId="2ED35FAF">
+        <w:rPr>
+          <w:rFonts w:hint="eastAsia"/>
+        </w:rPr>
+        <w:object w:dxaOrig="5257" w:dyaOrig="2581" w14:anchorId="3764D709">
           <v:shapetype id="_x0000_t75" coordsize="21600,21600" o:spt="75" o:preferrelative="t" path="m@4@5l@4@11@9@11@9@5xe" filled="f" stroked="f">
             <v:stroke joinstyle="miter"/>
             <v:formulas>
@@ -880,10 +1047,10 @@
             <v:path o:extrusionok="f" gradientshapeok="t" o:connecttype="rect"/>
             <o:lock v:ext="edit" aspectratio="t"/>
           </v:shapetype>
-          <v:shape id="_x0000_i1025" type="#_x0000_t75" style="width:697.2pt;height:102.6pt" o:ole="">
+          <v:shape id="_x0000_i1025" type="#_x0000_t75" style="width:262.8pt;height:129pt" o:ole="">
             <v:imagedata r:id="rId9" o:title=""/>
           </v:shape>
-          <o:OLEObject Type="Embed" ProgID="Visio.Drawing.15" ShapeID="_x0000_i1025" DrawAspect="Content" ObjectID="_1805995918" r:id="rId10"/>
+          <o:OLEObject Type="Embed" ProgID="Visio.Drawing.15" ShapeID="_x0000_i1025" DrawAspect="Content" ObjectID="_1824093548" r:id="rId10"/>
         </w:object>
       </w:r>
     </w:p>
@@ -938,6 +1105,12 @@
           <w:rFonts w:hint="eastAsia"/>
         </w:rPr>
         <w:lastRenderedPageBreak/>
+        <w:t>对话框</w:t>
+      </w:r>
+      <w:r>
+        <w:rPr>
+          <w:rFonts w:hint="eastAsia"/>
+        </w:rPr>
         <w:t>变形器</w:t>
       </w:r>
     </w:p>
@@ -952,13 +1125,44 @@
         <w:rPr>
           <w:rFonts w:hint="eastAsia"/>
         </w:rPr>
-        <w:t>1</w:t>
+        <w:t>参数</w:t>
       </w:r>
       <w:r>
         <w:rPr>
           <w:rFonts w:hint="eastAsia"/>
         </w:rPr>
-        <w:t>）参数的模式</w:t>
+        <w:t>介绍</w:t>
+      </w:r>
+    </w:p>
+    <w:p>
+      <w:pPr>
+        <w:pStyle w:val="4"/>
+        <w:spacing w:before="0" w:after="120" w:line="240" w:lineRule="auto"/>
+        <w:rPr>
+          <w:rFonts w:ascii="微软雅黑" w:eastAsia="微软雅黑" w:hAnsi="微软雅黑" w:hint="eastAsia"/>
+          <w:sz w:val="22"/>
+          <w:szCs w:val="22"/>
+        </w:rPr>
+      </w:pPr>
+      <w:bookmarkStart w:id="1" w:name="_1）位置与高宽"/>
+      <w:bookmarkStart w:id="2" w:name="边框结构"/>
+      <w:bookmarkEnd w:id="1"/>
+      <w:r>
+        <w:rPr>
+          <w:rFonts w:ascii="微软雅黑" w:eastAsia="微软雅黑" w:hAnsi="微软雅黑" w:hint="eastAsia"/>
+          <w:sz w:val="22"/>
+          <w:szCs w:val="22"/>
+        </w:rPr>
+        <w:t>1）</w:t>
+      </w:r>
+      <w:bookmarkEnd w:id="2"/>
+      <w:r>
+        <w:rPr>
+          <w:rFonts w:ascii="微软雅黑" w:eastAsia="微软雅黑" w:hAnsi="微软雅黑" w:hint="eastAsia"/>
+          <w:sz w:val="22"/>
+          <w:szCs w:val="22"/>
+        </w:rPr>
+        <w:t>位置与高宽</w:t>
       </w:r>
     </w:p>
     <w:p>
@@ -973,16 +1177,14 @@
           <w:sz w:val="22"/>
         </w:rPr>
       </w:pPr>
-      <w:proofErr w:type="gramStart"/>
-      <w:r>
-        <w:rPr>
-          <w:rFonts w:ascii="Tahoma" w:eastAsia="微软雅黑" w:hAnsi="Tahoma" w:hint="eastAsia"/>
-          <w:kern w:val="0"/>
-          <w:sz w:val="22"/>
-        </w:rPr>
-        <w:t>变形器</w:t>
-      </w:r>
-      <w:proofErr w:type="gramEnd"/>
+      <w:r>
+        <w:rPr>
+          <w:rFonts w:ascii="Tahoma" w:eastAsia="微软雅黑" w:hAnsi="Tahoma" w:hint="eastAsia"/>
+          <w:kern w:val="0"/>
+          <w:sz w:val="22"/>
+        </w:rPr>
+        <w:t>插件</w:t>
+      </w:r>
       <w:r>
         <w:rPr>
           <w:rFonts w:ascii="Tahoma" w:eastAsia="微软雅黑" w:hAnsi="Tahoma" w:hint="eastAsia"/>
@@ -1146,17 +1348,28 @@
       <w:tblPr>
         <w:tblStyle w:val="af"/>
         <w:tblW w:w="0" w:type="auto"/>
+        <w:tblBorders>
+          <w:left w:val="none" w:sz="0" w:space="0" w:color="auto"/>
+          <w:right w:val="none" w:sz="0" w:space="0" w:color="auto"/>
+          <w:insideV w:val="none" w:sz="0" w:space="0" w:color="auto"/>
+        </w:tblBorders>
         <w:tblLook w:val="04A0" w:firstRow="1" w:lastRow="0" w:firstColumn="1" w:lastColumn="0" w:noHBand="0" w:noVBand="1"/>
       </w:tblPr>
       <w:tblGrid>
-        <w:gridCol w:w="2235"/>
-        <w:gridCol w:w="2551"/>
+        <w:gridCol w:w="1951"/>
+        <w:gridCol w:w="2835"/>
         <w:gridCol w:w="3736"/>
       </w:tblGrid>
       <w:tr>
+        <w:trPr>
+          <w:trHeight w:val="508"/>
+        </w:trPr>
         <w:tc>
           <w:tcPr>
-            <w:tcW w:w="2235" w:type="dxa"/>
+            <w:tcW w:w="1951" w:type="dxa"/>
+            <w:tcBorders>
+              <w:bottom w:val="single" w:sz="4" w:space="0" w:color="auto"/>
+            </w:tcBorders>
             <w:shd w:val="clear" w:color="auto" w:fill="D9D9D9" w:themeFill="background1" w:themeFillShade="D9"/>
           </w:tcPr>
           <w:p>
@@ -1183,7 +1396,10 @@
         </w:tc>
         <w:tc>
           <w:tcPr>
-            <w:tcW w:w="2551" w:type="dxa"/>
+            <w:tcW w:w="2835" w:type="dxa"/>
+            <w:tcBorders>
+              <w:bottom w:val="single" w:sz="4" w:space="0" w:color="auto"/>
+            </w:tcBorders>
             <w:shd w:val="clear" w:color="auto" w:fill="D9D9D9" w:themeFill="background1" w:themeFillShade="D9"/>
           </w:tcPr>
           <w:p>
@@ -1211,6 +1427,9 @@
         <w:tc>
           <w:tcPr>
             <w:tcW w:w="3736" w:type="dxa"/>
+            <w:tcBorders>
+              <w:bottom w:val="single" w:sz="4" w:space="0" w:color="auto"/>
+            </w:tcBorders>
             <w:shd w:val="clear" w:color="auto" w:fill="D9D9D9" w:themeFill="background1" w:themeFillShade="D9"/>
           </w:tcPr>
           <w:p>
@@ -1239,7 +1458,8 @@
       <w:tr>
         <w:tc>
           <w:tcPr>
-            <w:tcW w:w="2235" w:type="dxa"/>
+            <w:tcW w:w="1951" w:type="dxa"/>
+            <w:shd w:val="clear" w:color="auto" w:fill="F2F2F2" w:themeFill="background1" w:themeFillShade="F2"/>
             <w:vAlign w:val="center"/>
           </w:tcPr>
           <w:p>
@@ -1266,7 +1486,8 @@
         </w:tc>
         <w:tc>
           <w:tcPr>
-            <w:tcW w:w="2551" w:type="dxa"/>
+            <w:tcW w:w="2835" w:type="dxa"/>
+            <w:shd w:val="clear" w:color="auto" w:fill="F2F2F2" w:themeFill="background1" w:themeFillShade="F2"/>
             <w:vAlign w:val="center"/>
           </w:tcPr>
           <w:p>
@@ -1310,6 +1531,7 @@
         <w:tc>
           <w:tcPr>
             <w:tcW w:w="3736" w:type="dxa"/>
+            <w:shd w:val="clear" w:color="auto" w:fill="F2F2F2" w:themeFill="background1" w:themeFillShade="F2"/>
           </w:tcPr>
           <w:p>
             <w:pPr>
@@ -1329,6 +1551,14 @@
                 <w:kern w:val="0"/>
                 <w:sz w:val="22"/>
               </w:rPr>
+              <w:t>》</w:t>
+            </w:r>
+            <w:r>
+              <w:rPr>
+                <w:rFonts w:ascii="Tahoma" w:eastAsia="微软雅黑" w:hAnsi="Tahoma" w:hint="eastAsia"/>
+                <w:kern w:val="0"/>
+                <w:sz w:val="22"/>
+              </w:rPr>
               <w:t>紧贴左侧</w:t>
             </w:r>
           </w:p>
@@ -1350,6 +1580,14 @@
                 <w:kern w:val="0"/>
                 <w:sz w:val="22"/>
               </w:rPr>
+              <w:t>》</w:t>
+            </w:r>
+            <w:r>
+              <w:rPr>
+                <w:rFonts w:ascii="Tahoma" w:eastAsia="微软雅黑" w:hAnsi="Tahoma" w:hint="eastAsia"/>
+                <w:kern w:val="0"/>
+                <w:sz w:val="22"/>
+              </w:rPr>
               <w:t>紧贴右侧</w:t>
             </w:r>
           </w:p>
@@ -1371,6 +1609,14 @@
                 <w:kern w:val="0"/>
                 <w:sz w:val="22"/>
               </w:rPr>
+              <w:t>》</w:t>
+            </w:r>
+            <w:r>
+              <w:rPr>
+                <w:rFonts w:ascii="Tahoma" w:eastAsia="微软雅黑" w:hAnsi="Tahoma" w:hint="eastAsia"/>
+                <w:kern w:val="0"/>
+                <w:sz w:val="22"/>
+              </w:rPr>
               <w:t>框居中</w:t>
             </w:r>
           </w:p>
@@ -1392,6 +1638,14 @@
                 <w:kern w:val="0"/>
                 <w:sz w:val="22"/>
               </w:rPr>
+              <w:t>》</w:t>
+            </w:r>
+            <w:r>
+              <w:rPr>
+                <w:rFonts w:ascii="Tahoma" w:eastAsia="微软雅黑" w:hAnsi="Tahoma" w:hint="eastAsia"/>
+                <w:kern w:val="0"/>
+                <w:sz w:val="22"/>
+              </w:rPr>
               <w:t>使用自定义值</w:t>
             </w:r>
           </w:p>
@@ -1400,7 +1654,8 @@
       <w:tr>
         <w:tc>
           <w:tcPr>
-            <w:tcW w:w="2235" w:type="dxa"/>
+            <w:tcW w:w="1951" w:type="dxa"/>
+            <w:shd w:val="clear" w:color="auto" w:fill="F2F2F2" w:themeFill="background1" w:themeFillShade="F2"/>
             <w:vAlign w:val="center"/>
           </w:tcPr>
           <w:p>
@@ -1427,7 +1682,8 @@
         </w:tc>
         <w:tc>
           <w:tcPr>
-            <w:tcW w:w="2551" w:type="dxa"/>
+            <w:tcW w:w="2835" w:type="dxa"/>
+            <w:shd w:val="clear" w:color="auto" w:fill="F2F2F2" w:themeFill="background1" w:themeFillShade="F2"/>
             <w:vAlign w:val="center"/>
           </w:tcPr>
           <w:p>
@@ -1471,6 +1727,7 @@
         <w:tc>
           <w:tcPr>
             <w:tcW w:w="3736" w:type="dxa"/>
+            <w:shd w:val="clear" w:color="auto" w:fill="F2F2F2" w:themeFill="background1" w:themeFillShade="F2"/>
           </w:tcPr>
           <w:p>
             <w:pPr>
@@ -1490,6 +1747,14 @@
                 <w:kern w:val="0"/>
                 <w:sz w:val="22"/>
               </w:rPr>
+              <w:t>》</w:t>
+            </w:r>
+            <w:r>
+              <w:rPr>
+                <w:rFonts w:ascii="Tahoma" w:eastAsia="微软雅黑" w:hAnsi="Tahoma" w:hint="eastAsia"/>
+                <w:kern w:val="0"/>
+                <w:sz w:val="22"/>
+              </w:rPr>
               <w:t>与</w:t>
             </w:r>
             <w:r>
@@ -1543,6 +1808,14 @@
                 <w:kern w:val="0"/>
                 <w:sz w:val="22"/>
               </w:rPr>
+              <w:t>》</w:t>
+            </w:r>
+            <w:r>
+              <w:rPr>
+                <w:rFonts w:ascii="Tahoma" w:eastAsia="微软雅黑" w:hAnsi="Tahoma" w:hint="eastAsia"/>
+                <w:kern w:val="0"/>
+                <w:sz w:val="22"/>
+              </w:rPr>
               <w:t>紧贴下侧</w:t>
             </w:r>
           </w:p>
@@ -1564,6 +1837,14 @@
                 <w:kern w:val="0"/>
                 <w:sz w:val="22"/>
               </w:rPr>
+              <w:t>》</w:t>
+            </w:r>
+            <w:r>
+              <w:rPr>
+                <w:rFonts w:ascii="Tahoma" w:eastAsia="微软雅黑" w:hAnsi="Tahoma" w:hint="eastAsia"/>
+                <w:kern w:val="0"/>
+                <w:sz w:val="22"/>
+              </w:rPr>
               <w:t>紧贴上侧</w:t>
             </w:r>
           </w:p>
@@ -1585,6 +1866,14 @@
                 <w:kern w:val="0"/>
                 <w:sz w:val="22"/>
               </w:rPr>
+              <w:t>》</w:t>
+            </w:r>
+            <w:r>
+              <w:rPr>
+                <w:rFonts w:ascii="Tahoma" w:eastAsia="微软雅黑" w:hAnsi="Tahoma" w:hint="eastAsia"/>
+                <w:kern w:val="0"/>
+                <w:sz w:val="22"/>
+              </w:rPr>
               <w:t>框居中</w:t>
             </w:r>
           </w:p>
@@ -1606,6 +1895,14 @@
                 <w:kern w:val="0"/>
                 <w:sz w:val="22"/>
               </w:rPr>
+              <w:t>》</w:t>
+            </w:r>
+            <w:r>
+              <w:rPr>
+                <w:rFonts w:ascii="Tahoma" w:eastAsia="微软雅黑" w:hAnsi="Tahoma" w:hint="eastAsia"/>
+                <w:kern w:val="0"/>
+                <w:sz w:val="22"/>
+              </w:rPr>
               <w:t>使用自定义值</w:t>
             </w:r>
           </w:p>
@@ -1614,7 +1911,8 @@
       <w:tr>
         <w:tc>
           <w:tcPr>
-            <w:tcW w:w="2235" w:type="dxa"/>
+            <w:tcW w:w="1951" w:type="dxa"/>
+            <w:shd w:val="clear" w:color="auto" w:fill="F2F2F2" w:themeFill="background1" w:themeFillShade="F2"/>
             <w:vAlign w:val="center"/>
           </w:tcPr>
           <w:p>
@@ -1641,7 +1939,8 @@
         </w:tc>
         <w:tc>
           <w:tcPr>
-            <w:tcW w:w="2551" w:type="dxa"/>
+            <w:tcW w:w="2835" w:type="dxa"/>
+            <w:shd w:val="clear" w:color="auto" w:fill="F2F2F2" w:themeFill="background1" w:themeFillShade="F2"/>
             <w:vAlign w:val="center"/>
           </w:tcPr>
           <w:p>
@@ -1669,6 +1968,7 @@
         <w:tc>
           <w:tcPr>
             <w:tcW w:w="3736" w:type="dxa"/>
+            <w:shd w:val="clear" w:color="auto" w:fill="F2F2F2" w:themeFill="background1" w:themeFillShade="F2"/>
           </w:tcPr>
           <w:p>
             <w:pPr>
@@ -1688,6 +1988,14 @@
                 <w:kern w:val="0"/>
                 <w:sz w:val="22"/>
               </w:rPr>
+              <w:t>》</w:t>
+            </w:r>
+            <w:r>
+              <w:rPr>
+                <w:rFonts w:ascii="Tahoma" w:eastAsia="微软雅黑" w:hAnsi="Tahoma" w:hint="eastAsia"/>
+                <w:kern w:val="0"/>
+                <w:sz w:val="22"/>
+              </w:rPr>
               <w:t>与最长文本宽度一致</w:t>
             </w:r>
           </w:p>
@@ -1709,6 +2017,14 @@
                 <w:kern w:val="0"/>
                 <w:sz w:val="22"/>
               </w:rPr>
+              <w:t>》</w:t>
+            </w:r>
+            <w:r>
+              <w:rPr>
+                <w:rFonts w:ascii="Tahoma" w:eastAsia="微软雅黑" w:hAnsi="Tahoma" w:hint="eastAsia"/>
+                <w:kern w:val="0"/>
+                <w:sz w:val="22"/>
+              </w:rPr>
               <w:t>使用自定义值</w:t>
             </w:r>
           </w:p>
@@ -1717,7 +2033,8 @@
       <w:tr>
         <w:tc>
           <w:tcPr>
-            <w:tcW w:w="2235" w:type="dxa"/>
+            <w:tcW w:w="1951" w:type="dxa"/>
+            <w:shd w:val="clear" w:color="auto" w:fill="F2F2F2" w:themeFill="background1" w:themeFillShade="F2"/>
             <w:vAlign w:val="center"/>
           </w:tcPr>
           <w:p>
@@ -1744,7 +2061,8 @@
         </w:tc>
         <w:tc>
           <w:tcPr>
-            <w:tcW w:w="2551" w:type="dxa"/>
+            <w:tcW w:w="2835" w:type="dxa"/>
+            <w:shd w:val="clear" w:color="auto" w:fill="F2F2F2" w:themeFill="background1" w:themeFillShade="F2"/>
             <w:vAlign w:val="center"/>
           </w:tcPr>
           <w:p>
@@ -1772,6 +2090,7 @@
         <w:tc>
           <w:tcPr>
             <w:tcW w:w="3736" w:type="dxa"/>
+            <w:shd w:val="clear" w:color="auto" w:fill="F2F2F2" w:themeFill="background1" w:themeFillShade="F2"/>
           </w:tcPr>
           <w:p>
             <w:pPr>
@@ -1791,6 +2110,14 @@
                 <w:kern w:val="0"/>
                 <w:sz w:val="22"/>
               </w:rPr>
+              <w:t>》</w:t>
+            </w:r>
+            <w:r>
+              <w:rPr>
+                <w:rFonts w:ascii="Tahoma" w:eastAsia="微软雅黑" w:hAnsi="Tahoma" w:hint="eastAsia"/>
+                <w:kern w:val="0"/>
+                <w:sz w:val="22"/>
+              </w:rPr>
               <w:t>使用自定义行数的高度</w:t>
             </w:r>
           </w:p>
@@ -1812,6 +2139,14 @@
                 <w:kern w:val="0"/>
                 <w:sz w:val="22"/>
               </w:rPr>
+              <w:t>》</w:t>
+            </w:r>
+            <w:r>
+              <w:rPr>
+                <w:rFonts w:ascii="Tahoma" w:eastAsia="微软雅黑" w:hAnsi="Tahoma" w:hint="eastAsia"/>
+                <w:kern w:val="0"/>
+                <w:sz w:val="22"/>
+              </w:rPr>
               <w:t>自适应</w:t>
             </w:r>
             <w:r>
@@ -1865,6 +2200,14 @@
                 <w:kern w:val="0"/>
                 <w:sz w:val="22"/>
               </w:rPr>
+              <w:t>》</w:t>
+            </w:r>
+            <w:r>
+              <w:rPr>
+                <w:rFonts w:ascii="Tahoma" w:eastAsia="微软雅黑" w:hAnsi="Tahoma" w:hint="eastAsia"/>
+                <w:kern w:val="0"/>
+                <w:sz w:val="22"/>
+              </w:rPr>
               <w:t>使用自定义值</w:t>
             </w:r>
           </w:p>
@@ -1874,6 +2217,53 @@
     <w:p>
       <w:pPr>
         <w:widowControl/>
+        <w:jc w:val="left"/>
+        <w:rPr>
+          <w:rFonts w:ascii="宋体" w:eastAsia="宋体" w:hAnsi="宋体" w:cs="宋体" w:hint="eastAsia"/>
+          <w:kern w:val="0"/>
+          <w:sz w:val="24"/>
+          <w:szCs w:val="24"/>
+        </w:rPr>
+      </w:pPr>
+    </w:p>
+    <w:p>
+      <w:pPr>
+        <w:pStyle w:val="4"/>
+        <w:spacing w:before="0" w:after="120" w:line="240" w:lineRule="auto"/>
+        <w:rPr>
+          <w:rFonts w:ascii="微软雅黑" w:eastAsia="微软雅黑" w:hAnsi="微软雅黑" w:hint="eastAsia"/>
+          <w:sz w:val="22"/>
+          <w:szCs w:val="22"/>
+        </w:rPr>
+      </w:pPr>
+      <w:r>
+        <w:rPr>
+          <w:rFonts w:ascii="微软雅黑" w:eastAsia="微软雅黑" w:hAnsi="微软雅黑"/>
+          <w:sz w:val="22"/>
+          <w:szCs w:val="22"/>
+        </w:rPr>
+        <w:t>2</w:t>
+      </w:r>
+      <w:r>
+        <w:rPr>
+          <w:rFonts w:ascii="微软雅黑" w:eastAsia="微软雅黑" w:hAnsi="微软雅黑" w:hint="eastAsia"/>
+          <w:sz w:val="22"/>
+          <w:szCs w:val="22"/>
+        </w:rPr>
+        <w:t>）</w:t>
+      </w:r>
+      <w:r>
+        <w:rPr>
+          <w:rFonts w:ascii="微软雅黑" w:eastAsia="微软雅黑" w:hAnsi="微软雅黑" w:hint="eastAsia"/>
+          <w:sz w:val="22"/>
+          <w:szCs w:val="22"/>
+        </w:rPr>
+        <w:t>高度与行数</w:t>
+      </w:r>
+    </w:p>
+    <w:p>
+      <w:pPr>
+        <w:widowControl/>
         <w:adjustRightInd w:val="0"/>
         <w:snapToGrid w:val="0"/>
         <w:jc w:val="left"/>
@@ -1889,21 +2279,49 @@
           <w:kern w:val="0"/>
           <w:sz w:val="22"/>
         </w:rPr>
-        <w:t>其中</w:t>
-      </w:r>
-      <w:r>
-        <w:rPr>
-          <w:rFonts w:ascii="Tahoma" w:eastAsia="微软雅黑" w:hAnsi="Tahoma" w:hint="eastAsia"/>
-          <w:kern w:val="0"/>
-          <w:sz w:val="22"/>
-        </w:rPr>
-        <w:t>，模式中的设置为“使用自定义值”时，才能通过插件指令手动修改值并生效。</w:t>
+        <w:t>如果高度模式为“</w:t>
+      </w:r>
+      <w:r>
+        <w:rPr>
+          <w:rFonts w:ascii="Tahoma" w:eastAsia="微软雅黑" w:hAnsi="Tahoma" w:hint="eastAsia"/>
+          <w:kern w:val="0"/>
+          <w:sz w:val="22"/>
+        </w:rPr>
+        <w:t>使用自定义行数的高度</w:t>
+      </w:r>
+      <w:r>
+        <w:rPr>
+          <w:rFonts w:ascii="Tahoma" w:eastAsia="微软雅黑" w:hAnsi="Tahoma" w:hint="eastAsia"/>
+          <w:kern w:val="0"/>
+          <w:sz w:val="22"/>
+        </w:rPr>
+        <w:t>”，</w:t>
       </w:r>
     </w:p>
     <w:p>
       <w:pPr>
         <w:widowControl/>
+        <w:adjustRightInd w:val="0"/>
         <w:snapToGrid w:val="0"/>
+        <w:jc w:val="left"/>
+        <w:rPr>
+          <w:rFonts w:ascii="Tahoma" w:eastAsia="微软雅黑" w:hAnsi="Tahoma"/>
+          <w:kern w:val="0"/>
+          <w:sz w:val="22"/>
+        </w:rPr>
+      </w:pPr>
+      <w:r>
+        <w:rPr>
+          <w:rFonts w:ascii="Tahoma" w:eastAsia="微软雅黑" w:hAnsi="Tahoma" w:hint="eastAsia"/>
+          <w:kern w:val="0"/>
+          <w:sz w:val="22"/>
+        </w:rPr>
+        <w:t>则高度计算需要用行来做单位进行修改控制。</w:t>
+      </w:r>
+    </w:p>
+    <w:p>
+      <w:pPr>
+        <w:widowControl/>
         <w:jc w:val="center"/>
         <w:rPr>
           <w:rFonts w:ascii="宋体" w:eastAsia="宋体" w:hAnsi="宋体" w:cs="宋体" w:hint="eastAsia"/>
@@ -1917,10 +2335,10 @@
           <w:noProof/>
         </w:rPr>
         <w:drawing>
-          <wp:inline distT="0" distB="0" distL="0" distR="0" wp14:anchorId="25DB693D" wp14:editId="496AC2BF">
-            <wp:extent cx="4686300" cy="678180"/>
-            <wp:effectExtent l="0" t="0" r="0" b="7620"/>
-            <wp:docPr id="950524008" name="图片 2"/>
+          <wp:inline distT="0" distB="0" distL="0" distR="0" wp14:anchorId="4C4A60D3" wp14:editId="29CE37FE">
+            <wp:extent cx="3532433" cy="1531620"/>
+            <wp:effectExtent l="0" t="0" r="0" b="0"/>
+            <wp:docPr id="871782260" name="图片 3"/>
             <wp:cNvGraphicFramePr>
               <a:graphicFrameLocks xmlns:a="http://schemas.openxmlformats.org/drawingml/2006/main" noChangeAspect="1"/>
             </wp:cNvGraphicFramePr>
@@ -1928,7 +2346,7 @@
               <a:graphicData uri="http://schemas.openxmlformats.org/drawingml/2006/picture">
                 <pic:pic xmlns:pic="http://schemas.openxmlformats.org/drawingml/2006/picture">
                   <pic:nvPicPr>
-                    <pic:cNvPr id="0" name="Picture 4"/>
+                    <pic:cNvPr id="0" name="Picture 6"/>
                     <pic:cNvPicPr>
                       <a:picLocks noChangeAspect="1" noChangeArrowheads="1"/>
                     </pic:cNvPicPr>
@@ -1949,7 +2367,7 @@
                   <pic:spPr bwMode="auto">
                     <a:xfrm>
                       <a:off x="0" y="0"/>
-                      <a:ext cx="4686300" cy="678180"/>
+                      <a:ext cx="3562391" cy="1544609"/>
                     </a:xfrm>
                     <a:prstGeom prst="rect">
                       <a:avLst/>
@@ -1984,35 +2402,52 @@
           <w:kern w:val="0"/>
           <w:sz w:val="22"/>
         </w:rPr>
-        <w:t>需要注意的是，如果高度模式为：“</w:t>
-      </w:r>
-      <w:r>
-        <w:rPr>
-          <w:rFonts w:ascii="Tahoma" w:eastAsia="微软雅黑" w:hAnsi="Tahoma" w:hint="eastAsia"/>
-          <w:kern w:val="0"/>
-          <w:sz w:val="22"/>
-        </w:rPr>
-        <w:t>使用自定义行数的高度</w:t>
-      </w:r>
-      <w:r>
-        <w:rPr>
-          <w:rFonts w:ascii="Tahoma" w:eastAsia="微软雅黑" w:hAnsi="Tahoma" w:hint="eastAsia"/>
-          <w:kern w:val="0"/>
-          <w:sz w:val="22"/>
-        </w:rPr>
-        <w:t>”，则高度计算需要用行来做单位进行修改控制。</w:t>
+        <w:lastRenderedPageBreak/>
+        <w:t>如果高度模式为“</w:t>
+      </w:r>
+      <w:r>
+        <w:rPr>
+          <w:rFonts w:ascii="Tahoma" w:eastAsia="微软雅黑" w:hAnsi="Tahoma" w:hint="eastAsia"/>
+          <w:kern w:val="0"/>
+          <w:sz w:val="22"/>
+        </w:rPr>
+        <w:t>使用自定义值</w:t>
+      </w:r>
+      <w:r>
+        <w:rPr>
+          <w:rFonts w:ascii="Tahoma" w:eastAsia="微软雅黑" w:hAnsi="Tahoma" w:hint="eastAsia"/>
+          <w:kern w:val="0"/>
+          <w:sz w:val="22"/>
+        </w:rPr>
+        <w:t>”，则高度计算需要修改控制</w:t>
+      </w:r>
+      <w:proofErr w:type="gramStart"/>
+      <w:r>
+        <w:rPr>
+          <w:rFonts w:ascii="Tahoma" w:eastAsia="微软雅黑" w:hAnsi="Tahoma" w:hint="eastAsia"/>
+          <w:kern w:val="0"/>
+          <w:sz w:val="22"/>
+        </w:rPr>
+        <w:t>值所在</w:t>
+      </w:r>
+      <w:proofErr w:type="gramEnd"/>
+      <w:r>
+        <w:rPr>
+          <w:rFonts w:ascii="Tahoma" w:eastAsia="微软雅黑" w:hAnsi="Tahoma" w:hint="eastAsia"/>
+          <w:kern w:val="0"/>
+          <w:sz w:val="22"/>
+        </w:rPr>
+        <w:t>的指令。</w:t>
       </w:r>
     </w:p>
     <w:p>
       <w:pPr>
         <w:widowControl/>
-        <w:snapToGrid w:val="0"/>
         <w:jc w:val="center"/>
         <w:rPr>
-          <w:rFonts w:ascii="宋体" w:eastAsia="宋体" w:hAnsi="宋体" w:cs="宋体" w:hint="eastAsia"/>
-          <w:kern w:val="0"/>
-          <w:sz w:val="24"/>
-          <w:szCs w:val="24"/>
+          <w:rFonts w:ascii="Tahoma" w:eastAsia="微软雅黑" w:hAnsi="Tahoma"/>
+          <w:kern w:val="0"/>
+          <w:sz w:val="22"/>
         </w:rPr>
       </w:pPr>
       <w:r>
@@ -2020,129 +2455,7 @@
           <w:noProof/>
         </w:rPr>
         <w:drawing>
-          <wp:inline distT="0" distB="0" distL="0" distR="0" wp14:anchorId="78E9E4A7" wp14:editId="2B062D19">
-            <wp:extent cx="4380230" cy="1899214"/>
-            <wp:effectExtent l="0" t="0" r="1270" b="6350"/>
-            <wp:docPr id="871782260" name="图片 3"/>
-            <wp:cNvGraphicFramePr>
-              <a:graphicFrameLocks xmlns:a="http://schemas.openxmlformats.org/drawingml/2006/main" noChangeAspect="1"/>
-            </wp:cNvGraphicFramePr>
-            <a:graphic xmlns:a="http://schemas.openxmlformats.org/drawingml/2006/main">
-              <a:graphicData uri="http://schemas.openxmlformats.org/drawingml/2006/picture">
-                <pic:pic xmlns:pic="http://schemas.openxmlformats.org/drawingml/2006/picture">
-                  <pic:nvPicPr>
-                    <pic:cNvPr id="0" name="Picture 6"/>
-                    <pic:cNvPicPr>
-                      <a:picLocks noChangeAspect="1" noChangeArrowheads="1"/>
-                    </pic:cNvPicPr>
-                  </pic:nvPicPr>
-                  <pic:blipFill>
-                    <a:blip r:embed="rId12">
-                      <a:extLst>
-                        <a:ext uri="{28A0092B-C50C-407E-A947-70E740481C1C}">
-                          <a14:useLocalDpi xmlns:a14="http://schemas.microsoft.com/office/drawing/2010/main" val="0"/>
-                        </a:ext>
-                      </a:extLst>
-                    </a:blip>
-                    <a:srcRect/>
-                    <a:stretch>
-                      <a:fillRect/>
-                    </a:stretch>
-                  </pic:blipFill>
-                  <pic:spPr bwMode="auto">
-                    <a:xfrm>
-                      <a:off x="0" y="0"/>
-                      <a:ext cx="4383840" cy="1900779"/>
-                    </a:xfrm>
-                    <a:prstGeom prst="rect">
-                      <a:avLst/>
-                    </a:prstGeom>
-                    <a:noFill/>
-                    <a:ln>
-                      <a:noFill/>
-                    </a:ln>
-                  </pic:spPr>
-                </pic:pic>
-              </a:graphicData>
-            </a:graphic>
-          </wp:inline>
-        </w:drawing>
-      </w:r>
-    </w:p>
-    <w:p>
-      <w:pPr>
-        <w:widowControl/>
-        <w:adjustRightInd w:val="0"/>
-        <w:snapToGrid w:val="0"/>
-        <w:jc w:val="left"/>
-        <w:rPr>
-          <w:rFonts w:ascii="Tahoma" w:eastAsia="微软雅黑" w:hAnsi="Tahoma"/>
-          <w:kern w:val="0"/>
-          <w:sz w:val="22"/>
-        </w:rPr>
-      </w:pPr>
-      <w:r>
-        <w:rPr>
-          <w:rFonts w:ascii="Tahoma" w:eastAsia="微软雅黑" w:hAnsi="Tahoma" w:hint="eastAsia"/>
-          <w:kern w:val="0"/>
-          <w:sz w:val="22"/>
-        </w:rPr>
-        <w:lastRenderedPageBreak/>
-        <w:t>如果高度模式为：“</w:t>
-      </w:r>
-      <w:r>
-        <w:rPr>
-          <w:rFonts w:ascii="Tahoma" w:eastAsia="微软雅黑" w:hAnsi="Tahoma" w:hint="eastAsia"/>
-          <w:kern w:val="0"/>
-          <w:sz w:val="22"/>
-        </w:rPr>
-        <w:t>使用自定义值</w:t>
-      </w:r>
-      <w:r>
-        <w:rPr>
-          <w:rFonts w:ascii="Tahoma" w:eastAsia="微软雅黑" w:hAnsi="Tahoma" w:hint="eastAsia"/>
-          <w:kern w:val="0"/>
-          <w:sz w:val="22"/>
-        </w:rPr>
-        <w:t>”，则高度计算需要修改控制</w:t>
-      </w:r>
-      <w:proofErr w:type="gramStart"/>
-      <w:r>
-        <w:rPr>
-          <w:rFonts w:ascii="Tahoma" w:eastAsia="微软雅黑" w:hAnsi="Tahoma" w:hint="eastAsia"/>
-          <w:kern w:val="0"/>
-          <w:sz w:val="22"/>
-        </w:rPr>
-        <w:t>值所在</w:t>
-      </w:r>
-      <w:proofErr w:type="gramEnd"/>
-      <w:r>
-        <w:rPr>
-          <w:rFonts w:ascii="Tahoma" w:eastAsia="微软雅黑" w:hAnsi="Tahoma" w:hint="eastAsia"/>
-          <w:kern w:val="0"/>
-          <w:sz w:val="22"/>
-        </w:rPr>
-        <w:t>的指令。</w:t>
-      </w:r>
-    </w:p>
-    <w:p>
-      <w:pPr>
-        <w:widowControl/>
-        <w:adjustRightInd w:val="0"/>
-        <w:snapToGrid w:val="0"/>
-        <w:jc w:val="center"/>
-        <w:rPr>
-          <w:rFonts w:ascii="Tahoma" w:eastAsia="微软雅黑" w:hAnsi="Tahoma" w:hint="eastAsia"/>
-          <w:kern w:val="0"/>
-          <w:sz w:val="22"/>
-        </w:rPr>
-      </w:pPr>
-      <w:r>
-        <w:rPr>
-          <w:noProof/>
-        </w:rPr>
-        <w:drawing>
-          <wp:inline distT="0" distB="0" distL="0" distR="0" wp14:anchorId="1CE9D467" wp14:editId="7FCE299F">
+          <wp:inline distT="0" distB="0" distL="0" distR="0" wp14:anchorId="03F50498" wp14:editId="69BDFA02">
             <wp:extent cx="4625340" cy="546286"/>
             <wp:effectExtent l="0" t="0" r="3810" b="6350"/>
             <wp:docPr id="705502464" name="图片 4"/>
@@ -2159,7 +2472,7 @@
                     </pic:cNvPicPr>
                   </pic:nvPicPr>
                   <pic:blipFill>
-                    <a:blip r:embed="rId13">
+                    <a:blip r:embed="rId12">
                       <a:extLst>
                         <a:ext uri="{28A0092B-C50C-407E-A947-70E740481C1C}">
                           <a14:useLocalDpi xmlns:a14="http://schemas.microsoft.com/office/drawing/2010/main" val="0"/>
@@ -2204,42 +2517,44 @@
     </w:p>
     <w:p>
       <w:pPr>
-        <w:pStyle w:val="3"/>
-        <w:rPr>
-          <w:rFonts w:hint="eastAsia"/>
-        </w:rPr>
-      </w:pPr>
-      <w:r>
-        <w:t>2</w:t>
-      </w:r>
-      <w:r>
-        <w:rPr>
-          <w:rFonts w:hint="eastAsia"/>
-        </w:rPr>
-        <w:t>）</w:t>
-      </w:r>
-      <w:r>
-        <w:rPr>
-          <w:rFonts w:hint="eastAsia"/>
-        </w:rPr>
-        <w:t>使用</w:t>
-      </w:r>
-      <w:r>
-        <w:rPr>
-          <w:rFonts w:hint="eastAsia"/>
-        </w:rPr>
-        <w:t>自定义</w:t>
-      </w:r>
-      <w:r>
-        <w:rPr>
-          <w:rFonts w:hint="eastAsia"/>
-        </w:rPr>
-        <w:t>值</w:t>
+        <w:pStyle w:val="4"/>
+        <w:spacing w:before="0" w:after="120" w:line="240" w:lineRule="auto"/>
+        <w:rPr>
+          <w:rFonts w:ascii="微软雅黑" w:eastAsia="微软雅黑" w:hAnsi="微软雅黑" w:hint="eastAsia"/>
+          <w:sz w:val="22"/>
+          <w:szCs w:val="22"/>
+        </w:rPr>
+      </w:pPr>
+      <w:r>
+        <w:rPr>
+          <w:rFonts w:ascii="微软雅黑" w:eastAsia="微软雅黑" w:hAnsi="微软雅黑" w:hint="eastAsia"/>
+          <w:sz w:val="22"/>
+          <w:szCs w:val="22"/>
+        </w:rPr>
+        <w:t>3</w:t>
+      </w:r>
+      <w:r>
+        <w:rPr>
+          <w:rFonts w:ascii="微软雅黑" w:eastAsia="微软雅黑" w:hAnsi="微软雅黑" w:hint="eastAsia"/>
+          <w:sz w:val="22"/>
+          <w:szCs w:val="22"/>
+        </w:rPr>
+        <w:t>）自定义</w:t>
+      </w:r>
+      <w:r>
+        <w:rPr>
+          <w:rFonts w:ascii="微软雅黑" w:eastAsia="微软雅黑" w:hAnsi="微软雅黑" w:hint="eastAsia"/>
+          <w:sz w:val="22"/>
+          <w:szCs w:val="22"/>
+        </w:rPr>
+        <w:t>位置</w:t>
       </w:r>
     </w:p>
     <w:p>
       <w:pPr>
         <w:widowControl/>
+        <w:adjustRightInd w:val="0"/>
+        <w:snapToGrid w:val="0"/>
         <w:jc w:val="left"/>
         <w:rPr>
           <w:rFonts w:ascii="Tahoma" w:eastAsia="微软雅黑" w:hAnsi="Tahoma"/>
@@ -2253,43 +2568,102 @@
           <w:kern w:val="0"/>
           <w:sz w:val="22"/>
         </w:rPr>
-        <w:t>模式中可以选择</w:t>
-      </w:r>
-      <w:proofErr w:type="gramStart"/>
-      <w:r>
-        <w:rPr>
-          <w:rFonts w:ascii="Tahoma" w:eastAsia="微软雅黑" w:hAnsi="Tahoma"/>
-          <w:kern w:val="0"/>
-          <w:sz w:val="22"/>
-        </w:rPr>
-        <w:t>”</w:t>
-      </w:r>
-      <w:proofErr w:type="gramEnd"/>
-      <w:r>
-        <w:rPr>
-          <w:rFonts w:ascii="Tahoma" w:eastAsia="微软雅黑" w:hAnsi="Tahoma" w:hint="eastAsia"/>
-          <w:kern w:val="0"/>
-          <w:sz w:val="22"/>
-        </w:rPr>
-        <w:t>使用自定义值</w:t>
-      </w:r>
-      <w:proofErr w:type="gramStart"/>
-      <w:r>
-        <w:rPr>
-          <w:rFonts w:ascii="Tahoma" w:eastAsia="微软雅黑" w:hAnsi="Tahoma"/>
-          <w:kern w:val="0"/>
-          <w:sz w:val="22"/>
-        </w:rPr>
-        <w:t>”</w:t>
-      </w:r>
-      <w:proofErr w:type="gramEnd"/>
-      <w:r>
-        <w:rPr>
-          <w:rFonts w:ascii="Tahoma" w:eastAsia="微软雅黑" w:hAnsi="Tahoma" w:hint="eastAsia"/>
-          <w:kern w:val="0"/>
-          <w:sz w:val="22"/>
-        </w:rPr>
-        <w:t>，只有选择此模式，你才能对参数进行灵活控制。</w:t>
+        <w:t>XY</w:t>
+      </w:r>
+      <w:r>
+        <w:rPr>
+          <w:rFonts w:ascii="Tahoma" w:eastAsia="微软雅黑" w:hAnsi="Tahoma" w:hint="eastAsia"/>
+          <w:kern w:val="0"/>
+          <w:sz w:val="22"/>
+        </w:rPr>
+        <w:t>的模式设置中，</w:t>
+      </w:r>
+    </w:p>
+    <w:p>
+      <w:pPr>
+        <w:widowControl/>
+        <w:adjustRightInd w:val="0"/>
+        <w:snapToGrid w:val="0"/>
+        <w:jc w:val="left"/>
+        <w:rPr>
+          <w:rFonts w:ascii="Tahoma" w:eastAsia="微软雅黑" w:hAnsi="Tahoma"/>
+          <w:kern w:val="0"/>
+          <w:sz w:val="22"/>
+        </w:rPr>
+      </w:pPr>
+      <w:r>
+        <w:rPr>
+          <w:rFonts w:ascii="Tahoma" w:eastAsia="微软雅黑" w:hAnsi="Tahoma" w:hint="eastAsia"/>
+          <w:kern w:val="0"/>
+          <w:sz w:val="22"/>
+        </w:rPr>
+        <w:t>只有设置为“使用自定义值”时，才能通过插件指令手动修改值并生效。</w:t>
+      </w:r>
+    </w:p>
+    <w:p>
+      <w:pPr>
+        <w:widowControl/>
+        <w:adjustRightInd w:val="0"/>
+        <w:snapToGrid w:val="0"/>
+        <w:jc w:val="center"/>
+        <w:rPr>
+          <w:rFonts w:ascii="Tahoma" w:eastAsia="微软雅黑" w:hAnsi="Tahoma"/>
+          <w:kern w:val="0"/>
+          <w:sz w:val="22"/>
+        </w:rPr>
+      </w:pPr>
+      <w:r>
+        <w:rPr>
+          <w:noProof/>
+        </w:rPr>
+        <w:drawing>
+          <wp:inline distT="0" distB="0" distL="0" distR="0" wp14:anchorId="6F982A9C" wp14:editId="468CBEF9">
+            <wp:extent cx="4280832" cy="1076135"/>
+            <wp:effectExtent l="0" t="0" r="5715" b="0"/>
+            <wp:docPr id="790215200" name="图片 1"/>
+            <wp:cNvGraphicFramePr>
+              <a:graphicFrameLocks xmlns:a="http://schemas.openxmlformats.org/drawingml/2006/main" noChangeAspect="1"/>
+            </wp:cNvGraphicFramePr>
+            <a:graphic xmlns:a="http://schemas.openxmlformats.org/drawingml/2006/main">
+              <a:graphicData uri="http://schemas.openxmlformats.org/drawingml/2006/picture">
+                <pic:pic xmlns:pic="http://schemas.openxmlformats.org/drawingml/2006/picture">
+                  <pic:nvPicPr>
+                    <pic:cNvPr id="0" name="Picture 2"/>
+                    <pic:cNvPicPr>
+                      <a:picLocks noChangeAspect="1" noChangeArrowheads="1"/>
+                    </pic:cNvPicPr>
+                  </pic:nvPicPr>
+                  <pic:blipFill>
+                    <a:blip r:embed="rId13">
+                      <a:extLst>
+                        <a:ext uri="{28A0092B-C50C-407E-A947-70E740481C1C}">
+                          <a14:useLocalDpi xmlns:a14="http://schemas.microsoft.com/office/drawing/2010/main" val="0"/>
+                        </a:ext>
+                      </a:extLst>
+                    </a:blip>
+                    <a:srcRect/>
+                    <a:stretch>
+                      <a:fillRect/>
+                    </a:stretch>
+                  </pic:blipFill>
+                  <pic:spPr bwMode="auto">
+                    <a:xfrm>
+                      <a:off x="0" y="0"/>
+                      <a:ext cx="4317735" cy="1085412"/>
+                    </a:xfrm>
+                    <a:prstGeom prst="rect">
+                      <a:avLst/>
+                    </a:prstGeom>
+                    <a:noFill/>
+                    <a:ln>
+                      <a:noFill/>
+                    </a:ln>
+                  </pic:spPr>
+                </pic:pic>
+              </a:graphicData>
+            </a:graphic>
+          </wp:inline>
+        </w:drawing>
       </w:r>
     </w:p>
     <w:p>
@@ -2309,39 +2683,7 @@
           <w:kern w:val="0"/>
           <w:sz w:val="22"/>
         </w:rPr>
-        <w:t>比如，</w:t>
-      </w:r>
-      <w:r>
-        <w:rPr>
-          <w:rFonts w:ascii="Tahoma" w:eastAsia="微软雅黑" w:hAnsi="Tahoma" w:hint="eastAsia"/>
-          <w:kern w:val="0"/>
-          <w:sz w:val="22"/>
-        </w:rPr>
-        <w:t>x</w:t>
-      </w:r>
-      <w:r>
-        <w:rPr>
-          <w:rFonts w:ascii="Tahoma" w:eastAsia="微软雅黑" w:hAnsi="Tahoma" w:hint="eastAsia"/>
-          <w:kern w:val="0"/>
-          <w:sz w:val="22"/>
-        </w:rPr>
-        <w:t>和</w:t>
-      </w:r>
-      <w:r>
-        <w:rPr>
-          <w:rFonts w:ascii="Tahoma" w:eastAsia="微软雅黑" w:hAnsi="Tahoma" w:hint="eastAsia"/>
-          <w:kern w:val="0"/>
-          <w:sz w:val="22"/>
-        </w:rPr>
-        <w:t>y</w:t>
-      </w:r>
-      <w:r>
-        <w:rPr>
-          <w:rFonts w:ascii="Tahoma" w:eastAsia="微软雅黑" w:hAnsi="Tahoma" w:hint="eastAsia"/>
-          <w:kern w:val="0"/>
-          <w:sz w:val="22"/>
-        </w:rPr>
-        <w:t>属性设置了自定义值，高度和宽度都设为自适应。</w:t>
+        <w:t>如下图的设置，</w:t>
       </w:r>
     </w:p>
     <w:p>
@@ -2361,7 +2703,7 @@
           <w:kern w:val="0"/>
           <w:sz w:val="22"/>
         </w:rPr>
-        <w:t>可以形成下图的小型对话框效果。</w:t>
+        <w:t>可以形成小型对话框效果。</w:t>
       </w:r>
     </w:p>
     <w:p>
@@ -2381,9 +2723,9 @@
           <w:noProof/>
         </w:rPr>
         <w:drawing>
-          <wp:inline distT="0" distB="0" distL="0" distR="0" wp14:anchorId="73B31A02" wp14:editId="72E1F508">
-            <wp:extent cx="3421380" cy="1661626"/>
-            <wp:effectExtent l="0" t="0" r="7620" b="0"/>
+          <wp:inline distT="0" distB="0" distL="0" distR="0" wp14:anchorId="73B31A02" wp14:editId="79E9F7BD">
+            <wp:extent cx="2557145" cy="1241902"/>
+            <wp:effectExtent l="0" t="0" r="0" b="0"/>
             <wp:docPr id="1240227157" name="图片 5"/>
             <wp:cNvGraphicFramePr>
               <a:graphicFrameLocks xmlns:a="http://schemas.openxmlformats.org/drawingml/2006/main" noChangeAspect="1"/>
@@ -2413,7 +2755,7 @@
                   <pic:spPr bwMode="auto">
                     <a:xfrm>
                       <a:off x="0" y="0"/>
-                      <a:ext cx="3427639" cy="1664666"/>
+                      <a:ext cx="2570441" cy="1248359"/>
                     </a:xfrm>
                     <a:prstGeom prst="rect">
                       <a:avLst/>
@@ -2429,25 +2771,22 @@
           </wp:inline>
         </w:drawing>
       </w:r>
-    </w:p>
-    <w:p>
-      <w:pPr>
-        <w:widowControl/>
-        <w:jc w:val="center"/>
+      <w:r>
         <w:rPr>
           <w:rFonts w:ascii="宋体" w:eastAsia="宋体" w:hAnsi="宋体" w:cs="宋体" w:hint="eastAsia"/>
           <w:kern w:val="0"/>
           <w:sz w:val="24"/>
           <w:szCs w:val="24"/>
         </w:rPr>
-      </w:pPr>
+        <w:t xml:space="preserve"> </w:t>
+      </w:r>
       <w:r>
         <w:rPr>
           <w:noProof/>
         </w:rPr>
         <w:drawing>
-          <wp:inline distT="0" distB="0" distL="0" distR="0" wp14:anchorId="19DB367A" wp14:editId="20B3CA94">
-            <wp:extent cx="4137660" cy="2140066"/>
+          <wp:inline distT="0" distB="0" distL="0" distR="0" wp14:anchorId="19DB367A" wp14:editId="5ACC7877">
+            <wp:extent cx="2522220" cy="1304533"/>
             <wp:effectExtent l="0" t="0" r="0" b="0"/>
             <wp:docPr id="1818505784" name="图片 6"/>
             <wp:cNvGraphicFramePr>
@@ -2463,7 +2802,7 @@
                     </pic:cNvPicPr>
                   </pic:nvPicPr>
                   <pic:blipFill>
-                    <a:blip r:embed="rId15">
+                    <a:blip r:embed="rId15" cstate="print">
                       <a:extLst>
                         <a:ext uri="{28A0092B-C50C-407E-A947-70E740481C1C}">
                           <a14:useLocalDpi xmlns:a14="http://schemas.microsoft.com/office/drawing/2010/main" val="0"/>
@@ -2478,7 +2817,7 @@
                   <pic:spPr bwMode="auto">
                     <a:xfrm>
                       <a:off x="0" y="0"/>
-                      <a:ext cx="4143743" cy="2143212"/>
+                      <a:ext cx="2535111" cy="1311200"/>
                     </a:xfrm>
                     <a:prstGeom prst="rect">
                       <a:avLst/>
@@ -2498,30 +2837,387 @@
     <w:p>
       <w:pPr>
         <w:widowControl/>
-        <w:rPr>
-          <w:rFonts w:ascii="Tahoma" w:eastAsia="微软雅黑" w:hAnsi="Tahoma"/>
-          <w:kern w:val="0"/>
-          <w:sz w:val="22"/>
-        </w:rPr>
-      </w:pPr>
-      <w:r>
-        <w:rPr>
-          <w:rFonts w:ascii="Tahoma" w:eastAsia="微软雅黑" w:hAnsi="Tahoma" w:hint="eastAsia"/>
-          <w:kern w:val="0"/>
-          <w:sz w:val="22"/>
-        </w:rPr>
-        <w:t>你还可以使用插件指令修改对话框在不同的位置。</w:t>
+        <w:jc w:val="left"/>
+        <w:rPr>
+          <w:rFonts w:ascii="Tahoma" w:eastAsia="微软雅黑" w:hAnsi="Tahoma"/>
+          <w:kern w:val="0"/>
+          <w:sz w:val="22"/>
+        </w:rPr>
+      </w:pPr>
+    </w:p>
+    <w:p>
+      <w:pPr>
+        <w:pStyle w:val="4"/>
+        <w:spacing w:before="0" w:after="120" w:line="240" w:lineRule="auto"/>
+        <w:rPr>
+          <w:rFonts w:ascii="微软雅黑" w:eastAsia="微软雅黑" w:hAnsi="微软雅黑" w:hint="eastAsia"/>
+          <w:sz w:val="22"/>
+          <w:szCs w:val="22"/>
+        </w:rPr>
+      </w:pPr>
+      <w:r>
+        <w:rPr>
+          <w:rFonts w:ascii="微软雅黑" w:eastAsia="微软雅黑" w:hAnsi="微软雅黑" w:hint="eastAsia"/>
+          <w:sz w:val="22"/>
+          <w:szCs w:val="22"/>
+        </w:rPr>
+        <w:t>4</w:t>
+      </w:r>
+      <w:r>
+        <w:rPr>
+          <w:rFonts w:ascii="微软雅黑" w:eastAsia="微软雅黑" w:hAnsi="微软雅黑" w:hint="eastAsia"/>
+          <w:sz w:val="22"/>
+          <w:szCs w:val="22"/>
+        </w:rPr>
+        <w:t>）</w:t>
+      </w:r>
+      <w:r>
+        <w:rPr>
+          <w:rFonts w:ascii="微软雅黑" w:eastAsia="微软雅黑" w:hAnsi="微软雅黑" w:hint="eastAsia"/>
+          <w:sz w:val="22"/>
+          <w:szCs w:val="22"/>
+        </w:rPr>
+        <w:t>气泡的位置绑定</w:t>
       </w:r>
     </w:p>
     <w:p>
       <w:pPr>
         <w:widowControl/>
-        <w:rPr>
-          <w:rFonts w:ascii="Tahoma" w:eastAsia="微软雅黑" w:hAnsi="Tahoma" w:hint="eastAsia"/>
-          <w:kern w:val="0"/>
-          <w:sz w:val="22"/>
-        </w:rPr>
-      </w:pPr>
+        <w:snapToGrid w:val="0"/>
+        <w:jc w:val="left"/>
+        <w:rPr>
+          <w:rFonts w:ascii="Tahoma" w:eastAsia="微软雅黑" w:hAnsi="Tahoma"/>
+          <w:kern w:val="0"/>
+          <w:sz w:val="22"/>
+        </w:rPr>
+      </w:pPr>
+      <w:r>
+        <w:rPr>
+          <w:rFonts w:ascii="Tahoma" w:eastAsia="微软雅黑" w:hAnsi="Tahoma" w:hint="eastAsia"/>
+          <w:kern w:val="0"/>
+          <w:sz w:val="22"/>
+        </w:rPr>
+        <w:t>该插件能自定义位置，基于该插件就有了下面的插件：</w:t>
+      </w:r>
+    </w:p>
+    <w:p>
+      <w:pPr>
+        <w:widowControl/>
+        <w:adjustRightInd w:val="0"/>
+        <w:snapToGrid w:val="0"/>
+        <w:jc w:val="left"/>
+        <w:rPr>
+          <w:rFonts w:ascii="Tahoma" w:eastAsia="微软雅黑" w:hAnsi="Tahoma"/>
+          <w:kern w:val="0"/>
+          <w:sz w:val="22"/>
+        </w:rPr>
+      </w:pPr>
+      <w:r>
+        <w:rPr>
+          <w:rFonts w:ascii="Tahoma" w:eastAsia="微软雅黑" w:hAnsi="Tahoma"/>
+          <w:kern w:val="0"/>
+          <w:sz w:val="22"/>
+        </w:rPr>
+        <w:tab/>
+      </w:r>
+      <w:r>
+        <w:rPr>
+          <w:rFonts w:ascii="Tahoma" w:eastAsia="微软雅黑" w:hAnsi="Tahoma" w:hint="eastAsia"/>
+          <w:kern w:val="0"/>
+          <w:sz w:val="22"/>
+        </w:rPr>
+        <w:t>◆</w:t>
+      </w:r>
+      <w:r>
+        <w:rPr>
+          <w:rFonts w:ascii="Tahoma" w:eastAsia="微软雅黑" w:hAnsi="Tahoma"/>
+          <w:kern w:val="0"/>
+          <w:sz w:val="22"/>
+        </w:rPr>
+        <w:t>Drill_DialogBubble</w:t>
+      </w:r>
+      <w:r>
+        <w:rPr>
+          <w:rFonts w:ascii="Tahoma" w:eastAsia="微软雅黑" w:hAnsi="Tahoma"/>
+          <w:kern w:val="0"/>
+          <w:sz w:val="22"/>
+        </w:rPr>
+        <w:tab/>
+      </w:r>
+      <w:r>
+        <w:rPr>
+          <w:rFonts w:ascii="Tahoma" w:eastAsia="微软雅黑" w:hAnsi="Tahoma"/>
+          <w:kern w:val="0"/>
+          <w:sz w:val="22"/>
+        </w:rPr>
+        <w:tab/>
+      </w:r>
+      <w:r>
+        <w:rPr>
+          <w:rFonts w:ascii="Tahoma" w:eastAsia="微软雅黑" w:hAnsi="Tahoma"/>
+          <w:kern w:val="0"/>
+          <w:sz w:val="22"/>
+        </w:rPr>
+        <w:tab/>
+      </w:r>
+      <w:r>
+        <w:rPr>
+          <w:rFonts w:ascii="Tahoma" w:eastAsia="微软雅黑" w:hAnsi="Tahoma"/>
+          <w:kern w:val="0"/>
+          <w:sz w:val="22"/>
+        </w:rPr>
+        <w:tab/>
+      </w:r>
+      <w:r>
+        <w:rPr>
+          <w:rFonts w:ascii="Tahoma" w:eastAsia="微软雅黑" w:hAnsi="Tahoma" w:hint="eastAsia"/>
+          <w:kern w:val="0"/>
+          <w:sz w:val="22"/>
+        </w:rPr>
+        <w:t>对话框</w:t>
+      </w:r>
+      <w:r>
+        <w:rPr>
+          <w:rFonts w:ascii="Tahoma" w:eastAsia="微软雅黑" w:hAnsi="Tahoma" w:hint="eastAsia"/>
+          <w:kern w:val="0"/>
+          <w:sz w:val="22"/>
+        </w:rPr>
+        <w:t xml:space="preserve"> - </w:t>
+      </w:r>
+      <w:r>
+        <w:rPr>
+          <w:rFonts w:ascii="Tahoma" w:eastAsia="微软雅黑" w:hAnsi="Tahoma" w:hint="eastAsia"/>
+          <w:kern w:val="0"/>
+          <w:sz w:val="22"/>
+        </w:rPr>
+        <w:t>气泡对话框</w:t>
+      </w:r>
+    </w:p>
+    <w:p>
+      <w:pPr>
+        <w:widowControl/>
+        <w:snapToGrid w:val="0"/>
+        <w:jc w:val="left"/>
+        <w:rPr>
+          <w:rFonts w:ascii="Tahoma" w:eastAsia="微软雅黑" w:hAnsi="Tahoma"/>
+          <w:kern w:val="0"/>
+          <w:sz w:val="22"/>
+        </w:rPr>
+      </w:pPr>
+      <w:r>
+        <w:rPr>
+          <w:rFonts w:ascii="Tahoma" w:eastAsia="微软雅黑" w:hAnsi="Tahoma" w:hint="eastAsia"/>
+          <w:kern w:val="0"/>
+          <w:sz w:val="22"/>
+        </w:rPr>
+        <w:t>气泡插件能设置位置，将对话框绑定到游戏对象。</w:t>
+      </w:r>
+    </w:p>
+    <w:p>
+      <w:pPr>
+        <w:widowControl/>
+        <w:snapToGrid w:val="0"/>
+        <w:jc w:val="left"/>
+        <w:rPr>
+          <w:rFonts w:ascii="Tahoma" w:eastAsia="微软雅黑" w:hAnsi="Tahoma"/>
+          <w:kern w:val="0"/>
+          <w:sz w:val="22"/>
+        </w:rPr>
+      </w:pPr>
+      <w:r>
+        <w:rPr>
+          <w:rFonts w:ascii="Tahoma" w:eastAsia="微软雅黑" w:hAnsi="Tahoma" w:hint="eastAsia"/>
+          <w:kern w:val="0"/>
+          <w:sz w:val="22"/>
+        </w:rPr>
+        <w:t>详细可以去看看文档：“</w:t>
+      </w:r>
+      <w:r>
+        <w:rPr>
+          <w:rFonts w:ascii="Tahoma" w:eastAsia="微软雅黑" w:hAnsi="Tahoma" w:hint="eastAsia"/>
+          <w:color w:val="0070C0"/>
+          <w:kern w:val="0"/>
+          <w:sz w:val="22"/>
+        </w:rPr>
+        <w:t>15.</w:t>
+      </w:r>
+      <w:r>
+        <w:rPr>
+          <w:rFonts w:ascii="Tahoma" w:eastAsia="微软雅黑" w:hAnsi="Tahoma" w:hint="eastAsia"/>
+          <w:color w:val="0070C0"/>
+          <w:kern w:val="0"/>
+          <w:sz w:val="22"/>
+        </w:rPr>
+        <w:t>对话框</w:t>
+      </w:r>
+      <w:r>
+        <w:rPr>
+          <w:rFonts w:ascii="Tahoma" w:eastAsia="微软雅黑" w:hAnsi="Tahoma" w:hint="eastAsia"/>
+          <w:color w:val="0070C0"/>
+          <w:kern w:val="0"/>
+          <w:sz w:val="22"/>
+        </w:rPr>
+        <w:t xml:space="preserve"> &gt; </w:t>
+      </w:r>
+      <w:r>
+        <w:rPr>
+          <w:rFonts w:ascii="Tahoma" w:eastAsia="微软雅黑" w:hAnsi="Tahoma" w:hint="eastAsia"/>
+          <w:color w:val="0070C0"/>
+          <w:kern w:val="0"/>
+          <w:sz w:val="22"/>
+        </w:rPr>
+        <w:t>关于对话框气泡效果</w:t>
+      </w:r>
+      <w:r>
+        <w:rPr>
+          <w:rFonts w:ascii="Tahoma" w:eastAsia="微软雅黑" w:hAnsi="Tahoma" w:hint="eastAsia"/>
+          <w:color w:val="0070C0"/>
+          <w:kern w:val="0"/>
+          <w:sz w:val="22"/>
+        </w:rPr>
+        <w:t>.docx</w:t>
+      </w:r>
+      <w:r>
+        <w:rPr>
+          <w:rFonts w:ascii="Tahoma" w:eastAsia="微软雅黑" w:hAnsi="Tahoma" w:hint="eastAsia"/>
+          <w:kern w:val="0"/>
+          <w:sz w:val="22"/>
+        </w:rPr>
+        <w:t>”。</w:t>
+      </w:r>
+    </w:p>
+    <w:p>
+      <w:pPr>
+        <w:widowControl/>
+        <w:snapToGrid w:val="0"/>
+        <w:jc w:val="center"/>
+        <w:rPr>
+          <w:rFonts w:ascii="Tahoma" w:eastAsia="微软雅黑" w:hAnsi="Tahoma"/>
+          <w:kern w:val="0"/>
+          <w:sz w:val="22"/>
+        </w:rPr>
+      </w:pPr>
+      <w:r>
+        <w:rPr>
+          <w:noProof/>
+        </w:rPr>
+        <w:drawing>
+          <wp:inline distT="0" distB="0" distL="0" distR="0" wp14:anchorId="198956AA" wp14:editId="4D3DD9CD">
+            <wp:extent cx="3870960" cy="674048"/>
+            <wp:effectExtent l="0" t="0" r="0" b="0"/>
+            <wp:docPr id="1672975146" name="图片 1"/>
+            <wp:cNvGraphicFramePr>
+              <a:graphicFrameLocks xmlns:a="http://schemas.openxmlformats.org/drawingml/2006/main" noChangeAspect="1"/>
+            </wp:cNvGraphicFramePr>
+            <a:graphic xmlns:a="http://schemas.openxmlformats.org/drawingml/2006/main">
+              <a:graphicData uri="http://schemas.openxmlformats.org/drawingml/2006/picture">
+                <pic:pic xmlns:pic="http://schemas.openxmlformats.org/drawingml/2006/picture">
+                  <pic:nvPicPr>
+                    <pic:cNvPr id="0" name="Picture 4"/>
+                    <pic:cNvPicPr>
+                      <a:picLocks noChangeAspect="1" noChangeArrowheads="1"/>
+                    </pic:cNvPicPr>
+                  </pic:nvPicPr>
+                  <pic:blipFill>
+                    <a:blip r:embed="rId16">
+                      <a:extLst>
+                        <a:ext uri="{28A0092B-C50C-407E-A947-70E740481C1C}">
+                          <a14:useLocalDpi xmlns:a14="http://schemas.microsoft.com/office/drawing/2010/main" val="0"/>
+                        </a:ext>
+                      </a:extLst>
+                    </a:blip>
+                    <a:srcRect/>
+                    <a:stretch>
+                      <a:fillRect/>
+                    </a:stretch>
+                  </pic:blipFill>
+                  <pic:spPr bwMode="auto">
+                    <a:xfrm>
+                      <a:off x="0" y="0"/>
+                      <a:ext cx="3901722" cy="679404"/>
+                    </a:xfrm>
+                    <a:prstGeom prst="rect">
+                      <a:avLst/>
+                    </a:prstGeom>
+                    <a:noFill/>
+                    <a:ln>
+                      <a:noFill/>
+                    </a:ln>
+                  </pic:spPr>
+                </pic:pic>
+              </a:graphicData>
+            </a:graphic>
+          </wp:inline>
+        </w:drawing>
+      </w:r>
+    </w:p>
+    <w:p>
+      <w:pPr>
+        <w:widowControl/>
+        <w:snapToGrid w:val="0"/>
+        <w:jc w:val="center"/>
+        <w:rPr>
+          <w:rFonts w:ascii="Tahoma" w:eastAsia="微软雅黑" w:hAnsi="Tahoma"/>
+          <w:kern w:val="0"/>
+          <w:sz w:val="22"/>
+        </w:rPr>
+      </w:pPr>
+      <w:r>
+        <w:rPr>
+          <w:rFonts w:ascii="Tahoma" w:eastAsia="微软雅黑" w:hAnsi="Tahoma"/>
+          <w:noProof/>
+          <w:kern w:val="0"/>
+          <w:sz w:val="22"/>
+        </w:rPr>
+        <w:drawing>
+          <wp:inline distT="0" distB="0" distL="0" distR="0" wp14:anchorId="7BBD32D9" wp14:editId="558C823C">
+            <wp:extent cx="3901440" cy="1486644"/>
+            <wp:effectExtent l="0" t="0" r="3810" b="0"/>
+            <wp:docPr id="1422551535" name="图片 2"/>
+            <wp:cNvGraphicFramePr>
+              <a:graphicFrameLocks xmlns:a="http://schemas.openxmlformats.org/drawingml/2006/main" noChangeAspect="1"/>
+            </wp:cNvGraphicFramePr>
+            <a:graphic xmlns:a="http://schemas.openxmlformats.org/drawingml/2006/main">
+              <a:graphicData uri="http://schemas.openxmlformats.org/drawingml/2006/picture">
+                <pic:pic xmlns:pic="http://schemas.openxmlformats.org/drawingml/2006/picture">
+                  <pic:nvPicPr>
+                    <pic:cNvPr id="0" name="Picture 6"/>
+                    <pic:cNvPicPr>
+                      <a:picLocks noChangeAspect="1" noChangeArrowheads="1"/>
+                    </pic:cNvPicPr>
+                  </pic:nvPicPr>
+                  <pic:blipFill>
+                    <a:blip r:embed="rId17">
+                      <a:extLst>
+                        <a:ext uri="{28A0092B-C50C-407E-A947-70E740481C1C}">
+                          <a14:useLocalDpi xmlns:a14="http://schemas.microsoft.com/office/drawing/2010/main" val="0"/>
+                        </a:ext>
+                      </a:extLst>
+                    </a:blip>
+                    <a:srcRect/>
+                    <a:stretch>
+                      <a:fillRect/>
+                    </a:stretch>
+                  </pic:blipFill>
+                  <pic:spPr bwMode="auto">
+                    <a:xfrm>
+                      <a:off x="0" y="0"/>
+                      <a:ext cx="3923386" cy="1495007"/>
+                    </a:xfrm>
+                    <a:prstGeom prst="rect">
+                      <a:avLst/>
+                    </a:prstGeom>
+                    <a:noFill/>
+                    <a:ln>
+                      <a:noFill/>
+                    </a:ln>
+                  </pic:spPr>
+                </pic:pic>
+              </a:graphicData>
+            </a:graphic>
+          </wp:inline>
+        </w:drawing>
+      </w:r>
     </w:p>
     <w:p>
       <w:pPr>
@@ -2544,6 +3240,1118 @@
     </w:p>
     <w:p>
       <w:pPr>
+        <w:pStyle w:val="3"/>
+        <w:rPr>
+          <w:rFonts w:hint="eastAsia"/>
+        </w:rPr>
+      </w:pPr>
+      <w:r>
+        <w:rPr>
+          <w:rFonts w:hint="eastAsia"/>
+        </w:rPr>
+        <w:lastRenderedPageBreak/>
+        <w:t>子窗口</w:t>
+      </w:r>
+      <w:r>
+        <w:rPr>
+          <w:rFonts w:hint="eastAsia"/>
+        </w:rPr>
+        <w:t>的跟随</w:t>
+      </w:r>
+    </w:p>
+    <w:p>
+      <w:pPr>
+        <w:widowControl/>
+        <w:adjustRightInd w:val="0"/>
+        <w:snapToGrid w:val="0"/>
+        <w:jc w:val="left"/>
+        <w:rPr>
+          <w:rFonts w:ascii="Tahoma" w:eastAsia="微软雅黑" w:hAnsi="Tahoma"/>
+          <w:kern w:val="0"/>
+          <w:sz w:val="22"/>
+        </w:rPr>
+      </w:pPr>
+      <w:r>
+        <w:rPr>
+          <w:rFonts w:ascii="Tahoma" w:eastAsia="微软雅黑" w:hAnsi="Tahoma" w:hint="eastAsia"/>
+          <w:kern w:val="0"/>
+          <w:sz w:val="22"/>
+        </w:rPr>
+        <w:t>对话框</w:t>
+      </w:r>
+      <w:proofErr w:type="gramStart"/>
+      <w:r>
+        <w:rPr>
+          <w:rFonts w:ascii="Tahoma" w:eastAsia="微软雅黑" w:hAnsi="Tahoma" w:hint="eastAsia"/>
+          <w:kern w:val="0"/>
+          <w:sz w:val="22"/>
+        </w:rPr>
+        <w:t>变形器只</w:t>
+      </w:r>
+      <w:proofErr w:type="gramEnd"/>
+      <w:r>
+        <w:rPr>
+          <w:rFonts w:ascii="Tahoma" w:eastAsia="微软雅黑" w:hAnsi="Tahoma" w:hint="eastAsia"/>
+          <w:kern w:val="0"/>
+          <w:sz w:val="22"/>
+        </w:rPr>
+        <w:t>控制</w:t>
+      </w:r>
+      <w:r>
+        <w:rPr>
+          <w:rFonts w:ascii="Tahoma" w:eastAsia="微软雅黑" w:hAnsi="Tahoma" w:hint="eastAsia"/>
+          <w:kern w:val="0"/>
+          <w:sz w:val="22"/>
+        </w:rPr>
+        <w:t xml:space="preserve"> x</w:t>
+      </w:r>
+      <w:r>
+        <w:rPr>
+          <w:rFonts w:ascii="Tahoma" w:eastAsia="微软雅黑" w:hAnsi="Tahoma" w:hint="eastAsia"/>
+          <w:kern w:val="0"/>
+          <w:sz w:val="22"/>
+        </w:rPr>
+        <w:t>、</w:t>
+      </w:r>
+      <w:r>
+        <w:rPr>
+          <w:rFonts w:ascii="Tahoma" w:eastAsia="微软雅黑" w:hAnsi="Tahoma" w:hint="eastAsia"/>
+          <w:kern w:val="0"/>
+          <w:sz w:val="22"/>
+        </w:rPr>
+        <w:t>y</w:t>
+      </w:r>
+      <w:r>
+        <w:rPr>
+          <w:rFonts w:ascii="Tahoma" w:eastAsia="微软雅黑" w:hAnsi="Tahoma" w:hint="eastAsia"/>
+          <w:kern w:val="0"/>
+          <w:sz w:val="22"/>
+        </w:rPr>
+        <w:t>、宽度、高度，</w:t>
+      </w:r>
+    </w:p>
+    <w:p>
+      <w:pPr>
+        <w:widowControl/>
+        <w:adjustRightInd w:val="0"/>
+        <w:snapToGrid w:val="0"/>
+        <w:jc w:val="left"/>
+        <w:rPr>
+          <w:rFonts w:ascii="Tahoma" w:eastAsia="微软雅黑" w:hAnsi="Tahoma"/>
+          <w:kern w:val="0"/>
+          <w:sz w:val="22"/>
+        </w:rPr>
+      </w:pPr>
+      <w:r>
+        <w:rPr>
+          <w:rFonts w:ascii="Tahoma" w:eastAsia="微软雅黑" w:hAnsi="Tahoma" w:hint="eastAsia"/>
+          <w:kern w:val="0"/>
+          <w:sz w:val="22"/>
+        </w:rPr>
+        <w:t>但也就是因为这几个参数，对话框会出现与</w:t>
+      </w:r>
+      <w:r>
+        <w:rPr>
+          <w:rFonts w:ascii="Tahoma" w:eastAsia="微软雅黑" w:hAnsi="Tahoma" w:hint="eastAsia"/>
+          <w:kern w:val="0"/>
+          <w:sz w:val="22"/>
+        </w:rPr>
+        <w:t xml:space="preserve"> </w:t>
+      </w:r>
+      <w:r>
+        <w:rPr>
+          <w:rFonts w:ascii="Tahoma" w:eastAsia="微软雅黑" w:hAnsi="Tahoma" w:hint="eastAsia"/>
+          <w:kern w:val="0"/>
+          <w:sz w:val="22"/>
+        </w:rPr>
+        <w:t>子窗口</w:t>
+      </w:r>
+      <w:r>
+        <w:rPr>
+          <w:rFonts w:ascii="Tahoma" w:eastAsia="微软雅黑" w:hAnsi="Tahoma" w:hint="eastAsia"/>
+          <w:kern w:val="0"/>
+          <w:sz w:val="22"/>
+        </w:rPr>
+        <w:t xml:space="preserve"> </w:t>
+      </w:r>
+      <w:r>
+        <w:rPr>
+          <w:rFonts w:ascii="Tahoma" w:eastAsia="微软雅黑" w:hAnsi="Tahoma" w:hint="eastAsia"/>
+          <w:kern w:val="0"/>
+          <w:sz w:val="22"/>
+        </w:rPr>
+        <w:t>相互抢画面空间的问题。</w:t>
+      </w:r>
+    </w:p>
+    <w:p>
+      <w:pPr>
+        <w:pStyle w:val="4"/>
+        <w:spacing w:before="0" w:after="120" w:line="240" w:lineRule="auto"/>
+        <w:rPr>
+          <w:rFonts w:ascii="微软雅黑" w:eastAsia="微软雅黑" w:hAnsi="微软雅黑" w:hint="eastAsia"/>
+          <w:sz w:val="22"/>
+          <w:szCs w:val="22"/>
+        </w:rPr>
+      </w:pPr>
+      <w:r>
+        <w:rPr>
+          <w:rFonts w:ascii="微软雅黑" w:eastAsia="微软雅黑" w:hAnsi="微软雅黑" w:hint="eastAsia"/>
+          <w:sz w:val="22"/>
+          <w:szCs w:val="22"/>
+        </w:rPr>
+        <w:t>1）跟随的子窗口</w:t>
+      </w:r>
+    </w:p>
+    <w:p>
+      <w:pPr>
+        <w:widowControl/>
+        <w:adjustRightInd w:val="0"/>
+        <w:snapToGrid w:val="0"/>
+        <w:jc w:val="left"/>
+        <w:rPr>
+          <w:rFonts w:ascii="Tahoma" w:eastAsia="微软雅黑" w:hAnsi="Tahoma"/>
+          <w:kern w:val="0"/>
+          <w:sz w:val="22"/>
+        </w:rPr>
+      </w:pPr>
+      <w:r>
+        <w:rPr>
+          <w:rFonts w:ascii="Tahoma" w:eastAsia="微软雅黑" w:hAnsi="Tahoma" w:hint="eastAsia"/>
+          <w:kern w:val="0"/>
+          <w:sz w:val="22"/>
+        </w:rPr>
+        <w:t>这类子窗口有：选择项窗口、姓名框窗口</w:t>
+      </w:r>
+      <w:r>
+        <w:rPr>
+          <w:rFonts w:ascii="Tahoma" w:eastAsia="微软雅黑" w:hAnsi="Tahoma" w:hint="eastAsia"/>
+          <w:kern w:val="0"/>
+          <w:sz w:val="22"/>
+        </w:rPr>
+        <w:t xml:space="preserve"> </w:t>
+      </w:r>
+      <w:r>
+        <w:rPr>
+          <w:rFonts w:ascii="Tahoma" w:eastAsia="微软雅黑" w:hAnsi="Tahoma" w:hint="eastAsia"/>
+          <w:kern w:val="0"/>
+          <w:sz w:val="22"/>
+        </w:rPr>
+        <w:t>。</w:t>
+      </w:r>
+    </w:p>
+    <w:p>
+      <w:pPr>
+        <w:widowControl/>
+        <w:adjustRightInd w:val="0"/>
+        <w:snapToGrid w:val="0"/>
+        <w:jc w:val="left"/>
+        <w:rPr>
+          <w:rFonts w:ascii="Tahoma" w:eastAsia="微软雅黑" w:hAnsi="Tahoma"/>
+          <w:kern w:val="0"/>
+          <w:sz w:val="22"/>
+        </w:rPr>
+      </w:pPr>
+      <w:r>
+        <w:rPr>
+          <w:rFonts w:ascii="Tahoma" w:eastAsia="微软雅黑" w:hAnsi="Tahoma" w:hint="eastAsia"/>
+          <w:kern w:val="0"/>
+          <w:sz w:val="22"/>
+        </w:rPr>
+        <w:t>子窗口会始终跟随对话框，保持在一个固定的位置。</w:t>
+      </w:r>
+    </w:p>
+    <w:p>
+      <w:pPr>
+        <w:widowControl/>
+        <w:adjustRightInd w:val="0"/>
+        <w:snapToGrid w:val="0"/>
+        <w:jc w:val="left"/>
+        <w:rPr>
+          <w:rFonts w:ascii="Tahoma" w:eastAsia="微软雅黑" w:hAnsi="Tahoma"/>
+          <w:kern w:val="0"/>
+          <w:sz w:val="22"/>
+        </w:rPr>
+      </w:pPr>
+      <w:r>
+        <w:rPr>
+          <w:rFonts w:ascii="Tahoma" w:eastAsia="微软雅黑" w:hAnsi="Tahoma" w:hint="eastAsia"/>
+          <w:kern w:val="0"/>
+          <w:sz w:val="22"/>
+        </w:rPr>
+        <w:t>如果被挤了，那么会转移到对话框下方。</w:t>
+      </w:r>
+    </w:p>
+    <w:p>
+      <w:pPr>
+        <w:widowControl/>
+        <w:jc w:val="left"/>
+        <w:rPr>
+          <w:rFonts w:ascii="Tahoma" w:eastAsia="微软雅黑" w:hAnsi="Tahoma"/>
+          <w:kern w:val="0"/>
+          <w:sz w:val="22"/>
+        </w:rPr>
+      </w:pPr>
+      <w:r>
+        <w:rPr>
+          <w:rFonts w:hint="eastAsia"/>
+        </w:rPr>
+        <w:object w:dxaOrig="11737" w:dyaOrig="4393" w14:anchorId="43711F05">
+          <v:shape id="_x0000_i1026" type="#_x0000_t75" style="width:415.2pt;height:155.4pt" o:ole="">
+            <v:imagedata r:id="rId18" o:title=""/>
+          </v:shape>
+          <o:OLEObject Type="Embed" ProgID="Visio.Drawing.15" ShapeID="_x0000_i1026" DrawAspect="Content" ObjectID="_1824093549" r:id="rId19"/>
+        </w:object>
+      </w:r>
+    </w:p>
+    <w:p>
+      <w:pPr>
+        <w:widowControl/>
+        <w:jc w:val="left"/>
+        <w:rPr>
+          <w:rFonts w:ascii="Tahoma" w:eastAsia="微软雅黑" w:hAnsi="Tahoma"/>
+          <w:kern w:val="0"/>
+          <w:sz w:val="22"/>
+        </w:rPr>
+      </w:pPr>
+    </w:p>
+    <w:p>
+      <w:pPr>
+        <w:pStyle w:val="4"/>
+        <w:spacing w:before="0" w:after="120" w:line="240" w:lineRule="auto"/>
+        <w:rPr>
+          <w:rFonts w:ascii="微软雅黑" w:eastAsia="微软雅黑" w:hAnsi="微软雅黑" w:hint="eastAsia"/>
+          <w:sz w:val="22"/>
+          <w:szCs w:val="22"/>
+        </w:rPr>
+      </w:pPr>
+      <w:r>
+        <w:rPr>
+          <w:rFonts w:ascii="微软雅黑" w:eastAsia="微软雅黑" w:hAnsi="微软雅黑" w:hint="eastAsia"/>
+          <w:sz w:val="22"/>
+          <w:szCs w:val="22"/>
+        </w:rPr>
+        <w:t>2）躲避的子窗口</w:t>
+      </w:r>
+    </w:p>
+    <w:p>
+      <w:pPr>
+        <w:widowControl/>
+        <w:adjustRightInd w:val="0"/>
+        <w:snapToGrid w:val="0"/>
+        <w:jc w:val="left"/>
+        <w:rPr>
+          <w:rFonts w:ascii="Tahoma" w:eastAsia="微软雅黑" w:hAnsi="Tahoma"/>
+          <w:kern w:val="0"/>
+          <w:sz w:val="22"/>
+        </w:rPr>
+      </w:pPr>
+      <w:r>
+        <w:rPr>
+          <w:rFonts w:ascii="Tahoma" w:eastAsia="微软雅黑" w:hAnsi="Tahoma" w:hint="eastAsia"/>
+          <w:kern w:val="0"/>
+          <w:sz w:val="22"/>
+        </w:rPr>
+        <w:t>这类子窗口有：金钱窗口、数字输入窗口、物品选择窗口</w:t>
+      </w:r>
+      <w:r>
+        <w:rPr>
+          <w:rFonts w:ascii="Tahoma" w:eastAsia="微软雅黑" w:hAnsi="Tahoma" w:hint="eastAsia"/>
+          <w:kern w:val="0"/>
+          <w:sz w:val="22"/>
+        </w:rPr>
+        <w:t xml:space="preserve"> </w:t>
+      </w:r>
+      <w:r>
+        <w:rPr>
+          <w:rFonts w:ascii="Tahoma" w:eastAsia="微软雅黑" w:hAnsi="Tahoma" w:hint="eastAsia"/>
+          <w:kern w:val="0"/>
+          <w:sz w:val="22"/>
+        </w:rPr>
+        <w:t>。</w:t>
+      </w:r>
+    </w:p>
+    <w:p>
+      <w:pPr>
+        <w:widowControl/>
+        <w:adjustRightInd w:val="0"/>
+        <w:snapToGrid w:val="0"/>
+        <w:jc w:val="left"/>
+        <w:rPr>
+          <w:rFonts w:ascii="Tahoma" w:eastAsia="微软雅黑" w:hAnsi="Tahoma"/>
+          <w:kern w:val="0"/>
+          <w:sz w:val="22"/>
+        </w:rPr>
+      </w:pPr>
+      <w:r>
+        <w:rPr>
+          <w:rFonts w:ascii="Tahoma" w:eastAsia="微软雅黑" w:hAnsi="Tahoma" w:hint="eastAsia"/>
+          <w:kern w:val="0"/>
+          <w:sz w:val="22"/>
+        </w:rPr>
+        <w:t>子窗口会贴在上下边缘。</w:t>
+      </w:r>
+    </w:p>
+    <w:p>
+      <w:pPr>
+        <w:widowControl/>
+        <w:adjustRightInd w:val="0"/>
+        <w:snapToGrid w:val="0"/>
+        <w:jc w:val="left"/>
+        <w:rPr>
+          <w:rFonts w:ascii="Tahoma" w:eastAsia="微软雅黑" w:hAnsi="Tahoma"/>
+          <w:kern w:val="0"/>
+          <w:sz w:val="22"/>
+        </w:rPr>
+      </w:pPr>
+      <w:r>
+        <w:rPr>
+          <w:rFonts w:ascii="Tahoma" w:eastAsia="微软雅黑" w:hAnsi="Tahoma" w:hint="eastAsia"/>
+          <w:kern w:val="0"/>
+          <w:sz w:val="22"/>
+        </w:rPr>
+        <w:t>如果被挤了，那么会转移到另一个边缘。</w:t>
+      </w:r>
+    </w:p>
+    <w:p>
+      <w:pPr>
+        <w:widowControl/>
+        <w:jc w:val="left"/>
+        <w:rPr>
+          <w:rFonts w:ascii="Tahoma" w:eastAsia="微软雅黑" w:hAnsi="Tahoma"/>
+          <w:kern w:val="0"/>
+          <w:sz w:val="22"/>
+        </w:rPr>
+      </w:pPr>
+      <w:r>
+        <w:rPr>
+          <w:rFonts w:hint="eastAsia"/>
+        </w:rPr>
+        <w:object w:dxaOrig="11833" w:dyaOrig="4237" w14:anchorId="475524E4">
+          <v:shape id="_x0000_i1027" type="#_x0000_t75" style="width:414.6pt;height:148.8pt" o:ole="">
+            <v:imagedata r:id="rId20" o:title=""/>
+          </v:shape>
+          <o:OLEObject Type="Embed" ProgID="Visio.Drawing.15" ShapeID="_x0000_i1027" DrawAspect="Content" ObjectID="_1824093550" r:id="rId21"/>
+        </w:object>
+      </w:r>
+    </w:p>
+    <w:tbl>
+      <w:tblPr>
+        <w:tblStyle w:val="af"/>
+        <w:tblW w:w="0" w:type="auto"/>
+        <w:shd w:val="clear" w:color="auto" w:fill="FFF2CC" w:themeFill="accent4" w:themeFillTint="33"/>
+        <w:tblLook w:val="04A0" w:firstRow="1" w:lastRow="0" w:firstColumn="1" w:lastColumn="0" w:noHBand="0" w:noVBand="1"/>
+      </w:tblPr>
+      <w:tblGrid>
+        <w:gridCol w:w="8522"/>
+      </w:tblGrid>
+      <w:tr>
+        <w:tc>
+          <w:tcPr>
+            <w:tcW w:w="8522" w:type="dxa"/>
+            <w:shd w:val="clear" w:color="auto" w:fill="FFF2CC" w:themeFill="accent4" w:themeFillTint="33"/>
+          </w:tcPr>
+          <w:p>
+            <w:pPr>
+              <w:widowControl/>
+              <w:adjustRightInd w:val="0"/>
+              <w:snapToGrid w:val="0"/>
+              <w:jc w:val="left"/>
+              <w:rPr>
+                <w:rFonts w:ascii="Tahoma" w:eastAsia="微软雅黑" w:hAnsi="Tahoma"/>
+                <w:kern w:val="0"/>
+                <w:sz w:val="22"/>
+              </w:rPr>
+            </w:pPr>
+            <w:r>
+              <w:rPr>
+                <w:rFonts w:ascii="Tahoma" w:eastAsia="微软雅黑" w:hAnsi="Tahoma" w:hint="eastAsia"/>
+                <w:kern w:val="0"/>
+                <w:sz w:val="22"/>
+              </w:rPr>
+              <w:t>你可以把对话框弄的超大，比如</w:t>
+            </w:r>
+            <w:r>
+              <w:rPr>
+                <w:rFonts w:ascii="Tahoma" w:eastAsia="微软雅黑" w:hAnsi="Tahoma" w:hint="eastAsia"/>
+                <w:kern w:val="0"/>
+                <w:sz w:val="22"/>
+              </w:rPr>
+              <w:t>15</w:t>
+            </w:r>
+            <w:r>
+              <w:rPr>
+                <w:rFonts w:ascii="Tahoma" w:eastAsia="微软雅黑" w:hAnsi="Tahoma" w:hint="eastAsia"/>
+                <w:kern w:val="0"/>
+                <w:sz w:val="22"/>
+              </w:rPr>
+              <w:t>行以上的高度。</w:t>
+            </w:r>
+            <w:r>
+              <w:rPr>
+                <w:rFonts w:ascii="Tahoma" w:eastAsia="微软雅黑" w:hAnsi="Tahoma" w:hint="eastAsia"/>
+                <w:kern w:val="0"/>
+                <w:sz w:val="22"/>
+              </w:rPr>
+              <w:t>（不建议这样弄）</w:t>
+            </w:r>
+          </w:p>
+          <w:p>
+            <w:pPr>
+              <w:widowControl/>
+              <w:adjustRightInd w:val="0"/>
+              <w:snapToGrid w:val="0"/>
+              <w:jc w:val="left"/>
+              <w:rPr>
+                <w:rFonts w:ascii="Tahoma" w:eastAsia="微软雅黑" w:hAnsi="Tahoma"/>
+                <w:kern w:val="0"/>
+                <w:sz w:val="22"/>
+              </w:rPr>
+            </w:pPr>
+            <w:r>
+              <w:rPr>
+                <w:rFonts w:ascii="Tahoma" w:eastAsia="微软雅黑" w:hAnsi="Tahoma" w:hint="eastAsia"/>
+                <w:kern w:val="0"/>
+                <w:sz w:val="22"/>
+              </w:rPr>
+              <w:t>这样子窗口就被挤得没地方了。没地方时，子窗口会选择下方边缘。</w:t>
+            </w:r>
+          </w:p>
+        </w:tc>
+      </w:tr>
+    </w:tbl>
+    <w:p>
+      <w:pPr>
+        <w:widowControl/>
+        <w:jc w:val="left"/>
+        <w:rPr>
+          <w:rFonts w:ascii="Tahoma" w:eastAsia="微软雅黑" w:hAnsi="Tahoma"/>
+          <w:kern w:val="0"/>
+          <w:sz w:val="22"/>
+        </w:rPr>
+      </w:pPr>
+    </w:p>
+    <w:p>
+      <w:pPr>
+        <w:widowControl/>
+        <w:jc w:val="left"/>
+        <w:rPr>
+          <w:rFonts w:ascii="Tahoma" w:eastAsia="微软雅黑" w:hAnsi="Tahoma"/>
+          <w:kern w:val="0"/>
+          <w:sz w:val="22"/>
+        </w:rPr>
+      </w:pPr>
+      <w:r>
+        <w:rPr>
+          <w:rFonts w:ascii="Tahoma" w:eastAsia="微软雅黑" w:hAnsi="Tahoma"/>
+          <w:kern w:val="0"/>
+          <w:sz w:val="22"/>
+        </w:rPr>
+        <w:br w:type="page"/>
+      </w:r>
+    </w:p>
+    <w:p>
+      <w:pPr>
+        <w:pStyle w:val="2"/>
+        <w:rPr>
+          <w:rFonts w:hint="eastAsia"/>
+        </w:rPr>
+      </w:pPr>
+      <w:r>
+        <w:rPr>
+          <w:rFonts w:hint="eastAsia"/>
+        </w:rPr>
+        <w:lastRenderedPageBreak/>
+        <w:t>从零开始设计（DIY）</w:t>
+      </w:r>
+    </w:p>
+    <w:p>
+      <w:pPr>
+        <w:pStyle w:val="3"/>
+        <w:rPr>
+          <w:rFonts w:hint="eastAsia"/>
+        </w:rPr>
+      </w:pPr>
+      <w:r>
+        <w:rPr>
+          <w:rFonts w:hint="eastAsia"/>
+        </w:rPr>
+        <w:t>设计一个确认框</w:t>
+      </w:r>
+      <w:r>
+        <w:rPr>
+          <w:rFonts w:hint="eastAsia"/>
+        </w:rPr>
+        <w:t>/选择题框（指向）</w:t>
+      </w:r>
+    </w:p>
+    <w:p>
+      <w:pPr>
+        <w:widowControl/>
+        <w:snapToGrid w:val="0"/>
+        <w:jc w:val="left"/>
+        <w:rPr>
+          <w:rFonts w:ascii="Tahoma" w:eastAsia="微软雅黑" w:hAnsi="Tahoma" w:hint="eastAsia"/>
+          <w:kern w:val="0"/>
+          <w:sz w:val="22"/>
+        </w:rPr>
+      </w:pPr>
+      <w:r>
+        <w:rPr>
+          <w:rFonts w:ascii="Tahoma" w:eastAsia="微软雅黑" w:hAnsi="Tahoma" w:hint="eastAsia"/>
+          <w:kern w:val="0"/>
+          <w:sz w:val="22"/>
+        </w:rPr>
+        <w:t>结合对话框</w:t>
+      </w:r>
+      <w:proofErr w:type="gramStart"/>
+      <w:r>
+        <w:rPr>
+          <w:rFonts w:ascii="Tahoma" w:eastAsia="微软雅黑" w:hAnsi="Tahoma" w:hint="eastAsia"/>
+          <w:kern w:val="0"/>
+          <w:sz w:val="22"/>
+        </w:rPr>
+        <w:t>变形器</w:t>
+      </w:r>
+      <w:proofErr w:type="gramEnd"/>
+      <w:r>
+        <w:rPr>
+          <w:rFonts w:ascii="Tahoma" w:eastAsia="微软雅黑" w:hAnsi="Tahoma" w:hint="eastAsia"/>
+          <w:kern w:val="0"/>
+          <w:sz w:val="22"/>
+        </w:rPr>
+        <w:t>+</w:t>
+      </w:r>
+      <w:r>
+        <w:rPr>
+          <w:rFonts w:ascii="Tahoma" w:eastAsia="微软雅黑" w:hAnsi="Tahoma" w:hint="eastAsia"/>
+          <w:kern w:val="0"/>
+          <w:sz w:val="22"/>
+        </w:rPr>
+        <w:t>选择项窗口，能设计确认框和选择题框，如下图·。</w:t>
+      </w:r>
+    </w:p>
+    <w:p>
+      <w:pPr>
+        <w:widowControl/>
+        <w:adjustRightInd w:val="0"/>
+        <w:snapToGrid w:val="0"/>
+        <w:jc w:val="left"/>
+        <w:rPr>
+          <w:rFonts w:ascii="Tahoma" w:eastAsia="微软雅黑" w:hAnsi="Tahoma"/>
+          <w:kern w:val="0"/>
+          <w:sz w:val="22"/>
+        </w:rPr>
+      </w:pPr>
+      <w:r>
+        <w:rPr>
+          <w:rFonts w:ascii="Tahoma" w:eastAsia="微软雅黑" w:hAnsi="Tahoma"/>
+          <w:kern w:val="0"/>
+          <w:sz w:val="22"/>
+        </w:rPr>
+        <w:tab/>
+      </w:r>
+      <w:r>
+        <w:rPr>
+          <w:rFonts w:ascii="Tahoma" w:eastAsia="微软雅黑" w:hAnsi="Tahoma" w:hint="eastAsia"/>
+          <w:kern w:val="0"/>
+          <w:sz w:val="22"/>
+        </w:rPr>
+        <w:t>◆</w:t>
+      </w:r>
+      <w:r>
+        <w:rPr>
+          <w:rFonts w:ascii="Tahoma" w:eastAsia="微软雅黑" w:hAnsi="Tahoma"/>
+          <w:kern w:val="0"/>
+          <w:sz w:val="22"/>
+        </w:rPr>
+        <w:t>Drill_DialogOperator</w:t>
+      </w:r>
+      <w:r>
+        <w:rPr>
+          <w:rFonts w:ascii="Tahoma" w:eastAsia="微软雅黑" w:hAnsi="Tahoma"/>
+          <w:kern w:val="0"/>
+          <w:sz w:val="22"/>
+        </w:rPr>
+        <w:tab/>
+      </w:r>
+      <w:r>
+        <w:rPr>
+          <w:rFonts w:ascii="Tahoma" w:eastAsia="微软雅黑" w:hAnsi="Tahoma"/>
+          <w:kern w:val="0"/>
+          <w:sz w:val="22"/>
+        </w:rPr>
+        <w:tab/>
+      </w:r>
+      <w:r>
+        <w:rPr>
+          <w:rFonts w:ascii="Tahoma" w:eastAsia="微软雅黑" w:hAnsi="Tahoma"/>
+          <w:kern w:val="0"/>
+          <w:sz w:val="22"/>
+        </w:rPr>
+        <w:tab/>
+      </w:r>
+      <w:r>
+        <w:rPr>
+          <w:rFonts w:ascii="Tahoma" w:eastAsia="微软雅黑" w:hAnsi="Tahoma"/>
+          <w:kern w:val="0"/>
+          <w:sz w:val="22"/>
+        </w:rPr>
+        <w:tab/>
+      </w:r>
+      <w:r>
+        <w:rPr>
+          <w:rFonts w:ascii="Tahoma" w:eastAsia="微软雅黑" w:hAnsi="Tahoma"/>
+          <w:kern w:val="0"/>
+          <w:sz w:val="22"/>
+        </w:rPr>
+        <w:tab/>
+      </w:r>
+      <w:r>
+        <w:rPr>
+          <w:rFonts w:ascii="Tahoma" w:eastAsia="微软雅黑" w:hAnsi="Tahoma" w:hint="eastAsia"/>
+          <w:kern w:val="0"/>
+          <w:sz w:val="22"/>
+        </w:rPr>
+        <w:t>对话框</w:t>
+      </w:r>
+      <w:r>
+        <w:rPr>
+          <w:rFonts w:ascii="Tahoma" w:eastAsia="微软雅黑" w:hAnsi="Tahoma"/>
+          <w:kern w:val="0"/>
+          <w:sz w:val="22"/>
+        </w:rPr>
+        <w:t xml:space="preserve"> - </w:t>
+      </w:r>
+      <w:r>
+        <w:rPr>
+          <w:rFonts w:ascii="Tahoma" w:eastAsia="微软雅黑" w:hAnsi="Tahoma"/>
+          <w:kern w:val="0"/>
+          <w:sz w:val="22"/>
+        </w:rPr>
+        <w:t>对话框变形器</w:t>
+      </w:r>
+    </w:p>
+    <w:p>
+      <w:pPr>
+        <w:widowControl/>
+        <w:adjustRightInd w:val="0"/>
+        <w:snapToGrid w:val="0"/>
+        <w:jc w:val="left"/>
+        <w:rPr>
+          <w:rFonts w:ascii="Tahoma" w:eastAsia="微软雅黑" w:hAnsi="Tahoma" w:hint="eastAsia"/>
+          <w:kern w:val="0"/>
+          <w:sz w:val="22"/>
+        </w:rPr>
+      </w:pPr>
+      <w:r>
+        <w:rPr>
+          <w:rFonts w:ascii="Tahoma" w:eastAsia="微软雅黑" w:hAnsi="Tahoma"/>
+          <w:kern w:val="0"/>
+          <w:sz w:val="22"/>
+        </w:rPr>
+        <w:tab/>
+      </w:r>
+      <w:r>
+        <w:rPr>
+          <w:rFonts w:ascii="Tahoma" w:eastAsia="微软雅黑" w:hAnsi="Tahoma" w:hint="eastAsia"/>
+          <w:kern w:val="0"/>
+          <w:sz w:val="22"/>
+        </w:rPr>
+        <w:t>◆</w:t>
+      </w:r>
+      <w:r>
+        <w:rPr>
+          <w:rFonts w:ascii="Tahoma" w:eastAsia="微软雅黑" w:hAnsi="Tahoma" w:hint="eastAsia"/>
+          <w:kern w:val="0"/>
+          <w:sz w:val="22"/>
+        </w:rPr>
+        <w:t>Drill_DialogChoiceBox</w:t>
+      </w:r>
+      <w:r>
+        <w:rPr>
+          <w:rFonts w:ascii="Tahoma" w:eastAsia="微软雅黑" w:hAnsi="Tahoma"/>
+          <w:kern w:val="0"/>
+          <w:sz w:val="22"/>
+        </w:rPr>
+        <w:tab/>
+      </w:r>
+      <w:r>
+        <w:rPr>
+          <w:rFonts w:ascii="Tahoma" w:eastAsia="微软雅黑" w:hAnsi="Tahoma"/>
+          <w:kern w:val="0"/>
+          <w:sz w:val="22"/>
+        </w:rPr>
+        <w:tab/>
+      </w:r>
+      <w:r>
+        <w:rPr>
+          <w:rFonts w:ascii="Tahoma" w:eastAsia="微软雅黑" w:hAnsi="Tahoma"/>
+          <w:kern w:val="0"/>
+          <w:sz w:val="22"/>
+        </w:rPr>
+        <w:tab/>
+      </w:r>
+      <w:r>
+        <w:rPr>
+          <w:rFonts w:ascii="Tahoma" w:eastAsia="微软雅黑" w:hAnsi="Tahoma"/>
+          <w:kern w:val="0"/>
+          <w:sz w:val="22"/>
+        </w:rPr>
+        <w:tab/>
+      </w:r>
+      <w:r>
+        <w:rPr>
+          <w:rFonts w:ascii="Tahoma" w:eastAsia="微软雅黑" w:hAnsi="Tahoma" w:hint="eastAsia"/>
+          <w:kern w:val="0"/>
+          <w:sz w:val="22"/>
+        </w:rPr>
+        <w:t>对话框</w:t>
+      </w:r>
+      <w:r>
+        <w:rPr>
+          <w:rFonts w:ascii="Tahoma" w:eastAsia="微软雅黑" w:hAnsi="Tahoma"/>
+          <w:kern w:val="0"/>
+          <w:sz w:val="22"/>
+        </w:rPr>
+        <w:t xml:space="preserve"> - </w:t>
+      </w:r>
+      <w:r>
+        <w:rPr>
+          <w:rFonts w:ascii="Tahoma" w:eastAsia="微软雅黑" w:hAnsi="Tahoma" w:hint="eastAsia"/>
+          <w:kern w:val="0"/>
+          <w:sz w:val="22"/>
+        </w:rPr>
+        <w:t>选择项窗口</w:t>
+      </w:r>
+    </w:p>
+    <w:p>
+      <w:pPr>
+        <w:widowControl/>
+        <w:snapToGrid w:val="0"/>
+        <w:jc w:val="left"/>
+        <w:rPr>
+          <w:rFonts w:ascii="Tahoma" w:eastAsia="微软雅黑" w:hAnsi="Tahoma" w:hint="eastAsia"/>
+          <w:kern w:val="0"/>
+          <w:sz w:val="22"/>
+        </w:rPr>
+      </w:pPr>
+      <w:r>
+        <w:rPr>
+          <w:rFonts w:ascii="Tahoma" w:eastAsia="微软雅黑" w:hAnsi="Tahoma" w:hint="eastAsia"/>
+          <w:kern w:val="0"/>
+          <w:sz w:val="22"/>
+        </w:rPr>
+        <w:t>你可以去看看文档</w:t>
+      </w:r>
+      <w:r>
+        <w:rPr>
+          <w:rFonts w:ascii="Tahoma" w:eastAsia="微软雅黑" w:hAnsi="Tahoma" w:hint="eastAsia"/>
+          <w:kern w:val="0"/>
+          <w:sz w:val="22"/>
+        </w:rPr>
+        <w:t xml:space="preserve"> </w:t>
+      </w:r>
+      <w:proofErr w:type="gramStart"/>
+      <w:r>
+        <w:rPr>
+          <w:rFonts w:ascii="Tahoma" w:eastAsia="微软雅黑" w:hAnsi="Tahoma"/>
+          <w:kern w:val="0"/>
+          <w:sz w:val="22"/>
+        </w:rPr>
+        <w:t>”</w:t>
+      </w:r>
+      <w:proofErr w:type="gramEnd"/>
+      <w:r>
+        <w:rPr>
+          <w:rFonts w:ascii="Tahoma" w:eastAsia="微软雅黑" w:hAnsi="Tahoma" w:hint="eastAsia"/>
+          <w:color w:val="0070C0"/>
+          <w:kern w:val="0"/>
+          <w:sz w:val="22"/>
+        </w:rPr>
+        <w:t>15.</w:t>
+      </w:r>
+      <w:r>
+        <w:rPr>
+          <w:rFonts w:ascii="Tahoma" w:eastAsia="微软雅黑" w:hAnsi="Tahoma" w:hint="eastAsia"/>
+          <w:color w:val="0070C0"/>
+          <w:kern w:val="0"/>
+          <w:sz w:val="22"/>
+        </w:rPr>
+        <w:t>对话框</w:t>
+      </w:r>
+      <w:r>
+        <w:rPr>
+          <w:rFonts w:ascii="Tahoma" w:eastAsia="微软雅黑" w:hAnsi="Tahoma" w:hint="eastAsia"/>
+          <w:color w:val="0070C0"/>
+          <w:kern w:val="0"/>
+          <w:sz w:val="22"/>
+        </w:rPr>
+        <w:t xml:space="preserve"> </w:t>
+      </w:r>
+      <w:r>
+        <w:rPr>
+          <w:rFonts w:ascii="Tahoma" w:eastAsia="微软雅黑" w:hAnsi="Tahoma"/>
+          <w:color w:val="0070C0"/>
+          <w:kern w:val="0"/>
+          <w:sz w:val="22"/>
+        </w:rPr>
+        <w:t xml:space="preserve">&gt; </w:t>
+      </w:r>
+      <w:r>
+        <w:rPr>
+          <w:rFonts w:ascii="Tahoma" w:eastAsia="微软雅黑" w:hAnsi="Tahoma" w:hint="eastAsia"/>
+          <w:color w:val="0070C0"/>
+          <w:kern w:val="0"/>
+          <w:sz w:val="22"/>
+        </w:rPr>
+        <w:t>关于选择项窗口</w:t>
+      </w:r>
+      <w:r>
+        <w:rPr>
+          <w:rFonts w:ascii="Tahoma" w:eastAsia="微软雅黑" w:hAnsi="Tahoma" w:hint="eastAsia"/>
+          <w:color w:val="0070C0"/>
+          <w:kern w:val="0"/>
+          <w:sz w:val="22"/>
+        </w:rPr>
+        <w:t>.doc</w:t>
+      </w:r>
+      <w:r>
+        <w:rPr>
+          <w:rFonts w:ascii="Tahoma" w:eastAsia="微软雅黑" w:hAnsi="Tahoma" w:hint="eastAsia"/>
+          <w:color w:val="0070C0"/>
+          <w:kern w:val="0"/>
+          <w:sz w:val="22"/>
+        </w:rPr>
+        <w:t>x</w:t>
+      </w:r>
+      <w:proofErr w:type="gramStart"/>
+      <w:r>
+        <w:rPr>
+          <w:rFonts w:ascii="Tahoma" w:eastAsia="微软雅黑" w:hAnsi="Tahoma"/>
+          <w:kern w:val="0"/>
+          <w:sz w:val="22"/>
+        </w:rPr>
+        <w:t>”</w:t>
+      </w:r>
+      <w:proofErr w:type="gramEnd"/>
+      <w:r>
+        <w:rPr>
+          <w:rFonts w:ascii="Tahoma" w:eastAsia="微软雅黑" w:hAnsi="Tahoma"/>
+          <w:kern w:val="0"/>
+          <w:sz w:val="22"/>
+        </w:rPr>
+        <w:t xml:space="preserve"> </w:t>
+      </w:r>
+      <w:r>
+        <w:rPr>
+          <w:rFonts w:ascii="Tahoma" w:eastAsia="微软雅黑" w:hAnsi="Tahoma" w:hint="eastAsia"/>
+          <w:kern w:val="0"/>
+          <w:sz w:val="22"/>
+        </w:rPr>
+        <w:t>的</w:t>
+      </w:r>
+      <w:r>
+        <w:rPr>
+          <w:rFonts w:ascii="Tahoma" w:eastAsia="微软雅黑" w:hAnsi="Tahoma" w:hint="eastAsia"/>
+          <w:kern w:val="0"/>
+          <w:sz w:val="22"/>
+        </w:rPr>
+        <w:t xml:space="preserve"> </w:t>
+      </w:r>
+      <w:r>
+        <w:rPr>
+          <w:rFonts w:ascii="Tahoma" w:eastAsia="微软雅黑" w:hAnsi="Tahoma" w:hint="eastAsia"/>
+          <w:kern w:val="0"/>
+          <w:sz w:val="22"/>
+        </w:rPr>
+        <w:t>从零开始设计</w:t>
+      </w:r>
+      <w:r>
+        <w:rPr>
+          <w:rFonts w:ascii="Tahoma" w:eastAsia="微软雅黑" w:hAnsi="Tahoma" w:hint="eastAsia"/>
+          <w:kern w:val="0"/>
+          <w:sz w:val="22"/>
+        </w:rPr>
+        <w:t xml:space="preserve"> </w:t>
+      </w:r>
+      <w:r>
+        <w:rPr>
+          <w:rFonts w:ascii="Tahoma" w:eastAsia="微软雅黑" w:hAnsi="Tahoma" w:hint="eastAsia"/>
+          <w:kern w:val="0"/>
+          <w:sz w:val="22"/>
+        </w:rPr>
+        <w:t>章节</w:t>
+      </w:r>
+      <w:r>
+        <w:rPr>
+          <w:rFonts w:ascii="Tahoma" w:eastAsia="微软雅黑" w:hAnsi="Tahoma" w:hint="eastAsia"/>
+          <w:kern w:val="0"/>
+          <w:sz w:val="22"/>
+        </w:rPr>
+        <w:t>。</w:t>
+      </w:r>
+    </w:p>
+    <w:p>
+      <w:pPr>
+        <w:widowControl/>
+        <w:jc w:val="center"/>
+        <w:rPr>
+          <w:rFonts w:ascii="Tahoma" w:eastAsia="微软雅黑" w:hAnsi="Tahoma"/>
+          <w:kern w:val="0"/>
+          <w:sz w:val="22"/>
+        </w:rPr>
+      </w:pPr>
+      <w:r>
+        <w:rPr>
+          <w:noProof/>
+        </w:rPr>
+        <w:drawing>
+          <wp:inline distT="0" distB="0" distL="0" distR="0" wp14:anchorId="1C68041F" wp14:editId="0B469929">
+            <wp:extent cx="3070419" cy="1542972"/>
+            <wp:effectExtent l="0" t="0" r="0" b="635"/>
+            <wp:docPr id="619444302" name="图片 1"/>
+            <wp:cNvGraphicFramePr>
+              <a:graphicFrameLocks xmlns:a="http://schemas.openxmlformats.org/drawingml/2006/main" noChangeAspect="1"/>
+            </wp:cNvGraphicFramePr>
+            <a:graphic xmlns:a="http://schemas.openxmlformats.org/drawingml/2006/main">
+              <a:graphicData uri="http://schemas.openxmlformats.org/drawingml/2006/picture">
+                <pic:pic xmlns:pic="http://schemas.openxmlformats.org/drawingml/2006/picture">
+                  <pic:nvPicPr>
+                    <pic:cNvPr id="0" name="Picture 4"/>
+                    <pic:cNvPicPr>
+                      <a:picLocks noChangeAspect="1" noChangeArrowheads="1"/>
+                    </pic:cNvPicPr>
+                  </pic:nvPicPr>
+                  <pic:blipFill>
+                    <a:blip r:embed="rId22">
+                      <a:extLst>
+                        <a:ext uri="{28A0092B-C50C-407E-A947-70E740481C1C}">
+                          <a14:useLocalDpi xmlns:a14="http://schemas.microsoft.com/office/drawing/2010/main" val="0"/>
+                        </a:ext>
+                      </a:extLst>
+                    </a:blip>
+                    <a:srcRect/>
+                    <a:stretch>
+                      <a:fillRect/>
+                    </a:stretch>
+                  </pic:blipFill>
+                  <pic:spPr bwMode="auto">
+                    <a:xfrm>
+                      <a:off x="0" y="0"/>
+                      <a:ext cx="3080338" cy="1547957"/>
+                    </a:xfrm>
+                    <a:prstGeom prst="rect">
+                      <a:avLst/>
+                    </a:prstGeom>
+                    <a:noFill/>
+                    <a:ln>
+                      <a:noFill/>
+                    </a:ln>
+                  </pic:spPr>
+                </pic:pic>
+              </a:graphicData>
+            </a:graphic>
+          </wp:inline>
+        </w:drawing>
+      </w:r>
+    </w:p>
+    <w:p>
+      <w:pPr>
+        <w:widowControl/>
+        <w:snapToGrid w:val="0"/>
+        <w:jc w:val="center"/>
+        <w:rPr>
+          <w:rFonts w:ascii="Tahoma" w:eastAsia="微软雅黑" w:hAnsi="Tahoma"/>
+          <w:kern w:val="0"/>
+          <w:sz w:val="22"/>
+        </w:rPr>
+      </w:pPr>
+      <w:r>
+        <w:rPr>
+          <w:noProof/>
+        </w:rPr>
+        <w:drawing>
+          <wp:inline distT="0" distB="0" distL="0" distR="0" wp14:anchorId="543F010D" wp14:editId="58DC9593">
+            <wp:extent cx="4718050" cy="1616043"/>
+            <wp:effectExtent l="0" t="0" r="6350" b="3810"/>
+            <wp:docPr id="1554451016" name="图片 2"/>
+            <wp:cNvGraphicFramePr>
+              <a:graphicFrameLocks xmlns:a="http://schemas.openxmlformats.org/drawingml/2006/main" noChangeAspect="1"/>
+            </wp:cNvGraphicFramePr>
+            <a:graphic xmlns:a="http://schemas.openxmlformats.org/drawingml/2006/main">
+              <a:graphicData uri="http://schemas.openxmlformats.org/drawingml/2006/picture">
+                <pic:pic xmlns:pic="http://schemas.openxmlformats.org/drawingml/2006/picture">
+                  <pic:nvPicPr>
+                    <pic:cNvPr id="0" name="Picture 6"/>
+                    <pic:cNvPicPr>
+                      <a:picLocks noChangeAspect="1" noChangeArrowheads="1"/>
+                    </pic:cNvPicPr>
+                  </pic:nvPicPr>
+                  <pic:blipFill>
+                    <a:blip r:embed="rId23">
+                      <a:extLst>
+                        <a:ext uri="{28A0092B-C50C-407E-A947-70E740481C1C}">
+                          <a14:useLocalDpi xmlns:a14="http://schemas.microsoft.com/office/drawing/2010/main" val="0"/>
+                        </a:ext>
+                      </a:extLst>
+                    </a:blip>
+                    <a:srcRect/>
+                    <a:stretch>
+                      <a:fillRect/>
+                    </a:stretch>
+                  </pic:blipFill>
+                  <pic:spPr bwMode="auto">
+                    <a:xfrm>
+                      <a:off x="0" y="0"/>
+                      <a:ext cx="4721631" cy="1617269"/>
+                    </a:xfrm>
+                    <a:prstGeom prst="rect">
+                      <a:avLst/>
+                    </a:prstGeom>
+                    <a:noFill/>
+                    <a:ln>
+                      <a:noFill/>
+                    </a:ln>
+                  </pic:spPr>
+                </pic:pic>
+              </a:graphicData>
+            </a:graphic>
+          </wp:inline>
+        </w:drawing>
+      </w:r>
+    </w:p>
+    <w:p>
+      <w:pPr>
+        <w:widowControl/>
+        <w:jc w:val="left"/>
+        <w:rPr>
+          <w:rFonts w:ascii="Tahoma" w:eastAsia="微软雅黑" w:hAnsi="Tahoma" w:hint="eastAsia"/>
+          <w:kern w:val="0"/>
+          <w:sz w:val="22"/>
+        </w:rPr>
+      </w:pPr>
+    </w:p>
+    <w:p>
+      <w:pPr>
+        <w:widowControl/>
+        <w:jc w:val="left"/>
+        <w:rPr>
+          <w:rFonts w:ascii="Tahoma" w:eastAsia="微软雅黑" w:hAnsi="Tahoma"/>
+          <w:kern w:val="0"/>
+          <w:sz w:val="22"/>
+        </w:rPr>
+      </w:pPr>
+      <w:r>
+        <w:rPr>
+          <w:rFonts w:ascii="Tahoma" w:eastAsia="微软雅黑" w:hAnsi="Tahoma"/>
+          <w:kern w:val="0"/>
+          <w:sz w:val="22"/>
+        </w:rPr>
+        <w:br w:type="page"/>
+      </w:r>
+    </w:p>
+    <w:p>
+      <w:pPr>
         <w:pStyle w:val="2"/>
         <w:rPr>
           <w:rFonts w:hint="eastAsia"/>
@@ -2574,28 +4382,19 @@
         <w:rPr>
           <w:rFonts w:hint="eastAsia"/>
         </w:rPr>
-        <w:t>宽度设置为8</w:t>
-      </w:r>
-      <w:r>
-        <w:t>16</w:t>
+        <w:t>用插件指令修改位置</w:t>
       </w:r>
       <w:r>
         <w:rPr>
           <w:rFonts w:hint="eastAsia"/>
         </w:rPr>
-        <w:t>以上</w:t>
+        <w:t>、宽度</w:t>
       </w:r>
       <w:r>
         <w:rPr>
           <w:rFonts w:hint="eastAsia"/>
         </w:rPr>
-        <w:t>无效</w:t>
-      </w:r>
-      <w:r>
-        <w:rPr>
-          <w:rFonts w:hint="eastAsia"/>
-        </w:rPr>
-        <w:t>，并不能更宽</w:t>
+        <w:t>没有效果</w:t>
       </w:r>
     </w:p>
     <w:tbl>
@@ -2670,6 +4469,784 @@
                 <w:kern w:val="0"/>
                 <w:sz w:val="22"/>
               </w:rPr>
+              <w:t>用插件指令修改位置</w:t>
+            </w:r>
+            <w:r>
+              <w:rPr>
+                <w:rFonts w:ascii="Tahoma" w:eastAsia="微软雅黑" w:hAnsi="Tahoma" w:hint="eastAsia"/>
+                <w:kern w:val="0"/>
+                <w:sz w:val="22"/>
+              </w:rPr>
+              <w:t>、宽度</w:t>
+            </w:r>
+            <w:r>
+              <w:rPr>
+                <w:rFonts w:ascii="Tahoma" w:eastAsia="微软雅黑" w:hAnsi="Tahoma" w:hint="eastAsia"/>
+                <w:kern w:val="0"/>
+                <w:sz w:val="22"/>
+              </w:rPr>
+              <w:t>没有效果</w:t>
+            </w:r>
+          </w:p>
+        </w:tc>
+      </w:tr>
+      <w:tr>
+        <w:tc>
+          <w:tcPr>
+            <w:tcW w:w="1418" w:type="dxa"/>
+          </w:tcPr>
+          <w:p>
+            <w:pPr>
+              <w:widowControl/>
+              <w:adjustRightInd w:val="0"/>
+              <w:snapToGrid w:val="0"/>
+              <w:spacing w:line="276" w:lineRule="auto"/>
+              <w:jc w:val="left"/>
+              <w:rPr>
+                <w:rFonts w:ascii="Tahoma" w:eastAsia="微软雅黑" w:hAnsi="Tahoma"/>
+                <w:b/>
+                <w:bCs/>
+                <w:kern w:val="0"/>
+                <w:sz w:val="22"/>
+              </w:rPr>
+            </w:pPr>
+            <w:r>
+              <w:rPr>
+                <w:rFonts w:ascii="Tahoma" w:eastAsia="微软雅黑" w:hAnsi="Tahoma" w:hint="eastAsia"/>
+                <w:b/>
+                <w:bCs/>
+                <w:kern w:val="0"/>
+                <w:sz w:val="22"/>
+              </w:rPr>
+              <w:t>问题图示</w:t>
+            </w:r>
+          </w:p>
+        </w:tc>
+        <w:tc>
+          <w:tcPr>
+            <w:tcW w:w="7371" w:type="dxa"/>
+          </w:tcPr>
+          <w:p>
+            <w:pPr>
+              <w:widowControl/>
+              <w:snapToGrid w:val="0"/>
+              <w:jc w:val="left"/>
+              <w:rPr>
+                <w:rFonts w:ascii="Tahoma" w:eastAsia="微软雅黑" w:hAnsi="Tahoma"/>
+                <w:kern w:val="0"/>
+                <w:sz w:val="22"/>
+              </w:rPr>
+            </w:pPr>
+            <w:r>
+              <w:rPr>
+                <w:noProof/>
+              </w:rPr>
+              <w:drawing>
+                <wp:inline distT="0" distB="0" distL="0" distR="0" wp14:anchorId="12F8F301" wp14:editId="3D4C3EE3">
+                  <wp:extent cx="4000500" cy="640080"/>
+                  <wp:effectExtent l="0" t="0" r="0" b="7620"/>
+                  <wp:docPr id="765507819" name="图片 1"/>
+                  <wp:cNvGraphicFramePr>
+                    <a:graphicFrameLocks xmlns:a="http://schemas.openxmlformats.org/drawingml/2006/main" noChangeAspect="1"/>
+                  </wp:cNvGraphicFramePr>
+                  <a:graphic xmlns:a="http://schemas.openxmlformats.org/drawingml/2006/main">
+                    <a:graphicData uri="http://schemas.openxmlformats.org/drawingml/2006/picture">
+                      <pic:pic xmlns:pic="http://schemas.openxmlformats.org/drawingml/2006/picture">
+                        <pic:nvPicPr>
+                          <pic:cNvPr id="0" name="Picture 4"/>
+                          <pic:cNvPicPr>
+                            <a:picLocks noChangeAspect="1" noChangeArrowheads="1"/>
+                          </pic:cNvPicPr>
+                        </pic:nvPicPr>
+                        <pic:blipFill>
+                          <a:blip r:embed="rId24">
+                            <a:extLst>
+                              <a:ext uri="{28A0092B-C50C-407E-A947-70E740481C1C}">
+                                <a14:useLocalDpi xmlns:a14="http://schemas.microsoft.com/office/drawing/2010/main" val="0"/>
+                              </a:ext>
+                            </a:extLst>
+                          </a:blip>
+                          <a:srcRect/>
+                          <a:stretch>
+                            <a:fillRect/>
+                          </a:stretch>
+                        </pic:blipFill>
+                        <pic:spPr bwMode="auto">
+                          <a:xfrm>
+                            <a:off x="0" y="0"/>
+                            <a:ext cx="4000500" cy="640080"/>
+                          </a:xfrm>
+                          <a:prstGeom prst="rect">
+                            <a:avLst/>
+                          </a:prstGeom>
+                          <a:noFill/>
+                          <a:ln>
+                            <a:noFill/>
+                          </a:ln>
+                        </pic:spPr>
+                      </pic:pic>
+                    </a:graphicData>
+                  </a:graphic>
+                </wp:inline>
+              </w:drawing>
+            </w:r>
+          </w:p>
+        </w:tc>
+      </w:tr>
+      <w:tr>
+        <w:tc>
+          <w:tcPr>
+            <w:tcW w:w="1418" w:type="dxa"/>
+          </w:tcPr>
+          <w:p>
+            <w:pPr>
+              <w:widowControl/>
+              <w:adjustRightInd w:val="0"/>
+              <w:snapToGrid w:val="0"/>
+              <w:spacing w:line="276" w:lineRule="auto"/>
+              <w:jc w:val="left"/>
+              <w:rPr>
+                <w:rFonts w:ascii="Tahoma" w:eastAsia="微软雅黑" w:hAnsi="Tahoma"/>
+                <w:b/>
+                <w:bCs/>
+                <w:kern w:val="0"/>
+                <w:sz w:val="22"/>
+              </w:rPr>
+            </w:pPr>
+            <w:r>
+              <w:rPr>
+                <w:rFonts w:ascii="Tahoma" w:eastAsia="微软雅黑" w:hAnsi="Tahoma" w:hint="eastAsia"/>
+                <w:b/>
+                <w:bCs/>
+                <w:kern w:val="0"/>
+                <w:sz w:val="22"/>
+              </w:rPr>
+              <w:t>问题描述</w:t>
+            </w:r>
+          </w:p>
+        </w:tc>
+        <w:tc>
+          <w:tcPr>
+            <w:tcW w:w="7371" w:type="dxa"/>
+          </w:tcPr>
+          <w:p>
+            <w:pPr>
+              <w:widowControl/>
+              <w:adjustRightInd w:val="0"/>
+              <w:snapToGrid w:val="0"/>
+              <w:spacing w:line="276" w:lineRule="auto"/>
+              <w:jc w:val="left"/>
+              <w:rPr>
+                <w:rFonts w:ascii="Tahoma" w:eastAsia="微软雅黑" w:hAnsi="Tahoma"/>
+                <w:kern w:val="0"/>
+                <w:sz w:val="22"/>
+              </w:rPr>
+            </w:pPr>
+            <w:r>
+              <w:rPr>
+                <w:rFonts w:ascii="Tahoma" w:eastAsia="微软雅黑" w:hAnsi="Tahoma" w:hint="eastAsia"/>
+                <w:kern w:val="0"/>
+                <w:sz w:val="22"/>
+              </w:rPr>
+              <w:t>使用插件指令修改宽度、修改位置后，都不生效。</w:t>
+            </w:r>
+          </w:p>
+        </w:tc>
+      </w:tr>
+      <w:tr>
+        <w:tc>
+          <w:tcPr>
+            <w:tcW w:w="1418" w:type="dxa"/>
+          </w:tcPr>
+          <w:p>
+            <w:pPr>
+              <w:widowControl/>
+              <w:adjustRightInd w:val="0"/>
+              <w:snapToGrid w:val="0"/>
+              <w:spacing w:line="276" w:lineRule="auto"/>
+              <w:jc w:val="left"/>
+              <w:rPr>
+                <w:rFonts w:ascii="Tahoma" w:eastAsia="微软雅黑" w:hAnsi="Tahoma"/>
+                <w:b/>
+                <w:bCs/>
+                <w:kern w:val="0"/>
+                <w:sz w:val="22"/>
+              </w:rPr>
+            </w:pPr>
+            <w:r>
+              <w:rPr>
+                <w:rFonts w:ascii="Tahoma" w:eastAsia="微软雅黑" w:hAnsi="Tahoma" w:hint="eastAsia"/>
+                <w:b/>
+                <w:bCs/>
+                <w:kern w:val="0"/>
+                <w:sz w:val="22"/>
+              </w:rPr>
+              <w:t>原理解析</w:t>
+            </w:r>
+          </w:p>
+        </w:tc>
+        <w:tc>
+          <w:tcPr>
+            <w:tcW w:w="7371" w:type="dxa"/>
+          </w:tcPr>
+          <w:p>
+            <w:pPr>
+              <w:widowControl/>
+              <w:adjustRightInd w:val="0"/>
+              <w:snapToGrid w:val="0"/>
+              <w:spacing w:line="276" w:lineRule="auto"/>
+              <w:jc w:val="left"/>
+              <w:rPr>
+                <w:rFonts w:ascii="Tahoma" w:eastAsia="微软雅黑" w:hAnsi="Tahoma"/>
+                <w:kern w:val="0"/>
+                <w:sz w:val="22"/>
+              </w:rPr>
+            </w:pPr>
+            <w:r>
+              <w:rPr>
+                <w:rFonts w:ascii="Tahoma" w:eastAsia="微软雅黑" w:hAnsi="Tahoma" w:hint="eastAsia"/>
+                <w:kern w:val="0"/>
+                <w:sz w:val="22"/>
+              </w:rPr>
+              <w:t>这是</w:t>
+            </w:r>
+            <w:r>
+              <w:rPr>
+                <w:rFonts w:ascii="Tahoma" w:eastAsia="微软雅黑" w:hAnsi="Tahoma" w:hint="eastAsia"/>
+                <w:kern w:val="0"/>
+                <w:sz w:val="22"/>
+              </w:rPr>
+              <w:t>因为设置的属性与</w:t>
+            </w:r>
+            <w:r>
+              <w:rPr>
+                <w:rFonts w:ascii="Tahoma" w:eastAsia="微软雅黑" w:hAnsi="Tahoma" w:hint="eastAsia"/>
+                <w:kern w:val="0"/>
+                <w:sz w:val="22"/>
+              </w:rPr>
+              <w:t xml:space="preserve"> </w:t>
+            </w:r>
+            <w:r>
+              <w:rPr>
+                <w:rFonts w:ascii="Tahoma" w:eastAsia="微软雅黑" w:hAnsi="Tahoma" w:hint="eastAsia"/>
+                <w:kern w:val="0"/>
+                <w:sz w:val="22"/>
+              </w:rPr>
+              <w:t>变形样式</w:t>
+            </w:r>
+            <w:r>
+              <w:rPr>
+                <w:rFonts w:ascii="Tahoma" w:eastAsia="微软雅黑" w:hAnsi="Tahoma" w:hint="eastAsia"/>
+                <w:kern w:val="0"/>
+                <w:sz w:val="22"/>
+              </w:rPr>
+              <w:t xml:space="preserve"> </w:t>
+            </w:r>
+            <w:r>
+              <w:rPr>
+                <w:rFonts w:ascii="Tahoma" w:eastAsia="微软雅黑" w:hAnsi="Tahoma" w:hint="eastAsia"/>
+                <w:kern w:val="0"/>
+                <w:sz w:val="22"/>
+              </w:rPr>
+              <w:t>相关。</w:t>
+            </w:r>
+          </w:p>
+          <w:p>
+            <w:pPr>
+              <w:widowControl/>
+              <w:adjustRightInd w:val="0"/>
+              <w:snapToGrid w:val="0"/>
+              <w:spacing w:line="276" w:lineRule="auto"/>
+              <w:jc w:val="left"/>
+              <w:rPr>
+                <w:rFonts w:ascii="Tahoma" w:eastAsia="微软雅黑" w:hAnsi="Tahoma"/>
+                <w:kern w:val="0"/>
+                <w:sz w:val="22"/>
+              </w:rPr>
+            </w:pPr>
+            <w:r>
+              <w:rPr>
+                <w:rFonts w:ascii="Tahoma" w:eastAsia="微软雅黑" w:hAnsi="Tahoma" w:hint="eastAsia"/>
+                <w:kern w:val="0"/>
+                <w:sz w:val="22"/>
+              </w:rPr>
+              <w:t>可见前面章节：</w:t>
+            </w:r>
+            <w:hyperlink w:anchor="_1）位置与高宽" w:history="1">
+              <w:r>
+                <w:rPr>
+                  <w:rStyle w:val="a4"/>
+                  <w:rFonts w:ascii="Tahoma" w:eastAsia="微软雅黑" w:hAnsi="Tahoma" w:hint="eastAsia"/>
+                  <w:kern w:val="0"/>
+                  <w:sz w:val="22"/>
+                </w:rPr>
+                <w:t>位置与高宽</w:t>
+              </w:r>
+            </w:hyperlink>
+            <w:r>
+              <w:rPr>
+                <w:rFonts w:ascii="Tahoma" w:eastAsia="微软雅黑" w:hAnsi="Tahoma" w:hint="eastAsia"/>
+                <w:kern w:val="0"/>
+                <w:sz w:val="22"/>
+              </w:rPr>
+              <w:t xml:space="preserve"> </w:t>
+            </w:r>
+            <w:r>
+              <w:rPr>
+                <w:rFonts w:ascii="Tahoma" w:eastAsia="微软雅黑" w:hAnsi="Tahoma" w:hint="eastAsia"/>
+                <w:kern w:val="0"/>
+                <w:sz w:val="22"/>
+              </w:rPr>
+              <w:t>。</w:t>
+            </w:r>
+          </w:p>
+          <w:p>
+            <w:pPr>
+              <w:widowControl/>
+              <w:adjustRightInd w:val="0"/>
+              <w:snapToGrid w:val="0"/>
+              <w:spacing w:line="276" w:lineRule="auto"/>
+              <w:jc w:val="left"/>
+              <w:rPr>
+                <w:rFonts w:ascii="Tahoma" w:eastAsia="微软雅黑" w:hAnsi="Tahoma"/>
+                <w:kern w:val="0"/>
+                <w:sz w:val="22"/>
+              </w:rPr>
+            </w:pPr>
+            <w:r>
+              <w:rPr>
+                <w:rFonts w:ascii="Tahoma" w:eastAsia="微软雅黑" w:hAnsi="Tahoma" w:hint="eastAsia"/>
+                <w:kern w:val="0"/>
+                <w:sz w:val="22"/>
+              </w:rPr>
+              <w:t>只有模式为</w:t>
+            </w:r>
+            <w:r>
+              <w:rPr>
+                <w:rFonts w:ascii="Tahoma" w:eastAsia="微软雅黑" w:hAnsi="Tahoma" w:hint="eastAsia"/>
+                <w:kern w:val="0"/>
+                <w:sz w:val="22"/>
+              </w:rPr>
+              <w:t xml:space="preserve"> </w:t>
+            </w:r>
+            <w:proofErr w:type="gramStart"/>
+            <w:r>
+              <w:rPr>
+                <w:rFonts w:ascii="Tahoma" w:eastAsia="微软雅黑" w:hAnsi="Tahoma"/>
+                <w:kern w:val="0"/>
+                <w:sz w:val="22"/>
+              </w:rPr>
+              <w:t>”</w:t>
+            </w:r>
+            <w:proofErr w:type="gramEnd"/>
+            <w:r>
+              <w:rPr>
+                <w:rFonts w:ascii="Tahoma" w:eastAsia="微软雅黑" w:hAnsi="Tahoma" w:hint="eastAsia"/>
+                <w:kern w:val="0"/>
+                <w:sz w:val="22"/>
+              </w:rPr>
+              <w:t>使用自定义值</w:t>
+            </w:r>
+            <w:proofErr w:type="gramStart"/>
+            <w:r>
+              <w:rPr>
+                <w:rFonts w:ascii="Tahoma" w:eastAsia="微软雅黑" w:hAnsi="Tahoma"/>
+                <w:kern w:val="0"/>
+                <w:sz w:val="22"/>
+              </w:rPr>
+              <w:t>”</w:t>
+            </w:r>
+            <w:proofErr w:type="gramEnd"/>
+            <w:r>
+              <w:rPr>
+                <w:rFonts w:ascii="Tahoma" w:eastAsia="微软雅黑" w:hAnsi="Tahoma" w:hint="eastAsia"/>
+                <w:kern w:val="0"/>
+                <w:sz w:val="22"/>
+              </w:rPr>
+              <w:t xml:space="preserve"> </w:t>
+            </w:r>
+            <w:r>
+              <w:rPr>
+                <w:rFonts w:ascii="Tahoma" w:eastAsia="微软雅黑" w:hAnsi="Tahoma" w:hint="eastAsia"/>
+                <w:kern w:val="0"/>
+                <w:sz w:val="22"/>
+              </w:rPr>
+              <w:t>时，才能生效。</w:t>
+            </w:r>
+          </w:p>
+          <w:p>
+            <w:pPr>
+              <w:widowControl/>
+              <w:adjustRightInd w:val="0"/>
+              <w:snapToGrid w:val="0"/>
+              <w:spacing w:line="276" w:lineRule="auto"/>
+              <w:jc w:val="left"/>
+              <w:rPr>
+                <w:rFonts w:ascii="Tahoma" w:eastAsia="微软雅黑" w:hAnsi="Tahoma"/>
+                <w:kern w:val="0"/>
+                <w:sz w:val="22"/>
+              </w:rPr>
+            </w:pPr>
+            <w:r>
+              <w:rPr>
+                <w:noProof/>
+              </w:rPr>
+              <w:drawing>
+                <wp:inline distT="0" distB="0" distL="0" distR="0" wp14:anchorId="024E16BF" wp14:editId="6E7C14A3">
+                  <wp:extent cx="4042969" cy="1920240"/>
+                  <wp:effectExtent l="0" t="0" r="0" b="3810"/>
+                  <wp:docPr id="405214985" name="图片 2"/>
+                  <wp:cNvGraphicFramePr>
+                    <a:graphicFrameLocks xmlns:a="http://schemas.openxmlformats.org/drawingml/2006/main" noChangeAspect="1"/>
+                  </wp:cNvGraphicFramePr>
+                  <a:graphic xmlns:a="http://schemas.openxmlformats.org/drawingml/2006/main">
+                    <a:graphicData uri="http://schemas.openxmlformats.org/drawingml/2006/picture">
+                      <pic:pic xmlns:pic="http://schemas.openxmlformats.org/drawingml/2006/picture">
+                        <pic:nvPicPr>
+                          <pic:cNvPr id="0" name="Picture 6"/>
+                          <pic:cNvPicPr>
+                            <a:picLocks noChangeAspect="1" noChangeArrowheads="1"/>
+                          </pic:cNvPicPr>
+                        </pic:nvPicPr>
+                        <pic:blipFill>
+                          <a:blip r:embed="rId25">
+                            <a:extLst>
+                              <a:ext uri="{28A0092B-C50C-407E-A947-70E740481C1C}">
+                                <a14:useLocalDpi xmlns:a14="http://schemas.microsoft.com/office/drawing/2010/main" val="0"/>
+                              </a:ext>
+                            </a:extLst>
+                          </a:blip>
+                          <a:srcRect/>
+                          <a:stretch>
+                            <a:fillRect/>
+                          </a:stretch>
+                        </pic:blipFill>
+                        <pic:spPr bwMode="auto">
+                          <a:xfrm>
+                            <a:off x="0" y="0"/>
+                            <a:ext cx="4050451" cy="1923794"/>
+                          </a:xfrm>
+                          <a:prstGeom prst="rect">
+                            <a:avLst/>
+                          </a:prstGeom>
+                          <a:noFill/>
+                          <a:ln>
+                            <a:noFill/>
+                          </a:ln>
+                        </pic:spPr>
+                      </pic:pic>
+                    </a:graphicData>
+                  </a:graphic>
+                </wp:inline>
+              </w:drawing>
+            </w:r>
+          </w:p>
+        </w:tc>
+      </w:tr>
+      <w:tr>
+        <w:tc>
+          <w:tcPr>
+            <w:tcW w:w="1418" w:type="dxa"/>
+          </w:tcPr>
+          <w:p>
+            <w:pPr>
+              <w:widowControl/>
+              <w:adjustRightInd w:val="0"/>
+              <w:snapToGrid w:val="0"/>
+              <w:spacing w:line="276" w:lineRule="auto"/>
+              <w:jc w:val="left"/>
+              <w:rPr>
+                <w:rFonts w:ascii="Tahoma" w:eastAsia="微软雅黑" w:hAnsi="Tahoma"/>
+                <w:b/>
+                <w:bCs/>
+                <w:kern w:val="0"/>
+                <w:sz w:val="22"/>
+              </w:rPr>
+            </w:pPr>
+            <w:r>
+              <w:rPr>
+                <w:rFonts w:ascii="Tahoma" w:eastAsia="微软雅黑" w:hAnsi="Tahoma" w:hint="eastAsia"/>
+                <w:b/>
+                <w:bCs/>
+                <w:kern w:val="0"/>
+                <w:sz w:val="22"/>
+              </w:rPr>
+              <w:t>解决方案</w:t>
+            </w:r>
+          </w:p>
+        </w:tc>
+        <w:tc>
+          <w:tcPr>
+            <w:tcW w:w="7371" w:type="dxa"/>
+          </w:tcPr>
+          <w:p>
+            <w:pPr>
+              <w:widowControl/>
+              <w:snapToGrid w:val="0"/>
+              <w:rPr>
+                <w:rFonts w:ascii="Tahoma" w:eastAsia="微软雅黑" w:hAnsi="Tahoma"/>
+                <w:kern w:val="0"/>
+                <w:sz w:val="22"/>
+              </w:rPr>
+            </w:pPr>
+            <w:r>
+              <w:rPr>
+                <w:rFonts w:ascii="Tahoma" w:eastAsia="微软雅黑" w:hAnsi="Tahoma" w:hint="eastAsia"/>
+                <w:kern w:val="0"/>
+                <w:sz w:val="22"/>
+              </w:rPr>
+              <w:t>切换到模式为</w:t>
+            </w:r>
+            <w:r>
+              <w:rPr>
+                <w:rFonts w:ascii="Tahoma" w:eastAsia="微软雅黑" w:hAnsi="Tahoma" w:hint="eastAsia"/>
+                <w:kern w:val="0"/>
+                <w:sz w:val="22"/>
+              </w:rPr>
+              <w:t xml:space="preserve"> </w:t>
+            </w:r>
+            <w:proofErr w:type="gramStart"/>
+            <w:r>
+              <w:rPr>
+                <w:rFonts w:ascii="Tahoma" w:eastAsia="微软雅黑" w:hAnsi="Tahoma"/>
+                <w:kern w:val="0"/>
+                <w:sz w:val="22"/>
+              </w:rPr>
+              <w:t>”</w:t>
+            </w:r>
+            <w:proofErr w:type="gramEnd"/>
+            <w:r>
+              <w:rPr>
+                <w:rFonts w:ascii="Tahoma" w:eastAsia="微软雅黑" w:hAnsi="Tahoma" w:hint="eastAsia"/>
+                <w:kern w:val="0"/>
+                <w:sz w:val="22"/>
+              </w:rPr>
+              <w:t>使用自定义值</w:t>
+            </w:r>
+            <w:proofErr w:type="gramStart"/>
+            <w:r>
+              <w:rPr>
+                <w:rFonts w:ascii="Tahoma" w:eastAsia="微软雅黑" w:hAnsi="Tahoma"/>
+                <w:kern w:val="0"/>
+                <w:sz w:val="22"/>
+              </w:rPr>
+              <w:t>”</w:t>
+            </w:r>
+            <w:proofErr w:type="gramEnd"/>
+            <w:r>
+              <w:rPr>
+                <w:rFonts w:ascii="Tahoma" w:eastAsia="微软雅黑" w:hAnsi="Tahoma" w:hint="eastAsia"/>
+                <w:kern w:val="0"/>
+                <w:sz w:val="22"/>
+              </w:rPr>
+              <w:t xml:space="preserve"> </w:t>
+            </w:r>
+            <w:r>
+              <w:rPr>
+                <w:rFonts w:ascii="Tahoma" w:eastAsia="微软雅黑" w:hAnsi="Tahoma" w:hint="eastAsia"/>
+                <w:kern w:val="0"/>
+                <w:sz w:val="22"/>
+              </w:rPr>
+              <w:t>的样式，然后再修改宽度、位置。</w:t>
+            </w:r>
+          </w:p>
+          <w:p>
+            <w:pPr>
+              <w:widowControl/>
+              <w:snapToGrid w:val="0"/>
+              <w:rPr>
+                <w:rFonts w:ascii="Tahoma" w:eastAsia="微软雅黑" w:hAnsi="Tahoma"/>
+                <w:kern w:val="0"/>
+                <w:sz w:val="22"/>
+              </w:rPr>
+            </w:pPr>
+            <w:r>
+              <w:rPr>
+                <w:noProof/>
+              </w:rPr>
+              <w:drawing>
+                <wp:inline distT="0" distB="0" distL="0" distR="0" wp14:anchorId="1D1BB2C5" wp14:editId="5B9B88D4">
+                  <wp:extent cx="4000500" cy="751398"/>
+                  <wp:effectExtent l="0" t="0" r="0" b="0"/>
+                  <wp:docPr id="951717457" name="图片 3"/>
+                  <wp:cNvGraphicFramePr>
+                    <a:graphicFrameLocks xmlns:a="http://schemas.openxmlformats.org/drawingml/2006/main" noChangeAspect="1"/>
+                  </wp:cNvGraphicFramePr>
+                  <a:graphic xmlns:a="http://schemas.openxmlformats.org/drawingml/2006/main">
+                    <a:graphicData uri="http://schemas.openxmlformats.org/drawingml/2006/picture">
+                      <pic:pic xmlns:pic="http://schemas.openxmlformats.org/drawingml/2006/picture">
+                        <pic:nvPicPr>
+                          <pic:cNvPr id="0" name="Picture 8"/>
+                          <pic:cNvPicPr>
+                            <a:picLocks noChangeAspect="1" noChangeArrowheads="1"/>
+                          </pic:cNvPicPr>
+                        </pic:nvPicPr>
+                        <pic:blipFill>
+                          <a:blip r:embed="rId26">
+                            <a:extLst>
+                              <a:ext uri="{28A0092B-C50C-407E-A947-70E740481C1C}">
+                                <a14:useLocalDpi xmlns:a14="http://schemas.microsoft.com/office/drawing/2010/main" val="0"/>
+                              </a:ext>
+                            </a:extLst>
+                          </a:blip>
+                          <a:srcRect/>
+                          <a:stretch>
+                            <a:fillRect/>
+                          </a:stretch>
+                        </pic:blipFill>
+                        <pic:spPr bwMode="auto">
+                          <a:xfrm>
+                            <a:off x="0" y="0"/>
+                            <a:ext cx="4021285" cy="755302"/>
+                          </a:xfrm>
+                          <a:prstGeom prst="rect">
+                            <a:avLst/>
+                          </a:prstGeom>
+                          <a:noFill/>
+                          <a:ln>
+                            <a:noFill/>
+                          </a:ln>
+                        </pic:spPr>
+                      </pic:pic>
+                    </a:graphicData>
+                  </a:graphic>
+                </wp:inline>
+              </w:drawing>
+            </w:r>
+          </w:p>
+        </w:tc>
+      </w:tr>
+    </w:tbl>
+    <w:p>
+      <w:pPr>
+        <w:rPr>
+          <w:rFonts w:hint="eastAsia"/>
+        </w:rPr>
+      </w:pPr>
+    </w:p>
+    <w:p>
+      <w:pPr>
+        <w:widowControl/>
+        <w:jc w:val="left"/>
+        <w:rPr>
+          <w:rFonts w:hint="eastAsia"/>
+        </w:rPr>
+      </w:pPr>
+      <w:r>
+        <w:rPr>
+          <w:rFonts w:hint="eastAsia"/>
+        </w:rPr>
+        <w:br w:type="page"/>
+      </w:r>
+    </w:p>
+    <w:p>
+      <w:pPr>
+        <w:pStyle w:val="3"/>
+        <w:rPr>
+          <w:rFonts w:hint="eastAsia"/>
+        </w:rPr>
+      </w:pPr>
+      <w:r>
+        <w:rPr>
+          <w:rFonts w:hint="eastAsia"/>
+        </w:rPr>
+        <w:lastRenderedPageBreak/>
+        <w:t>宽度设置为8</w:t>
+      </w:r>
+      <w:r>
+        <w:t>16</w:t>
+      </w:r>
+      <w:r>
+        <w:rPr>
+          <w:rFonts w:hint="eastAsia"/>
+        </w:rPr>
+        <w:t>以上</w:t>
+      </w:r>
+      <w:r>
+        <w:rPr>
+          <w:rFonts w:hint="eastAsia"/>
+        </w:rPr>
+        <w:t>无效</w:t>
+      </w:r>
+      <w:r>
+        <w:rPr>
+          <w:rFonts w:hint="eastAsia"/>
+        </w:rPr>
+        <w:t>，并不能更宽</w:t>
+      </w:r>
+    </w:p>
+    <w:tbl>
+      <w:tblPr>
+        <w:tblStyle w:val="af"/>
+        <w:tblW w:w="8789" w:type="dxa"/>
+        <w:tblInd w:w="-176" w:type="dxa"/>
+        <w:tblBorders>
+          <w:top w:val="single" w:sz="4" w:space="0" w:color="D9D9D9" w:themeColor="background1" w:themeShade="D9"/>
+          <w:left w:val="none" w:sz="0" w:space="0" w:color="auto"/>
+          <w:bottom w:val="single" w:sz="4" w:space="0" w:color="D9D9D9" w:themeColor="background1" w:themeShade="D9"/>
+          <w:right w:val="none" w:sz="0" w:space="0" w:color="auto"/>
+          <w:insideH w:val="single" w:sz="4" w:space="0" w:color="D9D9D9" w:themeColor="background1" w:themeShade="D9"/>
+          <w:insideV w:val="none" w:sz="0" w:space="0" w:color="auto"/>
+        </w:tblBorders>
+        <w:tblLook w:val="04A0" w:firstRow="1" w:lastRow="0" w:firstColumn="1" w:lastColumn="0" w:noHBand="0" w:noVBand="1"/>
+      </w:tblPr>
+      <w:tblGrid>
+        <w:gridCol w:w="1418"/>
+        <w:gridCol w:w="7371"/>
+      </w:tblGrid>
+      <w:tr>
+        <w:tc>
+          <w:tcPr>
+            <w:tcW w:w="1418" w:type="dxa"/>
+          </w:tcPr>
+          <w:p>
+            <w:pPr>
+              <w:widowControl/>
+              <w:adjustRightInd w:val="0"/>
+              <w:snapToGrid w:val="0"/>
+              <w:spacing w:line="276" w:lineRule="auto"/>
+              <w:jc w:val="left"/>
+              <w:rPr>
+                <w:rFonts w:ascii="Tahoma" w:eastAsia="微软雅黑" w:hAnsi="Tahoma"/>
+                <w:kern w:val="0"/>
+                <w:sz w:val="22"/>
+              </w:rPr>
+            </w:pPr>
+            <w:r>
+              <w:rPr>
+                <w:rFonts w:ascii="Tahoma" w:eastAsia="微软雅黑" w:hAnsi="Tahoma" w:hint="eastAsia"/>
+                <w:b/>
+                <w:bCs/>
+                <w:kern w:val="0"/>
+                <w:sz w:val="22"/>
+              </w:rPr>
+              <w:t>问题名称</w:t>
+            </w:r>
+          </w:p>
+        </w:tc>
+        <w:tc>
+          <w:tcPr>
+            <w:tcW w:w="7371" w:type="dxa"/>
+          </w:tcPr>
+          <w:p>
+            <w:pPr>
+              <w:widowControl/>
+              <w:adjustRightInd w:val="0"/>
+              <w:snapToGrid w:val="0"/>
+              <w:spacing w:line="276" w:lineRule="auto"/>
+              <w:jc w:val="left"/>
+              <w:rPr>
+                <w:rFonts w:ascii="Tahoma" w:eastAsia="微软雅黑" w:hAnsi="Tahoma"/>
+                <w:kern w:val="0"/>
+                <w:sz w:val="22"/>
+              </w:rPr>
+            </w:pPr>
+            <w:r>
+              <w:rPr>
+                <w:rFonts w:ascii="Tahoma" w:eastAsia="微软雅黑" w:hAnsi="Tahoma" w:hint="eastAsia"/>
+                <w:kern w:val="0"/>
+                <w:sz w:val="22"/>
+              </w:rPr>
               <w:t>宽度设置为</w:t>
             </w:r>
             <w:r>
@@ -2768,7 +5345,7 @@
                           </pic:cNvPicPr>
                         </pic:nvPicPr>
                         <pic:blipFill>
-                          <a:blip r:embed="rId16">
+                          <a:blip r:embed="rId27">
                             <a:extLst>
                               <a:ext uri="{28A0092B-C50C-407E-A947-70E740481C1C}">
                                 <a14:useLocalDpi xmlns:a14="http://schemas.microsoft.com/office/drawing/2010/main" val="0"/>
@@ -2834,7 +5411,7 @@
                           </pic:cNvPicPr>
                         </pic:nvPicPr>
                         <pic:blipFill>
-                          <a:blip r:embed="rId17">
+                          <a:blip r:embed="rId28">
                             <a:extLst>
                               <a:ext uri="{28A0092B-C50C-407E-A947-70E740481C1C}">
                                 <a14:useLocalDpi xmlns:a14="http://schemas.microsoft.com/office/drawing/2010/main" val="0"/>
@@ -3101,7 +5678,7 @@
                           </pic:cNvPicPr>
                         </pic:nvPicPr>
                         <pic:blipFill>
-                          <a:blip r:embed="rId18">
+                          <a:blip r:embed="rId29">
                             <a:extLst>
                               <a:ext uri="{28A0092B-C50C-407E-A947-70E740481C1C}">
                                 <a14:useLocalDpi xmlns:a14="http://schemas.microsoft.com/office/drawing/2010/main" val="0"/>
@@ -4200,6 +6777,18 @@
       <w:szCs w:val="28"/>
     </w:rPr>
   </w:style>
+  <w:style w:type="character" w:styleId="af1">
+    <w:name w:val="Unresolved Mention"/>
+    <w:basedOn w:val="a0"/>
+    <w:uiPriority w:val="99"/>
+    <w:semiHidden/>
+    <w:unhideWhenUsed/>
+    <w:rsid w:val="007B4118"/>
+    <w:rPr>
+      <w:color w:val="605E5C"/>
+      <w:shd w:val="clear" w:color="auto" w:fill="E1DFDD"/>
+    </w:rPr>
+  </w:style>
 </w:styles>
 </file>
 

--- a/插件详细手册/15.对话框/关于对话框变形器.docx
+++ b/插件详细手册/15.对话框/关于对话框变形器.docx
@@ -1050,7 +1050,7 @@
           <v:shape id="_x0000_i1025" type="#_x0000_t75" style="width:262.8pt;height:129pt" o:ole="">
             <v:imagedata r:id="rId9" o:title=""/>
           </v:shape>
-          <o:OLEObject Type="Embed" ProgID="Visio.Drawing.15" ShapeID="_x0000_i1025" DrawAspect="Content" ObjectID="_1824093548" r:id="rId10"/>
+          <o:OLEObject Type="Embed" ProgID="Visio.Drawing.15" ShapeID="_x0000_i1025" DrawAspect="Content" ObjectID="_1828335224" r:id="rId10"/>
         </w:object>
       </w:r>
     </w:p>
@@ -3499,7 +3499,7 @@
           <v:shape id="_x0000_i1026" type="#_x0000_t75" style="width:415.2pt;height:155.4pt" o:ole="">
             <v:imagedata r:id="rId18" o:title=""/>
           </v:shape>
-          <o:OLEObject Type="Embed" ProgID="Visio.Drawing.15" ShapeID="_x0000_i1026" DrawAspect="Content" ObjectID="_1824093549" r:id="rId19"/>
+          <o:OLEObject Type="Embed" ProgID="Visio.Drawing.15" ShapeID="_x0000_i1026" DrawAspect="Content" ObjectID="_1828335225" r:id="rId19"/>
         </w:object>
       </w:r>
     </w:p>
@@ -3630,7 +3630,7 @@
           <v:shape id="_x0000_i1027" type="#_x0000_t75" style="width:414.6pt;height:148.8pt" o:ole="">
             <v:imagedata r:id="rId20" o:title=""/>
           </v:shape>
-          <o:OLEObject Type="Embed" ProgID="Visio.Drawing.15" ShapeID="_x0000_i1027" DrawAspect="Content" ObjectID="_1824093550" r:id="rId21"/>
+          <o:OLEObject Type="Embed" ProgID="Visio.Drawing.15" ShapeID="_x0000_i1027" DrawAspect="Content" ObjectID="_1828335226" r:id="rId21"/>
         </w:object>
       </w:r>
     </w:p>
@@ -3775,13 +3775,56 @@
         <w:rPr>
           <w:rFonts w:hint="eastAsia"/>
         </w:rPr>
-        <w:t>设计一个确认框</w:t>
+        <w:t>设计一个长篇叙事</w:t>
       </w:r>
       <w:r>
         <w:rPr>
           <w:rFonts w:hint="eastAsia"/>
         </w:rPr>
-        <w:t>/选择题框（指向）</w:t>
+        <w:t>框</w:t>
+      </w:r>
+    </w:p>
+    <w:p>
+      <w:pPr>
+        <w:pStyle w:val="4"/>
+        <w:spacing w:before="0" w:after="120" w:line="240" w:lineRule="auto"/>
+        <w:rPr>
+          <w:rFonts w:ascii="微软雅黑" w:eastAsia="微软雅黑" w:hAnsi="微软雅黑" w:hint="eastAsia"/>
+          <w:sz w:val="22"/>
+          <w:szCs w:val="22"/>
+        </w:rPr>
+      </w:pPr>
+      <w:r>
+        <w:rPr>
+          <w:rFonts w:ascii="微软雅黑" w:eastAsia="微软雅黑" w:hAnsi="微软雅黑" w:hint="eastAsia"/>
+          <w:sz w:val="22"/>
+          <w:szCs w:val="22"/>
+        </w:rPr>
+        <w:t>1</w:t>
+      </w:r>
+      <w:r>
+        <w:rPr>
+          <w:rFonts w:ascii="微软雅黑" w:eastAsia="微软雅黑" w:hAnsi="微软雅黑" w:hint="eastAsia"/>
+          <w:sz w:val="22"/>
+          <w:szCs w:val="22"/>
+        </w:rPr>
+        <w:t>.</w:t>
+      </w:r>
+      <w:r>
+        <w:rPr>
+          <w:rFonts w:ascii="微软雅黑" w:eastAsia="微软雅黑" w:hAnsi="微软雅黑"/>
+          <w:sz w:val="22"/>
+          <w:szCs w:val="22"/>
+        </w:rPr>
+        <w:t xml:space="preserve"> </w:t>
+      </w:r>
+      <w:r>
+        <w:rPr>
+          <w:rFonts w:ascii="微软雅黑" w:eastAsia="微软雅黑" w:hAnsi="微软雅黑" w:hint="eastAsia"/>
+          <w:sz w:val="22"/>
+          <w:szCs w:val="22"/>
+        </w:rPr>
+        <w:t>设置一个目标</w:t>
       </w:r>
     </w:p>
     <w:p>
@@ -3790,7 +3833,2247 @@
         <w:snapToGrid w:val="0"/>
         <w:jc w:val="left"/>
         <w:rPr>
-          <w:rFonts w:ascii="Tahoma" w:eastAsia="微软雅黑" w:hAnsi="Tahoma" w:hint="eastAsia"/>
+          <w:rFonts w:ascii="Tahoma" w:eastAsia="微软雅黑" w:hAnsi="Tahoma"/>
+          <w:kern w:val="0"/>
+          <w:sz w:val="22"/>
+        </w:rPr>
+      </w:pPr>
+      <w:r>
+        <w:rPr>
+          <w:rFonts w:ascii="Tahoma" w:eastAsia="微软雅黑" w:hAnsi="Tahoma" w:hint="eastAsia"/>
+          <w:kern w:val="0"/>
+          <w:sz w:val="22"/>
+        </w:rPr>
+        <w:t>2025</w:t>
+      </w:r>
+      <w:r>
+        <w:rPr>
+          <w:rFonts w:ascii="Tahoma" w:eastAsia="微软雅黑" w:hAnsi="Tahoma" w:hint="eastAsia"/>
+          <w:kern w:val="0"/>
+          <w:sz w:val="22"/>
+        </w:rPr>
+        <w:t>年</w:t>
+      </w:r>
+      <w:r>
+        <w:rPr>
+          <w:rFonts w:ascii="Tahoma" w:eastAsia="微软雅黑" w:hAnsi="Tahoma" w:hint="eastAsia"/>
+          <w:kern w:val="0"/>
+          <w:sz w:val="22"/>
+        </w:rPr>
+        <w:t>12</w:t>
+      </w:r>
+      <w:r>
+        <w:rPr>
+          <w:rFonts w:ascii="Tahoma" w:eastAsia="微软雅黑" w:hAnsi="Tahoma" w:hint="eastAsia"/>
+          <w:kern w:val="0"/>
+          <w:sz w:val="22"/>
+        </w:rPr>
+        <w:t>月</w:t>
+      </w:r>
+      <w:r>
+        <w:rPr>
+          <w:rFonts w:ascii="Tahoma" w:eastAsia="微软雅黑" w:hAnsi="Tahoma" w:hint="eastAsia"/>
+          <w:kern w:val="0"/>
+          <w:sz w:val="22"/>
+        </w:rPr>
+        <w:t>26</w:t>
+      </w:r>
+      <w:r>
+        <w:rPr>
+          <w:rFonts w:ascii="Tahoma" w:eastAsia="微软雅黑" w:hAnsi="Tahoma" w:hint="eastAsia"/>
+          <w:kern w:val="0"/>
+          <w:sz w:val="22"/>
+        </w:rPr>
+        <w:t>日，群友提了一个</w:t>
+      </w:r>
+      <w:r>
+        <w:rPr>
+          <w:rFonts w:ascii="Tahoma" w:eastAsia="微软雅黑" w:hAnsi="Tahoma" w:hint="eastAsia"/>
+          <w:kern w:val="0"/>
+          <w:sz w:val="22"/>
+        </w:rPr>
+        <w:t>有趣</w:t>
+      </w:r>
+      <w:r>
+        <w:rPr>
+          <w:rFonts w:ascii="Tahoma" w:eastAsia="微软雅黑" w:hAnsi="Tahoma" w:hint="eastAsia"/>
+          <w:kern w:val="0"/>
+          <w:sz w:val="22"/>
+        </w:rPr>
+        <w:t>的需求。</w:t>
+      </w:r>
+    </w:p>
+    <w:p>
+      <w:pPr>
+        <w:widowControl/>
+        <w:snapToGrid w:val="0"/>
+        <w:jc w:val="left"/>
+        <w:rPr>
+          <w:rFonts w:ascii="Tahoma" w:eastAsia="微软雅黑" w:hAnsi="Tahoma"/>
+          <w:kern w:val="0"/>
+          <w:sz w:val="22"/>
+        </w:rPr>
+      </w:pPr>
+      <w:r>
+        <w:rPr>
+          <w:rFonts w:ascii="Tahoma" w:eastAsia="微软雅黑" w:hAnsi="Tahoma" w:hint="eastAsia"/>
+          <w:kern w:val="0"/>
+          <w:sz w:val="22"/>
+        </w:rPr>
+        <w:t>他不想要默认的滚动文本</w:t>
+      </w:r>
+      <w:r>
+        <w:rPr>
+          <w:rFonts w:ascii="Tahoma" w:eastAsia="微软雅黑" w:hAnsi="Tahoma" w:hint="eastAsia"/>
+          <w:kern w:val="0"/>
+          <w:sz w:val="22"/>
+        </w:rPr>
+        <w:t>框</w:t>
+      </w:r>
+      <w:r>
+        <w:rPr>
+          <w:rFonts w:ascii="Tahoma" w:eastAsia="微软雅黑" w:hAnsi="Tahoma" w:hint="eastAsia"/>
+          <w:kern w:val="0"/>
+          <w:sz w:val="22"/>
+        </w:rPr>
+        <w:t>，而是要文本堆叠的长篇叙事。</w:t>
+      </w:r>
+    </w:p>
+    <w:p>
+      <w:pPr>
+        <w:widowControl/>
+        <w:snapToGrid w:val="0"/>
+        <w:rPr>
+          <w:rFonts w:ascii="Tahoma" w:eastAsia="微软雅黑" w:hAnsi="Tahoma" w:hint="eastAsia"/>
+          <w:kern w:val="0"/>
+          <w:sz w:val="22"/>
+        </w:rPr>
+      </w:pPr>
+      <w:r>
+        <w:rPr>
+          <w:rFonts w:ascii="Tahoma" w:eastAsia="微软雅黑" w:hAnsi="Tahoma" w:hint="eastAsia"/>
+          <w:kern w:val="0"/>
+          <w:sz w:val="22"/>
+        </w:rPr>
+        <w:t>每按一下，就出一段文本，直到文本填满整个屏幕，然后再下一篇。</w:t>
+      </w:r>
+      <w:r>
+        <w:rPr>
+          <w:rFonts w:ascii="Tahoma" w:eastAsia="微软雅黑" w:hAnsi="Tahoma" w:hint="eastAsia"/>
+          <w:kern w:val="0"/>
+          <w:sz w:val="22"/>
+        </w:rPr>
+        <w:t>如下图。</w:t>
+      </w:r>
+    </w:p>
+    <w:p>
+      <w:pPr>
+        <w:jc w:val="center"/>
+        <w:rPr>
+          <w:rFonts w:ascii="Tahoma" w:eastAsia="微软雅黑" w:hAnsi="Tahoma" w:hint="eastAsia"/>
+          <w:kern w:val="0"/>
+          <w:sz w:val="22"/>
+        </w:rPr>
+      </w:pPr>
+      <w:r>
+        <w:rPr>
+          <w:rFonts w:ascii="Tahoma" w:eastAsia="微软雅黑" w:hAnsi="Tahoma"/>
+          <w:kern w:val="0"/>
+          <w:sz w:val="22"/>
+        </w:rPr>
+        <w:drawing>
+          <wp:inline distT="0" distB="0" distL="0" distR="0" wp14:anchorId="6DBAAF54" wp14:editId="2FBD9B35">
+            <wp:extent cx="3659406" cy="1851660"/>
+            <wp:effectExtent l="0" t="0" r="0" b="0"/>
+            <wp:docPr id="541277784" name="图片 1"/>
+            <wp:cNvGraphicFramePr>
+              <a:graphicFrameLocks xmlns:a="http://schemas.openxmlformats.org/drawingml/2006/main" noChangeAspect="1"/>
+            </wp:cNvGraphicFramePr>
+            <a:graphic xmlns:a="http://schemas.openxmlformats.org/drawingml/2006/main">
+              <a:graphicData uri="http://schemas.openxmlformats.org/drawingml/2006/picture">
+                <pic:pic xmlns:pic="http://schemas.openxmlformats.org/drawingml/2006/picture">
+                  <pic:nvPicPr>
+                    <pic:cNvPr id="0" name="Picture 4"/>
+                    <pic:cNvPicPr>
+                      <a:picLocks noChangeAspect="1" noChangeArrowheads="1"/>
+                    </pic:cNvPicPr>
+                  </pic:nvPicPr>
+                  <pic:blipFill>
+                    <a:blip r:embed="rId22">
+                      <a:extLst>
+                        <a:ext uri="{28A0092B-C50C-407E-A947-70E740481C1C}">
+                          <a14:useLocalDpi xmlns:a14="http://schemas.microsoft.com/office/drawing/2010/main" val="0"/>
+                        </a:ext>
+                      </a:extLst>
+                    </a:blip>
+                    <a:srcRect/>
+                    <a:stretch>
+                      <a:fillRect/>
+                    </a:stretch>
+                  </pic:blipFill>
+                  <pic:spPr bwMode="auto">
+                    <a:xfrm>
+                      <a:off x="0" y="0"/>
+                      <a:ext cx="3672660" cy="1858366"/>
+                    </a:xfrm>
+                    <a:prstGeom prst="rect">
+                      <a:avLst/>
+                    </a:prstGeom>
+                    <a:noFill/>
+                    <a:ln>
+                      <a:noFill/>
+                    </a:ln>
+                  </pic:spPr>
+                </pic:pic>
+              </a:graphicData>
+            </a:graphic>
+          </wp:inline>
+        </w:drawing>
+      </w:r>
+    </w:p>
+    <w:p>
+      <w:pPr>
+        <w:widowControl/>
+        <w:snapToGrid w:val="0"/>
+        <w:jc w:val="center"/>
+        <w:rPr>
+          <w:rFonts w:ascii="Tahoma" w:eastAsia="微软雅黑" w:hAnsi="Tahoma"/>
+          <w:kern w:val="0"/>
+          <w:sz w:val="22"/>
+        </w:rPr>
+      </w:pPr>
+      <w:r>
+        <w:rPr>
+          <w:rFonts w:ascii="Tahoma" w:eastAsia="微软雅黑" w:hAnsi="Tahoma"/>
+          <w:kern w:val="0"/>
+          <w:sz w:val="22"/>
+        </w:rPr>
+        <w:drawing>
+          <wp:inline distT="0" distB="0" distL="0" distR="0" wp14:anchorId="108E5EC2" wp14:editId="2CEBDFF8">
+            <wp:extent cx="3645648" cy="1859280"/>
+            <wp:effectExtent l="0" t="0" r="0" b="7620"/>
+            <wp:docPr id="542537305" name="图片 2"/>
+            <wp:cNvGraphicFramePr>
+              <a:graphicFrameLocks xmlns:a="http://schemas.openxmlformats.org/drawingml/2006/main" noChangeAspect="1"/>
+            </wp:cNvGraphicFramePr>
+            <a:graphic xmlns:a="http://schemas.openxmlformats.org/drawingml/2006/main">
+              <a:graphicData uri="http://schemas.openxmlformats.org/drawingml/2006/picture">
+                <pic:pic xmlns:pic="http://schemas.openxmlformats.org/drawingml/2006/picture">
+                  <pic:nvPicPr>
+                    <pic:cNvPr id="0" name="Picture 6"/>
+                    <pic:cNvPicPr>
+                      <a:picLocks noChangeAspect="1" noChangeArrowheads="1"/>
+                    </pic:cNvPicPr>
+                  </pic:nvPicPr>
+                  <pic:blipFill>
+                    <a:blip r:embed="rId23">
+                      <a:extLst>
+                        <a:ext uri="{28A0092B-C50C-407E-A947-70E740481C1C}">
+                          <a14:useLocalDpi xmlns:a14="http://schemas.microsoft.com/office/drawing/2010/main" val="0"/>
+                        </a:ext>
+                      </a:extLst>
+                    </a:blip>
+                    <a:srcRect/>
+                    <a:stretch>
+                      <a:fillRect/>
+                    </a:stretch>
+                  </pic:blipFill>
+                  <pic:spPr bwMode="auto">
+                    <a:xfrm>
+                      <a:off x="0" y="0"/>
+                      <a:ext cx="3658211" cy="1865687"/>
+                    </a:xfrm>
+                    <a:prstGeom prst="rect">
+                      <a:avLst/>
+                    </a:prstGeom>
+                    <a:noFill/>
+                    <a:ln>
+                      <a:noFill/>
+                    </a:ln>
+                  </pic:spPr>
+                </pic:pic>
+              </a:graphicData>
+            </a:graphic>
+          </wp:inline>
+        </w:drawing>
+      </w:r>
+    </w:p>
+    <w:p>
+      <w:pPr>
+        <w:widowControl/>
+        <w:snapToGrid w:val="0"/>
+        <w:rPr>
+          <w:rFonts w:ascii="Tahoma" w:eastAsia="微软雅黑" w:hAnsi="Tahoma" w:hint="eastAsia"/>
+          <w:kern w:val="0"/>
+          <w:sz w:val="22"/>
+        </w:rPr>
+      </w:pPr>
+      <w:r>
+        <w:rPr>
+          <w:rFonts w:ascii="Tahoma" w:eastAsia="微软雅黑" w:hAnsi="Tahoma" w:hint="eastAsia"/>
+          <w:kern w:val="0"/>
+          <w:sz w:val="22"/>
+        </w:rPr>
+        <w:t>这个设计足够简单，现有的窗口字符完全能做啊，于是作者</w:t>
+      </w:r>
+      <w:proofErr w:type="gramStart"/>
+      <w:r>
+        <w:rPr>
+          <w:rFonts w:ascii="Tahoma" w:eastAsia="微软雅黑" w:hAnsi="Tahoma" w:hint="eastAsia"/>
+          <w:kern w:val="0"/>
+          <w:sz w:val="22"/>
+        </w:rPr>
+        <w:t>我开坑了</w:t>
+      </w:r>
+      <w:proofErr w:type="gramEnd"/>
+      <w:r>
+        <w:rPr>
+          <w:rFonts w:ascii="Tahoma" w:eastAsia="微软雅黑" w:hAnsi="Tahoma" w:hint="eastAsia"/>
+          <w:kern w:val="0"/>
+          <w:sz w:val="22"/>
+        </w:rPr>
+        <w:t>。</w:t>
+      </w:r>
+    </w:p>
+    <w:p>
+      <w:pPr>
+        <w:rPr>
+          <w:rFonts w:ascii="Tahoma" w:eastAsia="微软雅黑" w:hAnsi="Tahoma" w:hint="eastAsia"/>
+          <w:kern w:val="0"/>
+          <w:sz w:val="22"/>
+        </w:rPr>
+      </w:pPr>
+    </w:p>
+    <w:p>
+      <w:pPr>
+        <w:pStyle w:val="4"/>
+        <w:spacing w:before="0" w:after="120" w:line="240" w:lineRule="auto"/>
+        <w:rPr>
+          <w:rFonts w:ascii="微软雅黑" w:eastAsia="微软雅黑" w:hAnsi="微软雅黑" w:hint="eastAsia"/>
+          <w:sz w:val="22"/>
+          <w:szCs w:val="22"/>
+        </w:rPr>
+      </w:pPr>
+      <w:r>
+        <w:rPr>
+          <w:rFonts w:ascii="微软雅黑" w:eastAsia="微软雅黑" w:hAnsi="微软雅黑"/>
+          <w:sz w:val="22"/>
+          <w:szCs w:val="22"/>
+        </w:rPr>
+        <w:t>2</w:t>
+      </w:r>
+      <w:r>
+        <w:rPr>
+          <w:rFonts w:ascii="微软雅黑" w:eastAsia="微软雅黑" w:hAnsi="微软雅黑" w:hint="eastAsia"/>
+          <w:sz w:val="22"/>
+          <w:szCs w:val="22"/>
+        </w:rPr>
+        <w:t>.</w:t>
+      </w:r>
+      <w:r>
+        <w:rPr>
+          <w:rFonts w:ascii="微软雅黑" w:eastAsia="微软雅黑" w:hAnsi="微软雅黑"/>
+          <w:sz w:val="22"/>
+          <w:szCs w:val="22"/>
+        </w:rPr>
+        <w:t xml:space="preserve"> </w:t>
+      </w:r>
+      <w:r>
+        <w:rPr>
+          <w:rFonts w:ascii="微软雅黑" w:eastAsia="微软雅黑" w:hAnsi="微软雅黑" w:hint="eastAsia"/>
+          <w:sz w:val="22"/>
+          <w:szCs w:val="22"/>
+        </w:rPr>
+        <w:t>结构规划/流程梳理</w:t>
+      </w:r>
+    </w:p>
+    <w:p>
+      <w:pPr>
+        <w:widowControl/>
+        <w:snapToGrid w:val="0"/>
+        <w:rPr>
+          <w:rFonts w:ascii="Tahoma" w:eastAsia="微软雅黑" w:hAnsi="Tahoma"/>
+          <w:kern w:val="0"/>
+          <w:sz w:val="22"/>
+        </w:rPr>
+      </w:pPr>
+      <w:r>
+        <w:rPr>
+          <w:rFonts w:ascii="Tahoma" w:eastAsia="微软雅黑" w:hAnsi="Tahoma" w:hint="eastAsia"/>
+          <w:kern w:val="0"/>
+          <w:sz w:val="22"/>
+        </w:rPr>
+        <w:t>作者</w:t>
+      </w:r>
+      <w:r>
+        <w:rPr>
+          <w:rFonts w:ascii="Tahoma" w:eastAsia="微软雅黑" w:hAnsi="Tahoma" w:hint="eastAsia"/>
+          <w:kern w:val="0"/>
+          <w:sz w:val="22"/>
+        </w:rPr>
+        <w:t>根据图中的设计，</w:t>
+      </w:r>
+      <w:r>
+        <w:rPr>
+          <w:rFonts w:ascii="Tahoma" w:eastAsia="微软雅黑" w:hAnsi="Tahoma" w:hint="eastAsia"/>
+          <w:kern w:val="0"/>
+          <w:sz w:val="22"/>
+        </w:rPr>
+        <w:t>想好了</w:t>
+      </w:r>
+      <w:r>
+        <w:rPr>
+          <w:rFonts w:ascii="Tahoma" w:eastAsia="微软雅黑" w:hAnsi="Tahoma" w:hint="eastAsia"/>
+          <w:kern w:val="0"/>
+          <w:sz w:val="22"/>
+        </w:rPr>
+        <w:t>一个</w:t>
+      </w:r>
+      <w:r>
+        <w:rPr>
+          <w:rFonts w:ascii="Tahoma" w:eastAsia="微软雅黑" w:hAnsi="Tahoma" w:hint="eastAsia"/>
+          <w:kern w:val="0"/>
+          <w:sz w:val="22"/>
+        </w:rPr>
+        <w:t>实现方法：</w:t>
+      </w:r>
+    </w:p>
+    <w:p>
+      <w:pPr>
+        <w:widowControl/>
+        <w:snapToGrid w:val="0"/>
+        <w:rPr>
+          <w:rFonts w:ascii="Tahoma" w:eastAsia="微软雅黑" w:hAnsi="Tahoma"/>
+          <w:kern w:val="0"/>
+          <w:sz w:val="22"/>
+        </w:rPr>
+      </w:pPr>
+      <w:r>
+        <w:rPr>
+          <w:rFonts w:ascii="Tahoma" w:eastAsia="微软雅黑" w:hAnsi="Tahoma" w:hint="eastAsia"/>
+          <w:kern w:val="0"/>
+          <w:sz w:val="22"/>
+        </w:rPr>
+        <w:t>“</w:t>
+      </w:r>
+      <w:r>
+        <w:rPr>
+          <w:rFonts w:ascii="Tahoma" w:eastAsia="微软雅黑" w:hAnsi="Tahoma" w:hint="eastAsia"/>
+          <w:kern w:val="0"/>
+          <w:sz w:val="22"/>
+        </w:rPr>
+        <w:t>对话框高度设置</w:t>
+      </w:r>
+      <w:r>
+        <w:rPr>
+          <w:rFonts w:ascii="Tahoma" w:eastAsia="微软雅黑" w:hAnsi="Tahoma" w:hint="eastAsia"/>
+          <w:kern w:val="0"/>
+          <w:sz w:val="22"/>
+        </w:rPr>
+        <w:t>16</w:t>
+      </w:r>
+      <w:r>
+        <w:rPr>
+          <w:rFonts w:ascii="Tahoma" w:eastAsia="微软雅黑" w:hAnsi="Tahoma" w:hint="eastAsia"/>
+          <w:kern w:val="0"/>
+          <w:sz w:val="22"/>
+        </w:rPr>
+        <w:t>行（最大的高度），然后透明，</w:t>
+      </w:r>
+      <w:r>
+        <w:rPr>
+          <w:rFonts w:ascii="Tahoma" w:eastAsia="微软雅黑" w:hAnsi="Tahoma" w:hint="eastAsia"/>
+          <w:kern w:val="0"/>
+          <w:sz w:val="22"/>
+        </w:rPr>
+        <w:t>背景放一张图片，</w:t>
+      </w:r>
+      <w:r>
+        <w:rPr>
+          <w:rFonts w:ascii="Tahoma" w:eastAsia="微软雅黑" w:hAnsi="Tahoma" w:hint="eastAsia"/>
+          <w:kern w:val="0"/>
+          <w:sz w:val="22"/>
+        </w:rPr>
+        <w:t>每两行等待玩家输入设置</w:t>
+      </w:r>
+      <w:r>
+        <w:rPr>
+          <w:rFonts w:ascii="Tahoma" w:eastAsia="微软雅黑" w:hAnsi="Tahoma" w:hint="eastAsia"/>
+          <w:kern w:val="0"/>
+          <w:sz w:val="22"/>
+        </w:rPr>
+        <w:t>。</w:t>
+      </w:r>
+      <w:r>
+        <w:rPr>
+          <w:rFonts w:ascii="Tahoma" w:eastAsia="微软雅黑" w:hAnsi="Tahoma" w:hint="eastAsia"/>
+          <w:kern w:val="0"/>
+          <w:sz w:val="22"/>
+        </w:rPr>
+        <w:t>”</w:t>
+      </w:r>
+    </w:p>
+    <w:p>
+      <w:pPr>
+        <w:widowControl/>
+        <w:rPr>
+          <w:rFonts w:ascii="Tahoma" w:eastAsia="微软雅黑" w:hAnsi="Tahoma" w:hint="eastAsia"/>
+          <w:kern w:val="0"/>
+          <w:sz w:val="22"/>
+        </w:rPr>
+      </w:pPr>
+      <w:r>
+        <w:rPr>
+          <w:rFonts w:ascii="Tahoma" w:eastAsia="微软雅黑" w:hAnsi="Tahoma" w:hint="eastAsia"/>
+          <w:kern w:val="0"/>
+          <w:sz w:val="22"/>
+        </w:rPr>
+        <w:t>其中：</w:t>
+      </w:r>
+    </w:p>
+    <w:p>
+      <w:pPr>
+        <w:widowControl/>
+        <w:snapToGrid w:val="0"/>
+        <w:rPr>
+          <w:rFonts w:ascii="Tahoma" w:eastAsia="微软雅黑" w:hAnsi="Tahoma" w:hint="eastAsia"/>
+          <w:kern w:val="0"/>
+          <w:sz w:val="22"/>
+        </w:rPr>
+      </w:pPr>
+      <w:r>
+        <w:rPr>
+          <w:rFonts w:ascii="Tahoma" w:eastAsia="微软雅黑" w:hAnsi="Tahoma" w:hint="eastAsia"/>
+          <w:kern w:val="0"/>
+          <w:sz w:val="22"/>
+        </w:rPr>
+        <w:t>》“高度设置</w:t>
+      </w:r>
+      <w:r>
+        <w:rPr>
+          <w:rFonts w:ascii="Tahoma" w:eastAsia="微软雅黑" w:hAnsi="Tahoma" w:hint="eastAsia"/>
+          <w:kern w:val="0"/>
+          <w:sz w:val="22"/>
+        </w:rPr>
+        <w:t>16</w:t>
+      </w:r>
+      <w:r>
+        <w:rPr>
+          <w:rFonts w:ascii="Tahoma" w:eastAsia="微软雅黑" w:hAnsi="Tahoma" w:hint="eastAsia"/>
+          <w:kern w:val="0"/>
+          <w:sz w:val="22"/>
+        </w:rPr>
+        <w:t>行”：示例中的游戏画面为</w:t>
+      </w:r>
+      <w:r>
+        <w:rPr>
+          <w:rFonts w:ascii="Tahoma" w:eastAsia="微软雅黑" w:hAnsi="Tahoma" w:hint="eastAsia"/>
+          <w:kern w:val="0"/>
+          <w:sz w:val="22"/>
+        </w:rPr>
+        <w:t>816x624</w:t>
+      </w:r>
+      <w:r>
+        <w:rPr>
+          <w:rFonts w:ascii="Tahoma" w:eastAsia="微软雅黑" w:hAnsi="Tahoma" w:hint="eastAsia"/>
+          <w:kern w:val="0"/>
+          <w:sz w:val="22"/>
+        </w:rPr>
+        <w:t>像素，对话框</w:t>
+      </w:r>
+      <w:r>
+        <w:rPr>
+          <w:rFonts w:ascii="Tahoma" w:eastAsia="微软雅黑" w:hAnsi="Tahoma" w:hint="eastAsia"/>
+          <w:kern w:val="0"/>
+          <w:sz w:val="22"/>
+        </w:rPr>
+        <w:t>16</w:t>
+      </w:r>
+      <w:r>
+        <w:rPr>
+          <w:rFonts w:ascii="Tahoma" w:eastAsia="微软雅黑" w:hAnsi="Tahoma" w:hint="eastAsia"/>
+          <w:kern w:val="0"/>
+          <w:sz w:val="22"/>
+        </w:rPr>
+        <w:t>行的高度为最大高度，文本刚好能填满整个游戏画面。</w:t>
+      </w:r>
+      <w:r>
+        <w:rPr>
+          <w:rFonts w:ascii="Tahoma" w:eastAsia="微软雅黑" w:hAnsi="Tahoma" w:hint="eastAsia"/>
+          <w:kern w:val="0"/>
+          <w:sz w:val="22"/>
+        </w:rPr>
+        <w:t>（</w:t>
+      </w:r>
+      <w:r>
+        <w:rPr>
+          <w:rFonts w:ascii="Tahoma" w:eastAsia="微软雅黑" w:hAnsi="Tahoma" w:hint="eastAsia"/>
+          <w:kern w:val="0"/>
+          <w:sz w:val="22"/>
+        </w:rPr>
+        <w:t>如果分辨率不一样，需要考虑更多行</w:t>
+      </w:r>
+      <w:r>
+        <w:rPr>
+          <w:rFonts w:ascii="Tahoma" w:eastAsia="微软雅黑" w:hAnsi="Tahoma" w:hint="eastAsia"/>
+          <w:kern w:val="0"/>
+          <w:sz w:val="22"/>
+        </w:rPr>
+        <w:t>）</w:t>
+      </w:r>
+    </w:p>
+    <w:p>
+      <w:pPr>
+        <w:widowControl/>
+        <w:snapToGrid w:val="0"/>
+        <w:rPr>
+          <w:rFonts w:ascii="Tahoma" w:eastAsia="微软雅黑" w:hAnsi="Tahoma"/>
+          <w:kern w:val="0"/>
+          <w:sz w:val="22"/>
+        </w:rPr>
+      </w:pPr>
+      <w:r>
+        <w:rPr>
+          <w:rFonts w:ascii="Tahoma" w:eastAsia="微软雅黑" w:hAnsi="Tahoma" w:hint="eastAsia"/>
+          <w:kern w:val="0"/>
+          <w:sz w:val="22"/>
+        </w:rPr>
+        <w:t>》“然后透明”：对话框中有窗口皮肤“透明”的设置，可以只显示文本，不显示框。</w:t>
+      </w:r>
+    </w:p>
+    <w:p>
+      <w:pPr>
+        <w:widowControl/>
+        <w:snapToGrid w:val="0"/>
+        <w:rPr>
+          <w:rFonts w:ascii="Tahoma" w:eastAsia="微软雅黑" w:hAnsi="Tahoma"/>
+          <w:kern w:val="0"/>
+          <w:sz w:val="22"/>
+        </w:rPr>
+      </w:pPr>
+      <w:r>
+        <w:rPr>
+          <w:rFonts w:ascii="Tahoma" w:eastAsia="微软雅黑" w:hAnsi="Tahoma" w:hint="eastAsia"/>
+          <w:kern w:val="0"/>
+          <w:sz w:val="22"/>
+        </w:rPr>
+        <w:lastRenderedPageBreak/>
+        <w:t>》“背景放一张图片”：图片所在层级低于对话框的层级，图片可以</w:t>
+      </w:r>
+      <w:r>
+        <w:rPr>
+          <w:rFonts w:ascii="Tahoma" w:eastAsia="微软雅黑" w:hAnsi="Tahoma" w:hint="eastAsia"/>
+          <w:kern w:val="0"/>
+          <w:sz w:val="22"/>
+        </w:rPr>
+        <w:t>作为叙事背景</w:t>
+      </w:r>
+      <w:r>
+        <w:rPr>
+          <w:rFonts w:ascii="Tahoma" w:eastAsia="微软雅黑" w:hAnsi="Tahoma" w:hint="eastAsia"/>
+          <w:kern w:val="0"/>
+          <w:sz w:val="22"/>
+        </w:rPr>
+        <w:t>。</w:t>
+      </w:r>
+    </w:p>
+    <w:p>
+      <w:pPr>
+        <w:widowControl/>
+        <w:snapToGrid w:val="0"/>
+        <w:rPr>
+          <w:rFonts w:ascii="Tahoma" w:eastAsia="微软雅黑" w:hAnsi="Tahoma" w:hint="eastAsia"/>
+          <w:kern w:val="0"/>
+          <w:sz w:val="22"/>
+        </w:rPr>
+      </w:pPr>
+      <w:r>
+        <w:rPr>
+          <w:rFonts w:ascii="Tahoma" w:eastAsia="微软雅黑" w:hAnsi="Tahoma" w:hint="eastAsia"/>
+          <w:kern w:val="0"/>
+          <w:sz w:val="22"/>
+        </w:rPr>
+        <w:t>》“每两行等待玩家输入设置”：使用窗口字符“</w:t>
+      </w:r>
+      <w:r>
+        <w:rPr>
+          <w:rFonts w:ascii="Tahoma" w:eastAsia="微软雅黑" w:hAnsi="Tahoma" w:hint="eastAsia"/>
+          <w:kern w:val="0"/>
+          <w:sz w:val="22"/>
+        </w:rPr>
+        <w:t>\!</w:t>
+      </w:r>
+      <w:r>
+        <w:rPr>
+          <w:rFonts w:ascii="Tahoma" w:eastAsia="微软雅黑" w:hAnsi="Tahoma" w:hint="eastAsia"/>
+          <w:kern w:val="0"/>
+          <w:sz w:val="22"/>
+        </w:rPr>
+        <w:t>”实现，插入到文本末尾就可以。</w:t>
+      </w:r>
+    </w:p>
+    <w:p>
+      <w:pPr>
+        <w:widowControl/>
+        <w:snapToGrid w:val="0"/>
+        <w:rPr>
+          <w:rFonts w:ascii="Tahoma" w:eastAsia="微软雅黑" w:hAnsi="Tahoma" w:hint="eastAsia"/>
+          <w:kern w:val="0"/>
+          <w:sz w:val="22"/>
+        </w:rPr>
+      </w:pPr>
+    </w:p>
+    <w:p>
+      <w:pPr>
+        <w:pStyle w:val="4"/>
+        <w:spacing w:before="0" w:after="120" w:line="240" w:lineRule="auto"/>
+        <w:rPr>
+          <w:rFonts w:ascii="微软雅黑" w:eastAsia="微软雅黑" w:hAnsi="微软雅黑" w:hint="eastAsia"/>
+          <w:sz w:val="22"/>
+          <w:szCs w:val="22"/>
+        </w:rPr>
+      </w:pPr>
+      <w:r>
+        <w:rPr>
+          <w:rFonts w:ascii="微软雅黑" w:eastAsia="微软雅黑" w:hAnsi="微软雅黑" w:hint="eastAsia"/>
+          <w:sz w:val="22"/>
+          <w:szCs w:val="22"/>
+        </w:rPr>
+        <w:t>3.</w:t>
+      </w:r>
+      <w:r>
+        <w:rPr>
+          <w:rFonts w:ascii="微软雅黑" w:eastAsia="微软雅黑" w:hAnsi="微软雅黑"/>
+          <w:sz w:val="22"/>
+          <w:szCs w:val="22"/>
+        </w:rPr>
+        <w:t xml:space="preserve"> </w:t>
+      </w:r>
+      <w:r>
+        <w:rPr>
+          <w:rFonts w:ascii="微软雅黑" w:eastAsia="微软雅黑" w:hAnsi="微软雅黑" w:hint="eastAsia"/>
+          <w:sz w:val="22"/>
+          <w:szCs w:val="22"/>
+        </w:rPr>
+        <w:t>叙事背景准备</w:t>
+      </w:r>
+    </w:p>
+    <w:p>
+      <w:pPr>
+        <w:widowControl/>
+        <w:snapToGrid w:val="0"/>
+        <w:jc w:val="left"/>
+        <w:rPr>
+          <w:rFonts w:ascii="Tahoma" w:eastAsia="微软雅黑" w:hAnsi="Tahoma" w:hint="eastAsia"/>
+          <w:kern w:val="0"/>
+          <w:sz w:val="22"/>
+        </w:rPr>
+      </w:pPr>
+      <w:r>
+        <w:rPr>
+          <w:rFonts w:ascii="Tahoma" w:eastAsia="微软雅黑" w:hAnsi="Tahoma" w:hint="eastAsia"/>
+          <w:kern w:val="0"/>
+          <w:sz w:val="22"/>
+        </w:rPr>
+        <w:t>首先，</w:t>
+      </w:r>
+      <w:r>
+        <w:rPr>
+          <w:rFonts w:ascii="Tahoma" w:eastAsia="微软雅黑" w:hAnsi="Tahoma" w:hint="eastAsia"/>
+          <w:kern w:val="0"/>
+          <w:sz w:val="22"/>
+        </w:rPr>
+        <w:t>需要准备一张背景图，于是作者我画了一张下雨的图。</w:t>
+      </w:r>
+    </w:p>
+    <w:p>
+      <w:pPr>
+        <w:widowControl/>
+        <w:snapToGrid w:val="0"/>
+        <w:jc w:val="center"/>
+        <w:rPr>
+          <w:rFonts w:hint="eastAsia"/>
+        </w:rPr>
+      </w:pPr>
+      <w:r>
+        <w:rPr>
+          <w:noProof/>
+        </w:rPr>
+        <w:drawing>
+          <wp:inline distT="0" distB="0" distL="0" distR="0" wp14:anchorId="47E0DC71" wp14:editId="16864097">
+            <wp:extent cx="1419964" cy="1581150"/>
+            <wp:effectExtent l="19050" t="19050" r="27940" b="19050"/>
+            <wp:docPr id="526945962" name="图片 1"/>
+            <wp:cNvGraphicFramePr>
+              <a:graphicFrameLocks xmlns:a="http://schemas.openxmlformats.org/drawingml/2006/main" noChangeAspect="1"/>
+            </wp:cNvGraphicFramePr>
+            <a:graphic xmlns:a="http://schemas.openxmlformats.org/drawingml/2006/main">
+              <a:graphicData uri="http://schemas.openxmlformats.org/drawingml/2006/picture">
+                <pic:pic xmlns:pic="http://schemas.openxmlformats.org/drawingml/2006/picture">
+                  <pic:nvPicPr>
+                    <pic:cNvPr id="0" name="Picture 4"/>
+                    <pic:cNvPicPr>
+                      <a:picLocks noChangeAspect="1" noChangeArrowheads="1"/>
+                    </pic:cNvPicPr>
+                  </pic:nvPicPr>
+                  <pic:blipFill>
+                    <a:blip r:embed="rId24">
+                      <a:extLst>
+                        <a:ext uri="{28A0092B-C50C-407E-A947-70E740481C1C}">
+                          <a14:useLocalDpi xmlns:a14="http://schemas.microsoft.com/office/drawing/2010/main" val="0"/>
+                        </a:ext>
+                      </a:extLst>
+                    </a:blip>
+                    <a:srcRect/>
+                    <a:stretch>
+                      <a:fillRect/>
+                    </a:stretch>
+                  </pic:blipFill>
+                  <pic:spPr bwMode="auto">
+                    <a:xfrm>
+                      <a:off x="0" y="0"/>
+                      <a:ext cx="1423887" cy="1585519"/>
+                    </a:xfrm>
+                    <a:prstGeom prst="rect">
+                      <a:avLst/>
+                    </a:prstGeom>
+                    <a:noFill/>
+                    <a:ln w="9525">
+                      <a:solidFill>
+                        <a:schemeClr val="tx1"/>
+                      </a:solidFill>
+                    </a:ln>
+                  </pic:spPr>
+                </pic:pic>
+              </a:graphicData>
+            </a:graphic>
+          </wp:inline>
+        </w:drawing>
+      </w:r>
+    </w:p>
+    <w:p>
+      <w:pPr>
+        <w:widowControl/>
+        <w:snapToGrid w:val="0"/>
+        <w:jc w:val="left"/>
+        <w:rPr>
+          <w:rFonts w:ascii="Tahoma" w:eastAsia="微软雅黑" w:hAnsi="Tahoma"/>
+          <w:kern w:val="0"/>
+          <w:sz w:val="22"/>
+        </w:rPr>
+      </w:pPr>
+      <w:r>
+        <w:rPr>
+          <w:rFonts w:ascii="Tahoma" w:eastAsia="微软雅黑" w:hAnsi="Tahoma" w:hint="eastAsia"/>
+          <w:kern w:val="0"/>
+          <w:sz w:val="22"/>
+        </w:rPr>
+        <w:t>背景</w:t>
+      </w:r>
+      <w:proofErr w:type="gramStart"/>
+      <w:r>
+        <w:rPr>
+          <w:rFonts w:ascii="Tahoma" w:eastAsia="微软雅黑" w:hAnsi="Tahoma" w:hint="eastAsia"/>
+          <w:kern w:val="0"/>
+          <w:sz w:val="22"/>
+        </w:rPr>
+        <w:t>图</w:t>
+      </w:r>
+      <w:r>
+        <w:rPr>
+          <w:rFonts w:ascii="Tahoma" w:eastAsia="微软雅黑" w:hAnsi="Tahoma" w:hint="eastAsia"/>
+          <w:kern w:val="0"/>
+          <w:sz w:val="22"/>
+        </w:rPr>
+        <w:t>不能</w:t>
+      </w:r>
+      <w:proofErr w:type="gramEnd"/>
+      <w:r>
+        <w:rPr>
+          <w:rFonts w:ascii="Tahoma" w:eastAsia="微软雅黑" w:hAnsi="Tahoma" w:hint="eastAsia"/>
+          <w:kern w:val="0"/>
+          <w:sz w:val="22"/>
+        </w:rPr>
+        <w:t>太亮，因为</w:t>
+      </w:r>
+      <w:r>
+        <w:rPr>
+          <w:rFonts w:ascii="Tahoma" w:eastAsia="微软雅黑" w:hAnsi="Tahoma" w:hint="eastAsia"/>
+          <w:kern w:val="0"/>
+          <w:sz w:val="22"/>
+        </w:rPr>
+        <w:t>太亮</w:t>
+      </w:r>
+      <w:r>
+        <w:rPr>
+          <w:rFonts w:ascii="Tahoma" w:eastAsia="微软雅黑" w:hAnsi="Tahoma" w:hint="eastAsia"/>
+          <w:kern w:val="0"/>
+          <w:sz w:val="22"/>
+        </w:rPr>
+        <w:t>可能会影响</w:t>
+      </w:r>
+      <w:r>
+        <w:rPr>
+          <w:rFonts w:ascii="Tahoma" w:eastAsia="微软雅黑" w:hAnsi="Tahoma" w:hint="eastAsia"/>
+          <w:kern w:val="0"/>
+          <w:sz w:val="22"/>
+        </w:rPr>
+        <w:t>观看分布在上面的</w:t>
+      </w:r>
+      <w:r>
+        <w:rPr>
+          <w:rFonts w:ascii="Tahoma" w:eastAsia="微软雅黑" w:hAnsi="Tahoma" w:hint="eastAsia"/>
+          <w:kern w:val="0"/>
+          <w:sz w:val="22"/>
+        </w:rPr>
+        <w:t>白色文字。</w:t>
+      </w:r>
+    </w:p>
+    <w:p>
+      <w:pPr>
+        <w:widowControl/>
+        <w:snapToGrid w:val="0"/>
+        <w:jc w:val="left"/>
+        <w:rPr>
+          <w:rFonts w:ascii="Tahoma" w:eastAsia="微软雅黑" w:hAnsi="Tahoma" w:hint="eastAsia"/>
+          <w:kern w:val="0"/>
+          <w:sz w:val="22"/>
+        </w:rPr>
+      </w:pPr>
+      <w:r>
+        <w:rPr>
+          <w:rFonts w:ascii="Tahoma" w:eastAsia="微软雅黑" w:hAnsi="Tahoma" w:hint="eastAsia"/>
+          <w:kern w:val="0"/>
+          <w:sz w:val="22"/>
+        </w:rPr>
+        <w:t>（你也可以</w:t>
+      </w:r>
+      <w:r>
+        <w:rPr>
+          <w:rFonts w:ascii="Tahoma" w:eastAsia="微软雅黑" w:hAnsi="Tahoma" w:hint="eastAsia"/>
+          <w:kern w:val="0"/>
+          <w:sz w:val="22"/>
+        </w:rPr>
+        <w:t>用</w:t>
+      </w:r>
+      <w:r>
+        <w:rPr>
+          <w:rFonts w:ascii="Tahoma" w:eastAsia="微软雅黑" w:hAnsi="Tahoma" w:hint="eastAsia"/>
+          <w:kern w:val="0"/>
+          <w:sz w:val="22"/>
+        </w:rPr>
+        <w:t xml:space="preserve"> </w:t>
+      </w:r>
+      <w:r>
+        <w:rPr>
+          <w:rFonts w:ascii="Tahoma" w:eastAsia="微软雅黑" w:hAnsi="Tahoma" w:hint="eastAsia"/>
+          <w:kern w:val="0"/>
+          <w:sz w:val="22"/>
+        </w:rPr>
+        <w:t>一张正常图片</w:t>
+      </w:r>
+      <w:r>
+        <w:rPr>
+          <w:rFonts w:ascii="Tahoma" w:eastAsia="微软雅黑" w:hAnsi="Tahoma" w:hint="eastAsia"/>
+          <w:kern w:val="0"/>
+          <w:sz w:val="22"/>
+        </w:rPr>
+        <w:t>+</w:t>
+      </w:r>
+      <w:r>
+        <w:rPr>
+          <w:rFonts w:ascii="Tahoma" w:eastAsia="微软雅黑" w:hAnsi="Tahoma" w:hint="eastAsia"/>
+          <w:kern w:val="0"/>
+          <w:sz w:val="22"/>
+        </w:rPr>
+        <w:t>一张黑色幕布图片</w:t>
+      </w:r>
+      <w:r>
+        <w:rPr>
+          <w:rFonts w:ascii="Tahoma" w:eastAsia="微软雅黑" w:hAnsi="Tahoma" w:hint="eastAsia"/>
+          <w:kern w:val="0"/>
+          <w:sz w:val="22"/>
+        </w:rPr>
+        <w:t xml:space="preserve"> </w:t>
+      </w:r>
+      <w:r>
+        <w:rPr>
+          <w:rFonts w:ascii="Tahoma" w:eastAsia="微软雅黑" w:hAnsi="Tahoma" w:hint="eastAsia"/>
+          <w:kern w:val="0"/>
+          <w:sz w:val="22"/>
+        </w:rPr>
+        <w:t>叠加实现</w:t>
+      </w:r>
+      <w:r>
+        <w:rPr>
+          <w:rFonts w:ascii="Tahoma" w:eastAsia="微软雅黑" w:hAnsi="Tahoma" w:hint="eastAsia"/>
+          <w:kern w:val="0"/>
+          <w:sz w:val="22"/>
+        </w:rPr>
+        <w:t>）</w:t>
+      </w:r>
+    </w:p>
+    <w:p>
+      <w:pPr>
+        <w:widowControl/>
+        <w:jc w:val="left"/>
+        <w:rPr>
+          <w:rFonts w:ascii="Tahoma" w:eastAsia="微软雅黑" w:hAnsi="Tahoma" w:hint="eastAsia"/>
+          <w:kern w:val="0"/>
+          <w:sz w:val="22"/>
+        </w:rPr>
+      </w:pPr>
+      <w:r>
+        <w:rPr>
+          <w:rFonts w:ascii="Tahoma" w:eastAsia="微软雅黑" w:hAnsi="Tahoma" w:hint="eastAsia"/>
+          <w:kern w:val="0"/>
+          <w:sz w:val="22"/>
+        </w:rPr>
+        <w:t>然后，建立一个事件，</w:t>
+      </w:r>
+      <w:r>
+        <w:rPr>
+          <w:rFonts w:ascii="Tahoma" w:eastAsia="微软雅黑" w:hAnsi="Tahoma" w:hint="eastAsia"/>
+          <w:kern w:val="0"/>
+          <w:sz w:val="22"/>
+        </w:rPr>
+        <w:t>添加</w:t>
+      </w:r>
+      <w:r>
+        <w:rPr>
+          <w:rFonts w:ascii="Tahoma" w:eastAsia="微软雅黑" w:hAnsi="Tahoma" w:hint="eastAsia"/>
+          <w:kern w:val="0"/>
+          <w:sz w:val="22"/>
+        </w:rPr>
+        <w:t>显示图片</w:t>
+      </w:r>
+      <w:r>
+        <w:rPr>
+          <w:rFonts w:ascii="Tahoma" w:eastAsia="微软雅黑" w:hAnsi="Tahoma" w:hint="eastAsia"/>
+          <w:kern w:val="0"/>
+          <w:sz w:val="22"/>
+        </w:rPr>
+        <w:t>的指令</w:t>
+      </w:r>
+      <w:r>
+        <w:rPr>
+          <w:rFonts w:ascii="Tahoma" w:eastAsia="微软雅黑" w:hAnsi="Tahoma" w:hint="eastAsia"/>
+          <w:kern w:val="0"/>
+          <w:sz w:val="22"/>
+        </w:rPr>
+        <w:t>。</w:t>
+      </w:r>
+    </w:p>
+    <w:p>
+      <w:pPr>
+        <w:widowControl/>
+        <w:snapToGrid w:val="0"/>
+        <w:jc w:val="left"/>
+        <w:rPr>
+          <w:rFonts w:ascii="Tahoma" w:eastAsia="微软雅黑" w:hAnsi="Tahoma"/>
+          <w:kern w:val="0"/>
+          <w:sz w:val="22"/>
+        </w:rPr>
+      </w:pPr>
+      <w:r>
+        <w:rPr>
+          <w:rFonts w:ascii="Tahoma" w:eastAsia="微软雅黑" w:hAnsi="Tahoma"/>
+          <w:kern w:val="0"/>
+          <w:sz w:val="22"/>
+        </w:rPr>
+        <w:drawing>
+          <wp:inline distT="0" distB="0" distL="0" distR="0" wp14:anchorId="6ACC1C2B" wp14:editId="48A5D880">
+            <wp:extent cx="5274310" cy="372110"/>
+            <wp:effectExtent l="0" t="0" r="2540" b="8890"/>
+            <wp:docPr id="2144447901" name="图片 2"/>
+            <wp:cNvGraphicFramePr>
+              <a:graphicFrameLocks xmlns:a="http://schemas.openxmlformats.org/drawingml/2006/main" noChangeAspect="1"/>
+            </wp:cNvGraphicFramePr>
+            <a:graphic xmlns:a="http://schemas.openxmlformats.org/drawingml/2006/main">
+              <a:graphicData uri="http://schemas.openxmlformats.org/drawingml/2006/picture">
+                <pic:pic xmlns:pic="http://schemas.openxmlformats.org/drawingml/2006/picture">
+                  <pic:nvPicPr>
+                    <pic:cNvPr id="0" name="Picture 6"/>
+                    <pic:cNvPicPr>
+                      <a:picLocks noChangeAspect="1" noChangeArrowheads="1"/>
+                    </pic:cNvPicPr>
+                  </pic:nvPicPr>
+                  <pic:blipFill>
+                    <a:blip r:embed="rId25">
+                      <a:extLst>
+                        <a:ext uri="{28A0092B-C50C-407E-A947-70E740481C1C}">
+                          <a14:useLocalDpi xmlns:a14="http://schemas.microsoft.com/office/drawing/2010/main" val="0"/>
+                        </a:ext>
+                      </a:extLst>
+                    </a:blip>
+                    <a:srcRect/>
+                    <a:stretch>
+                      <a:fillRect/>
+                    </a:stretch>
+                  </pic:blipFill>
+                  <pic:spPr bwMode="auto">
+                    <a:xfrm>
+                      <a:off x="0" y="0"/>
+                      <a:ext cx="5280887" cy="372574"/>
+                    </a:xfrm>
+                    <a:prstGeom prst="rect">
+                      <a:avLst/>
+                    </a:prstGeom>
+                    <a:noFill/>
+                    <a:ln>
+                      <a:noFill/>
+                    </a:ln>
+                  </pic:spPr>
+                </pic:pic>
+              </a:graphicData>
+            </a:graphic>
+          </wp:inline>
+        </w:drawing>
+      </w:r>
+    </w:p>
+    <w:p>
+      <w:pPr>
+        <w:widowControl/>
+        <w:jc w:val="left"/>
+        <w:rPr>
+          <w:rFonts w:ascii="Tahoma" w:eastAsia="微软雅黑" w:hAnsi="Tahoma" w:hint="eastAsia"/>
+          <w:kern w:val="0"/>
+          <w:sz w:val="22"/>
+        </w:rPr>
+      </w:pPr>
+      <w:r>
+        <w:rPr>
+          <w:rFonts w:ascii="Tahoma" w:eastAsia="微软雅黑" w:hAnsi="Tahoma" w:hint="eastAsia"/>
+          <w:kern w:val="0"/>
+          <w:sz w:val="22"/>
+        </w:rPr>
+        <w:t>对话</w:t>
+      </w:r>
+      <w:r>
+        <w:rPr>
+          <w:rFonts w:ascii="Tahoma" w:eastAsia="微软雅黑" w:hAnsi="Tahoma" w:hint="eastAsia"/>
+          <w:kern w:val="0"/>
+          <w:sz w:val="22"/>
+        </w:rPr>
+        <w:t>框</w:t>
+      </w:r>
+      <w:r>
+        <w:rPr>
+          <w:rFonts w:ascii="Tahoma" w:eastAsia="微软雅黑" w:hAnsi="Tahoma" w:hint="eastAsia"/>
+          <w:kern w:val="0"/>
+          <w:sz w:val="22"/>
+        </w:rPr>
+        <w:t>结束时，记得设置图片消失并销毁</w:t>
+      </w:r>
+      <w:r>
+        <w:rPr>
+          <w:rFonts w:ascii="Tahoma" w:eastAsia="微软雅黑" w:hAnsi="Tahoma" w:hint="eastAsia"/>
+          <w:kern w:val="0"/>
+          <w:sz w:val="22"/>
+        </w:rPr>
+        <w:t>的指令</w:t>
+      </w:r>
+      <w:r>
+        <w:rPr>
+          <w:rFonts w:ascii="Tahoma" w:eastAsia="微软雅黑" w:hAnsi="Tahoma" w:hint="eastAsia"/>
+          <w:kern w:val="0"/>
+          <w:sz w:val="22"/>
+        </w:rPr>
+        <w:t>。</w:t>
+      </w:r>
+    </w:p>
+    <w:p>
+      <w:pPr>
+        <w:widowControl/>
+        <w:snapToGrid w:val="0"/>
+        <w:jc w:val="left"/>
+        <w:rPr>
+          <w:rFonts w:ascii="Tahoma" w:eastAsia="微软雅黑" w:hAnsi="Tahoma" w:hint="eastAsia"/>
+          <w:kern w:val="0"/>
+          <w:sz w:val="22"/>
+        </w:rPr>
+      </w:pPr>
+      <w:r>
+        <w:rPr>
+          <w:rFonts w:ascii="Tahoma" w:eastAsia="微软雅黑" w:hAnsi="Tahoma"/>
+          <w:kern w:val="0"/>
+          <w:sz w:val="22"/>
+        </w:rPr>
+        <w:drawing>
+          <wp:inline distT="0" distB="0" distL="0" distR="0" wp14:anchorId="6C96ED77" wp14:editId="4B076270">
+            <wp:extent cx="3802380" cy="394464"/>
+            <wp:effectExtent l="0" t="0" r="7620" b="5715"/>
+            <wp:docPr id="2142052800" name="图片 3"/>
+            <wp:cNvGraphicFramePr>
+              <a:graphicFrameLocks xmlns:a="http://schemas.openxmlformats.org/drawingml/2006/main" noChangeAspect="1"/>
+            </wp:cNvGraphicFramePr>
+            <a:graphic xmlns:a="http://schemas.openxmlformats.org/drawingml/2006/main">
+              <a:graphicData uri="http://schemas.openxmlformats.org/drawingml/2006/picture">
+                <pic:pic xmlns:pic="http://schemas.openxmlformats.org/drawingml/2006/picture">
+                  <pic:nvPicPr>
+                    <pic:cNvPr id="0" name="Picture 8"/>
+                    <pic:cNvPicPr>
+                      <a:picLocks noChangeAspect="1" noChangeArrowheads="1"/>
+                    </pic:cNvPicPr>
+                  </pic:nvPicPr>
+                  <pic:blipFill>
+                    <a:blip r:embed="rId26">
+                      <a:extLst>
+                        <a:ext uri="{28A0092B-C50C-407E-A947-70E740481C1C}">
+                          <a14:useLocalDpi xmlns:a14="http://schemas.microsoft.com/office/drawing/2010/main" val="0"/>
+                        </a:ext>
+                      </a:extLst>
+                    </a:blip>
+                    <a:srcRect/>
+                    <a:stretch>
+                      <a:fillRect/>
+                    </a:stretch>
+                  </pic:blipFill>
+                  <pic:spPr bwMode="auto">
+                    <a:xfrm>
+                      <a:off x="0" y="0"/>
+                      <a:ext cx="3882509" cy="402777"/>
+                    </a:xfrm>
+                    <a:prstGeom prst="rect">
+                      <a:avLst/>
+                    </a:prstGeom>
+                    <a:noFill/>
+                    <a:ln>
+                      <a:noFill/>
+                    </a:ln>
+                  </pic:spPr>
+                </pic:pic>
+              </a:graphicData>
+            </a:graphic>
+          </wp:inline>
+        </w:drawing>
+      </w:r>
+    </w:p>
+    <w:p>
+      <w:pPr>
+        <w:widowControl/>
+        <w:snapToGrid w:val="0"/>
+        <w:jc w:val="left"/>
+        <w:rPr>
+          <w:rFonts w:ascii="Tahoma" w:eastAsia="微软雅黑" w:hAnsi="Tahoma" w:hint="eastAsia"/>
+          <w:kern w:val="0"/>
+          <w:sz w:val="22"/>
+        </w:rPr>
+      </w:pPr>
+    </w:p>
+    <w:p>
+      <w:pPr>
+        <w:pStyle w:val="4"/>
+        <w:spacing w:before="0" w:after="120" w:line="240" w:lineRule="auto"/>
+        <w:rPr>
+          <w:rFonts w:ascii="微软雅黑" w:eastAsia="微软雅黑" w:hAnsi="微软雅黑" w:hint="eastAsia"/>
+          <w:sz w:val="22"/>
+          <w:szCs w:val="22"/>
+        </w:rPr>
+      </w:pPr>
+      <w:r>
+        <w:rPr>
+          <w:rFonts w:ascii="微软雅黑" w:eastAsia="微软雅黑" w:hAnsi="微软雅黑" w:hint="eastAsia"/>
+          <w:sz w:val="22"/>
+          <w:szCs w:val="22"/>
+        </w:rPr>
+        <w:t>4</w:t>
+      </w:r>
+      <w:r>
+        <w:rPr>
+          <w:rFonts w:ascii="微软雅黑" w:eastAsia="微软雅黑" w:hAnsi="微软雅黑" w:hint="eastAsia"/>
+          <w:sz w:val="22"/>
+          <w:szCs w:val="22"/>
+        </w:rPr>
+        <w:t>.</w:t>
+      </w:r>
+      <w:r>
+        <w:rPr>
+          <w:rFonts w:ascii="微软雅黑" w:eastAsia="微软雅黑" w:hAnsi="微软雅黑"/>
+          <w:sz w:val="22"/>
+          <w:szCs w:val="22"/>
+        </w:rPr>
+        <w:t xml:space="preserve"> </w:t>
+      </w:r>
+      <w:r>
+        <w:rPr>
+          <w:rFonts w:ascii="微软雅黑" w:eastAsia="微软雅黑" w:hAnsi="微软雅黑" w:hint="eastAsia"/>
+          <w:sz w:val="22"/>
+          <w:szCs w:val="22"/>
+        </w:rPr>
+        <w:t>对话框文本</w:t>
+      </w:r>
+      <w:r>
+        <w:rPr>
+          <w:rFonts w:ascii="微软雅黑" w:eastAsia="微软雅黑" w:hAnsi="微软雅黑" w:hint="eastAsia"/>
+          <w:sz w:val="22"/>
+          <w:szCs w:val="22"/>
+        </w:rPr>
+        <w:t>设置</w:t>
+      </w:r>
+    </w:p>
+    <w:p>
+      <w:pPr>
+        <w:widowControl/>
+        <w:snapToGrid w:val="0"/>
+        <w:jc w:val="left"/>
+        <w:rPr>
+          <w:rFonts w:ascii="Tahoma" w:eastAsia="微软雅黑" w:hAnsi="Tahoma"/>
+          <w:kern w:val="0"/>
+          <w:sz w:val="22"/>
+        </w:rPr>
+      </w:pPr>
+      <w:r>
+        <w:rPr>
+          <w:rFonts w:ascii="Tahoma" w:eastAsia="微软雅黑" w:hAnsi="Tahoma" w:hint="eastAsia"/>
+          <w:kern w:val="0"/>
+          <w:sz w:val="22"/>
+        </w:rPr>
+        <w:t>接下来设置对话框，</w:t>
+      </w:r>
+    </w:p>
+    <w:p>
+      <w:pPr>
+        <w:widowControl/>
+        <w:snapToGrid w:val="0"/>
+        <w:jc w:val="left"/>
+        <w:rPr>
+          <w:rFonts w:ascii="Tahoma" w:eastAsia="微软雅黑" w:hAnsi="Tahoma"/>
+          <w:kern w:val="0"/>
+          <w:sz w:val="22"/>
+        </w:rPr>
+      </w:pPr>
+      <w:r>
+        <w:rPr>
+          <w:rFonts w:ascii="Tahoma" w:eastAsia="微软雅黑" w:hAnsi="Tahoma" w:hint="eastAsia"/>
+          <w:kern w:val="0"/>
+          <w:sz w:val="22"/>
+        </w:rPr>
+        <w:t>将</w:t>
+      </w:r>
+      <w:r>
+        <w:rPr>
+          <w:rFonts w:ascii="Tahoma" w:eastAsia="微软雅黑" w:hAnsi="Tahoma" w:hint="eastAsia"/>
+          <w:kern w:val="0"/>
+          <w:sz w:val="22"/>
+        </w:rPr>
+        <w:t>对话框</w:t>
+      </w:r>
+      <w:r>
+        <w:rPr>
+          <w:rFonts w:ascii="Tahoma" w:eastAsia="微软雅黑" w:hAnsi="Tahoma" w:hint="eastAsia"/>
+          <w:kern w:val="0"/>
+          <w:sz w:val="22"/>
+        </w:rPr>
+        <w:t>背景设置为透明，窗口位置设置在中间。</w:t>
+      </w:r>
+    </w:p>
+    <w:p>
+      <w:pPr>
+        <w:widowControl/>
+        <w:snapToGrid w:val="0"/>
+        <w:jc w:val="left"/>
+        <w:rPr>
+          <w:rFonts w:ascii="Tahoma" w:eastAsia="微软雅黑" w:hAnsi="Tahoma" w:hint="eastAsia"/>
+          <w:kern w:val="0"/>
+          <w:sz w:val="22"/>
+        </w:rPr>
+      </w:pPr>
+      <w:r>
+        <w:rPr>
+          <w:rFonts w:ascii="Tahoma" w:eastAsia="微软雅黑" w:hAnsi="Tahoma" w:hint="eastAsia"/>
+          <w:kern w:val="0"/>
+          <w:sz w:val="22"/>
+        </w:rPr>
+        <w:t>这里用到了</w:t>
+      </w:r>
+      <w:r>
+        <w:rPr>
+          <w:rFonts w:ascii="Tahoma" w:eastAsia="微软雅黑" w:hAnsi="Tahoma" w:hint="eastAsia"/>
+          <w:kern w:val="0"/>
+          <w:sz w:val="22"/>
+        </w:rPr>
+        <w:t>窗口字符“</w:t>
+      </w:r>
+      <w:r>
+        <w:rPr>
+          <w:rFonts w:ascii="Tahoma" w:eastAsia="微软雅黑" w:hAnsi="Tahoma" w:hint="eastAsia"/>
+          <w:kern w:val="0"/>
+          <w:sz w:val="22"/>
+        </w:rPr>
+        <w:t>\!</w:t>
+      </w:r>
+      <w:r>
+        <w:rPr>
+          <w:rFonts w:ascii="Tahoma" w:eastAsia="微软雅黑" w:hAnsi="Tahoma" w:hint="eastAsia"/>
+          <w:kern w:val="0"/>
+          <w:sz w:val="22"/>
+        </w:rPr>
+        <w:t>”</w:t>
+      </w:r>
+      <w:r>
+        <w:rPr>
+          <w:rFonts w:ascii="Tahoma" w:eastAsia="微软雅黑" w:hAnsi="Tahoma" w:hint="eastAsia"/>
+          <w:kern w:val="0"/>
+          <w:sz w:val="22"/>
+        </w:rPr>
+        <w:t>，该窗口字符能实现</w:t>
+      </w:r>
+      <w:r>
+        <w:rPr>
+          <w:rFonts w:ascii="Tahoma" w:eastAsia="微软雅黑" w:hAnsi="Tahoma" w:hint="eastAsia"/>
+          <w:kern w:val="0"/>
+          <w:sz w:val="22"/>
+        </w:rPr>
+        <w:t>等待玩家输入。</w:t>
+      </w:r>
+    </w:p>
+    <w:p>
+      <w:pPr>
+        <w:widowControl/>
+        <w:jc w:val="center"/>
+        <w:rPr>
+          <w:rFonts w:ascii="Tahoma" w:eastAsia="微软雅黑" w:hAnsi="Tahoma"/>
+          <w:kern w:val="0"/>
+          <w:sz w:val="22"/>
+        </w:rPr>
+      </w:pPr>
+      <w:r>
+        <w:rPr>
+          <w:noProof/>
+        </w:rPr>
+        <w:drawing>
+          <wp:inline distT="0" distB="0" distL="0" distR="0" wp14:anchorId="1C06EEBE" wp14:editId="10CE5E6E">
+            <wp:extent cx="3986526" cy="1862234"/>
+            <wp:effectExtent l="0" t="0" r="0" b="5080"/>
+            <wp:docPr id="1506646127" name="图片 7"/>
+            <wp:cNvGraphicFramePr>
+              <a:graphicFrameLocks xmlns:a="http://schemas.openxmlformats.org/drawingml/2006/main" noChangeAspect="1"/>
+            </wp:cNvGraphicFramePr>
+            <a:graphic xmlns:a="http://schemas.openxmlformats.org/drawingml/2006/main">
+              <a:graphicData uri="http://schemas.openxmlformats.org/drawingml/2006/picture">
+                <pic:pic xmlns:pic="http://schemas.openxmlformats.org/drawingml/2006/picture">
+                  <pic:nvPicPr>
+                    <pic:cNvPr id="0" name="Picture 16"/>
+                    <pic:cNvPicPr>
+                      <a:picLocks noChangeAspect="1" noChangeArrowheads="1"/>
+                    </pic:cNvPicPr>
+                  </pic:nvPicPr>
+                  <pic:blipFill>
+                    <a:blip r:embed="rId27">
+                      <a:extLst>
+                        <a:ext uri="{28A0092B-C50C-407E-A947-70E740481C1C}">
+                          <a14:useLocalDpi xmlns:a14="http://schemas.microsoft.com/office/drawing/2010/main" val="0"/>
+                        </a:ext>
+                      </a:extLst>
+                    </a:blip>
+                    <a:srcRect/>
+                    <a:stretch>
+                      <a:fillRect/>
+                    </a:stretch>
+                  </pic:blipFill>
+                  <pic:spPr bwMode="auto">
+                    <a:xfrm>
+                      <a:off x="0" y="0"/>
+                      <a:ext cx="3998735" cy="1867937"/>
+                    </a:xfrm>
+                    <a:prstGeom prst="rect">
+                      <a:avLst/>
+                    </a:prstGeom>
+                    <a:noFill/>
+                    <a:ln>
+                      <a:noFill/>
+                    </a:ln>
+                  </pic:spPr>
+                </pic:pic>
+              </a:graphicData>
+            </a:graphic>
+          </wp:inline>
+        </w:drawing>
+      </w:r>
+    </w:p>
+    <w:p>
+      <w:pPr>
+        <w:widowControl/>
+        <w:snapToGrid w:val="0"/>
+        <w:jc w:val="left"/>
+        <w:rPr>
+          <w:rFonts w:ascii="Tahoma" w:eastAsia="微软雅黑" w:hAnsi="Tahoma"/>
+          <w:kern w:val="0"/>
+          <w:sz w:val="22"/>
+        </w:rPr>
+      </w:pPr>
+      <w:r>
+        <w:rPr>
+          <w:rFonts w:ascii="Tahoma" w:eastAsia="微软雅黑" w:hAnsi="Tahoma" w:hint="eastAsia"/>
+          <w:kern w:val="0"/>
+          <w:sz w:val="22"/>
+        </w:rPr>
+        <w:t>由于文章要填满整个画面，</w:t>
+      </w:r>
+      <w:r>
+        <w:rPr>
+          <w:rFonts w:ascii="Tahoma" w:eastAsia="微软雅黑" w:hAnsi="Tahoma" w:hint="eastAsia"/>
+          <w:kern w:val="0"/>
+          <w:sz w:val="22"/>
+        </w:rPr>
+        <w:t>4</w:t>
+      </w:r>
+      <w:r>
+        <w:rPr>
+          <w:rFonts w:ascii="Tahoma" w:eastAsia="微软雅黑" w:hAnsi="Tahoma" w:hint="eastAsia"/>
+          <w:kern w:val="0"/>
+          <w:sz w:val="22"/>
+        </w:rPr>
+        <w:t>行远远不够，</w:t>
+      </w:r>
+    </w:p>
+    <w:p>
+      <w:pPr>
+        <w:widowControl/>
+        <w:snapToGrid w:val="0"/>
+        <w:jc w:val="left"/>
+        <w:rPr>
+          <w:rFonts w:ascii="Tahoma" w:eastAsia="微软雅黑" w:hAnsi="Tahoma" w:hint="eastAsia"/>
+          <w:kern w:val="0"/>
+          <w:sz w:val="22"/>
+        </w:rPr>
+      </w:pPr>
+      <w:r>
+        <w:rPr>
+          <w:rFonts w:ascii="Tahoma" w:eastAsia="微软雅黑" w:hAnsi="Tahoma" w:hint="eastAsia"/>
+          <w:kern w:val="0"/>
+          <w:sz w:val="22"/>
+        </w:rPr>
+        <w:t>所以使用</w:t>
+      </w:r>
+      <w:r>
+        <w:rPr>
+          <w:rFonts w:ascii="Tahoma" w:eastAsia="微软雅黑" w:hAnsi="Tahoma" w:hint="eastAsia"/>
+          <w:kern w:val="0"/>
+          <w:sz w:val="22"/>
+        </w:rPr>
+        <w:t xml:space="preserve"> </w:t>
+      </w:r>
+      <w:r>
+        <w:rPr>
+          <w:rFonts w:ascii="Tahoma" w:eastAsia="微软雅黑" w:hAnsi="Tahoma" w:hint="eastAsia"/>
+          <w:kern w:val="0"/>
+          <w:sz w:val="22"/>
+        </w:rPr>
+        <w:t>对话框</w:t>
+      </w:r>
+      <w:proofErr w:type="gramStart"/>
+      <w:r>
+        <w:rPr>
+          <w:rFonts w:ascii="Tahoma" w:eastAsia="微软雅黑" w:hAnsi="Tahoma" w:hint="eastAsia"/>
+          <w:kern w:val="0"/>
+          <w:sz w:val="22"/>
+        </w:rPr>
+        <w:t>变形器</w:t>
+      </w:r>
+      <w:proofErr w:type="gramEnd"/>
+      <w:r>
+        <w:rPr>
+          <w:rFonts w:ascii="Tahoma" w:eastAsia="微软雅黑" w:hAnsi="Tahoma" w:hint="eastAsia"/>
+          <w:kern w:val="0"/>
+          <w:sz w:val="22"/>
+        </w:rPr>
+        <w:t xml:space="preserve"> </w:t>
+      </w:r>
+      <w:r>
+        <w:rPr>
+          <w:rFonts w:ascii="Tahoma" w:eastAsia="微软雅黑" w:hAnsi="Tahoma" w:hint="eastAsia"/>
+          <w:kern w:val="0"/>
+          <w:sz w:val="22"/>
+        </w:rPr>
+        <w:t>设置为</w:t>
+      </w:r>
+      <w:r>
+        <w:rPr>
+          <w:rFonts w:ascii="Tahoma" w:eastAsia="微软雅黑" w:hAnsi="Tahoma" w:hint="eastAsia"/>
+          <w:kern w:val="0"/>
+          <w:sz w:val="22"/>
+        </w:rPr>
+        <w:t>16</w:t>
+      </w:r>
+      <w:r>
+        <w:rPr>
+          <w:rFonts w:ascii="Tahoma" w:eastAsia="微软雅黑" w:hAnsi="Tahoma" w:hint="eastAsia"/>
+          <w:kern w:val="0"/>
+          <w:sz w:val="22"/>
+        </w:rPr>
+        <w:t>行，然后编写</w:t>
+      </w:r>
+      <w:r>
+        <w:rPr>
+          <w:rFonts w:ascii="Tahoma" w:eastAsia="微软雅黑" w:hAnsi="Tahoma" w:hint="eastAsia"/>
+          <w:kern w:val="0"/>
+          <w:sz w:val="22"/>
+        </w:rPr>
+        <w:t>16</w:t>
+      </w:r>
+      <w:r>
+        <w:rPr>
+          <w:rFonts w:ascii="Tahoma" w:eastAsia="微软雅黑" w:hAnsi="Tahoma" w:hint="eastAsia"/>
+          <w:kern w:val="0"/>
+          <w:sz w:val="22"/>
+        </w:rPr>
+        <w:t>行的文本。</w:t>
+      </w:r>
+      <w:r>
+        <w:rPr>
+          <w:rFonts w:ascii="Tahoma" w:eastAsia="微软雅黑" w:hAnsi="Tahoma" w:hint="eastAsia"/>
+          <w:kern w:val="0"/>
+          <w:sz w:val="22"/>
+        </w:rPr>
+        <w:t>如下图。</w:t>
+      </w:r>
+    </w:p>
+    <w:p>
+      <w:pPr>
+        <w:widowControl/>
+        <w:snapToGrid w:val="0"/>
+        <w:jc w:val="center"/>
+        <w:rPr>
+          <w:rFonts w:ascii="Tahoma" w:eastAsia="微软雅黑" w:hAnsi="Tahoma"/>
+          <w:kern w:val="0"/>
+          <w:sz w:val="22"/>
+        </w:rPr>
+      </w:pPr>
+      <w:r>
+        <w:rPr>
+          <w:rFonts w:ascii="Tahoma" w:eastAsia="微软雅黑" w:hAnsi="Tahoma"/>
+          <w:kern w:val="0"/>
+          <w:sz w:val="22"/>
+        </w:rPr>
+        <w:lastRenderedPageBreak/>
+        <w:drawing>
+          <wp:inline distT="0" distB="0" distL="0" distR="0" wp14:anchorId="0170A425" wp14:editId="4A9B0D31">
+            <wp:extent cx="4697560" cy="3284220"/>
+            <wp:effectExtent l="0" t="0" r="8255" b="0"/>
+            <wp:docPr id="477507892" name="图片 4"/>
+            <wp:cNvGraphicFramePr>
+              <a:graphicFrameLocks xmlns:a="http://schemas.openxmlformats.org/drawingml/2006/main" noChangeAspect="1"/>
+            </wp:cNvGraphicFramePr>
+            <a:graphic xmlns:a="http://schemas.openxmlformats.org/drawingml/2006/main">
+              <a:graphicData uri="http://schemas.openxmlformats.org/drawingml/2006/picture">
+                <pic:pic xmlns:pic="http://schemas.openxmlformats.org/drawingml/2006/picture">
+                  <pic:nvPicPr>
+                    <pic:cNvPr id="0" name="Picture 10"/>
+                    <pic:cNvPicPr>
+                      <a:picLocks noChangeAspect="1" noChangeArrowheads="1"/>
+                    </pic:cNvPicPr>
+                  </pic:nvPicPr>
+                  <pic:blipFill>
+                    <a:blip r:embed="rId28">
+                      <a:extLst>
+                        <a:ext uri="{28A0092B-C50C-407E-A947-70E740481C1C}">
+                          <a14:useLocalDpi xmlns:a14="http://schemas.microsoft.com/office/drawing/2010/main" val="0"/>
+                        </a:ext>
+                      </a:extLst>
+                    </a:blip>
+                    <a:srcRect/>
+                    <a:stretch>
+                      <a:fillRect/>
+                    </a:stretch>
+                  </pic:blipFill>
+                  <pic:spPr bwMode="auto">
+                    <a:xfrm>
+                      <a:off x="0" y="0"/>
+                      <a:ext cx="4726328" cy="3304333"/>
+                    </a:xfrm>
+                    <a:prstGeom prst="rect">
+                      <a:avLst/>
+                    </a:prstGeom>
+                    <a:noFill/>
+                    <a:ln>
+                      <a:noFill/>
+                    </a:ln>
+                  </pic:spPr>
+                </pic:pic>
+              </a:graphicData>
+            </a:graphic>
+          </wp:inline>
+        </w:drawing>
+      </w:r>
+    </w:p>
+    <w:p>
+      <w:pPr>
+        <w:widowControl/>
+        <w:snapToGrid w:val="0"/>
+        <w:jc w:val="left"/>
+        <w:rPr>
+          <w:rFonts w:ascii="Tahoma" w:eastAsia="微软雅黑" w:hAnsi="Tahoma"/>
+          <w:kern w:val="0"/>
+          <w:sz w:val="22"/>
+        </w:rPr>
+      </w:pPr>
+      <w:r>
+        <w:rPr>
+          <w:rFonts w:ascii="Tahoma" w:eastAsia="微软雅黑" w:hAnsi="Tahoma" w:hint="eastAsia"/>
+          <w:kern w:val="0"/>
+          <w:sz w:val="22"/>
+        </w:rPr>
+        <w:t>使用窗口字符“</w:t>
+      </w:r>
+      <w:r>
+        <w:rPr>
+          <w:rFonts w:ascii="Tahoma" w:eastAsia="微软雅黑" w:hAnsi="Tahoma" w:hint="eastAsia"/>
+          <w:kern w:val="0"/>
+          <w:sz w:val="22"/>
+        </w:rPr>
+        <w:t>\.</w:t>
+      </w:r>
+      <w:r>
+        <w:rPr>
+          <w:rFonts w:ascii="Tahoma" w:eastAsia="微软雅黑" w:hAnsi="Tahoma" w:hint="eastAsia"/>
+          <w:kern w:val="0"/>
+          <w:sz w:val="22"/>
+        </w:rPr>
+        <w:t>”可以实现</w:t>
+      </w:r>
+      <w:r>
+        <w:rPr>
+          <w:rFonts w:ascii="Tahoma" w:eastAsia="微软雅黑" w:hAnsi="Tahoma" w:hint="eastAsia"/>
+          <w:kern w:val="0"/>
+          <w:sz w:val="22"/>
+        </w:rPr>
+        <w:t>0.25</w:t>
+      </w:r>
+      <w:r>
+        <w:rPr>
+          <w:rFonts w:ascii="Tahoma" w:eastAsia="微软雅黑" w:hAnsi="Tahoma" w:hint="eastAsia"/>
+          <w:kern w:val="0"/>
+          <w:sz w:val="22"/>
+        </w:rPr>
+        <w:t>秒的停顿，</w:t>
+      </w:r>
+    </w:p>
+    <w:p>
+      <w:pPr>
+        <w:widowControl/>
+        <w:snapToGrid w:val="0"/>
+        <w:jc w:val="left"/>
+        <w:rPr>
+          <w:rFonts w:ascii="Tahoma" w:eastAsia="微软雅黑" w:hAnsi="Tahoma"/>
+          <w:kern w:val="0"/>
+          <w:sz w:val="22"/>
+        </w:rPr>
+      </w:pPr>
+      <w:r>
+        <w:rPr>
+          <w:rFonts w:ascii="Tahoma" w:eastAsia="微软雅黑" w:hAnsi="Tahoma" w:hint="eastAsia"/>
+          <w:kern w:val="0"/>
+          <w:sz w:val="22"/>
+        </w:rPr>
+        <w:t>使用</w:t>
+      </w:r>
+      <w:r>
+        <w:rPr>
+          <w:rFonts w:ascii="Tahoma" w:eastAsia="微软雅黑" w:hAnsi="Tahoma" w:hint="eastAsia"/>
+          <w:kern w:val="0"/>
+          <w:sz w:val="22"/>
+        </w:rPr>
+        <w:t>窗口字符“</w:t>
+      </w:r>
+      <w:r>
+        <w:rPr>
+          <w:rFonts w:ascii="Tahoma" w:eastAsia="微软雅黑" w:hAnsi="Tahoma" w:hint="eastAsia"/>
+          <w:kern w:val="0"/>
+          <w:sz w:val="22"/>
+        </w:rPr>
+        <w:t>\</w:t>
+      </w:r>
+      <w:r>
+        <w:rPr>
+          <w:rFonts w:ascii="Tahoma" w:eastAsia="微软雅黑" w:hAnsi="Tahoma" w:hint="eastAsia"/>
+          <w:kern w:val="0"/>
+          <w:sz w:val="22"/>
+        </w:rPr>
+        <w:t>!</w:t>
+      </w:r>
+      <w:r>
+        <w:rPr>
+          <w:rFonts w:ascii="Tahoma" w:eastAsia="微软雅黑" w:hAnsi="Tahoma" w:hint="eastAsia"/>
+          <w:kern w:val="0"/>
+          <w:sz w:val="22"/>
+        </w:rPr>
+        <w:t>”可以实现</w:t>
+      </w:r>
+      <w:r>
+        <w:rPr>
+          <w:rFonts w:ascii="Tahoma" w:eastAsia="微软雅黑" w:hAnsi="Tahoma" w:hint="eastAsia"/>
+          <w:kern w:val="0"/>
+          <w:sz w:val="22"/>
+        </w:rPr>
+        <w:t>等待玩家输入。</w:t>
+      </w:r>
+    </w:p>
+    <w:p>
+      <w:pPr>
+        <w:widowControl/>
+        <w:snapToGrid w:val="0"/>
+        <w:jc w:val="left"/>
+        <w:rPr>
+          <w:rFonts w:ascii="Tahoma" w:eastAsia="微软雅黑" w:hAnsi="Tahoma"/>
+          <w:kern w:val="0"/>
+          <w:sz w:val="22"/>
+        </w:rPr>
+      </w:pPr>
+      <w:r>
+        <w:rPr>
+          <w:rFonts w:ascii="Tahoma" w:eastAsia="微软雅黑" w:hAnsi="Tahoma" w:hint="eastAsia"/>
+          <w:kern w:val="0"/>
+          <w:sz w:val="22"/>
+        </w:rPr>
+        <w:t>最后一行是对话框</w:t>
+      </w:r>
+      <w:r>
+        <w:rPr>
+          <w:rFonts w:ascii="Tahoma" w:eastAsia="微软雅黑" w:hAnsi="Tahoma" w:hint="eastAsia"/>
+          <w:kern w:val="0"/>
+          <w:sz w:val="22"/>
+        </w:rPr>
+        <w:t>正常</w:t>
+      </w:r>
+      <w:r>
+        <w:rPr>
+          <w:rFonts w:ascii="Tahoma" w:eastAsia="微软雅黑" w:hAnsi="Tahoma" w:hint="eastAsia"/>
+          <w:kern w:val="0"/>
+          <w:sz w:val="22"/>
+        </w:rPr>
+        <w:t>结束，</w:t>
+      </w:r>
+      <w:r>
+        <w:rPr>
+          <w:rFonts w:ascii="Tahoma" w:eastAsia="微软雅黑" w:hAnsi="Tahoma" w:hint="eastAsia"/>
+          <w:kern w:val="0"/>
+          <w:sz w:val="22"/>
+        </w:rPr>
+        <w:t>所以</w:t>
+      </w:r>
+      <w:r>
+        <w:rPr>
+          <w:rFonts w:ascii="Tahoma" w:eastAsia="微软雅黑" w:hAnsi="Tahoma" w:hint="eastAsia"/>
+          <w:kern w:val="0"/>
+          <w:sz w:val="22"/>
+        </w:rPr>
+        <w:t>不需要加等待玩家输入的字符。</w:t>
+      </w:r>
+    </w:p>
+    <w:p>
+      <w:pPr>
+        <w:widowControl/>
+        <w:snapToGrid w:val="0"/>
+        <w:jc w:val="left"/>
+        <w:rPr>
+          <w:rFonts w:ascii="Tahoma" w:eastAsia="微软雅黑" w:hAnsi="Tahoma" w:hint="eastAsia"/>
+          <w:kern w:val="0"/>
+          <w:sz w:val="22"/>
+        </w:rPr>
+      </w:pPr>
+      <w:r>
+        <w:rPr>
+          <w:rFonts w:ascii="Tahoma" w:eastAsia="微软雅黑" w:hAnsi="Tahoma" w:hint="eastAsia"/>
+          <w:kern w:val="0"/>
+          <w:sz w:val="22"/>
+        </w:rPr>
+        <w:t>（</w:t>
+      </w:r>
+      <w:r>
+        <w:rPr>
+          <w:rFonts w:ascii="Tahoma" w:eastAsia="微软雅黑" w:hAnsi="Tahoma" w:hint="eastAsia"/>
+          <w:kern w:val="0"/>
+          <w:sz w:val="22"/>
+        </w:rPr>
+        <w:t>平时</w:t>
+      </w:r>
+      <w:r>
+        <w:rPr>
+          <w:rFonts w:ascii="Tahoma" w:eastAsia="微软雅黑" w:hAnsi="Tahoma" w:hint="eastAsia"/>
+          <w:kern w:val="0"/>
+          <w:sz w:val="22"/>
+        </w:rPr>
+        <w:t>没事</w:t>
+      </w:r>
+      <w:r>
+        <w:rPr>
+          <w:rFonts w:ascii="Tahoma" w:eastAsia="微软雅黑" w:hAnsi="Tahoma" w:hint="eastAsia"/>
+          <w:kern w:val="0"/>
+          <w:sz w:val="22"/>
+        </w:rPr>
+        <w:t>可以</w:t>
+      </w:r>
+      <w:r>
+        <w:rPr>
+          <w:rFonts w:ascii="Tahoma" w:eastAsia="微软雅黑" w:hAnsi="Tahoma" w:hint="eastAsia"/>
+          <w:kern w:val="0"/>
+          <w:sz w:val="22"/>
+        </w:rPr>
+        <w:t>去了解看看</w:t>
+      </w:r>
+      <w:r>
+        <w:rPr>
+          <w:rFonts w:ascii="Tahoma" w:eastAsia="微软雅黑" w:hAnsi="Tahoma" w:hint="eastAsia"/>
+          <w:kern w:val="0"/>
+          <w:sz w:val="22"/>
+        </w:rPr>
+        <w:t xml:space="preserve"> </w:t>
+      </w:r>
+      <w:r>
+        <w:rPr>
+          <w:rFonts w:ascii="Tahoma" w:eastAsia="微软雅黑" w:hAnsi="Tahoma" w:hint="eastAsia"/>
+          <w:kern w:val="0"/>
+          <w:sz w:val="22"/>
+        </w:rPr>
+        <w:t>“</w:t>
+      </w:r>
+      <w:r>
+        <w:rPr>
+          <w:rFonts w:ascii="Tahoma" w:eastAsia="微软雅黑" w:hAnsi="Tahoma" w:hint="eastAsia"/>
+          <w:color w:val="0070C0"/>
+          <w:kern w:val="0"/>
+          <w:sz w:val="22"/>
+        </w:rPr>
+        <w:t>23.</w:t>
+      </w:r>
+      <w:r>
+        <w:rPr>
+          <w:rFonts w:ascii="Tahoma" w:eastAsia="微软雅黑" w:hAnsi="Tahoma" w:hint="eastAsia"/>
+          <w:color w:val="0070C0"/>
+          <w:kern w:val="0"/>
+          <w:sz w:val="22"/>
+        </w:rPr>
+        <w:t>窗口字符</w:t>
+      </w:r>
+      <w:r>
+        <w:rPr>
+          <w:rFonts w:ascii="Tahoma" w:eastAsia="微软雅黑" w:hAnsi="Tahoma" w:hint="eastAsia"/>
+          <w:color w:val="0070C0"/>
+          <w:kern w:val="0"/>
+          <w:sz w:val="22"/>
+        </w:rPr>
+        <w:t xml:space="preserve"> &gt; </w:t>
+      </w:r>
+      <w:r>
+        <w:rPr>
+          <w:rFonts w:ascii="Tahoma" w:eastAsia="微软雅黑" w:hAnsi="Tahoma" w:hint="eastAsia"/>
+          <w:color w:val="0070C0"/>
+          <w:kern w:val="0"/>
+          <w:sz w:val="22"/>
+        </w:rPr>
+        <w:t>关于窗口字符表</w:t>
+      </w:r>
+      <w:r>
+        <w:rPr>
+          <w:rFonts w:ascii="Tahoma" w:eastAsia="微软雅黑" w:hAnsi="Tahoma" w:hint="eastAsia"/>
+          <w:color w:val="0070C0"/>
+          <w:kern w:val="0"/>
+          <w:sz w:val="22"/>
+        </w:rPr>
+        <w:t>.docx</w:t>
+      </w:r>
+      <w:r>
+        <w:rPr>
+          <w:rFonts w:ascii="Tahoma" w:eastAsia="微软雅黑" w:hAnsi="Tahoma" w:hint="eastAsia"/>
+          <w:kern w:val="0"/>
+          <w:sz w:val="22"/>
+        </w:rPr>
+        <w:t>”）</w:t>
+      </w:r>
+    </w:p>
+    <w:p>
+      <w:pPr>
+        <w:widowControl/>
+        <w:jc w:val="left"/>
+        <w:rPr>
+          <w:rFonts w:ascii="Tahoma" w:eastAsia="微软雅黑" w:hAnsi="Tahoma" w:hint="eastAsia"/>
+          <w:kern w:val="0"/>
+          <w:sz w:val="22"/>
+        </w:rPr>
+      </w:pPr>
+      <w:r>
+        <w:rPr>
+          <w:rFonts w:ascii="Tahoma" w:eastAsia="微软雅黑" w:hAnsi="Tahoma" w:hint="eastAsia"/>
+          <w:kern w:val="0"/>
+          <w:sz w:val="22"/>
+        </w:rPr>
+        <w:t>最后效果如下图。</w:t>
+      </w:r>
+    </w:p>
+    <w:p>
+      <w:pPr>
+        <w:widowControl/>
+        <w:snapToGrid w:val="0"/>
+        <w:jc w:val="left"/>
+        <w:rPr>
+          <w:rFonts w:ascii="Tahoma" w:eastAsia="微软雅黑" w:hAnsi="Tahoma" w:hint="eastAsia"/>
+          <w:kern w:val="0"/>
+          <w:sz w:val="22"/>
+        </w:rPr>
+      </w:pPr>
+      <w:r>
+        <w:rPr>
+          <w:rFonts w:ascii="Tahoma" w:eastAsia="微软雅黑" w:hAnsi="Tahoma"/>
+          <w:kern w:val="0"/>
+          <w:sz w:val="22"/>
+        </w:rPr>
+        <w:drawing>
+          <wp:inline distT="0" distB="0" distL="0" distR="0" wp14:anchorId="102EFF2F" wp14:editId="0F554525">
+            <wp:extent cx="2514600" cy="1906066"/>
+            <wp:effectExtent l="0" t="0" r="0" b="0"/>
+            <wp:docPr id="693998897" name="图片 5"/>
+            <wp:cNvGraphicFramePr>
+              <a:graphicFrameLocks xmlns:a="http://schemas.openxmlformats.org/drawingml/2006/main" noChangeAspect="1"/>
+            </wp:cNvGraphicFramePr>
+            <a:graphic xmlns:a="http://schemas.openxmlformats.org/drawingml/2006/main">
+              <a:graphicData uri="http://schemas.openxmlformats.org/drawingml/2006/picture">
+                <pic:pic xmlns:pic="http://schemas.openxmlformats.org/drawingml/2006/picture">
+                  <pic:nvPicPr>
+                    <pic:cNvPr id="0" name="Picture 12"/>
+                    <pic:cNvPicPr>
+                      <a:picLocks noChangeAspect="1" noChangeArrowheads="1"/>
+                    </pic:cNvPicPr>
+                  </pic:nvPicPr>
+                  <pic:blipFill>
+                    <a:blip r:embed="rId29">
+                      <a:extLst>
+                        <a:ext uri="{28A0092B-C50C-407E-A947-70E740481C1C}">
+                          <a14:useLocalDpi xmlns:a14="http://schemas.microsoft.com/office/drawing/2010/main" val="0"/>
+                        </a:ext>
+                      </a:extLst>
+                    </a:blip>
+                    <a:srcRect/>
+                    <a:stretch>
+                      <a:fillRect/>
+                    </a:stretch>
+                  </pic:blipFill>
+                  <pic:spPr bwMode="auto">
+                    <a:xfrm>
+                      <a:off x="0" y="0"/>
+                      <a:ext cx="2517779" cy="1908476"/>
+                    </a:xfrm>
+                    <a:prstGeom prst="rect">
+                      <a:avLst/>
+                    </a:prstGeom>
+                    <a:noFill/>
+                    <a:ln>
+                      <a:noFill/>
+                    </a:ln>
+                  </pic:spPr>
+                </pic:pic>
+              </a:graphicData>
+            </a:graphic>
+          </wp:inline>
+        </w:drawing>
+      </w:r>
+      <w:r>
+        <w:rPr>
+          <w:rFonts w:ascii="Tahoma" w:eastAsia="微软雅黑" w:hAnsi="Tahoma" w:hint="eastAsia"/>
+          <w:kern w:val="0"/>
+          <w:sz w:val="22"/>
+        </w:rPr>
+        <w:t xml:space="preserve"> </w:t>
+      </w:r>
+      <w:r>
+        <w:rPr>
+          <w:rFonts w:ascii="Tahoma" w:eastAsia="微软雅黑" w:hAnsi="Tahoma"/>
+          <w:kern w:val="0"/>
+          <w:sz w:val="22"/>
+        </w:rPr>
+        <w:drawing>
+          <wp:inline distT="0" distB="0" distL="0" distR="0" wp14:anchorId="3D13FFFF" wp14:editId="2C1AE50B">
+            <wp:extent cx="2501567" cy="1901190"/>
+            <wp:effectExtent l="0" t="0" r="0" b="3810"/>
+            <wp:docPr id="1211994515" name="图片 6"/>
+            <wp:cNvGraphicFramePr>
+              <a:graphicFrameLocks xmlns:a="http://schemas.openxmlformats.org/drawingml/2006/main" noChangeAspect="1"/>
+            </wp:cNvGraphicFramePr>
+            <a:graphic xmlns:a="http://schemas.openxmlformats.org/drawingml/2006/main">
+              <a:graphicData uri="http://schemas.openxmlformats.org/drawingml/2006/picture">
+                <pic:pic xmlns:pic="http://schemas.openxmlformats.org/drawingml/2006/picture">
+                  <pic:nvPicPr>
+                    <pic:cNvPr id="0" name="Picture 14"/>
+                    <pic:cNvPicPr>
+                      <a:picLocks noChangeAspect="1" noChangeArrowheads="1"/>
+                    </pic:cNvPicPr>
+                  </pic:nvPicPr>
+                  <pic:blipFill>
+                    <a:blip r:embed="rId30">
+                      <a:extLst>
+                        <a:ext uri="{28A0092B-C50C-407E-A947-70E740481C1C}">
+                          <a14:useLocalDpi xmlns:a14="http://schemas.microsoft.com/office/drawing/2010/main" val="0"/>
+                        </a:ext>
+                      </a:extLst>
+                    </a:blip>
+                    <a:srcRect/>
+                    <a:stretch>
+                      <a:fillRect/>
+                    </a:stretch>
+                  </pic:blipFill>
+                  <pic:spPr bwMode="auto">
+                    <a:xfrm>
+                      <a:off x="0" y="0"/>
+                      <a:ext cx="2504939" cy="1903753"/>
+                    </a:xfrm>
+                    <a:prstGeom prst="rect">
+                      <a:avLst/>
+                    </a:prstGeom>
+                    <a:noFill/>
+                    <a:ln>
+                      <a:noFill/>
+                    </a:ln>
+                  </pic:spPr>
+                </pic:pic>
+              </a:graphicData>
+            </a:graphic>
+          </wp:inline>
+        </w:drawing>
+      </w:r>
+    </w:p>
+    <w:p>
+      <w:pPr>
+        <w:widowControl/>
+        <w:snapToGrid w:val="0"/>
+        <w:jc w:val="left"/>
+        <w:rPr>
+          <w:rFonts w:ascii="Tahoma" w:eastAsia="微软雅黑" w:hAnsi="Tahoma"/>
+          <w:kern w:val="0"/>
+          <w:sz w:val="22"/>
+        </w:rPr>
+      </w:pPr>
+    </w:p>
+    <w:tbl>
+      <w:tblPr>
+        <w:tblStyle w:val="af"/>
+        <w:tblW w:w="0" w:type="auto"/>
+        <w:shd w:val="clear" w:color="auto" w:fill="DEEAF6" w:themeFill="accent1" w:themeFillTint="33"/>
+        <w:tblLook w:val="04A0" w:firstRow="1" w:lastRow="0" w:firstColumn="1" w:lastColumn="0" w:noHBand="0" w:noVBand="1"/>
+      </w:tblPr>
+      <w:tblGrid>
+        <w:gridCol w:w="8522"/>
+      </w:tblGrid>
+      <w:tr>
+        <w:tc>
+          <w:tcPr>
+            <w:tcW w:w="8522" w:type="dxa"/>
+            <w:shd w:val="clear" w:color="auto" w:fill="DEEAF6" w:themeFill="accent1" w:themeFillTint="33"/>
+          </w:tcPr>
+          <w:p>
+            <w:pPr>
+              <w:widowControl/>
+              <w:snapToGrid w:val="0"/>
+              <w:jc w:val="left"/>
+              <w:rPr>
+                <w:rFonts w:ascii="Tahoma" w:eastAsia="微软雅黑" w:hAnsi="Tahoma"/>
+                <w:kern w:val="0"/>
+                <w:sz w:val="22"/>
+              </w:rPr>
+            </w:pPr>
+            <w:r>
+              <w:rPr>
+                <w:rFonts w:ascii="Tahoma" w:eastAsia="微软雅黑" w:hAnsi="Tahoma" w:hint="eastAsia"/>
+                <w:kern w:val="0"/>
+                <w:sz w:val="22"/>
+              </w:rPr>
+              <w:t>文章全部显示后，图中的右边比较空，可能还要再加很多文字才行。</w:t>
+            </w:r>
+          </w:p>
+          <w:p>
+            <w:pPr>
+              <w:widowControl/>
+              <w:snapToGrid w:val="0"/>
+              <w:jc w:val="left"/>
+              <w:rPr>
+                <w:rFonts w:ascii="Tahoma" w:eastAsia="微软雅黑" w:hAnsi="Tahoma" w:hint="eastAsia"/>
+                <w:kern w:val="0"/>
+                <w:sz w:val="22"/>
+              </w:rPr>
+            </w:pPr>
+            <w:r>
+              <w:rPr>
+                <w:rFonts w:ascii="Tahoma" w:eastAsia="微软雅黑" w:hAnsi="Tahoma" w:hint="eastAsia"/>
+                <w:kern w:val="0"/>
+                <w:sz w:val="22"/>
+              </w:rPr>
+              <w:t>这个细节，具体根据故事内容篇幅来决定吧。</w:t>
+            </w:r>
+          </w:p>
+        </w:tc>
+      </w:tr>
+    </w:tbl>
+    <w:p>
+      <w:pPr>
+        <w:widowControl/>
+        <w:snapToGrid w:val="0"/>
+        <w:jc w:val="left"/>
+        <w:rPr>
+          <w:rFonts w:ascii="Tahoma" w:eastAsia="微软雅黑" w:hAnsi="Tahoma"/>
+          <w:kern w:val="0"/>
+          <w:sz w:val="22"/>
+        </w:rPr>
+      </w:pPr>
+    </w:p>
+    <w:p>
+      <w:pPr>
+        <w:widowControl/>
+        <w:snapToGrid w:val="0"/>
+        <w:jc w:val="left"/>
+        <w:rPr>
+          <w:rFonts w:ascii="Tahoma" w:eastAsia="微软雅黑" w:hAnsi="Tahoma" w:hint="eastAsia"/>
+          <w:kern w:val="0"/>
+          <w:sz w:val="22"/>
+        </w:rPr>
+      </w:pPr>
+    </w:p>
+    <w:p>
+      <w:pPr>
+        <w:widowControl/>
+        <w:jc w:val="left"/>
+        <w:rPr>
+          <w:rFonts w:ascii="Tahoma" w:eastAsia="微软雅黑" w:hAnsi="Tahoma" w:hint="eastAsia"/>
+          <w:kern w:val="0"/>
+          <w:sz w:val="22"/>
+        </w:rPr>
+      </w:pPr>
+      <w:r>
+        <w:rPr>
+          <w:rFonts w:ascii="Tahoma" w:eastAsia="微软雅黑" w:hAnsi="Tahoma"/>
+          <w:kern w:val="0"/>
+          <w:sz w:val="22"/>
+        </w:rPr>
+        <w:br w:type="page"/>
+      </w:r>
+    </w:p>
+    <w:p>
+      <w:pPr>
+        <w:pStyle w:val="3"/>
+        <w:rPr>
+          <w:rFonts w:hint="eastAsia"/>
+        </w:rPr>
+      </w:pPr>
+      <w:r>
+        <w:rPr>
+          <w:rFonts w:hint="eastAsia"/>
+        </w:rPr>
+        <w:lastRenderedPageBreak/>
+        <w:t>设计一个确认框</w:t>
+      </w:r>
+      <w:r>
+        <w:rPr>
+          <w:rFonts w:hint="eastAsia"/>
+        </w:rPr>
+        <w:t>/选择题框（指向）</w:t>
+      </w:r>
+    </w:p>
+    <w:p>
+      <w:pPr>
+        <w:widowControl/>
+        <w:snapToGrid w:val="0"/>
+        <w:jc w:val="left"/>
+        <w:rPr>
+          <w:rFonts w:ascii="Tahoma" w:eastAsia="微软雅黑" w:hAnsi="Tahoma"/>
           <w:kern w:val="0"/>
           <w:sz w:val="22"/>
         </w:rPr>
@@ -3938,7 +6221,7 @@
         <w:snapToGrid w:val="0"/>
         <w:jc w:val="left"/>
         <w:rPr>
-          <w:rFonts w:ascii="Tahoma" w:eastAsia="微软雅黑" w:hAnsi="Tahoma" w:hint="eastAsia"/>
+          <w:rFonts w:ascii="Tahoma" w:eastAsia="微软雅黑" w:hAnsi="Tahoma"/>
           <w:kern w:val="0"/>
           <w:sz w:val="22"/>
         </w:rPr>
@@ -4030,7 +6313,7 @@
         <w:snapToGrid w:val="0"/>
         <w:jc w:val="left"/>
         <w:rPr>
-          <w:rFonts w:ascii="Tahoma" w:eastAsia="微软雅黑" w:hAnsi="Tahoma" w:hint="eastAsia"/>
+          <w:rFonts w:ascii="Tahoma" w:eastAsia="微软雅黑" w:hAnsi="Tahoma"/>
           <w:kern w:val="0"/>
           <w:sz w:val="22"/>
         </w:rPr>
@@ -4223,7 +6506,7 @@
                     </pic:cNvPicPr>
                   </pic:nvPicPr>
                   <pic:blipFill>
-                    <a:blip r:embed="rId22">
+                    <a:blip r:embed="rId31">
                       <a:extLst>
                         <a:ext uri="{28A0092B-C50C-407E-A947-70E740481C1C}">
                           <a14:useLocalDpi xmlns:a14="http://schemas.microsoft.com/office/drawing/2010/main" val="0"/>
@@ -4288,7 +6571,7 @@
                     </pic:cNvPicPr>
                   </pic:nvPicPr>
                   <pic:blipFill>
-                    <a:blip r:embed="rId23">
+                    <a:blip r:embed="rId32">
                       <a:extLst>
                         <a:ext uri="{28A0092B-C50C-407E-A947-70E740481C1C}">
                           <a14:useLocalDpi xmlns:a14="http://schemas.microsoft.com/office/drawing/2010/main" val="0"/>
@@ -4325,7 +6608,7 @@
         <w:widowControl/>
         <w:jc w:val="left"/>
         <w:rPr>
-          <w:rFonts w:ascii="Tahoma" w:eastAsia="微软雅黑" w:hAnsi="Tahoma" w:hint="eastAsia"/>
+          <w:rFonts w:ascii="Tahoma" w:eastAsia="微软雅黑" w:hAnsi="Tahoma"/>
           <w:kern w:val="0"/>
           <w:sz w:val="22"/>
         </w:rPr>
@@ -4559,7 +6842,7 @@
                           </pic:cNvPicPr>
                         </pic:nvPicPr>
                         <pic:blipFill>
-                          <a:blip r:embed="rId24">
+                          <a:blip r:embed="rId33">
                             <a:extLst>
                               <a:ext uri="{28A0092B-C50C-407E-A947-70E740481C1C}">
                                 <a14:useLocalDpi xmlns:a14="http://schemas.microsoft.com/office/drawing/2010/main" val="0"/>
@@ -4909,7 +7192,7 @@
                           </pic:cNvPicPr>
                         </pic:nvPicPr>
                         <pic:blipFill>
-                          <a:blip r:embed="rId25">
+                          <a:blip r:embed="rId34">
                             <a:extLst>
                               <a:ext uri="{28A0092B-C50C-407E-A947-70E740481C1C}">
                                 <a14:useLocalDpi xmlns:a14="http://schemas.microsoft.com/office/drawing/2010/main" val="0"/>
@@ -5082,7 +7365,7 @@
                           </pic:cNvPicPr>
                         </pic:nvPicPr>
                         <pic:blipFill>
-                          <a:blip r:embed="rId26">
+                          <a:blip r:embed="rId35">
                             <a:extLst>
                               <a:ext uri="{28A0092B-C50C-407E-A947-70E740481C1C}">
                                 <a14:useLocalDpi xmlns:a14="http://schemas.microsoft.com/office/drawing/2010/main" val="0"/>
@@ -5345,7 +7628,7 @@
                           </pic:cNvPicPr>
                         </pic:nvPicPr>
                         <pic:blipFill>
-                          <a:blip r:embed="rId27">
+                          <a:blip r:embed="rId36">
                             <a:extLst>
                               <a:ext uri="{28A0092B-C50C-407E-A947-70E740481C1C}">
                                 <a14:useLocalDpi xmlns:a14="http://schemas.microsoft.com/office/drawing/2010/main" val="0"/>
@@ -5411,7 +7694,7 @@
                           </pic:cNvPicPr>
                         </pic:nvPicPr>
                         <pic:blipFill>
-                          <a:blip r:embed="rId28">
+                          <a:blip r:embed="rId37">
                             <a:extLst>
                               <a:ext uri="{28A0092B-C50C-407E-A947-70E740481C1C}">
                                 <a14:useLocalDpi xmlns:a14="http://schemas.microsoft.com/office/drawing/2010/main" val="0"/>
@@ -5678,7 +7961,7 @@
                           </pic:cNvPicPr>
                         </pic:nvPicPr>
                         <pic:blipFill>
-                          <a:blip r:embed="rId29">
+                          <a:blip r:embed="rId38">
                             <a:extLst>
                               <a:ext uri="{28A0092B-C50C-407E-A947-70E740481C1C}">
                                 <a14:useLocalDpi xmlns:a14="http://schemas.microsoft.com/office/drawing/2010/main" val="0"/>
@@ -6504,7 +8787,6 @@
   <w:style w:type="character" w:default="1" w:styleId="a0">
     <w:name w:val="Default Paragraph Font"/>
     <w:uiPriority w:val="1"/>
-    <w:semiHidden/>
     <w:unhideWhenUsed/>
   </w:style>
   <w:style w:type="table" w:default="1" w:styleId="a1">
